--- a/202370140_XAI.docx
+++ b/202370140_XAI.docx
@@ -515,7 +515,7 @@
           <w:szCs w:val="24"/>
           <w14:ligatures w14:val="standard"/>
         </w:rPr>
-        <w:t>are becoming an increasingly important focus within the field of Explainable AI (XAI), but currently it is not a standard practice. Traditionally, responsible AI and explainable AI (XAI) have more concentrated on explaining model behaviors, including ethical, legal, and social aspects of the datasets. However, addressing the characteristics of the dataset, including its</w:t>
+        <w:t xml:space="preserve">are becoming increasingly important focus within the field of Explainable AI (XAI), but currently it is not a standard practice. Traditionally, responsible AI and explainable AI (XAI) have more concentrated on explaining model behaviors, including ethical, legal, and social aspects of the datasets. </w:t>
       </w:r>
       <w:r>
         <w:rPr>
@@ -524,6 +524,24 @@
           <w:szCs w:val="24"/>
           <w14:ligatures w14:val="standard"/>
         </w:rPr>
+        <w:t>Documenting</w:t>
+      </w:r>
+      <w:r>
+        <w:rPr>
+          <w:rFonts w:ascii="Times New Roman" w:eastAsia="Verdana" w:hAnsi="Times New Roman" w:cs="Times New Roman"/>
+          <w:sz w:val="24"/>
+          <w:szCs w:val="24"/>
+          <w14:ligatures w14:val="standard"/>
+        </w:rPr>
+        <w:t xml:space="preserve"> the characteristics of the dataset, including its</w:t>
+      </w:r>
+      <w:r>
+        <w:rPr>
+          <w:rFonts w:ascii="Times New Roman" w:eastAsia="Verdana" w:hAnsi="Times New Roman" w:cs="Times New Roman"/>
+          <w:sz w:val="24"/>
+          <w:szCs w:val="24"/>
+          <w14:ligatures w14:val="standard"/>
+        </w:rPr>
         <w:t xml:space="preserve"> homogeneity</w:t>
       </w:r>
       <w:r>
@@ -569,7 +587,7 @@
           <w:szCs w:val="24"/>
           <w14:ligatures w14:val="standard"/>
         </w:rPr>
-        <w:t xml:space="preserve"> for a comprehensive approach to XAI. If the training dataset is imbalanced, machine learning models cannot make accurate predictions, while the small sample sizes can </w:t>
+        <w:t xml:space="preserve"> for a comprehensive approach to XAI. If the training dataset is imbalanced, machine learning models </w:t>
       </w:r>
       <w:r>
         <w:rPr>
@@ -578,7 +596,7 @@
           <w:szCs w:val="24"/>
           <w14:ligatures w14:val="standard"/>
         </w:rPr>
-        <w:t xml:space="preserve">mislead bias evaluation by underrepresenting the true extent of the bias. This study proposes the incorporation of dataset characteristics to be documented into responsible AI practices in XAI, especially the composition, whether the dataset is balanced or imbalanced, </w:t>
+        <w:t>c</w:t>
       </w:r>
       <w:r>
         <w:rPr>
@@ -587,6 +605,150 @@
           <w:szCs w:val="24"/>
           <w14:ligatures w14:val="standard"/>
         </w:rPr>
+        <w:t>annot</w:t>
+      </w:r>
+      <w:r>
+        <w:rPr>
+          <w:rFonts w:ascii="Times New Roman" w:eastAsia="Verdana" w:hAnsi="Times New Roman" w:cs="Times New Roman"/>
+          <w:sz w:val="24"/>
+          <w:szCs w:val="24"/>
+          <w14:ligatures w14:val="standard"/>
+        </w:rPr>
+        <w:t xml:space="preserve"> make accurate predictions, while the small sample sizes can mislead </w:t>
+      </w:r>
+      <w:r>
+        <w:rPr>
+          <w:rFonts w:ascii="Times New Roman" w:eastAsia="Verdana" w:hAnsi="Times New Roman" w:cs="Times New Roman"/>
+          <w:sz w:val="24"/>
+          <w:szCs w:val="24"/>
+          <w14:ligatures w14:val="standard"/>
+        </w:rPr>
+        <w:t xml:space="preserve">the </w:t>
+      </w:r>
+      <w:r>
+        <w:rPr>
+          <w:rFonts w:ascii="Times New Roman" w:eastAsia="Verdana" w:hAnsi="Times New Roman" w:cs="Times New Roman"/>
+          <w:sz w:val="24"/>
+          <w:szCs w:val="24"/>
+          <w14:ligatures w14:val="standard"/>
+        </w:rPr>
+        <w:t xml:space="preserve">bias evaluation. </w:t>
+      </w:r>
+      <w:r>
+        <w:rPr>
+          <w:rFonts w:ascii="Times New Roman" w:eastAsia="Verdana" w:hAnsi="Times New Roman" w:cs="Times New Roman"/>
+          <w:sz w:val="24"/>
+          <w:szCs w:val="24"/>
+          <w14:ligatures w14:val="standard"/>
+        </w:rPr>
+        <w:t xml:space="preserve">This study proposes the incorporation of dataset characteristics to be documented into </w:t>
+      </w:r>
+      <w:r>
+        <w:rPr>
+          <w:rFonts w:ascii="Times New Roman" w:eastAsia="Verdana" w:hAnsi="Times New Roman" w:cs="Times New Roman"/>
+          <w:sz w:val="24"/>
+          <w:szCs w:val="24"/>
+          <w14:ligatures w14:val="standard"/>
+        </w:rPr>
+        <w:t>R</w:t>
+      </w:r>
+      <w:r>
+        <w:rPr>
+          <w:rFonts w:ascii="Times New Roman" w:eastAsia="Verdana" w:hAnsi="Times New Roman" w:cs="Times New Roman"/>
+          <w:sz w:val="24"/>
+          <w:szCs w:val="24"/>
+          <w14:ligatures w14:val="standard"/>
+        </w:rPr>
+        <w:t xml:space="preserve">esponsible </w:t>
+      </w:r>
+      <w:r>
+        <w:rPr>
+          <w:rFonts w:ascii="Times New Roman" w:eastAsia="Verdana" w:hAnsi="Times New Roman" w:cs="Times New Roman"/>
+          <w:sz w:val="24"/>
+          <w:szCs w:val="24"/>
+          <w14:ligatures w14:val="standard"/>
+        </w:rPr>
+        <w:t xml:space="preserve">AI </w:t>
+      </w:r>
+      <w:r>
+        <w:rPr>
+          <w:rFonts w:ascii="Times New Roman" w:eastAsia="Verdana" w:hAnsi="Times New Roman" w:cs="Times New Roman"/>
+          <w:sz w:val="24"/>
+          <w:szCs w:val="24"/>
+          <w14:ligatures w14:val="standard"/>
+        </w:rPr>
+        <w:t>and</w:t>
+      </w:r>
+      <w:r>
+        <w:rPr>
+          <w:rFonts w:ascii="Times New Roman" w:eastAsia="Verdana" w:hAnsi="Times New Roman" w:cs="Times New Roman"/>
+          <w:sz w:val="24"/>
+          <w:szCs w:val="24"/>
+          <w14:ligatures w14:val="standard"/>
+        </w:rPr>
+        <w:t xml:space="preserve"> Explainable AI (</w:t>
+      </w:r>
+      <w:r>
+        <w:rPr>
+          <w:rFonts w:ascii="Times New Roman" w:eastAsia="Verdana" w:hAnsi="Times New Roman" w:cs="Times New Roman"/>
+          <w:sz w:val="24"/>
+          <w:szCs w:val="24"/>
+          <w14:ligatures w14:val="standard"/>
+        </w:rPr>
+        <w:t>XAI</w:t>
+      </w:r>
+      <w:r>
+        <w:rPr>
+          <w:rFonts w:ascii="Times New Roman" w:eastAsia="Verdana" w:hAnsi="Times New Roman" w:cs="Times New Roman"/>
+          <w:sz w:val="24"/>
+          <w:szCs w:val="24"/>
+          <w14:ligatures w14:val="standard"/>
+        </w:rPr>
+        <w:t>)</w:t>
+      </w:r>
+      <w:r>
+        <w:rPr>
+          <w:rFonts w:ascii="Times New Roman" w:eastAsia="Verdana" w:hAnsi="Times New Roman" w:cs="Times New Roman"/>
+          <w:sz w:val="24"/>
+          <w:szCs w:val="24"/>
+          <w14:ligatures w14:val="standard"/>
+        </w:rPr>
+        <w:t xml:space="preserve"> </w:t>
+      </w:r>
+      <w:r>
+        <w:rPr>
+          <w:rFonts w:ascii="Times New Roman" w:eastAsia="Verdana" w:hAnsi="Times New Roman" w:cs="Times New Roman"/>
+          <w:sz w:val="24"/>
+          <w:szCs w:val="24"/>
+          <w14:ligatures w14:val="standard"/>
+        </w:rPr>
+        <w:t xml:space="preserve">practices, especially the </w:t>
+      </w:r>
+      <w:r>
+        <w:rPr>
+          <w:rFonts w:ascii="Times New Roman" w:eastAsia="Verdana" w:hAnsi="Times New Roman" w:cs="Times New Roman"/>
+          <w:sz w:val="24"/>
+          <w:szCs w:val="24"/>
+          <w14:ligatures w14:val="standard"/>
+        </w:rPr>
+        <w:t xml:space="preserve">homogeneity </w:t>
+      </w:r>
+      <w:r>
+        <w:rPr>
+          <w:rFonts w:ascii="Times New Roman" w:eastAsia="Verdana" w:hAnsi="Times New Roman" w:cs="Times New Roman"/>
+          <w:sz w:val="24"/>
+          <w:szCs w:val="24"/>
+          <w14:ligatures w14:val="standard"/>
+        </w:rPr>
+        <w:t xml:space="preserve">composition, whether the dataset is balanced or imbalanced, </w:t>
+      </w:r>
+      <w:r>
+        <w:rPr>
+          <w:rFonts w:ascii="Times New Roman" w:eastAsia="Verdana" w:hAnsi="Times New Roman" w:cs="Times New Roman"/>
+          <w:sz w:val="24"/>
+          <w:szCs w:val="24"/>
+          <w14:ligatures w14:val="standard"/>
+        </w:rPr>
         <w:t xml:space="preserve">and </w:t>
       </w:r>
       <w:r>
@@ -596,7 +758,34 @@
           <w:szCs w:val="24"/>
           <w14:ligatures w14:val="standard"/>
         </w:rPr>
-        <w:t xml:space="preserve">small or large samples, aiming for comprehensive transparency at both the data and model levels rather than only focusing on data sources and model explainability. The purpose is </w:t>
+        <w:t xml:space="preserve">data sparsity, whether </w:t>
+      </w:r>
+      <w:r>
+        <w:rPr>
+          <w:rFonts w:ascii="Times New Roman" w:eastAsia="Verdana" w:hAnsi="Times New Roman" w:cs="Times New Roman"/>
+          <w:sz w:val="24"/>
+          <w:szCs w:val="24"/>
+          <w14:ligatures w14:val="standard"/>
+        </w:rPr>
+        <w:t>small or large samples, for transparency at both the data and model levels</w:t>
+      </w:r>
+      <w:r>
+        <w:rPr>
+          <w:rFonts w:ascii="Times New Roman" w:eastAsia="Verdana" w:hAnsi="Times New Roman" w:cs="Times New Roman"/>
+          <w:sz w:val="24"/>
+          <w:szCs w:val="24"/>
+          <w14:ligatures w14:val="standard"/>
+        </w:rPr>
+        <w:t>,</w:t>
+      </w:r>
+      <w:r>
+        <w:rPr>
+          <w:rFonts w:ascii="Times New Roman" w:eastAsia="Verdana" w:hAnsi="Times New Roman" w:cs="Times New Roman"/>
+          <w:sz w:val="24"/>
+          <w:szCs w:val="24"/>
+          <w14:ligatures w14:val="standard"/>
+        </w:rPr>
+        <w:t xml:space="preserve"> rather than only focusing on data sources and model explainability. The purpose is </w:t>
       </w:r>
       <w:r>
         <w:rPr>
@@ -967,19 +1156,31 @@
         <w:rPr>
           <w:lang w:val="en-ID"/>
         </w:rPr>
-        <w:t xml:space="preserve">, the growing </w:t>
-      </w:r>
-      <w:r>
-        <w:rPr>
-          <w:lang w:val="en-ID"/>
-        </w:rPr>
-        <w:t xml:space="preserve">of </w:t>
-      </w:r>
-      <w:r>
-        <w:rPr>
-          <w:lang w:val="en-ID"/>
-        </w:rPr>
-        <w:t xml:space="preserve">artificial intelligence (AI) in critical decision-making processes </w:t>
+        <w:t>, the</w:t>
+      </w:r>
+      <w:r>
+        <w:rPr>
+          <w:lang w:val="en-ID"/>
+        </w:rPr>
+        <w:t xml:space="preserve"> </w:t>
+      </w:r>
+      <w:r>
+        <w:rPr>
+          <w:lang w:val="en-ID"/>
+        </w:rPr>
+        <w:t>critical decision-making process</w:t>
+      </w:r>
+      <w:r>
+        <w:rPr>
+          <w:lang w:val="en-ID"/>
+        </w:rPr>
+        <w:t xml:space="preserve"> in </w:t>
+      </w:r>
+      <w:r>
+        <w:rPr>
+          <w:lang w:val="en-ID"/>
+        </w:rPr>
+        <w:t xml:space="preserve">artificial intelligence (AI) </w:t>
       </w:r>
       <w:r>
         <w:rPr>
@@ -997,7 +1198,7 @@
         <w:rPr>
           <w:lang w:val="en-ID"/>
         </w:rPr>
-        <w:t>multiple</w:t>
+        <w:t>many</w:t>
       </w:r>
       <w:r>
         <w:rPr>
@@ -1015,7 +1216,13 @@
         <w:rPr>
           <w:lang w:val="en-ID"/>
         </w:rPr>
-        <w:t xml:space="preserve">accountability, transparency, and fairness. These concerns are </w:t>
+        <w:t>accountability, transparency, and fairness</w:t>
+      </w:r>
+      <w:r>
+        <w:rPr>
+          <w:lang w:val="en-ID"/>
+        </w:rPr>
+        <w:t xml:space="preserve">, </w:t>
       </w:r>
       <w:r>
         <w:rPr>
@@ -1159,7 +1366,7 @@
         <w:rPr>
           <w:lang w:val="en-ID"/>
         </w:rPr>
-        <w:t xml:space="preserve">The three key aspects of Explainable AI (XAI) are: Trustworthiness, Equitability, and Explainability. Trustworthiness is </w:t>
+        <w:t xml:space="preserve">The key aspects of Explainable AI (XAI): Trustworthiness, Equitability, Explainability. Trustworthiness is </w:t>
       </w:r>
       <w:r>
         <w:rPr>
@@ -1171,30 +1378,80 @@
         <w:rPr>
           <w:lang w:val="en-ID"/>
         </w:rPr>
-        <w:t xml:space="preserve"> safeguarding data privacy and promoting responsible AI practices to build user confidence, particularly in sensitive applications. Equitability </w:t>
-      </w:r>
-      <w:r>
-        <w:rPr>
-          <w:lang w:val="en-ID"/>
-        </w:rPr>
-        <w:t xml:space="preserve">is to ensure the fairness and legal compliance, addressing the societal and ethical dimensions of AI. </w:t>
-      </w:r>
-      <w:r>
-        <w:rPr>
-          <w:lang w:val="en-ID"/>
-        </w:rPr>
-        <w:t>But</w:t>
-      </w:r>
-      <w:r>
-        <w:rPr>
-          <w:lang w:val="en-ID"/>
-        </w:rPr>
-        <w:t xml:space="preserve"> most focus on AI fairness are on explaining model decisions rather than the composition of the datasets used in training. Explainability, on the other hand, gave insights into how AI systems arrive at their decisions, gave the opacity of AI models.</w:t>
+        <w:t xml:space="preserve"> safeguarding data privacy and promoting responsible AI practices to build user confidence. Equitability is to ensure the fairness and legal compliance </w:t>
+      </w:r>
+      <w:r>
+        <w:rPr>
+          <w:lang w:val="en-ID"/>
+        </w:rPr>
+        <w:t>in</w:t>
+      </w:r>
+      <w:r>
+        <w:rPr>
+          <w:lang w:val="en-ID"/>
+        </w:rPr>
+        <w:t xml:space="preserve"> societal and ethical dimensions of AI. </w:t>
+      </w:r>
+      <w:r>
+        <w:rPr>
+          <w:lang w:val="en-ID"/>
+        </w:rPr>
+        <w:t>Explainability</w:t>
+      </w:r>
+      <w:r>
+        <w:rPr>
+          <w:lang w:val="en-ID"/>
+        </w:rPr>
+        <w:t>g</w:t>
+      </w:r>
+      <w:r>
+        <w:rPr>
+          <w:lang w:val="en-ID"/>
+        </w:rPr>
+        <w:t xml:space="preserve">ave </w:t>
+      </w:r>
+      <w:r>
+        <w:rPr>
+          <w:lang w:val="en-ID"/>
+        </w:rPr>
+        <w:t>insights into how AI systems arrive at their decisions, gave the opacity of AI models.</w:t>
       </w:r>
     </w:p>
     <w:p>
       <w:pPr>
         <w:pStyle w:val="Para"/>
+        <w:rPr>
+          <w:lang w:val="en-ID"/>
+        </w:rPr>
+      </w:pPr>
+      <w:r>
+        <w:rPr>
+          <w:lang w:val="en-ID"/>
+        </w:rPr>
+        <w:t>M</w:t>
+      </w:r>
+      <w:r>
+        <w:rPr>
+          <w:lang w:val="en-ID"/>
+        </w:rPr>
+        <w:t xml:space="preserve">ost focus on AI fairness are on explaining model decisions rather than the </w:t>
+      </w:r>
+      <w:r>
+        <w:rPr>
+          <w:lang w:val="en-ID"/>
+        </w:rPr>
+        <w:t>characteristics</w:t>
+      </w:r>
+      <w:r>
+        <w:rPr>
+          <w:lang w:val="en-ID"/>
+        </w:rPr>
+        <w:t xml:space="preserve"> of the datasets used in training. </w:t>
+      </w:r>
+    </w:p>
+    <w:p>
+      <w:pPr>
+        <w:pStyle w:val="Para"/>
       </w:pPr>
       <w:r>
         <w:t xml:space="preserve">XAI traditionally focused on the quality and appropriateness of the data used in AI systems; the </w:t>
@@ -1203,7 +1460,7 @@
         <w:t>characteristics</w:t>
       </w:r>
       <w:r>
-        <w:t xml:space="preserve"> of training datasets—whether balanced or imbalanced—has received limited attention. This oversight poses significant risks to fairness and transparency, as imbalanced datasets where certain classes are underrepresented can lead to AI models that are optimized primarily for the majority class. Such imbalances can produce biased or unfair predictions, disproportionately affecting minority classes.</w:t>
+        <w:t xml:space="preserve"> of training datasets—whether balanced or imbalanced—has received limited attention. </w:t>
       </w:r>
     </w:p>
     <w:p>
@@ -1246,7 +1503,7 @@
         <w:rPr>
           <w:lang w:val="en-ID"/>
         </w:rPr>
-        <w:t xml:space="preserve"> of training datasets, especially in terms of </w:t>
+        <w:t xml:space="preserve"> of training datasets, especially of </w:t>
       </w:r>
       <w:r>
         <w:rPr>
@@ -1315,81 +1572,108 @@
         <w:t>,</w:t>
       </w:r>
       <w:r>
-        <w:br/>
-      </w:r>
-      <w:r>
-        <w:rPr>
-          <w:lang w:val="en-ID"/>
-        </w:rPr>
-        <w:t xml:space="preserve">and how this affects model transparency, bias, and fairness. Specifically, imbalanced datasets can result in models that perform well on the majority class but fail to accurately predict </w:t>
-      </w:r>
-      <w:r>
-        <w:rPr>
-          <w:lang w:val="en-ID"/>
-        </w:rPr>
+        <w:rPr>
+          <w:rFonts w:eastAsia="Verdana"/>
+        </w:rPr>
+        <w:t xml:space="preserve"> </w:t>
+      </w:r>
+      <w:r>
+        <w:rPr>
+          <w:lang w:val="en-ID"/>
+        </w:rPr>
+        <w:t xml:space="preserve">and how this affects model transparency, bias, and fairness. </w:t>
+      </w:r>
+      <w:r>
+        <w:rPr>
+          <w:lang w:val="en-ID"/>
+        </w:rPr>
+        <w:t>The i</w:t>
+      </w:r>
+      <w:r>
+        <w:rPr>
+          <w:lang w:val="en-ID"/>
+        </w:rPr>
+        <w:t xml:space="preserve">mbalanced datasets can result in models that perform well on the majority class but fail to predict outcomes for underrepresented groups, </w:t>
+      </w:r>
+      <w:r>
+        <w:rPr>
+          <w:lang w:val="en-ID"/>
+        </w:rPr>
+        <w:t xml:space="preserve">then </w:t>
+      </w:r>
+      <w:r>
+        <w:rPr>
+          <w:lang w:val="en-ID"/>
+        </w:rPr>
+        <w:t>raise the biases in AI decision-making.</w:t>
+      </w:r>
+    </w:p>
+    <w:p>
+      <w:pPr>
+        <w:pStyle w:val="Para"/>
+        <w:rPr>
+          <w:lang w:val="en-ID"/>
+        </w:rPr>
+      </w:pPr>
+    </w:p>
+    <w:p>
+      <w:pPr>
+        <w:pStyle w:val="Para"/>
+        <w:rPr>
+          <w:lang w:val="en-ID"/>
+        </w:rPr>
+      </w:pPr>
+      <w:r>
+        <w:rPr>
+          <w:lang w:val="en-ID"/>
+        </w:rPr>
+        <w:t xml:space="preserve">Small sample sizes in imbalanced datasets can create problems by increasing variance in model predictions, resulting in bias and reduced model performance. </w:t>
+      </w:r>
+      <w:r>
+        <w:rPr>
+          <w:lang w:val="en-ID"/>
+        </w:rPr>
+        <w:t xml:space="preserve">These variables are </w:t>
+      </w:r>
+      <w:r>
+        <w:rPr>
+          <w:lang w:val="en-ID"/>
+        </w:rPr>
+        <w:t>important</w:t>
+      </w:r>
+      <w:r>
+        <w:rPr>
+          <w:lang w:val="en-ID"/>
+        </w:rPr>
+        <w:t xml:space="preserve"> to evaluate in high-risk applications where fairness is </w:t>
+      </w:r>
+      <w:r>
+        <w:rPr>
+          <w:lang w:val="en-ID"/>
+        </w:rPr>
+        <w:t>very important</w:t>
+      </w:r>
+      <w:r>
+        <w:rPr>
+          <w:lang w:val="en-ID"/>
+        </w:rPr>
+        <w:t xml:space="preserve">. </w:t>
+      </w:r>
+    </w:p>
+    <w:p>
+      <w:pPr>
+        <w:pStyle w:val="Para"/>
+        <w:rPr>
+          <w:lang w:val="en-ID"/>
+        </w:rPr>
+      </w:pPr>
+    </w:p>
+    <w:p>
+      <w:pPr>
+        <w:pStyle w:val="Para"/>
+      </w:pPr>
+      <w:r>
         <w:lastRenderedPageBreak/>
-        <w:t>outcomes for underrepresented groups, raise the biases in AI decision-making.</w:t>
-      </w:r>
-    </w:p>
-    <w:p>
-      <w:pPr>
-        <w:pStyle w:val="Para"/>
-        <w:rPr>
-          <w:lang w:val="en-ID"/>
-        </w:rPr>
-      </w:pPr>
-      <w:r>
-        <w:rPr>
-          <w:lang w:val="en-ID"/>
-        </w:rPr>
-        <w:t xml:space="preserve">Small sample sizes in imbalanced datasets can create problems by increasing variance in model predictions, resulting in bias and reduced model performance. </w:t>
-      </w:r>
-      <w:r>
-        <w:rPr>
-          <w:lang w:val="en-ID"/>
-        </w:rPr>
-        <w:t xml:space="preserve">These variables are essential to evaluate in high-risk applications where fairness is </w:t>
-      </w:r>
-      <w:r>
-        <w:rPr>
-          <w:lang w:val="en-ID"/>
-        </w:rPr>
-        <w:t>very important</w:t>
-      </w:r>
-      <w:r>
-        <w:rPr>
-          <w:lang w:val="en-ID"/>
-        </w:rPr>
-        <w:t xml:space="preserve">. </w:t>
-      </w:r>
-    </w:p>
-    <w:p>
-      <w:pPr>
-        <w:pStyle w:val="Para"/>
-        <w:rPr>
-          <w:lang w:val="en-ID"/>
-        </w:rPr>
-      </w:pPr>
-      <w:r>
-        <w:rPr>
-          <w:lang w:val="en-ID"/>
-        </w:rPr>
-        <w:t>Chapter 4 (Results) will provide a comprehensive study of these concerns, encompassing the effects of small sample sizes and imbalanced datasets on bias and fairness, along with a discussion of the findings and data analysis.</w:t>
-      </w:r>
-    </w:p>
-    <w:p>
-      <w:pPr>
-        <w:pStyle w:val="Para"/>
-        <w:rPr>
-          <w:lang w:val="en-ID"/>
-        </w:rPr>
-      </w:pPr>
-    </w:p>
-    <w:p>
-      <w:pPr>
-        <w:pStyle w:val="Para"/>
-      </w:pPr>
-      <w:r>
         <w:t>RESEARCH QUESTIONS</w:t>
       </w:r>
     </w:p>
@@ -1556,7 +1840,23 @@
           <w:bCs w:val="0"/>
           <w:lang w:val="en-US"/>
         </w:rPr>
-        <w:t>How do small sample sizes mislead bias evaluation, and what are the implications for models trained on imbalanced datasets?</w:t>
+        <w:t xml:space="preserve">How </w:t>
+      </w:r>
+      <w:r>
+        <w:rPr>
+          <w:b w:val="0"/>
+          <w:bCs w:val="0"/>
+          <w:lang w:val="en-US"/>
+        </w:rPr>
+        <w:t>do small sample</w:t>
+      </w:r>
+      <w:r>
+        <w:rPr>
+          <w:b w:val="0"/>
+          <w:bCs w:val="0"/>
+          <w:lang w:val="en-US"/>
+        </w:rPr>
+        <w:t xml:space="preserve"> sizes mislead bias evaluation, and what are the implications for models trained on imbalanced datasets?</w:t>
       </w:r>
     </w:p>
     <w:p>
@@ -1625,7 +1925,10 @@
         <w:t>T</w:t>
       </w:r>
       <w:r>
-        <w:t>hey utilized measures such as area under the curve (AUC), F-measure, and G-mea</w:t>
+        <w:t xml:space="preserve">hey </w:t>
+      </w:r>
+      <w:r>
+        <w:t>utilized measures such as area under the curve (AUC), F-measure, and G-mea</w:t>
       </w:r>
       <w:r>
         <w:t xml:space="preserve">n to evaluate </w:t>
@@ -1734,7 +2037,6 @@
         <w:pStyle w:val="Para"/>
       </w:pPr>
       <w:r>
-        <w:lastRenderedPageBreak/>
         <w:t xml:space="preserve">The study by Johnson and Khoshgoftaar (2019) provides a survey on deep learning methods </w:t>
       </w:r>
       <w:r>
@@ -1865,16 +2167,10 @@
         <w:t xml:space="preserve"> study advises caution when </w:t>
       </w:r>
       <w:r>
-        <w:t xml:space="preserve">they </w:t>
-      </w:r>
-      <w:r>
-        <w:t>conduct</w:t>
-      </w:r>
-      <w:r>
-        <w:t>ed</w:t>
-      </w:r>
-      <w:r>
-        <w:t xml:space="preserve"> meta-analyses with </w:t>
+        <w:t>used</w:t>
+      </w:r>
+      <w:r>
+        <w:t xml:space="preserve"> </w:t>
       </w:r>
       <w:r>
         <w:t xml:space="preserve">very </w:t>
@@ -1883,10 +2179,10 @@
         <w:t>small sample sizes</w:t>
       </w:r>
       <w:r>
-        <w:t>. Reducing</w:t>
-      </w:r>
-      <w:r>
-        <w:t xml:space="preserve"> confidence interval coverage can lead to misleading conclusions re</w:t>
+        <w:t xml:space="preserve">, which could </w:t>
+      </w:r>
+      <w:r>
+        <w:t>lead to misleading conclusions re</w:t>
       </w:r>
       <w:r>
         <w:t>lated to</w:t>
@@ -1998,38 +2294,6 @@
       <w:pPr>
         <w:pStyle w:val="Para"/>
       </w:pPr>
-    </w:p>
-    <w:p>
-      <w:pPr>
-        <w:pStyle w:val="Para"/>
-      </w:pPr>
-      <w:r>
-        <w:t xml:space="preserve">LIME creates a set of samples around the instance of interest, </w:t>
-      </w:r>
-      <w:r>
-        <w:t xml:space="preserve">to </w:t>
-      </w:r>
-      <w:r>
-        <w:t>get predictions for those samples, and then fits an interpretable model that explains how the features contribute to the original model's decision for that instance. This</w:t>
-      </w:r>
-      <w:r>
-        <w:t xml:space="preserve"> method will</w:t>
-      </w:r>
-      <w:r>
-        <w:t xml:space="preserve"> help users understand the reason behind </w:t>
-      </w:r>
-      <w:r>
-        <w:t>the model’s p</w:t>
-      </w:r>
-      <w:r>
-        <w:t xml:space="preserve">redictions, </w:t>
-      </w:r>
-      <w:r>
-        <w:t>to make the</w:t>
-      </w:r>
-      <w:r>
-        <w:t xml:space="preserve"> AI systems more transparent and trustworthy.</w:t>
-      </w:r>
     </w:p>
     <w:p>
       <w:pPr>
@@ -2167,41 +2431,13 @@
         <w:t xml:space="preserve">which </w:t>
       </w:r>
       <w:r>
-        <w:t xml:space="preserve">denotes the probability that an input parameter </w:t>
-      </w:r>
-      <w:r>
-        <w:t>is related</w:t>
-      </w:r>
-      <w:r>
-        <w:t xml:space="preserve"> with a specific class. The</w:t>
-      </w:r>
-      <w:r>
-        <w:t xml:space="preserve">re </w:t>
-      </w:r>
-      <w:r>
-        <w:t>is</w:t>
-      </w:r>
-      <w:r>
-        <w:t xml:space="preserve"> </w:t>
-      </w:r>
-      <w:r>
-        <w:lastRenderedPageBreak/>
-        <w:t>a</w:t>
-      </w:r>
-      <w:r>
-        <w:t xml:space="preserve"> sigmoid function </w:t>
-      </w:r>
-      <w:r>
-        <w:t>which</w:t>
-      </w:r>
-      <w:r>
-        <w:t xml:space="preserve"> </w:t>
-      </w:r>
-      <w:r>
-        <w:t>is implemented</w:t>
-      </w:r>
-      <w:r>
-        <w:t xml:space="preserve"> to convert input characteristics into an output probability that falls within the range of 0 to 1, rendering it suitable for binary classification applications. </w:t>
+        <w:t xml:space="preserve">convert input characteristics into an output probability </w:t>
+      </w:r>
+      <w:r>
+        <w:t>between</w:t>
+      </w:r>
+      <w:r>
+        <w:t xml:space="preserve"> of 0 to 1, rendering it suitable for binary classification applications. </w:t>
       </w:r>
       <w:r>
         <w:t xml:space="preserve"> </w:t>
@@ -2468,6 +2704,7 @@
         <w:rPr>
           <w:lang w:val="en-ID"/>
         </w:rPr>
+        <w:lastRenderedPageBreak/>
         <w:t>Accuracy shows the overall correctness of the model.</w:t>
       </w:r>
     </w:p>
@@ -3062,14 +3299,7 @@
         <w:rPr>
           <w:lang w:val="en-ID"/>
         </w:rPr>
-        <w:t xml:space="preserve"> cases, the Precision-Recall AUC provides </w:t>
-      </w:r>
-      <w:r>
-        <w:rPr>
-          <w:lang w:val="en-ID"/>
-        </w:rPr>
-        <w:lastRenderedPageBreak/>
-        <w:t>more insight into how well the model can identify the minority class while maintaining precision.</w:t>
+        <w:t xml:space="preserve"> cases, the Precision-Recall AUC provides more insight into how well the model can identify the minority class while maintaining precision.</w:t>
       </w:r>
     </w:p>
     <w:p>
@@ -3319,6 +3549,7 @@
         <w:pStyle w:val="Para"/>
       </w:pPr>
       <w:r>
+        <w:lastRenderedPageBreak/>
         <w:t>I</w:t>
       </w:r>
       <w:r>
@@ -3373,10 +3604,7 @@
         <w:t xml:space="preserve">and </w:t>
       </w:r>
       <w:r>
-        <w:t xml:space="preserve">different sparsity </w:t>
-      </w:r>
-      <w:r>
-        <w:t>dataset</w:t>
+        <w:t>different sparsity dataset</w:t>
       </w:r>
       <w:r>
         <w:t xml:space="preserve"> influence model performance, bias evaluation, and fairness.</w:t>
@@ -3539,7 +3767,10 @@
         <w:t xml:space="preserve">consisted of </w:t>
       </w:r>
       <w:r>
-        <w:t>99:1 class distribution, where 99% of the data points represented the majority class and 1% to the minority class. This extreme imbalance has the purpose of investigating how model bias becomes more noticeable when the imbalance increases.</w:t>
+        <w:t xml:space="preserve">99:1 class distribution, where 99% of the data points represented the majority class and 1% to the minority class. This extreme imbalance has the purpose of investigating how model bias </w:t>
+      </w:r>
+      <w:r>
+        <w:t>becomes more noticeable when the imbalance increases.</w:t>
       </w:r>
     </w:p>
     <w:p>
@@ -3571,51 +3802,495 @@
         <w:t xml:space="preserve"> </w:t>
       </w:r>
       <w:r>
-        <w:t xml:space="preserve">explore the effects of </w:t>
-      </w:r>
+        <w:t>explore the effects of small versus large datasets on model bias and fairness.</w:t>
+      </w:r>
+    </w:p>
+    <w:p>
+      <w:pPr>
+        <w:pStyle w:val="Para"/>
+      </w:pPr>
+    </w:p>
+    <w:p>
+      <w:pPr>
+        <w:pStyle w:val="Para"/>
+      </w:pPr>
+      <w:r>
+        <w:t>3.3 Model Selection</w:t>
+      </w:r>
+    </w:p>
+    <w:p>
+      <w:pPr>
+        <w:pStyle w:val="Para"/>
+      </w:pPr>
+      <w:r>
+        <w:t>Logistic regression has been selected to evaluate the effects of dataset construction on bias and fairness since it is easily interpretable and frequently utilized in classification applications. LIME (local interpretable model-agnostic explanations) has been used to clarify model conclusions, specifically estimating the contribution of features to predictions in balanced and unbalanced datasets.</w:t>
+      </w:r>
+    </w:p>
+    <w:p>
+      <w:pPr>
+        <w:pStyle w:val="Para"/>
+      </w:pPr>
+    </w:p>
+    <w:p>
+      <w:pPr>
+        <w:pStyle w:val="Para"/>
+      </w:pPr>
+      <w:r>
+        <w:t>3.</w:t>
+      </w:r>
+      <w:r>
+        <w:t>4</w:t>
+      </w:r>
+      <w:r>
+        <w:t xml:space="preserve"> Model Training and Evaluation</w:t>
+      </w:r>
+    </w:p>
+    <w:p>
+      <w:pPr>
+        <w:pStyle w:val="Para"/>
+      </w:pPr>
+      <w:r>
+        <w:t xml:space="preserve">In this </w:t>
+      </w:r>
+      <w:r>
+        <w:t>research</w:t>
+      </w:r>
+      <w:r>
+        <w:t xml:space="preserve">, </w:t>
+      </w:r>
+      <w:r>
+        <w:t xml:space="preserve">I </w:t>
+      </w:r>
+      <w:r>
+        <w:t xml:space="preserve">trained </w:t>
+      </w:r>
+      <w:r>
+        <w:t>both</w:t>
+      </w:r>
+      <w:r>
+        <w:t xml:space="preserve"> imbalance dataset and balanced dataset using</w:t>
+      </w:r>
+      <w:r>
+        <w:t xml:space="preserve"> </w:t>
+      </w:r>
+      <w:r>
+        <w:t>l</w:t>
+      </w:r>
+      <w:r>
+        <w:t>ogistic</w:t>
+      </w:r>
+      <w:r>
+        <w:t xml:space="preserve"> </w:t>
+      </w:r>
+      <w:r>
+        <w:t>r</w:t>
+      </w:r>
+      <w:r>
+        <w:t>egression model</w:t>
+      </w:r>
+      <w:r>
+        <w:t>.</w:t>
+      </w:r>
+      <w:r>
+        <w:t xml:space="preserve"> </w:t>
+      </w:r>
+      <w:r>
+        <w:t xml:space="preserve">After that, </w:t>
+      </w:r>
+      <w:r>
+        <w:t xml:space="preserve">I </w:t>
+      </w:r>
+      <w:r>
+        <w:t>evaluate</w:t>
+      </w:r>
+      <w:r>
+        <w:t xml:space="preserve"> it</w:t>
+      </w:r>
+      <w:r>
+        <w:t xml:space="preserve"> </w:t>
+      </w:r>
+      <w:r>
+        <w:t xml:space="preserve">with F1-score, </w:t>
+      </w:r>
+      <w:r>
+        <w:t xml:space="preserve">Precision, Recall, and Area Under the Precision-Recall Curve (AUC-PR). </w:t>
+      </w:r>
+      <w:r>
+        <w:t xml:space="preserve">The reason why </w:t>
+      </w:r>
+      <w:r>
+        <w:t xml:space="preserve">I </w:t>
+      </w:r>
+      <w:r>
+        <w:t xml:space="preserve">choose </w:t>
+      </w:r>
+      <w:r>
+        <w:t>l</w:t>
+      </w:r>
+      <w:r>
+        <w:t xml:space="preserve">ogistic </w:t>
+      </w:r>
+      <w:r>
+        <w:t>r</w:t>
+      </w:r>
+      <w:r>
+        <w:t>egressio</w:t>
+      </w:r>
+      <w:r>
+        <w:t xml:space="preserve">n is </w:t>
+      </w:r>
+      <w:r>
+        <w:t xml:space="preserve">because based on a previous study by Miao, Y., Cao, H., and Tang, M. (2022), </w:t>
+      </w:r>
+      <w:r>
+        <w:t>l</w:t>
+      </w:r>
+      <w:r>
+        <w:t xml:space="preserve">ogistic </w:t>
+      </w:r>
+      <w:r>
+        <w:t>r</w:t>
+      </w:r>
+      <w:r>
+        <w:t xml:space="preserve">egression is </w:t>
+      </w:r>
+      <w:r>
+        <w:t xml:space="preserve">not </w:t>
+      </w:r>
+      <w:r>
+        <w:t>stable</w:t>
+      </w:r>
+      <w:r>
+        <w:t xml:space="preserve"> </w:t>
+      </w:r>
+      <w:r>
+        <w:t xml:space="preserve">when </w:t>
+      </w:r>
+      <w:r>
+        <w:t>working</w:t>
+      </w:r>
+      <w:r>
+        <w:t xml:space="preserve"> with imbalanced datasets</w:t>
+      </w:r>
+      <w:r>
+        <w:t xml:space="preserve">. </w:t>
+      </w:r>
+    </w:p>
+    <w:p>
+      <w:pPr>
+        <w:pStyle w:val="Para"/>
+      </w:pPr>
+    </w:p>
+    <w:p>
+      <w:pPr>
+        <w:pStyle w:val="Para"/>
+      </w:pPr>
       <w:r>
         <w:lastRenderedPageBreak/>
-        <w:t>small versus large datasets on model bias and fairness.</w:t>
+        <w:t>3.5 Evaluation with Precision-Recall Curves</w:t>
       </w:r>
     </w:p>
     <w:p>
       <w:pPr>
         <w:pStyle w:val="Para"/>
       </w:pPr>
+      <w:r>
+        <w:t>Because</w:t>
+      </w:r>
+      <w:r>
+        <w:t xml:space="preserve"> </w:t>
+      </w:r>
+      <w:r>
+        <w:t xml:space="preserve">only relying on accuracy </w:t>
+      </w:r>
+      <w:r>
+        <w:t>could</w:t>
+      </w:r>
+      <w:r>
+        <w:t xml:space="preserve"> be misleading</w:t>
+      </w:r>
+      <w:r>
+        <w:t xml:space="preserve"> </w:t>
+      </w:r>
+      <w:r>
+        <w:t xml:space="preserve">when </w:t>
+      </w:r>
+      <w:r>
+        <w:t xml:space="preserve">I </w:t>
+      </w:r>
+      <w:r>
+        <w:t>deal</w:t>
+      </w:r>
+      <w:r>
+        <w:t xml:space="preserve"> with unbalanced data set,</w:t>
+      </w:r>
+      <w:r>
+        <w:t xml:space="preserve"> </w:t>
+      </w:r>
+      <w:r>
+        <w:t xml:space="preserve">I used </w:t>
+      </w:r>
+      <w:r>
+        <w:t xml:space="preserve">Precision-recall curves to evaluate the </w:t>
+      </w:r>
+      <w:r>
+        <w:t xml:space="preserve">model’s </w:t>
+      </w:r>
+      <w:r>
+        <w:t xml:space="preserve">performance. Precision-recall curves </w:t>
+      </w:r>
+      <w:r>
+        <w:t>show</w:t>
+      </w:r>
+      <w:r>
+        <w:t xml:space="preserve"> </w:t>
+      </w:r>
+      <w:r>
+        <w:t>a clearer</w:t>
+      </w:r>
+      <w:r>
+        <w:t xml:space="preserve"> view of the performance of the model in this unbalanced data</w:t>
+      </w:r>
+      <w:r>
+        <w:t>set. T</w:t>
+      </w:r>
+      <w:r>
+        <w:t xml:space="preserve">hen </w:t>
+      </w:r>
+      <w:r>
+        <w:t xml:space="preserve">it will be </w:t>
+      </w:r>
+      <w:r>
+        <w:t>evaluated</w:t>
+      </w:r>
+      <w:r>
+        <w:t xml:space="preserve"> using an</w:t>
+      </w:r>
+      <w:r>
+        <w:t xml:space="preserve"> </w:t>
+      </w:r>
+      <w:r>
+        <w:t>AUC-PR</w:t>
+      </w:r>
+      <w:r>
+        <w:t>/</w:t>
+      </w:r>
+      <w:r>
+        <w:t xml:space="preserve"> area under the</w:t>
+      </w:r>
+      <w:r>
+        <w:t xml:space="preserve"> curve</w:t>
+      </w:r>
+      <w:r>
+        <w:t xml:space="preserve"> precision</w:t>
+      </w:r>
+      <w:r>
+        <w:t xml:space="preserve"> </w:t>
+      </w:r>
+      <w:r>
+        <w:t>r</w:t>
+      </w:r>
+      <w:r>
+        <w:t>ecall</w:t>
+      </w:r>
+      <w:r>
+        <w:t xml:space="preserve"> curve as </w:t>
+      </w:r>
+      <w:r>
+        <w:t>an</w:t>
+      </w:r>
+      <w:r>
+        <w:t xml:space="preserve"> indicator</w:t>
+      </w:r>
+      <w:r>
+        <w:t xml:space="preserve">. </w:t>
+      </w:r>
+      <w:r>
+        <w:t xml:space="preserve">A low AUC value </w:t>
+      </w:r>
+      <w:r>
+        <w:t>means</w:t>
+      </w:r>
+      <w:r>
+        <w:t xml:space="preserve"> that the prediction for the class is poor and </w:t>
+      </w:r>
+      <w:r>
+        <w:t>has</w:t>
+      </w:r>
+      <w:r>
+        <w:t xml:space="preserve"> bias</w:t>
+      </w:r>
+      <w:r>
+        <w:t>.</w:t>
+      </w:r>
+      <w:r>
+        <w:t xml:space="preserve"> </w:t>
+      </w:r>
+      <w:r>
+        <w:t xml:space="preserve">A </w:t>
+      </w:r>
+      <w:r>
+        <w:t>high</w:t>
+      </w:r>
+      <w:r>
+        <w:t xml:space="preserve"> AUC value </w:t>
+      </w:r>
+      <w:r>
+        <w:t>means</w:t>
+      </w:r>
+      <w:r>
+        <w:t xml:space="preserve"> that the prediction for the class is </w:t>
+      </w:r>
+      <w:r>
+        <w:t>good</w:t>
+      </w:r>
+      <w:r>
+        <w:t xml:space="preserve"> and </w:t>
+      </w:r>
+      <w:r>
+        <w:t>has</w:t>
+      </w:r>
+      <w:r>
+        <w:t xml:space="preserve"> </w:t>
+      </w:r>
+      <w:r>
+        <w:t xml:space="preserve">no </w:t>
+      </w:r>
+      <w:r>
+        <w:t>bias</w:t>
+      </w:r>
+      <w:r>
+        <w:t>.</w:t>
+      </w:r>
     </w:p>
     <w:p>
       <w:pPr>
         <w:pStyle w:val="Para"/>
       </w:pPr>
-      <w:r>
-        <w:t>3.3 Model Selection</w:t>
-      </w:r>
     </w:p>
     <w:p>
       <w:pPr>
         <w:pStyle w:val="Para"/>
       </w:pPr>
       <w:r>
-        <w:t>Logistic regression has been selected to evaluate the effects of dataset construction on bias and fairness since it is easily interpretable and frequently utilized in classification applications. LIME (local interpretable model-agnostic explanations) has been used to clarify model conclusions, specifically estimating the contribution of features to predictions in balanced and unbalanced datasets.</w:t>
+        <w:t>3.</w:t>
+      </w:r>
+      <w:r>
+        <w:t>6</w:t>
+      </w:r>
+      <w:r>
+        <w:t xml:space="preserve"> LIME Explanations for Model Interpretability</w:t>
       </w:r>
     </w:p>
     <w:p>
       <w:pPr>
         <w:pStyle w:val="Para"/>
       </w:pPr>
+      <w:r>
+        <w:t xml:space="preserve">For </w:t>
+      </w:r>
+      <w:r>
+        <w:t xml:space="preserve">model transparency, </w:t>
+      </w:r>
+      <w:r>
+        <w:t xml:space="preserve">I will use </w:t>
+      </w:r>
+      <w:r>
+        <w:t xml:space="preserve">LIME </w:t>
+      </w:r>
+      <w:r>
+        <w:t>to</w:t>
+      </w:r>
+      <w:r>
+        <w:t xml:space="preserve"> </w:t>
+      </w:r>
+      <w:r>
+        <w:t>explain</w:t>
+      </w:r>
+      <w:r>
+        <w:t xml:space="preserve"> </w:t>
+      </w:r>
+      <w:r>
+        <w:t xml:space="preserve">how </w:t>
+      </w:r>
+      <w:r>
+        <w:t xml:space="preserve">the model </w:t>
+      </w:r>
+      <w:r>
+        <w:t>predicts</w:t>
+      </w:r>
+      <w:r>
+        <w:t xml:space="preserve">. </w:t>
+      </w:r>
+      <w:r>
+        <w:t xml:space="preserve">LIME works by changing input data and observing how these changes affect </w:t>
+      </w:r>
+      <w:r>
+        <w:t xml:space="preserve">the </w:t>
+      </w:r>
+      <w:r>
+        <w:t xml:space="preserve">model predictions, </w:t>
+      </w:r>
+      <w:r>
+        <w:t xml:space="preserve">to gain </w:t>
+      </w:r>
+      <w:r>
+        <w:t xml:space="preserve">deeper insight </w:t>
+      </w:r>
+      <w:r>
+        <w:t>about</w:t>
+      </w:r>
+      <w:r>
+        <w:t xml:space="preserve"> how features contribute to the </w:t>
+      </w:r>
+      <w:r>
+        <w:t xml:space="preserve">model’s </w:t>
+      </w:r>
+      <w:r>
+        <w:t xml:space="preserve">decision-making process. LIME annotations are generated for balanced and unbalanced datasets at different sample sizes, </w:t>
+      </w:r>
+      <w:r>
+        <w:t xml:space="preserve">to </w:t>
+      </w:r>
+      <w:r>
+        <w:t>provid</w:t>
+      </w:r>
+      <w:r>
+        <w:t>e</w:t>
+      </w:r>
+      <w:r>
+        <w:t xml:space="preserve"> insight into whether and how model interpretation changes </w:t>
+      </w:r>
+      <w:r>
+        <w:t>in response to the</w:t>
+      </w:r>
+      <w:r>
+        <w:t xml:space="preserve"> changes </w:t>
+      </w:r>
+      <w:r>
+        <w:t>of</w:t>
+      </w:r>
+      <w:r>
+        <w:t xml:space="preserve"> the composition and size of the dataset.</w:t>
+      </w:r>
     </w:p>
     <w:p>
       <w:pPr>
         <w:pStyle w:val="Para"/>
       </w:pPr>
+    </w:p>
+    <w:p>
+      <w:pPr>
+        <w:pStyle w:val="Para"/>
+      </w:pPr>
       <w:r>
         <w:t>3.</w:t>
       </w:r>
       <w:r>
-        <w:t>4</w:t>
-      </w:r>
-      <w:r>
-        <w:t xml:space="preserve"> Model Training and Evaluation</w:t>
+        <w:t>7</w:t>
+      </w:r>
+      <w:r>
+        <w:t xml:space="preserve"> Method for Analyzing Bias</w:t>
       </w:r>
     </w:p>
     <w:p>
@@ -3623,473 +4298,22 @@
         <w:pStyle w:val="Para"/>
       </w:pPr>
       <w:r>
-        <w:t xml:space="preserve">In this </w:t>
-      </w:r>
-      <w:r>
-        <w:t>research</w:t>
-      </w:r>
-      <w:r>
-        <w:t xml:space="preserve">, </w:t>
-      </w:r>
-      <w:r>
-        <w:t xml:space="preserve">I </w:t>
-      </w:r>
-      <w:r>
-        <w:t xml:space="preserve">trained </w:t>
-      </w:r>
-      <w:r>
-        <w:t>both</w:t>
-      </w:r>
-      <w:r>
-        <w:t xml:space="preserve"> imbalance dataset and balanced dataset using</w:t>
+        <w:t xml:space="preserve">This study uses a confusion matrix to visualize the performance of the Logistic Regression model in predicting the majority class and </w:t>
+      </w:r>
+      <w:r>
+        <w:t xml:space="preserve">minority class, and minority class recall is </w:t>
+      </w:r>
+      <w:r>
+        <w:t>used</w:t>
+      </w:r>
+      <w:r>
+        <w:t xml:space="preserve"> to highlight how an imbalanced data set can apparently affect the model's ability to predict/</w:t>
       </w:r>
       <w:r>
         <w:t xml:space="preserve"> </w:t>
       </w:r>
       <w:r>
-        <w:t>l</w:t>
-      </w:r>
-      <w:r>
-        <w:t>ogistic</w:t>
-      </w:r>
-      <w:r>
-        <w:t xml:space="preserve"> </w:t>
-      </w:r>
-      <w:r>
-        <w:t>r</w:t>
-      </w:r>
-      <w:r>
-        <w:t>egression model</w:t>
-      </w:r>
-      <w:r>
-        <w:t>.</w:t>
-      </w:r>
-      <w:r>
-        <w:t xml:space="preserve"> </w:t>
-      </w:r>
-      <w:r>
-        <w:t xml:space="preserve">After that, </w:t>
-      </w:r>
-      <w:r>
-        <w:t xml:space="preserve">I </w:t>
-      </w:r>
-      <w:r>
-        <w:t>evaluate</w:t>
-      </w:r>
-      <w:r>
-        <w:t xml:space="preserve"> it</w:t>
-      </w:r>
-      <w:r>
-        <w:t xml:space="preserve"> </w:t>
-      </w:r>
-      <w:r>
-        <w:t xml:space="preserve">with F1-score, </w:t>
-      </w:r>
-      <w:r>
-        <w:t xml:space="preserve">Precision, Recall, and Area Under the Precision-Recall Curve (AUC-PR). </w:t>
-      </w:r>
-      <w:r>
-        <w:t xml:space="preserve">The reason why </w:t>
-      </w:r>
-      <w:r>
-        <w:t xml:space="preserve">I </w:t>
-      </w:r>
-      <w:r>
-        <w:t xml:space="preserve">choose </w:t>
-      </w:r>
-      <w:r>
-        <w:t>l</w:t>
-      </w:r>
-      <w:r>
-        <w:t xml:space="preserve">ogistic </w:t>
-      </w:r>
-      <w:r>
-        <w:t>r</w:t>
-      </w:r>
-      <w:r>
-        <w:t>egressio</w:t>
-      </w:r>
-      <w:r>
-        <w:t xml:space="preserve">n is </w:t>
-      </w:r>
-      <w:r>
-        <w:t xml:space="preserve">because based on a previous study by Miao, Y., Cao, H., and Tang, M. (2022), </w:t>
-      </w:r>
-      <w:r>
-        <w:t>l</w:t>
-      </w:r>
-      <w:r>
-        <w:t xml:space="preserve">ogistic </w:t>
-      </w:r>
-      <w:r>
-        <w:t>r</w:t>
-      </w:r>
-      <w:r>
-        <w:t xml:space="preserve">egression is </w:t>
-      </w:r>
-      <w:r>
-        <w:t xml:space="preserve">not </w:t>
-      </w:r>
-      <w:r>
-        <w:t>stable</w:t>
-      </w:r>
-      <w:r>
-        <w:t xml:space="preserve"> </w:t>
-      </w:r>
-      <w:r>
-        <w:t xml:space="preserve">when </w:t>
-      </w:r>
-      <w:r>
-        <w:t>working</w:t>
-      </w:r>
-      <w:r>
-        <w:t xml:space="preserve"> with imbalanced datasets</w:t>
-      </w:r>
-      <w:r>
-        <w:t xml:space="preserve">. </w:t>
-      </w:r>
-    </w:p>
-    <w:p>
-      <w:pPr>
-        <w:pStyle w:val="Para"/>
-      </w:pPr>
-    </w:p>
-    <w:p>
-      <w:pPr>
-        <w:pStyle w:val="Para"/>
-      </w:pPr>
-      <w:r>
-        <w:t>3.5 Evaluation with Precision-Recall Curves</w:t>
-      </w:r>
-    </w:p>
-    <w:p>
-      <w:pPr>
-        <w:pStyle w:val="Para"/>
-      </w:pPr>
-      <w:r>
-        <w:t>Because</w:t>
-      </w:r>
-      <w:r>
-        <w:t xml:space="preserve"> </w:t>
-      </w:r>
-      <w:r>
-        <w:t xml:space="preserve">only relying on accuracy </w:t>
-      </w:r>
-      <w:r>
-        <w:t>could</w:t>
-      </w:r>
-      <w:r>
-        <w:t xml:space="preserve"> be misleading</w:t>
-      </w:r>
-      <w:r>
-        <w:t xml:space="preserve"> </w:t>
-      </w:r>
-      <w:r>
-        <w:t xml:space="preserve">when </w:t>
-      </w:r>
-      <w:r>
-        <w:t xml:space="preserve">I </w:t>
-      </w:r>
-      <w:r>
-        <w:t>deal</w:t>
-      </w:r>
-      <w:r>
-        <w:t xml:space="preserve"> with unbalanced data set,</w:t>
-      </w:r>
-      <w:r>
-        <w:t xml:space="preserve"> </w:t>
-      </w:r>
-      <w:r>
-        <w:t xml:space="preserve">I used </w:t>
-      </w:r>
-      <w:r>
-        <w:t xml:space="preserve">Precision-recall curves to evaluate the </w:t>
-      </w:r>
-      <w:r>
-        <w:t xml:space="preserve">model’s </w:t>
-      </w:r>
-      <w:r>
-        <w:t xml:space="preserve">performance. Precision-recall curves </w:t>
-      </w:r>
-      <w:r>
-        <w:t>show</w:t>
-      </w:r>
-      <w:r>
-        <w:t xml:space="preserve"> </w:t>
-      </w:r>
-      <w:r>
-        <w:t>a clearer</w:t>
-      </w:r>
-      <w:r>
-        <w:t xml:space="preserve"> view of the performance of the </w:t>
-      </w:r>
-      <w:r>
-        <w:t>model in this unbalanced data</w:t>
-      </w:r>
-      <w:r>
-        <w:t>set. T</w:t>
-      </w:r>
-      <w:r>
-        <w:t xml:space="preserve">hen </w:t>
-      </w:r>
-      <w:r>
-        <w:t xml:space="preserve">it will be </w:t>
-      </w:r>
-      <w:r>
-        <w:t>evaluated</w:t>
-      </w:r>
-      <w:r>
-        <w:t xml:space="preserve"> using an</w:t>
-      </w:r>
-      <w:r>
-        <w:t xml:space="preserve"> </w:t>
-      </w:r>
-      <w:r>
-        <w:t>AUC-PR</w:t>
-      </w:r>
-      <w:r>
-        <w:t>/</w:t>
-      </w:r>
-      <w:r>
-        <w:t xml:space="preserve"> area under the</w:t>
-      </w:r>
-      <w:r>
-        <w:t xml:space="preserve"> curve</w:t>
-      </w:r>
-      <w:r>
-        <w:t xml:space="preserve"> precision</w:t>
-      </w:r>
-      <w:r>
-        <w:t xml:space="preserve"> </w:t>
-      </w:r>
-      <w:r>
-        <w:t>r</w:t>
-      </w:r>
-      <w:r>
-        <w:t>ecall</w:t>
-      </w:r>
-      <w:r>
-        <w:t xml:space="preserve"> curve as </w:t>
-      </w:r>
-      <w:r>
-        <w:t>an</w:t>
-      </w:r>
-      <w:r>
-        <w:t xml:space="preserve"> indicator</w:t>
-      </w:r>
-      <w:r>
-        <w:t xml:space="preserve">. </w:t>
-      </w:r>
-      <w:r>
-        <w:t xml:space="preserve">A low AUC value </w:t>
-      </w:r>
-      <w:r>
-        <w:t>means</w:t>
-      </w:r>
-      <w:r>
-        <w:t xml:space="preserve"> that the prediction for the class is poor and </w:t>
-      </w:r>
-      <w:r>
-        <w:t>has</w:t>
-      </w:r>
-      <w:r>
-        <w:t xml:space="preserve"> bias</w:t>
-      </w:r>
-      <w:r>
-        <w:t>.</w:t>
-      </w:r>
-      <w:r>
-        <w:t xml:space="preserve"> </w:t>
-      </w:r>
-      <w:r>
-        <w:t xml:space="preserve">A </w:t>
-      </w:r>
-      <w:r>
-        <w:t>high</w:t>
-      </w:r>
-      <w:r>
-        <w:t xml:space="preserve"> AUC value </w:t>
-      </w:r>
-      <w:r>
-        <w:t>means</w:t>
-      </w:r>
-      <w:r>
-        <w:t xml:space="preserve"> that the prediction for the class is </w:t>
-      </w:r>
-      <w:r>
-        <w:t>good</w:t>
-      </w:r>
-      <w:r>
-        <w:t xml:space="preserve"> and </w:t>
-      </w:r>
-      <w:r>
-        <w:t>has</w:t>
-      </w:r>
-      <w:r>
-        <w:t xml:space="preserve"> </w:t>
-      </w:r>
-      <w:r>
-        <w:t xml:space="preserve">no </w:t>
-      </w:r>
-      <w:r>
-        <w:t>bias</w:t>
-      </w:r>
-      <w:r>
-        <w:t>.</w:t>
-      </w:r>
-    </w:p>
-    <w:p>
-      <w:pPr>
-        <w:pStyle w:val="Para"/>
-      </w:pPr>
-    </w:p>
-    <w:p>
-      <w:pPr>
-        <w:pStyle w:val="Para"/>
-      </w:pPr>
-      <w:r>
-        <w:t>3.</w:t>
-      </w:r>
-      <w:r>
-        <w:t>6</w:t>
-      </w:r>
-      <w:r>
-        <w:t xml:space="preserve"> LIME Explanations for Model Interpretability</w:t>
-      </w:r>
-    </w:p>
-    <w:p>
-      <w:pPr>
-        <w:pStyle w:val="Para"/>
-      </w:pPr>
-      <w:r>
-        <w:t xml:space="preserve">For </w:t>
-      </w:r>
-      <w:r>
-        <w:t xml:space="preserve">model transparency, </w:t>
-      </w:r>
-      <w:r>
-        <w:t xml:space="preserve">I will use </w:t>
-      </w:r>
-      <w:r>
-        <w:t xml:space="preserve">LIME </w:t>
-      </w:r>
-      <w:r>
-        <w:t>to</w:t>
-      </w:r>
-      <w:r>
-        <w:t xml:space="preserve"> </w:t>
-      </w:r>
-      <w:r>
-        <w:t>explain</w:t>
-      </w:r>
-      <w:r>
-        <w:t xml:space="preserve"> </w:t>
-      </w:r>
-      <w:r>
-        <w:t xml:space="preserve">how </w:t>
-      </w:r>
-      <w:r>
-        <w:t xml:space="preserve">the model </w:t>
-      </w:r>
-      <w:r>
-        <w:t>predicts</w:t>
-      </w:r>
-      <w:r>
-        <w:t xml:space="preserve">. </w:t>
-      </w:r>
-      <w:r>
-        <w:t xml:space="preserve">LIME works by changing input data and observing how these changes affect </w:t>
-      </w:r>
-      <w:r>
-        <w:t xml:space="preserve">the </w:t>
-      </w:r>
-      <w:r>
-        <w:t xml:space="preserve">model predictions, </w:t>
-      </w:r>
-      <w:r>
-        <w:t xml:space="preserve">to gain </w:t>
-      </w:r>
-      <w:r>
-        <w:t xml:space="preserve">deeper insight </w:t>
-      </w:r>
-      <w:r>
-        <w:t>about</w:t>
-      </w:r>
-      <w:r>
-        <w:t xml:space="preserve"> how features contribute to the </w:t>
-      </w:r>
-      <w:r>
-        <w:t xml:space="preserve">model’s </w:t>
-      </w:r>
-      <w:r>
-        <w:t xml:space="preserve">decision-making process. LIME annotations are generated for balanced and unbalanced datasets at different sample sizes, </w:t>
-      </w:r>
-      <w:r>
-        <w:t xml:space="preserve">to </w:t>
-      </w:r>
-      <w:r>
-        <w:t>provid</w:t>
-      </w:r>
-      <w:r>
-        <w:t>e</w:t>
-      </w:r>
-      <w:r>
-        <w:t xml:space="preserve"> insight into whether and how model interpretation changes </w:t>
-      </w:r>
-      <w:r>
-        <w:t>in response to the</w:t>
-      </w:r>
-      <w:r>
-        <w:t xml:space="preserve"> changes </w:t>
-      </w:r>
-      <w:r>
-        <w:t>of</w:t>
-      </w:r>
-      <w:r>
-        <w:t xml:space="preserve"> the composition and size of the dataset.</w:t>
-      </w:r>
-    </w:p>
-    <w:p>
-      <w:pPr>
-        <w:pStyle w:val="Para"/>
-      </w:pPr>
-    </w:p>
-    <w:p>
-      <w:pPr>
-        <w:pStyle w:val="Para"/>
-      </w:pPr>
-      <w:r>
-        <w:t>3.</w:t>
-      </w:r>
-      <w:r>
-        <w:t>7</w:t>
-      </w:r>
-      <w:r>
-        <w:t xml:space="preserve"> Method for Analyzing Bias</w:t>
-      </w:r>
-    </w:p>
-    <w:p>
-      <w:pPr>
-        <w:pStyle w:val="Para"/>
-      </w:pPr>
-      <w:r>
-        <w:t xml:space="preserve">This study uses a confusion matrix to visualize the performance of the Logistic Regression model in predicting the majority class and minority class, and minority class recall is </w:t>
-      </w:r>
-      <w:r>
-        <w:t>used</w:t>
-      </w:r>
-      <w:r>
-        <w:t xml:space="preserve"> to highlight how an imbalanced data set can apparently affect the model's ability to predict/</w:t>
-      </w:r>
-      <w:r>
-        <w:t xml:space="preserve"> </w:t>
-      </w:r>
-      <w:r>
-        <w:t xml:space="preserve">identify minority events. A comparison of the results at a smaller sample size (n = 10,000) versus using a larger sample size (n = 1,000,000) </w:t>
-      </w:r>
-      <w:r>
-        <w:lastRenderedPageBreak/>
-        <w:t xml:space="preserve">provides insight into how small sample sizes can mislead </w:t>
+        <w:t xml:space="preserve">identify minority events. A comparison of the results at a smaller sample size (n = 10,000) versus using a larger sample size (n = 1,000,000) provides insight into how small sample sizes can mislead </w:t>
       </w:r>
       <w:r>
         <w:t xml:space="preserve">the </w:t>
@@ -4231,7 +4455,11 @@
         <w:t>Using im</w:t>
       </w:r>
       <w:r>
-        <w:t>balanced data set, it turns out that the results of the normalized confusion matrix are significantly different between n_samples=10000 and n_samples=1000000.</w:t>
+        <w:t xml:space="preserve">balanced data set, it turns out that the results of the normalized confusion matrix are </w:t>
+      </w:r>
+      <w:r>
+        <w:lastRenderedPageBreak/>
+        <w:t>significantly different between n_samples=10000 and n_samples=1000000.</w:t>
       </w:r>
     </w:p>
     <w:p>
@@ -4479,7 +4707,6 @@
         <w:pStyle w:val="FigureCaption"/>
       </w:pPr>
       <w:r>
-        <w:lastRenderedPageBreak/>
         <w:t>The relatively higher recall at n_samples=10000 does not reflect true model capability but rather statistical noise due to the smaller sample size.</w:t>
       </w:r>
     </w:p>
@@ -4556,14 +4783,8 @@
           <w:rStyle w:val="Label"/>
           <w:rFonts w:ascii="Times New Roman" w:hAnsi="Times New Roman"/>
         </w:rPr>
-        <w:t xml:space="preserve">This is not caused by a flaw in the model, but rather by an imbalance in the data set. The confusion matrix clearly shows that the model is highly biased, with recall for the minority class being 0, indicating that the model struggles when </w:t>
-      </w:r>
-      <w:r>
-        <w:rPr>
-          <w:rStyle w:val="Label"/>
-          <w:rFonts w:ascii="Times New Roman" w:hAnsi="Times New Roman"/>
-        </w:rPr>
-        <w:t>faced with highly imbalanced data on a larger scale.</w:t>
+        <w:lastRenderedPageBreak/>
+        <w:t>This is not caused by a flaw in the model, but rather by an imbalance in the data set. The confusion matrix clearly shows that the model is highly biased, with recall for the minority class being 0, indicating that the model struggles when faced with highly imbalanced data on a larger scale.</w:t>
       </w:r>
     </w:p>
     <w:p>
@@ -4771,7 +4992,10 @@
         <w:t xml:space="preserve">The </w:t>
       </w:r>
       <w:r>
-        <w:t>Figure 2 shows that there is a bias in the model of class 0, because the model ignores the probability of class 1 completely. The values ​​of this feature are in the range that are only influenced by class 0. This displays the weaknesses of the training model on an unbalanced dataset, which has a bad ability to identify the minority class.</w:t>
+        <w:t xml:space="preserve">Figure 2 shows that there is a bias in the model of class 0, because the model ignores the probability of class 1 completely. The values ​​of this feature are in the range that are only influenced by class 0. This displays the weaknesses of the training model on an </w:t>
+      </w:r>
+      <w:r>
+        <w:t>unbalanced dataset, which has a bad ability to identify the minority class.</w:t>
       </w:r>
     </w:p>
     <w:p>
@@ -4782,11 +5006,7 @@
         </w:rPr>
       </w:pPr>
       <w:r>
-        <w:t xml:space="preserve">This is in accordance with the problem of extreme class imbalances, where the model does not learn effectively to distinguish minority </w:t>
-      </w:r>
-      <w:r>
-        <w:lastRenderedPageBreak/>
-        <w:t>classes (class 1), which is proven in the original classification report (recall for class 1 is 0).</w:t>
+        <w:t>This is in accordance with the problem of extreme class imbalances, where the model does not learn effectively to distinguish minority classes (class 1), which is proven in the original classification report (recall for class 1 is 0).</w:t>
       </w:r>
     </w:p>
     <w:p>
@@ -5003,6 +5223,7 @@
           <w:b/>
           <w:bCs/>
         </w:rPr>
+        <w:lastRenderedPageBreak/>
         <w:t>Interpretation:</w:t>
       </w:r>
     </w:p>
@@ -5032,10 +5253,7 @@
         <w:t>dataset that</w:t>
       </w:r>
       <w:r>
-        <w:t xml:space="preserve"> seems good for all classes, and showing high recall and precision values. This model also doesn't show </w:t>
-      </w:r>
-      <w:r>
-        <w:t xml:space="preserve">bias to minority classes. The true positive level for all classes </w:t>
+        <w:t xml:space="preserve"> seems good for all classes, and showing high recall and precision values. This model also doesn't show bias to minority classes. The true positive level for all classes </w:t>
       </w:r>
       <w:r>
         <w:rPr>
@@ -5307,11 +5525,7 @@
         <w:t>considering</w:t>
       </w:r>
       <w:r>
-        <w:t xml:space="preserve"> all features. Lime's explanation for a balanced </w:t>
-      </w:r>
-      <w:r>
-        <w:lastRenderedPageBreak/>
-        <w:t xml:space="preserve">dataset shows that both features contribute to all classes. </w:t>
+        <w:t xml:space="preserve"> all features. Lime's explanation for a balanced dataset shows that both features contribute to all classes. </w:t>
       </w:r>
     </w:p>
     <w:p>
@@ -5431,6 +5645,7 @@
           <w:szCs w:val="24"/>
           <w14:ligatures w14:val="standard"/>
         </w:rPr>
+        <w:lastRenderedPageBreak/>
         <w:drawing>
           <wp:inline distT="0" distB="0" distL="0" distR="0" wp14:anchorId="42CC952D" wp14:editId="29984957">
             <wp:extent cx="3048000" cy="2190750"/>
@@ -5703,7 +5918,6 @@
         </w:rPr>
       </w:pPr>
       <w:r>
-        <w:lastRenderedPageBreak/>
         <w:t>With balanced data, the model shows high precision across various recall levels, indicating a more fair and unbiased learning process for both classes.</w:t>
       </w:r>
     </w:p>
@@ -5789,7 +6003,11 @@
         <w:t xml:space="preserve">homogeneity </w:t>
       </w:r>
       <w:r>
-        <w:t xml:space="preserve">composition (whether balanced or imbalanced) is documented and understood, it </w:t>
+        <w:t xml:space="preserve">composition (whether balanced or imbalanced) is documented and </w:t>
+      </w:r>
+      <w:r>
+        <w:lastRenderedPageBreak/>
+        <w:t xml:space="preserve">understood, it </w:t>
       </w:r>
       <w:r>
         <w:t>gave</w:t>
@@ -5859,10 +6077,7 @@
         <w:t xml:space="preserve">dataset characteristics including dataset homogeneity composition, the information about dataset </w:t>
       </w:r>
       <w:r>
-        <w:t xml:space="preserve">imbalances helps AI developers and practitioners explain the limitations of the </w:t>
-      </w:r>
-      <w:r>
-        <w:t xml:space="preserve">models, especially in </w:t>
+        <w:t xml:space="preserve">imbalances helps AI developers and practitioners explain the limitations of the models, especially in </w:t>
       </w:r>
       <w:r>
         <w:t>critical</w:t>
@@ -5952,7 +6167,10 @@
         <w:pStyle w:val="FigureCaption"/>
       </w:pPr>
       <w:r>
-        <w:t xml:space="preserve">The relationship between data/ dataset size and evaluation can be proven in the performance of the model in various sample sizes. In small datasets, especially those that have unbalanced classes, this model often gives misleading results. For example, in a smaller dataset, minority classes may have high recall, wrongly </w:t>
+        <w:t xml:space="preserve">The relationship between data/ dataset size and evaluation can be proven in the performance of the model in various sample sizes. In small datasets, especially those that have unbalanced classes, this model often gives misleading results. For example, in a smaller dataset, minority </w:t>
+      </w:r>
+      <w:r>
+        <w:t xml:space="preserve">classes may have high recall, wrongly </w:t>
       </w:r>
       <w:r>
         <w:t>showing</w:t>
@@ -5966,11 +6184,7 @@
         <w:pStyle w:val="FigureCaption"/>
       </w:pPr>
       <w:r>
-        <w:t xml:space="preserve">When the size of the dataset increases, the true truth of the model of the model of the majority class becomes clear. A larger data collection explores the weaknesses of the model in learning from minority classes, with evidence that the minority class drops significantly. This shows that smaller dataset only gives illusion of </w:t>
-      </w:r>
-      <w:r>
-        <w:lastRenderedPageBreak/>
-        <w:t>fairness, when the model is not strong enough to perform well in the minority class.</w:t>
+        <w:t>When the size of the dataset increases, the true truth of the model of the model of the majority class becomes clear. A larger data collection explores the weaknesses of the model in learning from minority classes, with evidence that the minority class drops significantly. This shows that smaller dataset only gives illusion of fairness, when the model is not strong enough to perform well in the minority class.</w:t>
       </w:r>
     </w:p>
     <w:p>
@@ -6024,7 +6238,11 @@
         <w:pStyle w:val="FigureCaption"/>
       </w:pPr>
       <w:r>
-        <w:t>The size of a small sample can be very misleading when we evaluate bias, because they often provide high performance metrics, especially for minority classes. In this study, the model trained in the unbalanced small data set initially shows a high accuracy for the minority class. However, this performance does not reflect the actual ability of the model. Conversely, it is only the result of statistical anomalies caused by a small sample size.</w:t>
+        <w:t xml:space="preserve">The size of a small sample can be very misleading when we evaluate bias, because they often provide high performance metrics, especially for minority classes. In this study, the </w:t>
+      </w:r>
+      <w:r>
+        <w:lastRenderedPageBreak/>
+        <w:t>model trained in the unbalanced small data set initially shows a high accuracy for the minority class. However, this performance does not reflect the actual ability of the model. Conversely, it is only the result of statistical anomalies caused by a small sample size.</w:t>
       </w:r>
     </w:p>
     <w:p>
@@ -6038,10 +6256,7 @@
         <w:t>class dropping</w:t>
       </w:r>
       <w:r>
-        <w:t xml:space="preserve"> to a very planned level. This shows that the size of a small sample can cover the actual level of bias. </w:t>
-      </w:r>
-      <w:r>
-        <w:t xml:space="preserve">As a result, the model that is trained and evaluated on a small dataset may look </w:t>
+        <w:t xml:space="preserve"> to a very planned level. This shows that the size of a small sample can cover the actual level of bias. As a result, the model that is trained and evaluated on a small dataset may look </w:t>
       </w:r>
       <w:r>
         <w:t>fairer</w:t>
@@ -6063,6 +6278,11 @@
       <w:r>
         <w:t xml:space="preserve"> ensure that the actual bias is revealed in the model development process.</w:t>
       </w:r>
+    </w:p>
+    <w:p>
+      <w:pPr>
+        <w:pStyle w:val="FigureCaption"/>
+      </w:pPr>
     </w:p>
     <w:p>
       <w:pPr>
@@ -6222,14 +6442,7 @@
         <w:rPr>
           <w:lang w:val="en-ID"/>
         </w:rPr>
-        <w:t xml:space="preserve">An imbalanced data set results in bias in the model that discriminatively and unfairly predicts directly for the majority </w:t>
-      </w:r>
-      <w:r>
-        <w:rPr>
-          <w:lang w:val="en-ID"/>
-        </w:rPr>
-        <w:lastRenderedPageBreak/>
-        <w:t>class. Minority groups are not represented, resulting in low accuracy.</w:t>
+        <w:t>An imbalanced data set results in bias in the model that discriminatively and unfairly predicts directly for the majority class. Minority groups are not represented, resulting in low accuracy.</w:t>
       </w:r>
     </w:p>
     <w:p>
@@ -6467,7 +6680,14 @@
         <w:rPr>
           <w:lang w:val="en-ID"/>
         </w:rPr>
-        <w:t xml:space="preserve"> of data sets to avoid biases hidden by smaller sample sizes.</w:t>
+        <w:t xml:space="preserve"> of data sets to </w:t>
+      </w:r>
+      <w:r>
+        <w:rPr>
+          <w:lang w:val="en-ID"/>
+        </w:rPr>
+        <w:lastRenderedPageBreak/>
+        <w:t>avoid biases hidden by smaller sample sizes.</w:t>
       </w:r>
     </w:p>
     <w:p>
@@ -6558,10 +6778,7 @@
         <w:t xml:space="preserve">very </w:t>
       </w:r>
       <w:r>
-        <w:t xml:space="preserve">important. By not </w:t>
-      </w:r>
-      <w:r>
-        <w:t xml:space="preserve">addressing dataset </w:t>
+        <w:t xml:space="preserve">important. By not addressing dataset </w:t>
       </w:r>
       <w:r>
         <w:t xml:space="preserve">homogeneity/ </w:t>
@@ -6806,11 +7023,7 @@
         <w:t xml:space="preserve">have </w:t>
       </w:r>
       <w:r>
-        <w:t xml:space="preserve">different behavior under similar </w:t>
-      </w:r>
-      <w:r>
-        <w:lastRenderedPageBreak/>
-        <w:t xml:space="preserve">conditions of </w:t>
+        <w:t xml:space="preserve">different behavior under similar conditions of </w:t>
       </w:r>
       <w:r>
         <w:t xml:space="preserve">data homogeneity </w:t>
@@ -7100,7 +7313,20 @@
         <w:rPr>
           <w:lang w:val="en-ID"/>
         </w:rPr>
-        <w:t xml:space="preserve">Models trained on imbalanced datasets are prone to bias, </w:t>
+        <w:lastRenderedPageBreak/>
+        <w:t xml:space="preserve">Models trained on imbalanced datasets are </w:t>
+      </w:r>
+      <w:r>
+        <w:rPr>
+          <w:lang w:val="en-ID"/>
+        </w:rPr>
+        <w:t>lead</w:t>
+      </w:r>
+      <w:r>
+        <w:rPr>
+          <w:lang w:val="en-ID"/>
+        </w:rPr>
+        <w:t xml:space="preserve"> to bias, </w:t>
       </w:r>
       <w:r>
         <w:rPr>
@@ -7112,7 +7338,19 @@
         <w:rPr>
           <w:lang w:val="en-ID"/>
         </w:rPr>
-        <w:t xml:space="preserve"> the majority class at the expense of underrepresented classes. This bias becomes more </w:t>
+        <w:t xml:space="preserve"> majority class </w:t>
+      </w:r>
+      <w:r>
+        <w:rPr>
+          <w:lang w:val="en-ID"/>
+        </w:rPr>
+        <w:t>only</w:t>
+      </w:r>
+      <w:r>
+        <w:rPr>
+          <w:lang w:val="en-ID"/>
+        </w:rPr>
+        <w:t xml:space="preserve"> This bias becomes </w:t>
       </w:r>
       <w:r>
         <w:rPr>
@@ -7172,13 +7410,7 @@
         <w:rPr>
           <w:lang w:val="en-ID"/>
         </w:rPr>
-        <w:t xml:space="preserve">The research also highlights how small sample sizes can provide a false sense of fairness, with models appearing to perform well on minority classes. As the sample size </w:t>
-      </w:r>
-      <w:r>
-        <w:rPr>
-          <w:lang w:val="en-ID"/>
-        </w:rPr>
-        <w:t>increases, the model’s bias becomes clear</w:t>
+        <w:t>The research also highlights how small sample sizes can provide a false sense of fairness, with models appearing to perform well on minority classes. As the sample size increases, the model’s bias becomes clear</w:t>
       </w:r>
       <w:r>
         <w:rPr>
@@ -7190,7 +7422,19 @@
         <w:rPr>
           <w:lang w:val="en-ID"/>
         </w:rPr>
-        <w:t>, with performance metrics such as recall d</w:t>
+        <w:t xml:space="preserve">, with performance metrics </w:t>
+      </w:r>
+      <w:r>
+        <w:rPr>
+          <w:lang w:val="en-ID"/>
+        </w:rPr>
+        <w:t xml:space="preserve">drastically </w:t>
+      </w:r>
+      <w:r>
+        <w:rPr>
+          <w:lang w:val="en-ID"/>
+        </w:rPr>
+        <w:t>d</w:t>
       </w:r>
       <w:r>
         <w:rPr>
@@ -7421,7 +7665,19 @@
         <w:rPr>
           <w:lang w:val="en-ID"/>
         </w:rPr>
-        <w:t>These insights have immediate and long-term effects on Responsible AI. In the short term, they highlight the need for stricter evaluations of model fairness, especially in high-stakes applications like healthcare, criminal justice, and hiring, where bias can have severe consequences. In the long term, integrating dataset composition analysis into Responsible AI frameworks can enhance trust in AI systems, fostering more ethical and accountable AI practices across industries.</w:t>
+        <w:t>These insights have immediate and long-term effects on Responsible AI. In the short term, they highlight the need for evaluations of model fairness</w:t>
+      </w:r>
+      <w:r>
+        <w:rPr>
+          <w:lang w:val="en-ID"/>
+        </w:rPr>
+        <w:t xml:space="preserve">. </w:t>
+      </w:r>
+      <w:r>
+        <w:rPr>
+          <w:lang w:val="en-ID"/>
+        </w:rPr>
+        <w:t>In the long term, integrating dataset composition analysis into Responsible AI frameworks can enhance trust in AI systems, more ethical and accountable AI practices across industries.</w:t>
       </w:r>
     </w:p>
     <w:p>
@@ -7435,9 +7691,6 @@
     <w:p>
       <w:pPr>
         <w:pStyle w:val="Para"/>
-        <w:rPr>
-          <w:lang w:val="en-ID"/>
-        </w:rPr>
       </w:pPr>
       <w:r>
         <w:rPr>
@@ -7461,19 +7714,13 @@
         <w:rPr>
           <w:lang w:val="en-ID"/>
         </w:rPr>
-        <w:t xml:space="preserve"> the importance of moving beyond model explainability alone. Transparency at both the model and dataset levels is essential for building fair AI systems, and this approach has the potential to reshape how AI fairness is evaluated and regulated in the future.</w:t>
-      </w:r>
-    </w:p>
-    <w:p>
-      <w:pPr>
-        <w:pStyle w:val="Para"/>
-      </w:pPr>
-      <w:r>
-        <w:rPr>
-          <w:lang w:val="en-ID"/>
-        </w:rPr>
-        <w:lastRenderedPageBreak/>
-        <w:t>Pinpoint any gaps or unanswered questions that emerged from your study, and propose specific avenues for further investigation, detailing how these could continue to expand the knowledge base on the subject.</w:t>
+        <w:t xml:space="preserve"> the importance of moving beyond model explainability. Transparency at both the model and dataset levels is essential for building fair AI systems</w:t>
+      </w:r>
+      <w:r>
+        <w:rPr>
+          <w:lang w:val="en-ID"/>
+        </w:rPr>
+        <w:t>.</w:t>
       </w:r>
     </w:p>
     <w:p>
@@ -7598,7 +7845,13 @@
         <w:ind w:left="720"/>
       </w:pPr>
       <w:r>
-        <w:t xml:space="preserve">This study was performed using logistic regression; </w:t>
+        <w:t>This study was performed using logistic regression</w:t>
+      </w:r>
+      <w:r>
+        <w:t xml:space="preserve"> only,</w:t>
+      </w:r>
+      <w:r>
+        <w:t xml:space="preserve"> </w:t>
       </w:r>
       <w:r>
         <w:t xml:space="preserve">while </w:t>
@@ -7610,10 +7863,16 @@
         <w:t>complex</w:t>
       </w:r>
       <w:r>
-        <w:t xml:space="preserve"> models such as Deep Neural Networks (DNN), Convolutional Neural Networks (CNN), and Transformer models. These </w:t>
-      </w:r>
-      <w:r>
-        <w:t>models may work differently when trained on imbalanced data sets, especially in high dimensional data space such as image classification or natural language processing. The following comes with the identification of the biases; it will be possible to establish how effectively these techniques can be applied to other machine learning tasks.</w:t>
+        <w:t xml:space="preserve"> models</w:t>
+      </w:r>
+      <w:r>
+        <w:t>, which</w:t>
+      </w:r>
+      <w:r>
+        <w:t xml:space="preserve"> may work differently when trained on imbalanced datasets</w:t>
+      </w:r>
+      <w:r>
+        <w:t>.</w:t>
       </w:r>
     </w:p>
     <w:p>
@@ -7685,7 +7944,28 @@
         <w:pStyle w:val="Para"/>
       </w:pPr>
       <w:r>
-        <w:t>By addressing these areas, future research can continue to build on the findings of this study, contributing to the development of more robust, transparent, and fair AI systems.</w:t>
+        <w:t>F</w:t>
+      </w:r>
+      <w:r>
+        <w:t xml:space="preserve">uture research can continue to </w:t>
+      </w:r>
+      <w:r>
+        <w:t>explore the</w:t>
+      </w:r>
+      <w:r>
+        <w:t xml:space="preserve"> findings of this study, </w:t>
+      </w:r>
+      <w:r>
+        <w:t>for</w:t>
+      </w:r>
+      <w:r>
+        <w:t xml:space="preserve"> development of more transparent</w:t>
+      </w:r>
+      <w:r>
+        <w:t xml:space="preserve"> </w:t>
+      </w:r>
+      <w:r>
+        <w:t>and fair AI systems.</w:t>
       </w:r>
     </w:p>
     <w:p>
@@ -7732,7 +8012,7 @@
           <w:lang w:eastAsia="it-IT"/>
           <w14:ligatures w14:val="standard"/>
         </w:rPr>
-        <w:t>tutor</w:t>
+        <w:t>tut</w:t>
       </w:r>
       <w:r>
         <w:rPr>
@@ -7742,7 +8022,7 @@
           <w:lang w:eastAsia="it-IT"/>
           <w14:ligatures w14:val="standard"/>
         </w:rPr>
-        <w:t xml:space="preserve">s and advisors in </w:t>
+        <w:t xml:space="preserve">ors in </w:t>
       </w:r>
       <w:r>
         <w:rPr>
@@ -7782,7 +8062,7 @@
           <w:lang w:eastAsia="it-IT"/>
           <w14:ligatures w14:val="standard"/>
         </w:rPr>
-        <w:t xml:space="preserve">guidance through the development of this research. I also wish to thank my colleagues at the University of Hull for their support, which </w:t>
+        <w:t xml:space="preserve">guidance </w:t>
       </w:r>
       <w:r>
         <w:rPr>
@@ -7792,8 +8072,17 @@
           <w:lang w:eastAsia="it-IT"/>
           <w14:ligatures w14:val="standard"/>
         </w:rPr>
-        <w:lastRenderedPageBreak/>
-        <w:t>really improved the quality of this work. Special thanks go to my families and friends for their understanding during this research. Thank you for inspiring me to contribute to the field of Responsible AI.</w:t>
+        <w:t>and advices during</w:t>
+      </w:r>
+      <w:r>
+        <w:rPr>
+          <w:rFonts w:ascii="Times New Roman" w:hAnsi="Times New Roman" w:cs="Times New Roman"/>
+          <w:sz w:val="24"/>
+          <w:szCs w:val="24"/>
+          <w:lang w:eastAsia="it-IT"/>
+          <w14:ligatures w14:val="standard"/>
+        </w:rPr>
+        <w:t xml:space="preserve"> this research. I also wish to thank my colleagues at the University of Hull for their support, which really improved the quality of this work. Special thanks go to my families and friends for their understanding during this research. Thank you for inspiring me to contribute to the field of Responsible AI.</w:t>
       </w:r>
     </w:p>
     <w:p>
@@ -8217,16 +8506,7 @@
           <w:szCs w:val="24"/>
           <w14:ligatures w14:val="standard"/>
         </w:rPr>
-        <w:t xml:space="preserve"> </w:t>
-      </w:r>
-      <w:r>
-        <w:rPr>
-          <w:rFonts w:ascii="Times New Roman" w:hAnsi="Times New Roman" w:cs="Times New Roman"/>
-          <w:sz w:val="24"/>
-          <w:szCs w:val="24"/>
-          <w14:ligatures w14:val="standard"/>
-        </w:rPr>
-        <w:t>Applied Soft Computing 86, 105836. DOI: https://doi.org/10.1016/j.asoc.2019.105836.</w:t>
+        <w:t xml:space="preserve"> Applied Soft Computing 86, 105836. DOI: https://doi.org/10.1016/j.asoc.2019.105836.</w:t>
       </w:r>
     </w:p>
     <w:p>
@@ -8423,6 +8703,7 @@
           <w:szCs w:val="24"/>
           <w14:ligatures w14:val="standard"/>
         </w:rPr>
+        <w:lastRenderedPageBreak/>
         <w:t>[</w:t>
       </w:r>
       <w:r>
@@ -8770,19 +9051,7 @@
           <w:szCs w:val="24"/>
           <w14:ligatures w14:val="standard"/>
         </w:rPr>
-        <w:t>. Explain Your Model Predictions with LIME. Retrieved from https://www.kaggle.com/code/prashant111/ex</w:t>
-      </w:r>
-      <w:r>
-        <w:rPr>
-          <w:rFonts w:ascii="Times New Roman" w:hAnsi="Times New Roman" w:cs="Times New Roman"/>
-          <w:i/>
-          <w:iCs/>
-          <w:sz w:val="24"/>
-          <w:szCs w:val="24"/>
-          <w14:ligatures w14:val="standard"/>
-        </w:rPr>
-        <w:lastRenderedPageBreak/>
-        <w:t>plain-your-model-predictions-with-lime/notebook.</w:t>
+        <w:t>. Explain Your Model Predictions with LIME. Retrieved from https://www.kaggle.com/code/prashant111/explain-your-model-predictions-with-lime/notebook.</w:t>
       </w:r>
     </w:p>
     <w:p>

--- a/202370140_XAI.docx
+++ b/202370140_XAI.docx
@@ -1919,16 +1919,16 @@
         <w:t xml:space="preserve">studied </w:t>
       </w:r>
       <w:r>
-        <w:t xml:space="preserve">by Miao, Y., Cao, H., and Tang, M. (2022) focuses on the technique that may be utilized to evaluate the impact that imbalanced binary data has on the performance of machine learning models. In their investigation, they investigated how the imbalance ratio (IR) influences the performance and stability of the model. To build datasets with variable imbalance ratios, they applied imbalanced data augmentation algorithms. </w:t>
+        <w:t xml:space="preserve">by Miao, Y., Cao, H., and Tang, M. (2022) focuses on the technique to evaluate the impact that imbalanced binary data on the performance of machine learning models. In their investigation, they investigated how the imbalance ratio (IR) influences the performance and stability of the model. To build datasets with variable imbalance ratios, they applied imbalanced data augmentation algorithms. </w:t>
       </w:r>
       <w:r>
         <w:t>T</w:t>
       </w:r>
       <w:r>
-        <w:t xml:space="preserve">hey </w:t>
-      </w:r>
-      <w:r>
-        <w:t>utilized measures such as area under the curve (AUC), F-measure, and G-mea</w:t>
+        <w:t xml:space="preserve">hey utilized measures such as area under the curve </w:t>
+      </w:r>
+      <w:r>
+        <w:t>(AUC), F-measure, and G-mea</w:t>
       </w:r>
       <w:r>
         <w:t xml:space="preserve">n to evaluate </w:t>
@@ -2122,6 +2122,7 @@
         <w:pStyle w:val="Para"/>
       </w:pPr>
       <w:r>
+        <w:lastRenderedPageBreak/>
         <w:t xml:space="preserve">The </w:t>
       </w:r>
       <w:r>
@@ -2158,7 +2159,13 @@
         <w:t>create significant</w:t>
       </w:r>
       <w:r>
-        <w:t xml:space="preserve"> bias due to the intrinsic correlation between study-specific effect sizes and their within-study variances. Th</w:t>
+        <w:t xml:space="preserve"> bias</w:t>
+      </w:r>
+      <w:r>
+        <w:t xml:space="preserve">. </w:t>
+      </w:r>
+      <w:r>
+        <w:t>Th</w:t>
       </w:r>
       <w:r>
         <w:t>is</w:t>
@@ -2190,11 +2197,6 @@
       <w:r>
         <w:t xml:space="preserve"> bias and fairness.</w:t>
       </w:r>
-    </w:p>
-    <w:p>
-      <w:pPr>
-        <w:pStyle w:val="Para"/>
-      </w:pPr>
     </w:p>
     <w:p>
       <w:pPr>
@@ -2431,7 +2433,10 @@
         <w:t xml:space="preserve">which </w:t>
       </w:r>
       <w:r>
-        <w:t xml:space="preserve">convert input characteristics into an output probability </w:t>
+        <w:t>converts</w:t>
+      </w:r>
+      <w:r>
+        <w:t xml:space="preserve"> input characteristics into an output probability </w:t>
       </w:r>
       <w:r>
         <w:t>between</w:t>
@@ -2704,8 +2709,162 @@
         <w:rPr>
           <w:lang w:val="en-ID"/>
         </w:rPr>
+        <w:t>Accuracy shows the overall correctness of the model.</w:t>
+      </w:r>
+    </w:p>
+    <w:p>
+      <w:pPr>
+        <w:pStyle w:val="Para"/>
+        <w:rPr>
+          <w:lang w:val="en-ID"/>
+        </w:rPr>
+      </w:pPr>
+      <w:r>
+        <w:rPr>
+          <w:lang w:val="en-ID"/>
+        </w:rPr>
+        <w:t>The F1-score is the</w:t>
+      </w:r>
+      <w:r>
+        <w:rPr>
+          <w:lang w:val="en-ID"/>
+        </w:rPr>
+        <w:t xml:space="preserve"> </w:t>
+      </w:r>
+      <w:r>
+        <w:rPr>
+          <w:lang w:val="en-ID"/>
+        </w:rPr>
+        <w:t>precision and recall</w:t>
+      </w:r>
+      <w:r>
+        <w:rPr>
+          <w:lang w:val="en-ID"/>
+        </w:rPr>
+        <w:t xml:space="preserve">’s </w:t>
+      </w:r>
+      <w:r>
+        <w:rPr>
+          <w:lang w:val="en-ID"/>
+        </w:rPr>
+        <w:t>harmonic mean</w:t>
+      </w:r>
+      <w:r>
+        <w:rPr>
+          <w:lang w:val="en-ID"/>
+        </w:rPr>
+        <w:t>.</w:t>
+      </w:r>
+    </w:p>
+    <w:p>
+      <w:pPr>
+        <w:pStyle w:val="Para"/>
+        <w:rPr>
+          <w:lang w:val="en-ID"/>
+        </w:rPr>
+      </w:pPr>
+      <w:r>
+        <w:rPr>
+          <w:lang w:val="en-ID"/>
+        </w:rPr>
         <w:lastRenderedPageBreak/>
-        <w:t>Accuracy shows the overall correctness of the model.</w:t>
+        <w:t xml:space="preserve">Precision-Recall </w:t>
+      </w:r>
+      <w:r>
+        <w:rPr>
+          <w:lang w:val="en-ID"/>
+        </w:rPr>
+        <w:t>Area Under the Curve</w:t>
+      </w:r>
+      <w:r>
+        <w:rPr>
+          <w:lang w:val="en-ID"/>
+        </w:rPr>
+        <w:t xml:space="preserve"> </w:t>
+      </w:r>
+      <w:r>
+        <w:rPr>
+          <w:lang w:val="en-ID"/>
+        </w:rPr>
+        <w:t>(AUC</w:t>
+      </w:r>
+      <w:r>
+        <w:rPr>
+          <w:lang w:val="en-ID"/>
+        </w:rPr>
+        <w:t xml:space="preserve">) is a performance metric </w:t>
+      </w:r>
+      <w:r>
+        <w:rPr>
+          <w:lang w:val="en-ID"/>
+        </w:rPr>
+        <w:t>which</w:t>
+      </w:r>
+      <w:r>
+        <w:rPr>
+          <w:lang w:val="en-ID"/>
+        </w:rPr>
+        <w:t xml:space="preserve"> combines </w:t>
+      </w:r>
+      <w:r>
+        <w:rPr>
+          <w:lang w:val="en-ID"/>
+        </w:rPr>
+        <w:t>recall and precision</w:t>
+      </w:r>
+      <w:r>
+        <w:rPr>
+          <w:lang w:val="en-ID"/>
+        </w:rPr>
+        <w:t xml:space="preserve"> </w:t>
+      </w:r>
+      <w:r>
+        <w:rPr>
+          <w:lang w:val="en-ID"/>
+        </w:rPr>
+        <w:t>become</w:t>
+      </w:r>
+      <w:r>
+        <w:rPr>
+          <w:lang w:val="en-ID"/>
+        </w:rPr>
+        <w:t xml:space="preserve"> a single value, summar</w:t>
+      </w:r>
+      <w:r>
+        <w:rPr>
+          <w:lang w:val="en-ID"/>
+        </w:rPr>
+        <w:t>ized</w:t>
+      </w:r>
+      <w:r>
+        <w:rPr>
+          <w:lang w:val="en-ID"/>
+        </w:rPr>
+        <w:t xml:space="preserve"> </w:t>
+      </w:r>
+      <w:r>
+        <w:rPr>
+          <w:lang w:val="en-ID"/>
+        </w:rPr>
+        <w:t xml:space="preserve">about </w:t>
+      </w:r>
+      <w:r>
+        <w:rPr>
+          <w:lang w:val="en-ID"/>
+        </w:rPr>
+        <w:t xml:space="preserve">how well </w:t>
+      </w:r>
+      <w:r>
+        <w:rPr>
+          <w:lang w:val="en-ID"/>
+        </w:rPr>
+        <w:t>the model is</w:t>
+      </w:r>
+      <w:r>
+        <w:rPr>
+          <w:lang w:val="en-ID"/>
+        </w:rPr>
+        <w:t xml:space="preserve"> performs. </w:t>
       </w:r>
     </w:p>
     <w:p>
@@ -2719,7 +2878,119 @@
         <w:rPr>
           <w:lang w:val="en-ID"/>
         </w:rPr>
-        <w:t>The F1-score is the</w:t>
+        <w:t>The details are:</w:t>
+      </w:r>
+    </w:p>
+    <w:p>
+      <w:pPr>
+        <w:pStyle w:val="Para"/>
+        <w:rPr>
+          <w:lang w:val="en-ID"/>
+        </w:rPr>
+      </w:pPr>
+      <w:r>
+        <w:rPr>
+          <w:lang w:val="en-ID"/>
+        </w:rPr>
+        <w:t xml:space="preserve">Precision </w:t>
+      </w:r>
+      <w:r>
+        <w:rPr>
+          <w:lang w:val="en-ID"/>
+        </w:rPr>
+        <w:t>answers the question</w:t>
+      </w:r>
+      <w:r>
+        <w:rPr>
+          <w:lang w:val="en-ID"/>
+        </w:rPr>
+        <w:t xml:space="preserve"> about h</w:t>
+      </w:r>
+      <w:r>
+        <w:rPr>
+          <w:lang w:val="en-ID"/>
+        </w:rPr>
+        <w:t>ow many were correct</w:t>
+      </w:r>
+      <w:r>
+        <w:rPr>
+          <w:lang w:val="en-ID"/>
+        </w:rPr>
+        <w:t xml:space="preserve"> from</w:t>
+      </w:r>
+      <w:r>
+        <w:rPr>
+          <w:lang w:val="en-ID"/>
+        </w:rPr>
+        <w:t xml:space="preserve"> all the positive predictions</w:t>
+      </w:r>
+      <w:r>
+        <w:rPr>
+          <w:lang w:val="en-ID"/>
+        </w:rPr>
+        <w:t xml:space="preserve">. </w:t>
+      </w:r>
+      <w:r>
+        <w:rPr>
+          <w:lang w:val="en-ID"/>
+        </w:rPr>
+        <w:t xml:space="preserve">It </w:t>
+      </w:r>
+      <w:r>
+        <w:rPr>
+          <w:lang w:val="en-ID"/>
+        </w:rPr>
+        <w:t>is a metric that measures how often a predicted label is correct</w:t>
+      </w:r>
+      <w:r>
+        <w:rPr>
+          <w:lang w:val="en-ID"/>
+        </w:rPr>
+        <w:t>.</w:t>
+      </w:r>
+    </w:p>
+    <w:p>
+      <w:pPr>
+        <w:pStyle w:val="Para"/>
+        <w:rPr>
+          <w:lang w:val="en-ID"/>
+        </w:rPr>
+      </w:pPr>
+      <w:r>
+        <w:rPr>
+          <w:lang w:val="en-ID"/>
+        </w:rPr>
+        <w:t xml:space="preserve">Recall is </w:t>
+      </w:r>
+      <w:r>
+        <w:rPr>
+          <w:lang w:val="en-ID"/>
+        </w:rPr>
+        <w:t xml:space="preserve">known as </w:t>
+      </w:r>
+      <w:r>
+        <w:rPr>
+          <w:lang w:val="en-ID"/>
+        </w:rPr>
+        <w:t xml:space="preserve">sensitivity </w:t>
+      </w:r>
+      <w:r>
+        <w:rPr>
+          <w:lang w:val="en-ID"/>
+        </w:rPr>
+        <w:t xml:space="preserve">or </w:t>
+      </w:r>
+      <w:r>
+        <w:rPr>
+          <w:lang w:val="en-ID"/>
+        </w:rPr>
+        <w:t>true positive rate</w:t>
+      </w:r>
+      <w:r>
+        <w:rPr>
+          <w:lang w:val="en-ID"/>
+        </w:rPr>
+        <w:t>. It is</w:t>
       </w:r>
       <w:r>
         <w:rPr>
@@ -2731,19 +3002,67 @@
         <w:rPr>
           <w:lang w:val="en-ID"/>
         </w:rPr>
-        <w:t>precision and recall</w:t>
-      </w:r>
-      <w:r>
-        <w:rPr>
-          <w:lang w:val="en-ID"/>
-        </w:rPr>
-        <w:t xml:space="preserve">’s </w:t>
-      </w:r>
-      <w:r>
-        <w:rPr>
-          <w:lang w:val="en-ID"/>
-        </w:rPr>
-        <w:t>harmonic mean</w:t>
+        <w:t>a metric that measures how often a true label is correctly predicted</w:t>
+      </w:r>
+      <w:r>
+        <w:rPr>
+          <w:lang w:val="en-ID"/>
+        </w:rPr>
+        <w:t xml:space="preserve">. </w:t>
+      </w:r>
+      <w:r>
+        <w:rPr>
+          <w:lang w:val="en-ID"/>
+        </w:rPr>
+        <w:t xml:space="preserve">Recall (also): The proportion of true positive cases detected out of all actual positive cases. It </w:t>
+      </w:r>
+      <w:r>
+        <w:rPr>
+          <w:lang w:val="en-ID"/>
+        </w:rPr>
+        <w:t>showed</w:t>
+      </w:r>
+      <w:r>
+        <w:rPr>
+          <w:lang w:val="en-ID"/>
+        </w:rPr>
+        <w:t xml:space="preserve"> about</w:t>
+      </w:r>
+      <w:r>
+        <w:rPr>
+          <w:lang w:val="en-ID"/>
+        </w:rPr>
+        <w:t xml:space="preserve"> </w:t>
+      </w:r>
+      <w:r>
+        <w:rPr>
+          <w:lang w:val="en-ID"/>
+        </w:rPr>
+        <w:t>how many were correctly predicted</w:t>
+      </w:r>
+      <w:r>
+        <w:rPr>
+          <w:lang w:val="en-ID"/>
+        </w:rPr>
+        <w:t xml:space="preserve"> from</w:t>
+      </w:r>
+      <w:r>
+        <w:rPr>
+          <w:lang w:val="en-ID"/>
+        </w:rPr>
+        <w:t xml:space="preserve"> all </w:t>
+      </w:r>
+      <w:r>
+        <w:rPr>
+          <w:lang w:val="en-ID"/>
+        </w:rPr>
+        <w:t>true</w:t>
+      </w:r>
+      <w:r>
+        <w:rPr>
+          <w:lang w:val="en-ID"/>
+        </w:rPr>
+        <w:t xml:space="preserve"> positives</w:t>
       </w:r>
       <w:r>
         <w:rPr>
@@ -2759,17 +3078,85 @@
           <w:lang w:val="en-ID"/>
         </w:rPr>
       </w:pPr>
-      <w:r>
-        <w:rPr>
-          <w:lang w:val="en-ID"/>
-        </w:rPr>
-        <w:t xml:space="preserve">Precision-Recall </w:t>
-      </w:r>
-      <w:r>
-        <w:rPr>
-          <w:lang w:val="en-ID"/>
-        </w:rPr>
-        <w:t>Area Under the Curve</w:t>
+    </w:p>
+    <w:p>
+      <w:pPr>
+        <w:pStyle w:val="Para"/>
+        <w:rPr>
+          <w:lang w:val="en-ID"/>
+        </w:rPr>
+      </w:pPr>
+      <w:r>
+        <w:rPr>
+          <w:lang w:val="en-ID"/>
+        </w:rPr>
+        <w:t xml:space="preserve">AUC is </w:t>
+      </w:r>
+      <w:r>
+        <w:rPr>
+          <w:lang w:val="en-ID"/>
+        </w:rPr>
+        <w:t>like</w:t>
+      </w:r>
+      <w:r>
+        <w:rPr>
+          <w:lang w:val="en-ID"/>
+        </w:rPr>
+        <w:t xml:space="preserve"> the Precision-Recall curve, which </w:t>
+      </w:r>
+      <w:r>
+        <w:rPr>
+          <w:lang w:val="en-ID"/>
+        </w:rPr>
+        <w:t>visualized the</w:t>
+      </w:r>
+      <w:r>
+        <w:rPr>
+          <w:lang w:val="en-ID"/>
+        </w:rPr>
+        <w:t xml:space="preserve"> precision on the y-axis and recall on the x-axis. </w:t>
+      </w:r>
+      <w:r>
+        <w:rPr>
+          <w:lang w:val="en-ID"/>
+        </w:rPr>
+        <w:t>The</w:t>
+      </w:r>
+      <w:r>
+        <w:rPr>
+          <w:lang w:val="en-ID"/>
+        </w:rPr>
+        <w:t xml:space="preserve"> balance achieved between two desirable but incompatible features/ </w:t>
+      </w:r>
+      <w:r>
+        <w:rPr>
+          <w:lang w:val="en-ID"/>
+        </w:rPr>
+        <w:t>compromise</w:t>
+      </w:r>
+      <w:r>
+        <w:rPr>
+          <w:lang w:val="en-ID"/>
+        </w:rPr>
+        <w:t xml:space="preserve"> between precision and recall for different threshold settings of a model</w:t>
+      </w:r>
+      <w:r>
+        <w:rPr>
+          <w:lang w:val="en-ID"/>
+        </w:rPr>
+        <w:t xml:space="preserve"> has been </w:t>
+      </w:r>
+      <w:r>
+        <w:rPr>
+          <w:lang w:val="en-ID"/>
+        </w:rPr>
+        <w:t>visualize</w:t>
+      </w:r>
+      <w:r>
+        <w:rPr>
+          <w:lang w:val="en-ID"/>
+        </w:rPr>
+        <w:t>d.</w:t>
       </w:r>
       <w:r>
         <w:rPr>
@@ -2781,85 +3168,43 @@
         <w:rPr>
           <w:lang w:val="en-ID"/>
         </w:rPr>
-        <w:t>(AUC</w:t>
-      </w:r>
-      <w:r>
-        <w:rPr>
-          <w:lang w:val="en-ID"/>
-        </w:rPr>
-        <w:t xml:space="preserve">) is a performance metric </w:t>
-      </w:r>
-      <w:r>
-        <w:rPr>
-          <w:lang w:val="en-ID"/>
-        </w:rPr>
-        <w:t>which</w:t>
-      </w:r>
-      <w:r>
-        <w:rPr>
-          <w:lang w:val="en-ID"/>
-        </w:rPr>
-        <w:t xml:space="preserve"> combines </w:t>
-      </w:r>
-      <w:r>
-        <w:rPr>
-          <w:lang w:val="en-ID"/>
-        </w:rPr>
-        <w:t>recall and precision</w:t>
-      </w:r>
-      <w:r>
-        <w:rPr>
-          <w:lang w:val="en-ID"/>
-        </w:rPr>
-        <w:t xml:space="preserve"> </w:t>
-      </w:r>
-      <w:r>
-        <w:rPr>
-          <w:lang w:val="en-ID"/>
-        </w:rPr>
-        <w:t>become</w:t>
-      </w:r>
-      <w:r>
-        <w:rPr>
-          <w:lang w:val="en-ID"/>
-        </w:rPr>
-        <w:t xml:space="preserve"> a single value, summar</w:t>
-      </w:r>
-      <w:r>
-        <w:rPr>
-          <w:lang w:val="en-ID"/>
-        </w:rPr>
-        <w:t>ized</w:t>
-      </w:r>
-      <w:r>
-        <w:rPr>
-          <w:lang w:val="en-ID"/>
-        </w:rPr>
-        <w:t xml:space="preserve"> </w:t>
-      </w:r>
-      <w:r>
-        <w:rPr>
-          <w:lang w:val="en-ID"/>
-        </w:rPr>
-        <w:t xml:space="preserve">about </w:t>
-      </w:r>
-      <w:r>
-        <w:rPr>
-          <w:lang w:val="en-ID"/>
-        </w:rPr>
-        <w:t xml:space="preserve">how well </w:t>
-      </w:r>
-      <w:r>
-        <w:rPr>
-          <w:lang w:val="en-ID"/>
-        </w:rPr>
-        <w:t>the model is</w:t>
-      </w:r>
-      <w:r>
-        <w:rPr>
-          <w:lang w:val="en-ID"/>
-        </w:rPr>
-        <w:t xml:space="preserve"> performs. </w:t>
+        <w:t>The AUC (Area Under the Curve) quantifies the overall performance of the model</w:t>
+      </w:r>
+      <w:r>
+        <w:rPr>
+          <w:lang w:val="en-ID"/>
+        </w:rPr>
+        <w:t>. A</w:t>
+      </w:r>
+      <w:r>
+        <w:rPr>
+          <w:lang w:val="en-ID"/>
+        </w:rPr>
+        <w:t xml:space="preserve"> higher AUC value </w:t>
+      </w:r>
+      <w:r>
+        <w:rPr>
+          <w:lang w:val="en-ID"/>
+        </w:rPr>
+        <w:t>indicates</w:t>
+      </w:r>
+      <w:r>
+        <w:rPr>
+          <w:lang w:val="en-ID"/>
+        </w:rPr>
+        <w:t xml:space="preserve"> better performance, </w:t>
+      </w:r>
+      <w:r>
+        <w:rPr>
+          <w:lang w:val="en-ID"/>
+        </w:rPr>
+        <w:t xml:space="preserve">especially </w:t>
+      </w:r>
+      <w:r>
+        <w:rPr>
+          <w:lang w:val="en-ID"/>
+        </w:rPr>
+        <w:t>in identifying minority class instances.</w:t>
       </w:r>
     </w:p>
     <w:p>
@@ -2873,7 +3218,25 @@
         <w:rPr>
           <w:lang w:val="en-ID"/>
         </w:rPr>
-        <w:t>The details are:</w:t>
+        <w:t>t</w:t>
+      </w:r>
+      <w:r>
+        <w:rPr>
+          <w:lang w:val="en-ID"/>
+        </w:rPr>
+        <w:t xml:space="preserve">his metric is </w:t>
+      </w:r>
+      <w:r>
+        <w:rPr>
+          <w:lang w:val="en-ID"/>
+        </w:rPr>
+        <w:t>very</w:t>
+      </w:r>
+      <w:r>
+        <w:rPr>
+          <w:lang w:val="en-ID"/>
+        </w:rPr>
+        <w:t xml:space="preserve"> useful when dealing with imbalanced datasets.</w:t>
       </w:r>
     </w:p>
     <w:p>
@@ -2887,364 +3250,6 @@
         <w:rPr>
           <w:lang w:val="en-ID"/>
         </w:rPr>
-        <w:t xml:space="preserve">Precision </w:t>
-      </w:r>
-      <w:r>
-        <w:rPr>
-          <w:lang w:val="en-ID"/>
-        </w:rPr>
-        <w:t>answers the question</w:t>
-      </w:r>
-      <w:r>
-        <w:rPr>
-          <w:lang w:val="en-ID"/>
-        </w:rPr>
-        <w:t xml:space="preserve"> about h</w:t>
-      </w:r>
-      <w:r>
-        <w:rPr>
-          <w:lang w:val="en-ID"/>
-        </w:rPr>
-        <w:t>ow many were correct</w:t>
-      </w:r>
-      <w:r>
-        <w:rPr>
-          <w:lang w:val="en-ID"/>
-        </w:rPr>
-        <w:t xml:space="preserve"> from</w:t>
-      </w:r>
-      <w:r>
-        <w:rPr>
-          <w:lang w:val="en-ID"/>
-        </w:rPr>
-        <w:t xml:space="preserve"> all the positive predictions</w:t>
-      </w:r>
-      <w:r>
-        <w:rPr>
-          <w:lang w:val="en-ID"/>
-        </w:rPr>
-        <w:t xml:space="preserve">. </w:t>
-      </w:r>
-      <w:r>
-        <w:rPr>
-          <w:lang w:val="en-ID"/>
-        </w:rPr>
-        <w:t xml:space="preserve">It </w:t>
-      </w:r>
-      <w:r>
-        <w:rPr>
-          <w:lang w:val="en-ID"/>
-        </w:rPr>
-        <w:t>is a metric that measures how often a predicted label is correct</w:t>
-      </w:r>
-      <w:r>
-        <w:rPr>
-          <w:lang w:val="en-ID"/>
-        </w:rPr>
-        <w:t>.</w:t>
-      </w:r>
-    </w:p>
-    <w:p>
-      <w:pPr>
-        <w:pStyle w:val="Para"/>
-        <w:rPr>
-          <w:lang w:val="en-ID"/>
-        </w:rPr>
-      </w:pPr>
-      <w:r>
-        <w:rPr>
-          <w:lang w:val="en-ID"/>
-        </w:rPr>
-        <w:t xml:space="preserve">Recall is </w:t>
-      </w:r>
-      <w:r>
-        <w:rPr>
-          <w:lang w:val="en-ID"/>
-        </w:rPr>
-        <w:t xml:space="preserve">known as </w:t>
-      </w:r>
-      <w:r>
-        <w:rPr>
-          <w:lang w:val="en-ID"/>
-        </w:rPr>
-        <w:t xml:space="preserve">sensitivity </w:t>
-      </w:r>
-      <w:r>
-        <w:rPr>
-          <w:lang w:val="en-ID"/>
-        </w:rPr>
-        <w:t xml:space="preserve">or </w:t>
-      </w:r>
-      <w:r>
-        <w:rPr>
-          <w:lang w:val="en-ID"/>
-        </w:rPr>
-        <w:t>true positive rate</w:t>
-      </w:r>
-      <w:r>
-        <w:rPr>
-          <w:lang w:val="en-ID"/>
-        </w:rPr>
-        <w:t>. It is</w:t>
-      </w:r>
-      <w:r>
-        <w:rPr>
-          <w:lang w:val="en-ID"/>
-        </w:rPr>
-        <w:t xml:space="preserve"> </w:t>
-      </w:r>
-      <w:r>
-        <w:rPr>
-          <w:lang w:val="en-ID"/>
-        </w:rPr>
-        <w:t>a metric that measures how often a true label is correctly predicted</w:t>
-      </w:r>
-      <w:r>
-        <w:rPr>
-          <w:lang w:val="en-ID"/>
-        </w:rPr>
-        <w:t xml:space="preserve">. </w:t>
-      </w:r>
-      <w:r>
-        <w:rPr>
-          <w:lang w:val="en-ID"/>
-        </w:rPr>
-        <w:t xml:space="preserve">Recall (also): The proportion of true positive cases detected out of all actual positive cases. It </w:t>
-      </w:r>
-      <w:r>
-        <w:rPr>
-          <w:lang w:val="en-ID"/>
-        </w:rPr>
-        <w:t>showed</w:t>
-      </w:r>
-      <w:r>
-        <w:rPr>
-          <w:lang w:val="en-ID"/>
-        </w:rPr>
-        <w:t xml:space="preserve"> about</w:t>
-      </w:r>
-      <w:r>
-        <w:rPr>
-          <w:lang w:val="en-ID"/>
-        </w:rPr>
-        <w:t xml:space="preserve"> </w:t>
-      </w:r>
-      <w:r>
-        <w:rPr>
-          <w:lang w:val="en-ID"/>
-        </w:rPr>
-        <w:t>how many were correctly predicted</w:t>
-      </w:r>
-      <w:r>
-        <w:rPr>
-          <w:lang w:val="en-ID"/>
-        </w:rPr>
-        <w:t xml:space="preserve"> from</w:t>
-      </w:r>
-      <w:r>
-        <w:rPr>
-          <w:lang w:val="en-ID"/>
-        </w:rPr>
-        <w:t xml:space="preserve"> all </w:t>
-      </w:r>
-      <w:r>
-        <w:rPr>
-          <w:lang w:val="en-ID"/>
-        </w:rPr>
-        <w:t>true</w:t>
-      </w:r>
-      <w:r>
-        <w:rPr>
-          <w:lang w:val="en-ID"/>
-        </w:rPr>
-        <w:t xml:space="preserve"> positives</w:t>
-      </w:r>
-      <w:r>
-        <w:rPr>
-          <w:lang w:val="en-ID"/>
-        </w:rPr>
-        <w:t>.</w:t>
-      </w:r>
-    </w:p>
-    <w:p>
-      <w:pPr>
-        <w:pStyle w:val="Para"/>
-        <w:rPr>
-          <w:lang w:val="en-ID"/>
-        </w:rPr>
-      </w:pPr>
-    </w:p>
-    <w:p>
-      <w:pPr>
-        <w:pStyle w:val="Para"/>
-        <w:rPr>
-          <w:lang w:val="en-ID"/>
-        </w:rPr>
-      </w:pPr>
-      <w:r>
-        <w:rPr>
-          <w:lang w:val="en-ID"/>
-        </w:rPr>
-        <w:t xml:space="preserve">AUC is </w:t>
-      </w:r>
-      <w:r>
-        <w:rPr>
-          <w:lang w:val="en-ID"/>
-        </w:rPr>
-        <w:t>like</w:t>
-      </w:r>
-      <w:r>
-        <w:rPr>
-          <w:lang w:val="en-ID"/>
-        </w:rPr>
-        <w:t xml:space="preserve"> the Precision-Recall curve, which </w:t>
-      </w:r>
-      <w:r>
-        <w:rPr>
-          <w:lang w:val="en-ID"/>
-        </w:rPr>
-        <w:t>visualized the</w:t>
-      </w:r>
-      <w:r>
-        <w:rPr>
-          <w:lang w:val="en-ID"/>
-        </w:rPr>
-        <w:t xml:space="preserve"> precision on the y-axis and recall on the x-axis. </w:t>
-      </w:r>
-      <w:r>
-        <w:rPr>
-          <w:lang w:val="en-ID"/>
-        </w:rPr>
-        <w:t>The</w:t>
-      </w:r>
-      <w:r>
-        <w:rPr>
-          <w:lang w:val="en-ID"/>
-        </w:rPr>
-        <w:t xml:space="preserve"> balance achieved between two desirable but incompatible features/ </w:t>
-      </w:r>
-      <w:r>
-        <w:rPr>
-          <w:lang w:val="en-ID"/>
-        </w:rPr>
-        <w:t>compromise</w:t>
-      </w:r>
-      <w:r>
-        <w:rPr>
-          <w:lang w:val="en-ID"/>
-        </w:rPr>
-        <w:t xml:space="preserve"> between precision and recall for different threshold settings of a model</w:t>
-      </w:r>
-      <w:r>
-        <w:rPr>
-          <w:lang w:val="en-ID"/>
-        </w:rPr>
-        <w:t xml:space="preserve"> has been </w:t>
-      </w:r>
-      <w:r>
-        <w:rPr>
-          <w:lang w:val="en-ID"/>
-        </w:rPr>
-        <w:t>visualize</w:t>
-      </w:r>
-      <w:r>
-        <w:rPr>
-          <w:lang w:val="en-ID"/>
-        </w:rPr>
-        <w:t>d.</w:t>
-      </w:r>
-      <w:r>
-        <w:rPr>
-          <w:lang w:val="en-ID"/>
-        </w:rPr>
-        <w:t xml:space="preserve"> </w:t>
-      </w:r>
-      <w:r>
-        <w:rPr>
-          <w:lang w:val="en-ID"/>
-        </w:rPr>
-        <w:t>The AUC (Area Under the Curve) quantifies the overall performance of the model</w:t>
-      </w:r>
-      <w:r>
-        <w:rPr>
-          <w:lang w:val="en-ID"/>
-        </w:rPr>
-        <w:t>. A</w:t>
-      </w:r>
-      <w:r>
-        <w:rPr>
-          <w:lang w:val="en-ID"/>
-        </w:rPr>
-        <w:t xml:space="preserve"> higher AUC value </w:t>
-      </w:r>
-      <w:r>
-        <w:rPr>
-          <w:lang w:val="en-ID"/>
-        </w:rPr>
-        <w:t>indicates</w:t>
-      </w:r>
-      <w:r>
-        <w:rPr>
-          <w:lang w:val="en-ID"/>
-        </w:rPr>
-        <w:t xml:space="preserve"> better performance, </w:t>
-      </w:r>
-      <w:r>
-        <w:rPr>
-          <w:lang w:val="en-ID"/>
-        </w:rPr>
-        <w:t xml:space="preserve">especially </w:t>
-      </w:r>
-      <w:r>
-        <w:rPr>
-          <w:lang w:val="en-ID"/>
-        </w:rPr>
-        <w:t>in identifying minority class instances.</w:t>
-      </w:r>
-    </w:p>
-    <w:p>
-      <w:pPr>
-        <w:pStyle w:val="Para"/>
-        <w:rPr>
-          <w:lang w:val="en-ID"/>
-        </w:rPr>
-      </w:pPr>
-      <w:r>
-        <w:rPr>
-          <w:lang w:val="en-ID"/>
-        </w:rPr>
-        <w:t>t</w:t>
-      </w:r>
-      <w:r>
-        <w:rPr>
-          <w:lang w:val="en-ID"/>
-        </w:rPr>
-        <w:t xml:space="preserve">his metric is </w:t>
-      </w:r>
-      <w:r>
-        <w:rPr>
-          <w:lang w:val="en-ID"/>
-        </w:rPr>
-        <w:t>very</w:t>
-      </w:r>
-      <w:r>
-        <w:rPr>
-          <w:lang w:val="en-ID"/>
-        </w:rPr>
-        <w:t xml:space="preserve"> useful when dealing with imbalanced datasets.</w:t>
-      </w:r>
-    </w:p>
-    <w:p>
-      <w:pPr>
-        <w:pStyle w:val="Para"/>
-        <w:rPr>
-          <w:lang w:val="en-ID"/>
-        </w:rPr>
-      </w:pPr>
-      <w:r>
-        <w:rPr>
-          <w:lang w:val="en-ID"/>
-        </w:rPr>
         <w:t>W</w:t>
       </w:r>
       <w:r>
@@ -3299,7 +3304,13 @@
         <w:rPr>
           <w:lang w:val="en-ID"/>
         </w:rPr>
-        <w:t xml:space="preserve"> cases, the Precision-Recall AUC provides more insight into how well the model can identify the minority class while maintaining precision.</w:t>
+        <w:t xml:space="preserve"> cases, the Precision-Recall AUC provides </w:t>
+      </w:r>
+      <w:r>
+        <w:rPr>
+          <w:lang w:val="en-ID"/>
+        </w:rPr>
+        <w:t>more insight into how well the model can identify the minority class while maintaining precision.</w:t>
       </w:r>
     </w:p>
     <w:p>
@@ -3549,771 +3560,770 @@
         <w:pStyle w:val="Para"/>
       </w:pPr>
       <w:r>
+        <w:t>Sy</w:t>
+      </w:r>
+      <w:r>
+        <w:t>nthetic dataset</w:t>
+      </w:r>
+      <w:r>
+        <w:t xml:space="preserve"> </w:t>
+      </w:r>
+      <w:r>
+        <w:t xml:space="preserve">used </w:t>
+      </w:r>
+      <w:r>
+        <w:t xml:space="preserve">for </w:t>
+      </w:r>
+      <w:r>
+        <w:t xml:space="preserve">both quantitative analysis and comparative evaluations using </w:t>
+      </w:r>
+      <w:r>
+        <w:t xml:space="preserve">Logistic Regression, </w:t>
+      </w:r>
+      <w:r>
+        <w:t xml:space="preserve">a </w:t>
+      </w:r>
+      <w:r>
+        <w:t xml:space="preserve">machine learning model. </w:t>
+      </w:r>
+    </w:p>
+    <w:p>
+      <w:pPr>
+        <w:pStyle w:val="Para"/>
+      </w:pPr>
+      <w:r>
+        <w:t>Th</w:t>
+      </w:r>
+      <w:r>
+        <w:t>is</w:t>
+      </w:r>
+      <w:r>
+        <w:t xml:space="preserve"> study focuses on exploring how different dataset </w:t>
+      </w:r>
+      <w:r>
+        <w:t xml:space="preserve">homogeneity </w:t>
+      </w:r>
+      <w:r>
+        <w:t xml:space="preserve">and </w:t>
+      </w:r>
+      <w:r>
+        <w:t xml:space="preserve">different sparsity </w:t>
+      </w:r>
+      <w:r>
         <w:lastRenderedPageBreak/>
+        <w:t>dataset</w:t>
+      </w:r>
+      <w:r>
+        <w:t xml:space="preserve"> influence model performance, bias evaluation, and fairness.</w:t>
+      </w:r>
+    </w:p>
+    <w:p>
+      <w:pPr>
+        <w:pStyle w:val="Para"/>
+      </w:pPr>
+      <w:r>
         <w:t>I</w:t>
       </w:r>
       <w:r>
-        <w:t xml:space="preserve"> used</w:t>
-      </w:r>
-      <w:r>
-        <w:rPr>
-          <w:b/>
-          <w:bCs/>
-        </w:rPr>
         <w:t xml:space="preserve"> </w:t>
       </w:r>
       <w:r>
-        <w:t>Sy</w:t>
-      </w:r>
-      <w:r>
-        <w:t>nthetic dataset</w:t>
-      </w:r>
-      <w:r>
-        <w:t xml:space="preserve"> for </w:t>
-      </w:r>
-      <w:r>
-        <w:t xml:space="preserve">both quantitative analysis and comparative evaluations using </w:t>
-      </w:r>
-      <w:r>
-        <w:t xml:space="preserve">Logistic Regression, </w:t>
-      </w:r>
-      <w:r>
-        <w:t xml:space="preserve">a </w:t>
-      </w:r>
-      <w:r>
-        <w:t xml:space="preserve">machine learning model. </w:t>
+        <w:t>observ</w:t>
+      </w:r>
+      <w:r>
+        <w:t>e</w:t>
+      </w:r>
+      <w:r>
+        <w:t xml:space="preserve">d </w:t>
+      </w:r>
+      <w:r>
+        <w:t>classification report</w:t>
+      </w:r>
+      <w:r>
+        <w:t>s</w:t>
+      </w:r>
+      <w:r>
+        <w:t xml:space="preserve">, confusion matrices, </w:t>
+      </w:r>
+      <w:r>
+        <w:t>precision-recall curves, and Local Interpretable Model-Agnostic Explanations (LIME)</w:t>
+      </w:r>
+      <w:r>
+        <w:t xml:space="preserve"> techniques</w:t>
+      </w:r>
+      <w:r>
+        <w:t xml:space="preserve"> </w:t>
+      </w:r>
+      <w:r>
+        <w:t xml:space="preserve">and </w:t>
+      </w:r>
+      <w:r>
+        <w:t>methodologies</w:t>
+      </w:r>
+      <w:r>
+        <w:t xml:space="preserve"> to analyze </w:t>
+      </w:r>
+      <w:r>
+        <w:t>the</w:t>
+      </w:r>
+      <w:r>
+        <w:t xml:space="preserve"> model</w:t>
+      </w:r>
+      <w:r>
+        <w:t>’s</w:t>
+      </w:r>
+      <w:r>
+        <w:t xml:space="preserve"> predictions and </w:t>
+      </w:r>
+      <w:r>
+        <w:t xml:space="preserve">their </w:t>
+      </w:r>
+      <w:r>
+        <w:t>bias</w:t>
+      </w:r>
+      <w:r>
+        <w:t>es</w:t>
+      </w:r>
+      <w:r>
+        <w:t>.</w:t>
       </w:r>
     </w:p>
     <w:p>
       <w:pPr>
         <w:pStyle w:val="Para"/>
       </w:pPr>
-      <w:r>
-        <w:t>Th</w:t>
-      </w:r>
-      <w:r>
-        <w:t>is</w:t>
-      </w:r>
-      <w:r>
-        <w:t xml:space="preserve"> study focuses on exploring how different dataset </w:t>
-      </w:r>
-      <w:r>
-        <w:t xml:space="preserve">homogeneity </w:t>
-      </w:r>
-      <w:r>
-        <w:t xml:space="preserve">and </w:t>
-      </w:r>
-      <w:r>
-        <w:t>different sparsity dataset</w:t>
-      </w:r>
-      <w:r>
-        <w:t xml:space="preserve"> influence model performance, bias evaluation, and fairness.</w:t>
-      </w:r>
     </w:p>
     <w:p>
       <w:pPr>
         <w:pStyle w:val="Para"/>
       </w:pPr>
       <w:r>
-        <w:t>I</w:t>
+        <w:t>3.2 Dataset Generation</w:t>
+      </w:r>
+    </w:p>
+    <w:p>
+      <w:pPr>
+        <w:pStyle w:val="Para"/>
+      </w:pPr>
+      <w:r>
+        <w:t>To simulate real-world class imbalance versus class balance scenarios, t</w:t>
+      </w:r>
+      <w:r>
+        <w:t xml:space="preserve">he datasets used for this </w:t>
+      </w:r>
+      <w:r>
+        <w:t>research</w:t>
+      </w:r>
+      <w:r>
+        <w:t xml:space="preserve"> were synthetic</w:t>
       </w:r>
       <w:r>
         <w:t xml:space="preserve"> </w:t>
       </w:r>
       <w:r>
-        <w:t>observ</w:t>
+        <w:t>datasets</w:t>
+      </w:r>
+      <w:r>
+        <w:t xml:space="preserve">, </w:t>
+      </w:r>
+      <w:r>
+        <w:t xml:space="preserve">which were </w:t>
+      </w:r>
+      <w:r>
+        <w:t xml:space="preserve">created </w:t>
+      </w:r>
+      <w:r>
+        <w:t>with</w:t>
+      </w:r>
+      <w:r>
+        <w:t xml:space="preserve"> Python programming</w:t>
+      </w:r>
+      <w:r>
+        <w:t>.</w:t>
+      </w:r>
+    </w:p>
+    <w:p>
+      <w:pPr>
+        <w:pStyle w:val="Para"/>
+      </w:pPr>
+    </w:p>
+    <w:p>
+      <w:pPr>
+        <w:pStyle w:val="Para"/>
+      </w:pPr>
+      <w:r>
+        <w:t>Two types of datasets:</w:t>
+      </w:r>
+    </w:p>
+    <w:p>
+      <w:pPr>
+        <w:pStyle w:val="Para"/>
+      </w:pPr>
+      <w:r>
+        <w:t>1. Balanced Dataset: This dataset has equally balanced representation for both the majority class and minority classes. It has a purpose as a baseline for comparing the effects of imbalance on model performance and bias.</w:t>
+      </w:r>
+    </w:p>
+    <w:p>
+      <w:pPr>
+        <w:pStyle w:val="Para"/>
+      </w:pPr>
+      <w:r>
+        <w:t xml:space="preserve">2. Imbalanced Dataset: This dataset </w:t>
+      </w:r>
+      <w:r>
+        <w:t xml:space="preserve">consisted of </w:t>
+      </w:r>
+      <w:r>
+        <w:t>99:1 class distribution, where 99% of the data points represented the majority class and 1% to the minority class. This extreme imbalance has the purpose of investigating how model bias becomes more noticeable when the imbalance increases.</w:t>
+      </w:r>
+    </w:p>
+    <w:p>
+      <w:pPr>
+        <w:pStyle w:val="Para"/>
+      </w:pPr>
+      <w:r>
+        <w:t>Each dataset was generated in different sample sizes</w:t>
+      </w:r>
+      <w:r>
+        <w:t xml:space="preserve">. For the small dataset, </w:t>
+      </w:r>
+      <w:r>
+        <w:t xml:space="preserve">n = 10,000 </w:t>
+      </w:r>
+      <w:r>
+        <w:t xml:space="preserve">used. While </w:t>
+      </w:r>
+      <w:r>
+        <w:t>n = 1,000,000</w:t>
+      </w:r>
+      <w:r>
+        <w:t xml:space="preserve"> samples of datasets used for huge/ large datasets, </w:t>
+      </w:r>
+      <w:r>
+        <w:t>to</w:t>
+      </w:r>
+      <w:r>
+        <w:t xml:space="preserve"> </w:t>
+      </w:r>
+      <w:r>
+        <w:t xml:space="preserve">explore the effects of </w:t>
+      </w:r>
+      <w:r>
+        <w:t>small versus large datasets on model bias and fairness.</w:t>
+      </w:r>
+    </w:p>
+    <w:p>
+      <w:pPr>
+        <w:pStyle w:val="Para"/>
+      </w:pPr>
+    </w:p>
+    <w:p>
+      <w:pPr>
+        <w:pStyle w:val="Para"/>
+      </w:pPr>
+      <w:r>
+        <w:t>3.3 Model Selection</w:t>
+      </w:r>
+    </w:p>
+    <w:p>
+      <w:pPr>
+        <w:pStyle w:val="Para"/>
+      </w:pPr>
+      <w:r>
+        <w:t>Logistic regression has been selected to evaluate the effects of dataset construction on bias and fairness since it is easily interpretable and frequently utilized in classification applications. LIME (local interpretable model-agnostic explanations) has been used to clarify model conclusions, specifically estimating the contribution of features to predictions in balanced and unbalanced datasets.</w:t>
+      </w:r>
+    </w:p>
+    <w:p>
+      <w:pPr>
+        <w:pStyle w:val="Para"/>
+      </w:pPr>
+    </w:p>
+    <w:p>
+      <w:pPr>
+        <w:pStyle w:val="Para"/>
+      </w:pPr>
+      <w:r>
+        <w:t>3.</w:t>
+      </w:r>
+      <w:r>
+        <w:t>4</w:t>
+      </w:r>
+      <w:r>
+        <w:t xml:space="preserve"> Model Training and Evaluation</w:t>
+      </w:r>
+    </w:p>
+    <w:p>
+      <w:pPr>
+        <w:pStyle w:val="Para"/>
+      </w:pPr>
+      <w:r>
+        <w:t xml:space="preserve">In this </w:t>
+      </w:r>
+      <w:r>
+        <w:t>research</w:t>
+      </w:r>
+      <w:r>
+        <w:t xml:space="preserve">, </w:t>
+      </w:r>
+      <w:r>
+        <w:t xml:space="preserve">I </w:t>
+      </w:r>
+      <w:r>
+        <w:t xml:space="preserve">trained </w:t>
+      </w:r>
+      <w:r>
+        <w:t>both</w:t>
+      </w:r>
+      <w:r>
+        <w:t xml:space="preserve"> imbalance dataset and balanced dataset using</w:t>
+      </w:r>
+      <w:r>
+        <w:t xml:space="preserve"> </w:t>
+      </w:r>
+      <w:r>
+        <w:t>l</w:t>
+      </w:r>
+      <w:r>
+        <w:t>ogistic</w:t>
+      </w:r>
+      <w:r>
+        <w:t xml:space="preserve"> </w:t>
+      </w:r>
+      <w:r>
+        <w:t>r</w:t>
+      </w:r>
+      <w:r>
+        <w:t>egression model</w:t>
+      </w:r>
+      <w:r>
+        <w:t>.</w:t>
+      </w:r>
+      <w:r>
+        <w:t xml:space="preserve"> </w:t>
+      </w:r>
+      <w:r>
+        <w:t xml:space="preserve">After that, </w:t>
+      </w:r>
+      <w:r>
+        <w:t xml:space="preserve">I </w:t>
+      </w:r>
+      <w:r>
+        <w:t>evaluate</w:t>
+      </w:r>
+      <w:r>
+        <w:t xml:space="preserve"> it</w:t>
+      </w:r>
+      <w:r>
+        <w:t xml:space="preserve"> </w:t>
+      </w:r>
+      <w:r>
+        <w:t xml:space="preserve">with F1-score, </w:t>
+      </w:r>
+      <w:r>
+        <w:t xml:space="preserve">Precision, Recall, and Area Under the Precision-Recall Curve (AUC-PR). </w:t>
+      </w:r>
+      <w:r>
+        <w:t xml:space="preserve">The reason why </w:t>
+      </w:r>
+      <w:r>
+        <w:t xml:space="preserve">I </w:t>
+      </w:r>
+      <w:r>
+        <w:t xml:space="preserve">choose </w:t>
+      </w:r>
+      <w:r>
+        <w:t>l</w:t>
+      </w:r>
+      <w:r>
+        <w:t xml:space="preserve">ogistic </w:t>
+      </w:r>
+      <w:r>
+        <w:t>r</w:t>
+      </w:r>
+      <w:r>
+        <w:t>egressio</w:t>
+      </w:r>
+      <w:r>
+        <w:t xml:space="preserve">n is </w:t>
+      </w:r>
+      <w:r>
+        <w:t xml:space="preserve">because based on a previous study by Miao, Y., Cao, H., and Tang, M. (2022), </w:t>
+      </w:r>
+      <w:r>
+        <w:t>l</w:t>
+      </w:r>
+      <w:r>
+        <w:t xml:space="preserve">ogistic </w:t>
+      </w:r>
+      <w:r>
+        <w:t>r</w:t>
+      </w:r>
+      <w:r>
+        <w:t xml:space="preserve">egression is </w:t>
+      </w:r>
+      <w:r>
+        <w:t xml:space="preserve">not </w:t>
+      </w:r>
+      <w:r>
+        <w:t>stable</w:t>
+      </w:r>
+      <w:r>
+        <w:t xml:space="preserve"> </w:t>
+      </w:r>
+      <w:r>
+        <w:t xml:space="preserve">when </w:t>
+      </w:r>
+      <w:r>
+        <w:t>working</w:t>
+      </w:r>
+      <w:r>
+        <w:t xml:space="preserve"> with imbalanced datasets</w:t>
+      </w:r>
+      <w:r>
+        <w:t xml:space="preserve">. </w:t>
+      </w:r>
+    </w:p>
+    <w:p>
+      <w:pPr>
+        <w:pStyle w:val="Para"/>
+      </w:pPr>
+    </w:p>
+    <w:p>
+      <w:pPr>
+        <w:pStyle w:val="Para"/>
+      </w:pPr>
+      <w:r>
+        <w:t>3.5 Evaluation with Precision-Recall Curves</w:t>
+      </w:r>
+    </w:p>
+    <w:p>
+      <w:pPr>
+        <w:pStyle w:val="Para"/>
+      </w:pPr>
+      <w:r>
+        <w:t>Because</w:t>
+      </w:r>
+      <w:r>
+        <w:t xml:space="preserve"> </w:t>
+      </w:r>
+      <w:r>
+        <w:t xml:space="preserve">only relying on accuracy </w:t>
+      </w:r>
+      <w:r>
+        <w:t>could</w:t>
+      </w:r>
+      <w:r>
+        <w:t xml:space="preserve"> be misleading</w:t>
+      </w:r>
+      <w:r>
+        <w:t xml:space="preserve"> </w:t>
+      </w:r>
+      <w:r>
+        <w:t xml:space="preserve">when </w:t>
+      </w:r>
+      <w:r>
+        <w:t xml:space="preserve">I </w:t>
+      </w:r>
+      <w:r>
+        <w:t>deal</w:t>
+      </w:r>
+      <w:r>
+        <w:t xml:space="preserve"> with unbalanced data set,</w:t>
+      </w:r>
+      <w:r>
+        <w:t xml:space="preserve"> </w:t>
+      </w:r>
+      <w:r>
+        <w:t xml:space="preserve">I used </w:t>
+      </w:r>
+      <w:r>
+        <w:t xml:space="preserve">Precision-recall curves to evaluate the </w:t>
+      </w:r>
+      <w:r>
+        <w:t xml:space="preserve">model’s </w:t>
+      </w:r>
+      <w:r>
+        <w:t xml:space="preserve">performance. Precision-recall curves </w:t>
+      </w:r>
+      <w:r>
+        <w:t>show</w:t>
+      </w:r>
+      <w:r>
+        <w:t xml:space="preserve"> </w:t>
+      </w:r>
+      <w:r>
+        <w:t>a clearer</w:t>
+      </w:r>
+      <w:r>
+        <w:t xml:space="preserve"> view of the performance of the </w:t>
+      </w:r>
+      <w:r>
+        <w:lastRenderedPageBreak/>
+        <w:t>model in this unbalanced data</w:t>
+      </w:r>
+      <w:r>
+        <w:t>set. T</w:t>
+      </w:r>
+      <w:r>
+        <w:t xml:space="preserve">hen </w:t>
+      </w:r>
+      <w:r>
+        <w:t xml:space="preserve">it will be </w:t>
+      </w:r>
+      <w:r>
+        <w:t>evaluated</w:t>
+      </w:r>
+      <w:r>
+        <w:t xml:space="preserve"> using an</w:t>
+      </w:r>
+      <w:r>
+        <w:t xml:space="preserve"> </w:t>
+      </w:r>
+      <w:r>
+        <w:t>AUC-PR</w:t>
+      </w:r>
+      <w:r>
+        <w:t>/</w:t>
+      </w:r>
+      <w:r>
+        <w:t xml:space="preserve"> area under the</w:t>
+      </w:r>
+      <w:r>
+        <w:t xml:space="preserve"> curve</w:t>
+      </w:r>
+      <w:r>
+        <w:t xml:space="preserve"> precision</w:t>
+      </w:r>
+      <w:r>
+        <w:t xml:space="preserve"> </w:t>
+      </w:r>
+      <w:r>
+        <w:t>r</w:t>
+      </w:r>
+      <w:r>
+        <w:t>ecall</w:t>
+      </w:r>
+      <w:r>
+        <w:t xml:space="preserve"> curve as </w:t>
+      </w:r>
+      <w:r>
+        <w:t>an</w:t>
+      </w:r>
+      <w:r>
+        <w:t xml:space="preserve"> indicator</w:t>
+      </w:r>
+      <w:r>
+        <w:t xml:space="preserve">. </w:t>
+      </w:r>
+      <w:r>
+        <w:t xml:space="preserve">A low AUC value </w:t>
+      </w:r>
+      <w:r>
+        <w:t>means</w:t>
+      </w:r>
+      <w:r>
+        <w:t xml:space="preserve"> that the prediction for the class is poor and </w:t>
+      </w:r>
+      <w:r>
+        <w:t>has</w:t>
+      </w:r>
+      <w:r>
+        <w:t xml:space="preserve"> bias</w:t>
+      </w:r>
+      <w:r>
+        <w:t>.</w:t>
+      </w:r>
+      <w:r>
+        <w:t xml:space="preserve"> </w:t>
+      </w:r>
+      <w:r>
+        <w:t xml:space="preserve">A </w:t>
+      </w:r>
+      <w:r>
+        <w:t>high</w:t>
+      </w:r>
+      <w:r>
+        <w:t xml:space="preserve"> AUC value </w:t>
+      </w:r>
+      <w:r>
+        <w:t>means</w:t>
+      </w:r>
+      <w:r>
+        <w:t xml:space="preserve"> that the prediction for the class is </w:t>
+      </w:r>
+      <w:r>
+        <w:t>good</w:t>
+      </w:r>
+      <w:r>
+        <w:t xml:space="preserve"> and </w:t>
+      </w:r>
+      <w:r>
+        <w:t>has</w:t>
+      </w:r>
+      <w:r>
+        <w:t xml:space="preserve"> </w:t>
+      </w:r>
+      <w:r>
+        <w:t xml:space="preserve">no </w:t>
+      </w:r>
+      <w:r>
+        <w:t>bias</w:t>
+      </w:r>
+      <w:r>
+        <w:t>.</w:t>
+      </w:r>
+    </w:p>
+    <w:p>
+      <w:pPr>
+        <w:pStyle w:val="Para"/>
+      </w:pPr>
+    </w:p>
+    <w:p>
+      <w:pPr>
+        <w:pStyle w:val="Para"/>
+      </w:pPr>
+      <w:r>
+        <w:t>3.</w:t>
+      </w:r>
+      <w:r>
+        <w:t>6</w:t>
+      </w:r>
+      <w:r>
+        <w:t xml:space="preserve"> LIME Explanations for Model Interpretability</w:t>
+      </w:r>
+    </w:p>
+    <w:p>
+      <w:pPr>
+        <w:pStyle w:val="Para"/>
+      </w:pPr>
+      <w:r>
+        <w:t xml:space="preserve">For </w:t>
+      </w:r>
+      <w:r>
+        <w:t xml:space="preserve">model transparency, </w:t>
+      </w:r>
+      <w:r>
+        <w:t xml:space="preserve">I will use </w:t>
+      </w:r>
+      <w:r>
+        <w:t xml:space="preserve">LIME </w:t>
+      </w:r>
+      <w:r>
+        <w:t>to</w:t>
+      </w:r>
+      <w:r>
+        <w:t xml:space="preserve"> </w:t>
+      </w:r>
+      <w:r>
+        <w:t>explain</w:t>
+      </w:r>
+      <w:r>
+        <w:t xml:space="preserve"> </w:t>
+      </w:r>
+      <w:r>
+        <w:t xml:space="preserve">how </w:t>
+      </w:r>
+      <w:r>
+        <w:t xml:space="preserve">the model </w:t>
+      </w:r>
+      <w:r>
+        <w:t>predicts</w:t>
+      </w:r>
+      <w:r>
+        <w:t xml:space="preserve">. </w:t>
+      </w:r>
+      <w:r>
+        <w:t xml:space="preserve">LIME works by changing input data and observing how these changes affect </w:t>
+      </w:r>
+      <w:r>
+        <w:t xml:space="preserve">the </w:t>
+      </w:r>
+      <w:r>
+        <w:t xml:space="preserve">model predictions, </w:t>
+      </w:r>
+      <w:r>
+        <w:t xml:space="preserve">to gain </w:t>
+      </w:r>
+      <w:r>
+        <w:t xml:space="preserve">deeper insight </w:t>
+      </w:r>
+      <w:r>
+        <w:t>about</w:t>
+      </w:r>
+      <w:r>
+        <w:t xml:space="preserve"> how features contribute to the </w:t>
+      </w:r>
+      <w:r>
+        <w:t xml:space="preserve">model’s </w:t>
+      </w:r>
+      <w:r>
+        <w:t xml:space="preserve">decision-making process. LIME annotations are generated for balanced and unbalanced datasets at different sample sizes, </w:t>
+      </w:r>
+      <w:r>
+        <w:t xml:space="preserve">to </w:t>
+      </w:r>
+      <w:r>
+        <w:t>provid</w:t>
       </w:r>
       <w:r>
         <w:t>e</w:t>
       </w:r>
       <w:r>
-        <w:t xml:space="preserve">d </w:t>
-      </w:r>
-      <w:r>
-        <w:t>classification report</w:t>
-      </w:r>
-      <w:r>
-        <w:t>s</w:t>
-      </w:r>
-      <w:r>
-        <w:t xml:space="preserve">, confusion matrices, </w:t>
-      </w:r>
-      <w:r>
-        <w:t>precision-recall curves, and Local Interpretable Model-Agnostic Explanations (LIME)</w:t>
-      </w:r>
-      <w:r>
-        <w:t xml:space="preserve"> techniques</w:t>
+        <w:t xml:space="preserve"> insight into whether and how model interpretation changes </w:t>
+      </w:r>
+      <w:r>
+        <w:t>in response to the</w:t>
+      </w:r>
+      <w:r>
+        <w:t xml:space="preserve"> changes </w:t>
+      </w:r>
+      <w:r>
+        <w:t>of</w:t>
+      </w:r>
+      <w:r>
+        <w:t xml:space="preserve"> the composition and size of the dataset.</w:t>
+      </w:r>
+    </w:p>
+    <w:p>
+      <w:pPr>
+        <w:pStyle w:val="Para"/>
+      </w:pPr>
+    </w:p>
+    <w:p>
+      <w:pPr>
+        <w:pStyle w:val="Para"/>
+      </w:pPr>
+      <w:r>
+        <w:t>3.</w:t>
+      </w:r>
+      <w:r>
+        <w:t>7</w:t>
+      </w:r>
+      <w:r>
+        <w:t xml:space="preserve"> Method for Analyzing Bias</w:t>
+      </w:r>
+    </w:p>
+    <w:p>
+      <w:pPr>
+        <w:pStyle w:val="Para"/>
+      </w:pPr>
+      <w:r>
+        <w:t xml:space="preserve">This study uses a confusion matrix to visualize the performance of the Logistic Regression model in predicting the majority class and minority class, and minority class recall is </w:t>
+      </w:r>
+      <w:r>
+        <w:t>used</w:t>
+      </w:r>
+      <w:r>
+        <w:t xml:space="preserve"> to highlight how an imbalanced data set can apparently affect the model's ability to predict/</w:t>
       </w:r>
       <w:r>
         <w:t xml:space="preserve"> </w:t>
       </w:r>
       <w:r>
-        <w:t xml:space="preserve">and </w:t>
-      </w:r>
-      <w:r>
-        <w:t>methodologies</w:t>
-      </w:r>
-      <w:r>
-        <w:t xml:space="preserve"> to analyze </w:t>
-      </w:r>
-      <w:r>
-        <w:t>the</w:t>
-      </w:r>
-      <w:r>
-        <w:t xml:space="preserve"> model</w:t>
-      </w:r>
-      <w:r>
-        <w:t>’s</w:t>
-      </w:r>
-      <w:r>
-        <w:t xml:space="preserve"> predictions and </w:t>
-      </w:r>
-      <w:r>
-        <w:t xml:space="preserve">their </w:t>
-      </w:r>
-      <w:r>
-        <w:t>bias</w:t>
-      </w:r>
-      <w:r>
-        <w:t>es</w:t>
-      </w:r>
-      <w:r>
-        <w:t>.</w:t>
-      </w:r>
-    </w:p>
-    <w:p>
-      <w:pPr>
-        <w:pStyle w:val="Para"/>
-      </w:pPr>
-    </w:p>
-    <w:p>
-      <w:pPr>
-        <w:pStyle w:val="Para"/>
-      </w:pPr>
-      <w:r>
-        <w:t>3.2 Dataset Generation</w:t>
-      </w:r>
-    </w:p>
-    <w:p>
-      <w:pPr>
-        <w:pStyle w:val="Para"/>
-      </w:pPr>
-      <w:r>
-        <w:t>To simulate real-world class imbalance versus class balance scenarios, t</w:t>
-      </w:r>
-      <w:r>
-        <w:t xml:space="preserve">he datasets used for this </w:t>
-      </w:r>
-      <w:r>
-        <w:t>research</w:t>
-      </w:r>
-      <w:r>
-        <w:t xml:space="preserve"> were synthetic</w:t>
-      </w:r>
-      <w:r>
-        <w:t xml:space="preserve"> </w:t>
-      </w:r>
-      <w:r>
-        <w:t>datasets</w:t>
-      </w:r>
-      <w:r>
-        <w:t xml:space="preserve">, </w:t>
-      </w:r>
-      <w:r>
-        <w:t xml:space="preserve">which were </w:t>
-      </w:r>
-      <w:r>
-        <w:t xml:space="preserve">created </w:t>
-      </w:r>
-      <w:r>
-        <w:t>with</w:t>
-      </w:r>
-      <w:r>
-        <w:t xml:space="preserve"> Python programming</w:t>
-      </w:r>
-      <w:r>
-        <w:t>.</w:t>
-      </w:r>
-    </w:p>
-    <w:p>
-      <w:pPr>
-        <w:pStyle w:val="Para"/>
-      </w:pPr>
-    </w:p>
-    <w:p>
-      <w:pPr>
-        <w:pStyle w:val="Para"/>
-      </w:pPr>
-      <w:r>
-        <w:t>Two types of datasets:</w:t>
-      </w:r>
-    </w:p>
-    <w:p>
-      <w:pPr>
-        <w:pStyle w:val="Para"/>
-      </w:pPr>
-      <w:r>
-        <w:t>1. Balanced Dataset: This dataset has equally balanced representation for both the majority class and minority classes. It has a purpose as a baseline for comparing the effects of imbalance on model performance and bias.</w:t>
-      </w:r>
-    </w:p>
-    <w:p>
-      <w:pPr>
-        <w:pStyle w:val="Para"/>
-      </w:pPr>
-      <w:r>
-        <w:t xml:space="preserve">2. Imbalanced Dataset: This dataset </w:t>
-      </w:r>
-      <w:r>
-        <w:t xml:space="preserve">consisted of </w:t>
-      </w:r>
-      <w:r>
-        <w:t xml:space="preserve">99:1 class distribution, where 99% of the data points represented the majority class and 1% to the minority class. This extreme imbalance has the purpose of investigating how model bias </w:t>
-      </w:r>
-      <w:r>
-        <w:t>becomes more noticeable when the imbalance increases.</w:t>
-      </w:r>
-    </w:p>
-    <w:p>
-      <w:pPr>
-        <w:pStyle w:val="Para"/>
-      </w:pPr>
-      <w:r>
-        <w:t>Each dataset was generated in different sample sizes</w:t>
-      </w:r>
-      <w:r>
-        <w:t xml:space="preserve">. For the small dataset, </w:t>
-      </w:r>
-      <w:r>
-        <w:t xml:space="preserve">n = 10,000 </w:t>
-      </w:r>
-      <w:r>
-        <w:t xml:space="preserve">used. While </w:t>
-      </w:r>
-      <w:r>
-        <w:t>n = 1,000,000</w:t>
-      </w:r>
-      <w:r>
-        <w:t xml:space="preserve"> samples of datasets used for huge/ large datasets, </w:t>
-      </w:r>
-      <w:r>
-        <w:t>to</w:t>
-      </w:r>
-      <w:r>
-        <w:t xml:space="preserve"> </w:t>
-      </w:r>
-      <w:r>
-        <w:t>explore the effects of small versus large datasets on model bias and fairness.</w:t>
-      </w:r>
-    </w:p>
-    <w:p>
-      <w:pPr>
-        <w:pStyle w:val="Para"/>
-      </w:pPr>
-    </w:p>
-    <w:p>
-      <w:pPr>
-        <w:pStyle w:val="Para"/>
-      </w:pPr>
-      <w:r>
-        <w:t>3.3 Model Selection</w:t>
-      </w:r>
-    </w:p>
-    <w:p>
-      <w:pPr>
-        <w:pStyle w:val="Para"/>
-      </w:pPr>
-      <w:r>
-        <w:t>Logistic regression has been selected to evaluate the effects of dataset construction on bias and fairness since it is easily interpretable and frequently utilized in classification applications. LIME (local interpretable model-agnostic explanations) has been used to clarify model conclusions, specifically estimating the contribution of features to predictions in balanced and unbalanced datasets.</w:t>
-      </w:r>
-    </w:p>
-    <w:p>
-      <w:pPr>
-        <w:pStyle w:val="Para"/>
-      </w:pPr>
-    </w:p>
-    <w:p>
-      <w:pPr>
-        <w:pStyle w:val="Para"/>
-      </w:pPr>
-      <w:r>
-        <w:t>3.</w:t>
-      </w:r>
-      <w:r>
-        <w:t>4</w:t>
-      </w:r>
-      <w:r>
-        <w:t xml:space="preserve"> Model Training and Evaluation</w:t>
-      </w:r>
-    </w:p>
-    <w:p>
-      <w:pPr>
-        <w:pStyle w:val="Para"/>
-      </w:pPr>
-      <w:r>
-        <w:t xml:space="preserve">In this </w:t>
-      </w:r>
-      <w:r>
-        <w:t>research</w:t>
-      </w:r>
-      <w:r>
-        <w:t xml:space="preserve">, </w:t>
-      </w:r>
-      <w:r>
-        <w:t xml:space="preserve">I </w:t>
-      </w:r>
-      <w:r>
-        <w:t xml:space="preserve">trained </w:t>
-      </w:r>
-      <w:r>
-        <w:t>both</w:t>
-      </w:r>
-      <w:r>
-        <w:t xml:space="preserve"> imbalance dataset and balanced dataset using</w:t>
-      </w:r>
-      <w:r>
-        <w:t xml:space="preserve"> </w:t>
-      </w:r>
-      <w:r>
-        <w:t>l</w:t>
-      </w:r>
-      <w:r>
-        <w:t>ogistic</w:t>
-      </w:r>
-      <w:r>
-        <w:t xml:space="preserve"> </w:t>
-      </w:r>
-      <w:r>
-        <w:t>r</w:t>
-      </w:r>
-      <w:r>
-        <w:t>egression model</w:t>
-      </w:r>
-      <w:r>
-        <w:t>.</w:t>
-      </w:r>
-      <w:r>
-        <w:t xml:space="preserve"> </w:t>
-      </w:r>
-      <w:r>
-        <w:t xml:space="preserve">After that, </w:t>
-      </w:r>
-      <w:r>
-        <w:t xml:space="preserve">I </w:t>
-      </w:r>
-      <w:r>
-        <w:t>evaluate</w:t>
-      </w:r>
-      <w:r>
-        <w:t xml:space="preserve"> it</w:t>
-      </w:r>
-      <w:r>
-        <w:t xml:space="preserve"> </w:t>
-      </w:r>
-      <w:r>
-        <w:t xml:space="preserve">with F1-score, </w:t>
-      </w:r>
-      <w:r>
-        <w:t xml:space="preserve">Precision, Recall, and Area Under the Precision-Recall Curve (AUC-PR). </w:t>
-      </w:r>
-      <w:r>
-        <w:t xml:space="preserve">The reason why </w:t>
-      </w:r>
-      <w:r>
-        <w:t xml:space="preserve">I </w:t>
-      </w:r>
-      <w:r>
-        <w:t xml:space="preserve">choose </w:t>
-      </w:r>
-      <w:r>
-        <w:t>l</w:t>
-      </w:r>
-      <w:r>
-        <w:t xml:space="preserve">ogistic </w:t>
-      </w:r>
-      <w:r>
-        <w:t>r</w:t>
-      </w:r>
-      <w:r>
-        <w:t>egressio</w:t>
-      </w:r>
-      <w:r>
-        <w:t xml:space="preserve">n is </w:t>
-      </w:r>
-      <w:r>
-        <w:t xml:space="preserve">because based on a previous study by Miao, Y., Cao, H., and Tang, M. (2022), </w:t>
-      </w:r>
-      <w:r>
-        <w:t>l</w:t>
-      </w:r>
-      <w:r>
-        <w:t xml:space="preserve">ogistic </w:t>
-      </w:r>
-      <w:r>
-        <w:t>r</w:t>
-      </w:r>
-      <w:r>
-        <w:t xml:space="preserve">egression is </w:t>
-      </w:r>
-      <w:r>
-        <w:t xml:space="preserve">not </w:t>
-      </w:r>
-      <w:r>
-        <w:t>stable</w:t>
-      </w:r>
-      <w:r>
-        <w:t xml:space="preserve"> </w:t>
-      </w:r>
-      <w:r>
-        <w:t xml:space="preserve">when </w:t>
-      </w:r>
-      <w:r>
-        <w:t>working</w:t>
-      </w:r>
-      <w:r>
-        <w:t xml:space="preserve"> with imbalanced datasets</w:t>
-      </w:r>
-      <w:r>
-        <w:t xml:space="preserve">. </w:t>
-      </w:r>
-    </w:p>
-    <w:p>
-      <w:pPr>
-        <w:pStyle w:val="Para"/>
-      </w:pPr>
-    </w:p>
-    <w:p>
-      <w:pPr>
-        <w:pStyle w:val="Para"/>
-      </w:pPr>
-      <w:r>
-        <w:lastRenderedPageBreak/>
-        <w:t>3.5 Evaluation with Precision-Recall Curves</w:t>
-      </w:r>
-    </w:p>
-    <w:p>
-      <w:pPr>
-        <w:pStyle w:val="Para"/>
-      </w:pPr>
-      <w:r>
-        <w:t>Because</w:t>
-      </w:r>
-      <w:r>
-        <w:t xml:space="preserve"> </w:t>
-      </w:r>
-      <w:r>
-        <w:t xml:space="preserve">only relying on accuracy </w:t>
-      </w:r>
-      <w:r>
-        <w:t>could</w:t>
-      </w:r>
-      <w:r>
-        <w:t xml:space="preserve"> be misleading</w:t>
-      </w:r>
-      <w:r>
-        <w:t xml:space="preserve"> </w:t>
-      </w:r>
-      <w:r>
-        <w:t xml:space="preserve">when </w:t>
-      </w:r>
-      <w:r>
-        <w:t xml:space="preserve">I </w:t>
-      </w:r>
-      <w:r>
-        <w:t>deal</w:t>
-      </w:r>
-      <w:r>
-        <w:t xml:space="preserve"> with unbalanced data set,</w:t>
-      </w:r>
-      <w:r>
-        <w:t xml:space="preserve"> </w:t>
-      </w:r>
-      <w:r>
-        <w:t xml:space="preserve">I used </w:t>
-      </w:r>
-      <w:r>
-        <w:t xml:space="preserve">Precision-recall curves to evaluate the </w:t>
-      </w:r>
-      <w:r>
-        <w:t xml:space="preserve">model’s </w:t>
-      </w:r>
-      <w:r>
-        <w:t xml:space="preserve">performance. Precision-recall curves </w:t>
-      </w:r>
-      <w:r>
-        <w:t>show</w:t>
-      </w:r>
-      <w:r>
-        <w:t xml:space="preserve"> </w:t>
-      </w:r>
-      <w:r>
-        <w:t>a clearer</w:t>
-      </w:r>
-      <w:r>
-        <w:t xml:space="preserve"> view of the performance of the model in this unbalanced data</w:t>
-      </w:r>
-      <w:r>
-        <w:t>set. T</w:t>
-      </w:r>
-      <w:r>
-        <w:t xml:space="preserve">hen </w:t>
-      </w:r>
-      <w:r>
-        <w:t xml:space="preserve">it will be </w:t>
-      </w:r>
-      <w:r>
-        <w:t>evaluated</w:t>
-      </w:r>
-      <w:r>
-        <w:t xml:space="preserve"> using an</w:t>
-      </w:r>
-      <w:r>
-        <w:t xml:space="preserve"> </w:t>
-      </w:r>
-      <w:r>
-        <w:t>AUC-PR</w:t>
-      </w:r>
-      <w:r>
-        <w:t>/</w:t>
-      </w:r>
-      <w:r>
-        <w:t xml:space="preserve"> area under the</w:t>
-      </w:r>
-      <w:r>
-        <w:t xml:space="preserve"> curve</w:t>
-      </w:r>
-      <w:r>
-        <w:t xml:space="preserve"> precision</w:t>
-      </w:r>
-      <w:r>
-        <w:t xml:space="preserve"> </w:t>
-      </w:r>
-      <w:r>
-        <w:t>r</w:t>
-      </w:r>
-      <w:r>
-        <w:t>ecall</w:t>
-      </w:r>
-      <w:r>
-        <w:t xml:space="preserve"> curve as </w:t>
-      </w:r>
-      <w:r>
-        <w:t>an</w:t>
-      </w:r>
-      <w:r>
-        <w:t xml:space="preserve"> indicator</w:t>
-      </w:r>
-      <w:r>
-        <w:t xml:space="preserve">. </w:t>
-      </w:r>
-      <w:r>
-        <w:t xml:space="preserve">A low AUC value </w:t>
-      </w:r>
-      <w:r>
-        <w:t>means</w:t>
-      </w:r>
-      <w:r>
-        <w:t xml:space="preserve"> that the prediction for the class is poor and </w:t>
-      </w:r>
-      <w:r>
-        <w:t>has</w:t>
-      </w:r>
-      <w:r>
-        <w:t xml:space="preserve"> bias</w:t>
-      </w:r>
-      <w:r>
-        <w:t>.</w:t>
-      </w:r>
-      <w:r>
-        <w:t xml:space="preserve"> </w:t>
-      </w:r>
-      <w:r>
-        <w:t xml:space="preserve">A </w:t>
-      </w:r>
-      <w:r>
-        <w:t>high</w:t>
-      </w:r>
-      <w:r>
-        <w:t xml:space="preserve"> AUC value </w:t>
-      </w:r>
-      <w:r>
-        <w:t>means</w:t>
-      </w:r>
-      <w:r>
-        <w:t xml:space="preserve"> that the prediction for the class is </w:t>
-      </w:r>
-      <w:r>
-        <w:t>good</w:t>
-      </w:r>
-      <w:r>
-        <w:t xml:space="preserve"> and </w:t>
-      </w:r>
-      <w:r>
-        <w:t>has</w:t>
-      </w:r>
-      <w:r>
-        <w:t xml:space="preserve"> </w:t>
-      </w:r>
-      <w:r>
-        <w:t xml:space="preserve">no </w:t>
-      </w:r>
-      <w:r>
-        <w:t>bias</w:t>
-      </w:r>
-      <w:r>
-        <w:t>.</w:t>
-      </w:r>
-    </w:p>
-    <w:p>
-      <w:pPr>
-        <w:pStyle w:val="Para"/>
-      </w:pPr>
-    </w:p>
-    <w:p>
-      <w:pPr>
-        <w:pStyle w:val="Para"/>
-      </w:pPr>
-      <w:r>
-        <w:t>3.</w:t>
-      </w:r>
-      <w:r>
-        <w:t>6</w:t>
-      </w:r>
-      <w:r>
-        <w:t xml:space="preserve"> LIME Explanations for Model Interpretability</w:t>
-      </w:r>
-    </w:p>
-    <w:p>
-      <w:pPr>
-        <w:pStyle w:val="Para"/>
-      </w:pPr>
-      <w:r>
-        <w:t xml:space="preserve">For </w:t>
-      </w:r>
-      <w:r>
-        <w:t xml:space="preserve">model transparency, </w:t>
-      </w:r>
-      <w:r>
-        <w:t xml:space="preserve">I will use </w:t>
-      </w:r>
-      <w:r>
-        <w:t xml:space="preserve">LIME </w:t>
-      </w:r>
-      <w:r>
-        <w:t>to</w:t>
-      </w:r>
-      <w:r>
-        <w:t xml:space="preserve"> </w:t>
-      </w:r>
-      <w:r>
-        <w:t>explain</w:t>
-      </w:r>
-      <w:r>
-        <w:t xml:space="preserve"> </w:t>
-      </w:r>
-      <w:r>
-        <w:t xml:space="preserve">how </w:t>
-      </w:r>
-      <w:r>
-        <w:t xml:space="preserve">the model </w:t>
-      </w:r>
-      <w:r>
-        <w:t>predicts</w:t>
-      </w:r>
-      <w:r>
-        <w:t xml:space="preserve">. </w:t>
-      </w:r>
-      <w:r>
-        <w:t xml:space="preserve">LIME works by changing input data and observing how these changes affect </w:t>
-      </w:r>
-      <w:r>
-        <w:t xml:space="preserve">the </w:t>
-      </w:r>
-      <w:r>
-        <w:t xml:space="preserve">model predictions, </w:t>
-      </w:r>
-      <w:r>
-        <w:t xml:space="preserve">to gain </w:t>
-      </w:r>
-      <w:r>
-        <w:t xml:space="preserve">deeper insight </w:t>
-      </w:r>
-      <w:r>
-        <w:t>about</w:t>
-      </w:r>
-      <w:r>
-        <w:t xml:space="preserve"> how features contribute to the </w:t>
-      </w:r>
-      <w:r>
-        <w:t xml:space="preserve">model’s </w:t>
-      </w:r>
-      <w:r>
-        <w:t xml:space="preserve">decision-making process. LIME annotations are generated for balanced and unbalanced datasets at different sample sizes, </w:t>
-      </w:r>
-      <w:r>
-        <w:t xml:space="preserve">to </w:t>
-      </w:r>
-      <w:r>
-        <w:t>provid</w:t>
-      </w:r>
-      <w:r>
-        <w:t>e</w:t>
-      </w:r>
-      <w:r>
-        <w:t xml:space="preserve"> insight into whether and how model interpretation changes </w:t>
-      </w:r>
-      <w:r>
-        <w:t>in response to the</w:t>
-      </w:r>
-      <w:r>
-        <w:t xml:space="preserve"> changes </w:t>
-      </w:r>
-      <w:r>
-        <w:t>of</w:t>
-      </w:r>
-      <w:r>
-        <w:t xml:space="preserve"> the composition and size of the dataset.</w:t>
-      </w:r>
-    </w:p>
-    <w:p>
-      <w:pPr>
-        <w:pStyle w:val="Para"/>
-      </w:pPr>
-    </w:p>
-    <w:p>
-      <w:pPr>
-        <w:pStyle w:val="Para"/>
-      </w:pPr>
-      <w:r>
-        <w:t>3.</w:t>
-      </w:r>
-      <w:r>
-        <w:t>7</w:t>
-      </w:r>
-      <w:r>
-        <w:t xml:space="preserve"> Method for Analyzing Bias</w:t>
-      </w:r>
-    </w:p>
-    <w:p>
-      <w:pPr>
-        <w:pStyle w:val="Para"/>
-      </w:pPr>
-      <w:r>
-        <w:t xml:space="preserve">This study uses a confusion matrix to visualize the performance of the Logistic Regression model in predicting the majority class and </w:t>
-      </w:r>
-      <w:r>
-        <w:t xml:space="preserve">minority class, and minority class recall is </w:t>
-      </w:r>
-      <w:r>
-        <w:t>used</w:t>
-      </w:r>
-      <w:r>
-        <w:t xml:space="preserve"> to highlight how an imbalanced data set can apparently affect the model's ability to predict/</w:t>
-      </w:r>
-      <w:r>
-        <w:t xml:space="preserve"> </w:t>
-      </w:r>
-      <w:r>
-        <w:t xml:space="preserve">identify minority events. A comparison of the results at a smaller sample size (n = 10,000) versus using a larger sample size (n = 1,000,000) provides insight into how small sample sizes can mislead </w:t>
+        <w:t xml:space="preserve">identify minority events. A comparison of the results at a smaller sample size (n = 10,000) versus using a larger sample size (n = 1,000,000) </w:t>
+      </w:r>
+      <w:r>
+        <w:t xml:space="preserve">provides insight into how small sample sizes can mislead </w:t>
       </w:r>
       <w:r>
         <w:t xml:space="preserve">the </w:t>
@@ -4455,11 +4465,7 @@
         <w:t>Using im</w:t>
       </w:r>
       <w:r>
-        <w:t xml:space="preserve">balanced data set, it turns out that the results of the normalized confusion matrix are </w:t>
-      </w:r>
-      <w:r>
-        <w:lastRenderedPageBreak/>
-        <w:t>significantly different between n_samples=10000 and n_samples=1000000.</w:t>
+        <w:t>balanced data set, it turns out that the results of the normalized confusion matrix are significantly different between n_samples=10000 and n_samples=1000000.</w:t>
       </w:r>
     </w:p>
     <w:p>
@@ -4501,6 +4507,7 @@
           <w:szCs w:val="24"/>
           <w14:ligatures w14:val="standard"/>
         </w:rPr>
+        <w:lastRenderedPageBreak/>
         <w:drawing>
           <wp:inline distT="0" distB="0" distL="0" distR="0" wp14:anchorId="35D33318" wp14:editId="43AE1C3D">
             <wp:extent cx="3048000" cy="1819275"/>
@@ -4783,8 +4790,15 @@
           <w:rStyle w:val="Label"/>
           <w:rFonts w:ascii="Times New Roman" w:hAnsi="Times New Roman"/>
         </w:rPr>
+        <w:t xml:space="preserve">This is not caused by a flaw in the model, but rather by an imbalance in the data set. The confusion matrix clearly shows that the model is highly biased, with recall for the minority class being 0, indicating that the model struggles when </w:t>
+      </w:r>
+      <w:r>
+        <w:rPr>
+          <w:rStyle w:val="Label"/>
+          <w:rFonts w:ascii="Times New Roman" w:hAnsi="Times New Roman"/>
+        </w:rPr>
         <w:lastRenderedPageBreak/>
-        <w:t>This is not caused by a flaw in the model, but rather by an imbalance in the data set. The confusion matrix clearly shows that the model is highly biased, with recall for the minority class being 0, indicating that the model struggles when faced with highly imbalanced data on a larger scale.</w:t>
+        <w:t>faced with highly imbalanced data on a larger scale.</w:t>
       </w:r>
     </w:p>
     <w:p>
@@ -4992,10 +5006,7 @@
         <w:t xml:space="preserve">The </w:t>
       </w:r>
       <w:r>
-        <w:t xml:space="preserve">Figure 2 shows that there is a bias in the model of class 0, because the model ignores the probability of class 1 completely. The values ​​of this feature are in the range that are only influenced by class 0. This displays the weaknesses of the training model on an </w:t>
-      </w:r>
-      <w:r>
-        <w:t>unbalanced dataset, which has a bad ability to identify the minority class.</w:t>
+        <w:t>Figure 2 shows that there is a bias in the model of class 0, because the model ignores the probability of class 1 completely. The values ​​of this feature are in the range that are only influenced by class 0. This displays the weaknesses of the training model on an unbalanced dataset, which has a bad ability to identify the minority class.</w:t>
       </w:r>
     </w:p>
     <w:p>
@@ -5006,7 +5017,10 @@
         </w:rPr>
       </w:pPr>
       <w:r>
-        <w:t>This is in accordance with the problem of extreme class imbalances, where the model does not learn effectively to distinguish minority classes (class 1), which is proven in the original classification report (recall for class 1 is 0).</w:t>
+        <w:t xml:space="preserve">This is in accordance with the problem of extreme class imbalances, where the model does not learn effectively to distinguish minority </w:t>
+      </w:r>
+      <w:r>
+        <w:t>classes (class 1), which is proven in the original classification report (recall for class 1 is 0).</w:t>
       </w:r>
     </w:p>
     <w:p>
@@ -5223,37 +5237,40 @@
           <w:b/>
           <w:bCs/>
         </w:rPr>
+        <w:t>Interpretation:</w:t>
+      </w:r>
+    </w:p>
+    <w:p>
+      <w:pPr>
+        <w:pStyle w:val="FigureCaption"/>
+        <w:rPr>
+          <w:bCs/>
+        </w:rPr>
+      </w:pPr>
+      <w:r>
+        <w:rPr>
+          <w:bCs/>
+        </w:rPr>
+        <w:t>This model</w:t>
+      </w:r>
+      <w:r>
+        <w:t xml:space="preserve"> </w:t>
+      </w:r>
+      <w:r>
+        <w:t>uses</w:t>
+      </w:r>
+      <w:r>
+        <w:t xml:space="preserve"> a balanced </w:t>
+      </w:r>
+      <w:r>
+        <w:t>dataset that</w:t>
+      </w:r>
+      <w:r>
+        <w:t xml:space="preserve"> seems good for all classes, and showing high recall and precision values. This model also doesn't show </w:t>
+      </w:r>
+      <w:r>
         <w:lastRenderedPageBreak/>
-        <w:t>Interpretation:</w:t>
-      </w:r>
-    </w:p>
-    <w:p>
-      <w:pPr>
-        <w:pStyle w:val="FigureCaption"/>
-        <w:rPr>
-          <w:bCs/>
-        </w:rPr>
-      </w:pPr>
-      <w:r>
-        <w:rPr>
-          <w:bCs/>
-        </w:rPr>
-        <w:t>This model</w:t>
-      </w:r>
-      <w:r>
-        <w:t xml:space="preserve"> </w:t>
-      </w:r>
-      <w:r>
-        <w:t>uses</w:t>
-      </w:r>
-      <w:r>
-        <w:t xml:space="preserve"> a balanced </w:t>
-      </w:r>
-      <w:r>
-        <w:t>dataset that</w:t>
-      </w:r>
-      <w:r>
-        <w:t xml:space="preserve"> seems good for all classes, and showing high recall and precision values. This model also doesn't show bias to minority classes. The true positive level for all classes </w:t>
+        <w:t xml:space="preserve">bias to minority classes. The true positive level for all classes </w:t>
       </w:r>
       <w:r>
         <w:rPr>
@@ -5525,7 +5542,10 @@
         <w:t>considering</w:t>
       </w:r>
       <w:r>
-        <w:t xml:space="preserve"> all features. Lime's explanation for a balanced dataset shows that both features contribute to all classes. </w:t>
+        <w:t xml:space="preserve"> all features. Lime's explanation for a balanced </w:t>
+      </w:r>
+      <w:r>
+        <w:t xml:space="preserve">dataset shows that both features contribute to all classes. </w:t>
       </w:r>
     </w:p>
     <w:p>
@@ -5645,7 +5665,6 @@
           <w:szCs w:val="24"/>
           <w14:ligatures w14:val="standard"/>
         </w:rPr>
-        <w:lastRenderedPageBreak/>
         <w:drawing>
           <wp:inline distT="0" distB="0" distL="0" distR="0" wp14:anchorId="42CC952D" wp14:editId="29984957">
             <wp:extent cx="3048000" cy="2190750"/>
@@ -5750,6 +5769,7 @@
           <w:b/>
           <w:bCs/>
         </w:rPr>
+        <w:lastRenderedPageBreak/>
         <w:t>Interpretation:</w:t>
       </w:r>
     </w:p>
@@ -6003,81 +6023,81 @@
         <w:t xml:space="preserve">homogeneity </w:t>
       </w:r>
       <w:r>
-        <w:t xml:space="preserve">composition (whether balanced or imbalanced) is documented and </w:t>
+        <w:t xml:space="preserve">composition (whether balanced or imbalanced) is documented and understood, it </w:t>
+      </w:r>
+      <w:r>
+        <w:t>gave</w:t>
+      </w:r>
+      <w:r>
+        <w:t xml:space="preserve"> </w:t>
+      </w:r>
+      <w:r>
+        <w:t xml:space="preserve">clean </w:t>
+      </w:r>
+      <w:r>
+        <w:t xml:space="preserve">insights </w:t>
+      </w:r>
+      <w:r>
+        <w:t>to the s</w:t>
+      </w:r>
+      <w:r>
+        <w:t>takeholders</w:t>
+      </w:r>
+      <w:r>
+        <w:t xml:space="preserve"> about </w:t>
+      </w:r>
+      <w:r>
+        <w:t>potential biases in the system</w:t>
+      </w:r>
+      <w:r>
+        <w:t xml:space="preserve"> to be considered.</w:t>
+      </w:r>
+    </w:p>
+    <w:p>
+      <w:pPr>
+        <w:pStyle w:val="FigureCaption"/>
+        <w:rPr>
+          <w:bCs/>
+        </w:rPr>
+      </w:pPr>
+      <w:r>
+        <w:t>Without proper documentation</w:t>
+      </w:r>
+      <w:r>
+        <w:t xml:space="preserve">, </w:t>
+      </w:r>
+      <w:r>
+        <w:t xml:space="preserve">these biases can go unnoticed, and stakeholders may believe that the model is performing </w:t>
+      </w:r>
+      <w:r>
+        <w:t>very good</w:t>
+      </w:r>
+      <w:r>
+        <w:t xml:space="preserve">. </w:t>
+      </w:r>
+    </w:p>
+    <w:p>
+      <w:pPr>
+        <w:pStyle w:val="FigureCaption"/>
+        <w:rPr>
+          <w:bCs/>
+        </w:rPr>
+      </w:pPr>
+      <w:r>
+        <w:t>Regarding AI’s</w:t>
+      </w:r>
+      <w:r>
+        <w:t xml:space="preserve"> fairness, the documentation of </w:t>
+      </w:r>
+      <w:r>
+        <w:t xml:space="preserve">dataset characteristics including dataset homogeneity composition, the information about dataset </w:t>
+      </w:r>
+      <w:r>
+        <w:t xml:space="preserve">imbalances helps AI developers and practitioners explain the limitations of the </w:t>
       </w:r>
       <w:r>
         <w:lastRenderedPageBreak/>
-        <w:t xml:space="preserve">understood, it </w:t>
-      </w:r>
-      <w:r>
-        <w:t>gave</w:t>
-      </w:r>
-      <w:r>
-        <w:t xml:space="preserve"> </w:t>
-      </w:r>
-      <w:r>
-        <w:t xml:space="preserve">clean </w:t>
-      </w:r>
-      <w:r>
-        <w:t xml:space="preserve">insights </w:t>
-      </w:r>
-      <w:r>
-        <w:t>to the s</w:t>
-      </w:r>
-      <w:r>
-        <w:t>takeholders</w:t>
-      </w:r>
-      <w:r>
-        <w:t xml:space="preserve"> about </w:t>
-      </w:r>
-      <w:r>
-        <w:t>potential biases in the system</w:t>
-      </w:r>
-      <w:r>
-        <w:t xml:space="preserve"> to be considered.</w:t>
-      </w:r>
-    </w:p>
-    <w:p>
-      <w:pPr>
-        <w:pStyle w:val="FigureCaption"/>
-        <w:rPr>
-          <w:bCs/>
-        </w:rPr>
-      </w:pPr>
-      <w:r>
-        <w:t>Without proper documentation</w:t>
-      </w:r>
-      <w:r>
-        <w:t xml:space="preserve">, </w:t>
-      </w:r>
-      <w:r>
-        <w:t xml:space="preserve">these biases can go unnoticed, and stakeholders may believe that the model is performing </w:t>
-      </w:r>
-      <w:r>
-        <w:t>very good</w:t>
-      </w:r>
-      <w:r>
-        <w:t xml:space="preserve">. </w:t>
-      </w:r>
-    </w:p>
-    <w:p>
-      <w:pPr>
-        <w:pStyle w:val="FigureCaption"/>
-        <w:rPr>
-          <w:bCs/>
-        </w:rPr>
-      </w:pPr>
-      <w:r>
-        <w:t>Regarding AI’s</w:t>
-      </w:r>
-      <w:r>
-        <w:t xml:space="preserve"> fairness, the documentation of </w:t>
-      </w:r>
-      <w:r>
-        <w:t xml:space="preserve">dataset characteristics including dataset homogeneity composition, the information about dataset </w:t>
-      </w:r>
-      <w:r>
-        <w:t xml:space="preserve">imbalances helps AI developers and practitioners explain the limitations of the models, especially in </w:t>
+        <w:t xml:space="preserve">models, especially in </w:t>
       </w:r>
       <w:r>
         <w:t>critical</w:t>
@@ -6167,10 +6187,7 @@
         <w:pStyle w:val="FigureCaption"/>
       </w:pPr>
       <w:r>
-        <w:t xml:space="preserve">The relationship between data/ dataset size and evaluation can be proven in the performance of the model in various sample sizes. In small datasets, especially those that have unbalanced classes, this model often gives misleading results. For example, in a smaller dataset, minority </w:t>
-      </w:r>
-      <w:r>
-        <w:t xml:space="preserve">classes may have high recall, wrongly </w:t>
+        <w:t xml:space="preserve">The relationship between data/ dataset size and evaluation can be proven in the performance of the model in various sample sizes. In small datasets, especially those that have unbalanced classes, this model often gives misleading results. For example, in a smaller dataset, minority classes may have high recall, wrongly </w:t>
       </w:r>
       <w:r>
         <w:t>showing</w:t>
@@ -6184,7 +6201,10 @@
         <w:pStyle w:val="FigureCaption"/>
       </w:pPr>
       <w:r>
-        <w:t>When the size of the dataset increases, the true truth of the model of the model of the majority class becomes clear. A larger data collection explores the weaknesses of the model in learning from minority classes, with evidence that the minority class drops significantly. This shows that smaller dataset only gives illusion of fairness, when the model is not strong enough to perform well in the minority class.</w:t>
+        <w:t xml:space="preserve">When the size of the dataset increases, the true truth of the model of the model of the majority class becomes clear. A larger data collection explores the weaknesses of the model in learning from minority classes, with evidence that the minority class drops significantly. This shows that smaller dataset only gives illusion of </w:t>
+      </w:r>
+      <w:r>
+        <w:t>fairness, when the model is not strong enough to perform well in the minority class.</w:t>
       </w:r>
     </w:p>
     <w:p>
@@ -6238,25 +6258,25 @@
         <w:pStyle w:val="FigureCaption"/>
       </w:pPr>
       <w:r>
-        <w:t xml:space="preserve">The size of a small sample can be very misleading when we evaluate bias, because they often provide high performance metrics, especially for minority classes. In this study, the </w:t>
+        <w:t>The size of a small sample can be very misleading when we evaluate bias, because they often provide high performance metrics, especially for minority classes. In this study, the model trained in the unbalanced small data set initially shows a high accuracy for the minority class. However, this performance does not reflect the actual ability of the model. Conversely, it is only the result of statistical anomalies caused by a small sample size.</w:t>
+      </w:r>
+    </w:p>
+    <w:p>
+      <w:pPr>
+        <w:pStyle w:val="FigureCaption"/>
+      </w:pPr>
+      <w:r>
+        <w:t xml:space="preserve">When the size of the dataset becomes large, the true bias of the model appears, with the AUC-PR Metric value for the minority </w:t>
+      </w:r>
+      <w:r>
+        <w:t>class dropping</w:t>
+      </w:r>
+      <w:r>
+        <w:t xml:space="preserve"> to a very planned level. This shows that the size of a small sample can cover the actual level of bias. </w:t>
       </w:r>
       <w:r>
         <w:lastRenderedPageBreak/>
-        <w:t>model trained in the unbalanced small data set initially shows a high accuracy for the minority class. However, this performance does not reflect the actual ability of the model. Conversely, it is only the result of statistical anomalies caused by a small sample size.</w:t>
-      </w:r>
-    </w:p>
-    <w:p>
-      <w:pPr>
-        <w:pStyle w:val="FigureCaption"/>
-      </w:pPr>
-      <w:r>
-        <w:t xml:space="preserve">When the size of the dataset becomes large, the true bias of the model appears, with the AUC-PR Metric value for the minority </w:t>
-      </w:r>
-      <w:r>
-        <w:t>class dropping</w:t>
-      </w:r>
-      <w:r>
-        <w:t xml:space="preserve"> to a very planned level. This shows that the size of a small sample can cover the actual level of bias. As a result, the model that is trained and evaluated on a small dataset may look </w:t>
+        <w:t xml:space="preserve">As a result, the model that is trained and evaluated on a small dataset may look </w:t>
       </w:r>
       <w:r>
         <w:t>fairer</w:t>
@@ -6442,7 +6462,13 @@
         <w:rPr>
           <w:lang w:val="en-ID"/>
         </w:rPr>
-        <w:t>An imbalanced data set results in bias in the model that discriminatively and unfairly predicts directly for the majority class. Minority groups are not represented, resulting in low accuracy.</w:t>
+        <w:t xml:space="preserve">An imbalanced data set results in bias in the model that discriminatively and </w:t>
+      </w:r>
+      <w:r>
+        <w:rPr>
+          <w:lang w:val="en-ID"/>
+        </w:rPr>
+        <w:t>unfairly predicts directly for the majority class. Minority groups are not represented, resulting in low accuracy.</w:t>
       </w:r>
     </w:p>
     <w:p>
@@ -6680,14 +6706,7 @@
         <w:rPr>
           <w:lang w:val="en-ID"/>
         </w:rPr>
-        <w:t xml:space="preserve"> of data sets to </w:t>
-      </w:r>
-      <w:r>
-        <w:rPr>
-          <w:lang w:val="en-ID"/>
-        </w:rPr>
-        <w:lastRenderedPageBreak/>
-        <w:t>avoid biases hidden by smaller sample sizes.</w:t>
+        <w:t xml:space="preserve"> of data sets to avoid biases hidden by smaller sample sizes.</w:t>
       </w:r>
     </w:p>
     <w:p>
@@ -6766,7 +6785,11 @@
         <w:t xml:space="preserve"> and explainability</w:t>
       </w:r>
       <w:r>
-        <w:t xml:space="preserve">, but this research shows that documenting dataset composition is </w:t>
+        <w:t xml:space="preserve">, but this research shows that documenting dataset </w:t>
+      </w:r>
+      <w:r>
+        <w:lastRenderedPageBreak/>
+        <w:t xml:space="preserve">composition is </w:t>
       </w:r>
       <w:r>
         <w:t>also</w:t>
@@ -7023,7 +7046,10 @@
         <w:t xml:space="preserve">have </w:t>
       </w:r>
       <w:r>
-        <w:t xml:space="preserve">different behavior under similar conditions of </w:t>
+        <w:t xml:space="preserve">different behavior under similar </w:t>
+      </w:r>
+      <w:r>
+        <w:t xml:space="preserve">conditions of </w:t>
       </w:r>
       <w:r>
         <w:t xml:space="preserve">data homogeneity </w:t>
@@ -7313,7 +7339,6 @@
         <w:rPr>
           <w:lang w:val="en-ID"/>
         </w:rPr>
-        <w:lastRenderedPageBreak/>
         <w:t xml:space="preserve">Models trained on imbalanced datasets are </w:t>
       </w:r>
       <w:r>
@@ -7422,7 +7447,14 @@
         <w:rPr>
           <w:lang w:val="en-ID"/>
         </w:rPr>
-        <w:t xml:space="preserve">, with performance metrics </w:t>
+        <w:t xml:space="preserve">, </w:t>
+      </w:r>
+      <w:r>
+        <w:rPr>
+          <w:lang w:val="en-ID"/>
+        </w:rPr>
+        <w:lastRenderedPageBreak/>
+        <w:t xml:space="preserve">with performance metrics </w:t>
       </w:r>
       <w:r>
         <w:rPr>
@@ -7768,7 +7800,10 @@
         <w:t>Because</w:t>
       </w:r>
       <w:r>
-        <w:t xml:space="preserve"> this research work has revealed how dataset composition imbalance affects the performance of AI models and fairness, there are many areas that future research should focus on to improve AI transparency and fairness.</w:t>
+        <w:t xml:space="preserve"> this research work has revealed how dataset composition imbalance affects the performance of AI models and fairness, there are </w:t>
+      </w:r>
+      <w:r>
+        <w:t>many areas that future research should focus on to improve AI transparency and fairness.</w:t>
       </w:r>
     </w:p>
     <w:p>
@@ -7944,6 +7979,7 @@
         <w:pStyle w:val="Para"/>
       </w:pPr>
       <w:r>
+        <w:lastRenderedPageBreak/>
         <w:t>F</w:t>
       </w:r>
       <w:r>
@@ -8703,7 +8739,6 @@
           <w:szCs w:val="24"/>
           <w14:ligatures w14:val="standard"/>
         </w:rPr>
-        <w:lastRenderedPageBreak/>
         <w:t>[</w:t>
       </w:r>
       <w:r>
@@ -8912,7 +8947,17 @@
           <w:szCs w:val="24"/>
           <w14:ligatures w14:val="standard"/>
         </w:rPr>
-        <w:t xml:space="preserve"> NIST Internal Report 8312, 1–23. Available at: https://nvlpubs.nist.gov/nistpubs/ir/2021/NIST.IR.8312.pdf. </w:t>
+        <w:t xml:space="preserve"> NIST Internal Report 8312, 1–23. Available at: </w:t>
+      </w:r>
+      <w:r>
+        <w:rPr>
+          <w:rFonts w:ascii="Times New Roman" w:hAnsi="Times New Roman" w:cs="Times New Roman"/>
+          <w:sz w:val="24"/>
+          <w:szCs w:val="24"/>
+          <w14:ligatures w14:val="standard"/>
+        </w:rPr>
+        <w:lastRenderedPageBreak/>
+        <w:t xml:space="preserve">https://nvlpubs.nist.gov/nistpubs/ir/2021/NIST.IR.8312.pdf. </w:t>
       </w:r>
     </w:p>
     <w:p>
@@ -19533,10 +19578,6 @@
 </file>
 
 <file path=customXml/item1.xml><?xml version="1.0" encoding="utf-8"?>
-<b:Sources xmlns:b="http://schemas.openxmlformats.org/officeDocument/2006/bibliography" xmlns="http://schemas.openxmlformats.org/officeDocument/2006/bibliography" SelectedStyle="\APA.XSL" StyleName="APA"/>
-</file>
-
-<file path=customXml/item2.xml><?xml version="1.0" encoding="utf-8"?>
 <Workflow version="v.1.13">
   <Filtration versionrequired="True" status="DONE" StartTime="25-07-2014 13:27:04" EndTime="25-07-2014 13:28:29">
     <Mandatory>
@@ -19714,16 +19755,20 @@
 </Workflow>
 </file>
 
+<file path=customXml/item2.xml><?xml version="1.0" encoding="utf-8"?>
+<b:Sources xmlns:b="http://schemas.openxmlformats.org/officeDocument/2006/bibliography" xmlns="http://schemas.openxmlformats.org/officeDocument/2006/bibliography" SelectedStyle="\APA.XSL" StyleName="APA"/>
+</file>
+
 <file path=customXml/itemProps1.xml><?xml version="1.0" encoding="utf-8"?>
+<ds:datastoreItem xmlns:ds="http://schemas.openxmlformats.org/officeDocument/2006/customXml" ds:itemID="{4D45DBA2-DCF6-46BF-858B-9A8CC8161B4D}">
+  <ds:schemaRefs/>
+</ds:datastoreItem>
+</file>
+
+<file path=customXml/itemProps2.xml><?xml version="1.0" encoding="utf-8"?>
 <ds:datastoreItem xmlns:ds="http://schemas.openxmlformats.org/officeDocument/2006/customXml" ds:itemID="{B589180B-96F4-4B3D-93D7-E2C64345EF74}">
   <ds:schemaRefs>
     <ds:schemaRef ds:uri="http://schemas.openxmlformats.org/officeDocument/2006/bibliography"/>
   </ds:schemaRefs>
 </ds:datastoreItem>
-</file>
-
-<file path=customXml/itemProps2.xml><?xml version="1.0" encoding="utf-8"?>
-<ds:datastoreItem xmlns:ds="http://schemas.openxmlformats.org/officeDocument/2006/customXml" ds:itemID="{4D45DBA2-DCF6-46BF-858B-9A8CC8161B4D}">
-  <ds:schemaRefs/>
-</ds:datastoreItem>
 </file>
--- a/202370140_XAI.docx
+++ b/202370140_XAI.docx
@@ -515,7 +515,7 @@
           <w:szCs w:val="24"/>
           <w14:ligatures w14:val="standard"/>
         </w:rPr>
-        <w:t xml:space="preserve">are becoming increasingly important focus within the field of Explainable AI (XAI), but currently it is not a standard practice. Traditionally, responsible AI and explainable AI (XAI) have more concentrated on explaining model behaviors, including ethical, legal, and social aspects of the datasets. </w:t>
+        <w:t xml:space="preserve">are becoming increasingly important within the field of Explainable AI (XAI), but currently it is not a standard practice. </w:t>
       </w:r>
       <w:r>
         <w:rPr>
@@ -542,7 +542,7 @@
           <w:szCs w:val="24"/>
           <w14:ligatures w14:val="standard"/>
         </w:rPr>
-        <w:t xml:space="preserve"> homogeneity</w:t>
+        <w:t xml:space="preserve"> homogeneity composition and Data Sparsity</w:t>
       </w:r>
       <w:r>
         <w:rPr>
@@ -551,7 +551,7 @@
           <w:szCs w:val="24"/>
           <w14:ligatures w14:val="standard"/>
         </w:rPr>
-        <w:t xml:space="preserve"> composition</w:t>
+        <w:t>, is cr</w:t>
       </w:r>
       <w:r>
         <w:rPr>
@@ -560,7 +560,7 @@
           <w:szCs w:val="24"/>
           <w14:ligatures w14:val="standard"/>
         </w:rPr>
-        <w:t xml:space="preserve"> and Data Sparsity</w:t>
+        <w:t>itical</w:t>
       </w:r>
       <w:r>
         <w:rPr>
@@ -569,7 +569,7 @@
           <w:szCs w:val="24"/>
           <w14:ligatures w14:val="standard"/>
         </w:rPr>
-        <w:t>, is cr</w:t>
+        <w:t xml:space="preserve"> for a comprehensive approach to XAI. If the training dataset is imbalanced, machine learning models c</w:t>
       </w:r>
       <w:r>
         <w:rPr>
@@ -578,7 +578,7 @@
           <w:szCs w:val="24"/>
           <w14:ligatures w14:val="standard"/>
         </w:rPr>
-        <w:t>itical</w:t>
+        <w:t>annot</w:t>
       </w:r>
       <w:r>
         <w:rPr>
@@ -587,7 +587,7 @@
           <w:szCs w:val="24"/>
           <w14:ligatures w14:val="standard"/>
         </w:rPr>
-        <w:t xml:space="preserve"> for a comprehensive approach to XAI. If the training dataset is imbalanced, machine learning models </w:t>
+        <w:t xml:space="preserve"> make accurate predictions, while the small sample sizes can mislead </w:t>
       </w:r>
       <w:r>
         <w:rPr>
@@ -596,7 +596,7 @@
           <w:szCs w:val="24"/>
           <w14:ligatures w14:val="standard"/>
         </w:rPr>
-        <w:t>c</w:t>
+        <w:t xml:space="preserve">the </w:t>
       </w:r>
       <w:r>
         <w:rPr>
@@ -605,7 +605,7 @@
           <w:szCs w:val="24"/>
           <w14:ligatures w14:val="standard"/>
         </w:rPr>
-        <w:t>annot</w:t>
+        <w:t>bias evaluation.</w:t>
       </w:r>
       <w:r>
         <w:rPr>
@@ -614,7 +614,7 @@
           <w:szCs w:val="24"/>
           <w14:ligatures w14:val="standard"/>
         </w:rPr>
-        <w:t xml:space="preserve"> make accurate predictions, while the small sample sizes can mislead </w:t>
+        <w:t xml:space="preserve"> </w:t>
       </w:r>
       <w:r>
         <w:rPr>
@@ -623,7 +623,7 @@
           <w:szCs w:val="24"/>
           <w14:ligatures w14:val="standard"/>
         </w:rPr>
-        <w:t xml:space="preserve">the </w:t>
+        <w:t xml:space="preserve">Traditionally, responsible AI and explainable AI (XAI) have more concentrated on explaining model behaviors, including ethical, legal, and social </w:t>
       </w:r>
       <w:r>
         <w:rPr>
@@ -632,16 +632,7 @@
           <w:szCs w:val="24"/>
           <w14:ligatures w14:val="standard"/>
         </w:rPr>
-        <w:t xml:space="preserve">bias evaluation. </w:t>
-      </w:r>
-      <w:r>
-        <w:rPr>
-          <w:rFonts w:ascii="Times New Roman" w:eastAsia="Verdana" w:hAnsi="Times New Roman" w:cs="Times New Roman"/>
-          <w:sz w:val="24"/>
-          <w:szCs w:val="24"/>
-          <w14:ligatures w14:val="standard"/>
-        </w:rPr>
-        <w:t xml:space="preserve">This study proposes the incorporation of dataset characteristics to be documented into </w:t>
+        <w:t xml:space="preserve">aspects of the datasets. This study proposes the incorporation of dataset characteristics to be documented into </w:t>
       </w:r>
       <w:r>
         <w:rPr>
@@ -1332,6 +1323,18 @@
         </w:rPr>
         <w:t>the significance of Explainable AI (XAI) in increasing trust and transparency in AI decision-making.</w:t>
       </w:r>
+      <w:r>
+        <w:rPr>
+          <w:lang w:val="en-ID"/>
+        </w:rPr>
+        <w:t xml:space="preserve"> </w:t>
+      </w:r>
+      <w:r>
+        <w:rPr>
+          <w:lang w:val="en-ID"/>
+        </w:rPr>
+        <w:t>XAI addresses the traditional "black box" nature of AI systems, helping to gain trust, compliance, and the ethical use of AI across many industries.</w:t>
+      </w:r>
     </w:p>
     <w:p>
       <w:pPr>
@@ -1340,12 +1343,6 @@
           <w:lang w:val="en-ID"/>
         </w:rPr>
       </w:pPr>
-      <w:r>
-        <w:rPr>
-          <w:lang w:val="en-ID"/>
-        </w:rPr>
-        <w:t>XAI addresses the traditional "black box" nature of AI systems, helping to gain trust, compliance, and the ethical use of AI across many industries.</w:t>
-      </w:r>
     </w:p>
     <w:p>
       <w:pPr>
@@ -1354,6 +1351,66 @@
           <w:lang w:val="en-ID"/>
         </w:rPr>
       </w:pPr>
+      <w:r>
+        <w:rPr>
+          <w:lang w:val="en-ID"/>
+        </w:rPr>
+        <w:t xml:space="preserve">The key aspects of Explainable AI (XAI): Trustworthiness, Equitability, Explainability. Trustworthiness is </w:t>
+      </w:r>
+      <w:r>
+        <w:rPr>
+          <w:lang w:val="en-ID"/>
+        </w:rPr>
+        <w:t>focus on</w:t>
+      </w:r>
+      <w:r>
+        <w:rPr>
+          <w:lang w:val="en-ID"/>
+        </w:rPr>
+        <w:t xml:space="preserve"> safeguarding data privacy and promoting responsible AI practices to build user confidence. Equitability is to ensure the fairness and legal compliance </w:t>
+      </w:r>
+      <w:r>
+        <w:rPr>
+          <w:lang w:val="en-ID"/>
+        </w:rPr>
+        <w:t>in</w:t>
+      </w:r>
+      <w:r>
+        <w:rPr>
+          <w:lang w:val="en-ID"/>
+        </w:rPr>
+        <w:t xml:space="preserve"> societal and ethical dimensions of AI. </w:t>
+      </w:r>
+      <w:r>
+        <w:rPr>
+          <w:lang w:val="en-ID"/>
+        </w:rPr>
+        <w:t>Explainability</w:t>
+      </w:r>
+      <w:r>
+        <w:rPr>
+          <w:lang w:val="en-ID"/>
+        </w:rPr>
+        <w:t xml:space="preserve"> </w:t>
+      </w:r>
+      <w:r>
+        <w:rPr>
+          <w:lang w:val="en-ID"/>
+        </w:rPr>
+        <w:t>g</w:t>
+      </w:r>
+      <w:r>
+        <w:rPr>
+          <w:lang w:val="en-ID"/>
+        </w:rPr>
+        <w:t xml:space="preserve">ave </w:t>
+      </w:r>
+      <w:r>
+        <w:rPr>
+          <w:lang w:val="en-ID"/>
+        </w:rPr>
+        <w:t>insights into how AI systems arrive at their decisions, gave the opacity of AI models.</w:t>
+      </w:r>
     </w:p>
     <w:p>
       <w:pPr>
@@ -1362,67 +1419,10 @@
           <w:lang w:val="en-ID"/>
         </w:rPr>
       </w:pPr>
-      <w:r>
-        <w:rPr>
-          <w:lang w:val="en-ID"/>
-        </w:rPr>
-        <w:t xml:space="preserve">The key aspects of Explainable AI (XAI): Trustworthiness, Equitability, Explainability. Trustworthiness is </w:t>
-      </w:r>
-      <w:r>
-        <w:rPr>
-          <w:lang w:val="en-ID"/>
-        </w:rPr>
-        <w:t>focus on</w:t>
-      </w:r>
-      <w:r>
-        <w:rPr>
-          <w:lang w:val="en-ID"/>
-        </w:rPr>
-        <w:t xml:space="preserve"> safeguarding data privacy and promoting responsible AI practices to build user confidence. Equitability is to ensure the fairness and legal compliance </w:t>
-      </w:r>
-      <w:r>
-        <w:rPr>
-          <w:lang w:val="en-ID"/>
-        </w:rPr>
-        <w:t>in</w:t>
-      </w:r>
-      <w:r>
-        <w:rPr>
-          <w:lang w:val="en-ID"/>
-        </w:rPr>
-        <w:t xml:space="preserve"> societal and ethical dimensions of AI. </w:t>
-      </w:r>
-      <w:r>
-        <w:rPr>
-          <w:lang w:val="en-ID"/>
-        </w:rPr>
-        <w:t>Explainability</w:t>
-      </w:r>
-      <w:r>
-        <w:rPr>
-          <w:lang w:val="en-ID"/>
-        </w:rPr>
-        <w:t>g</w:t>
-      </w:r>
-      <w:r>
-        <w:rPr>
-          <w:lang w:val="en-ID"/>
-        </w:rPr>
-        <w:t xml:space="preserve">ave </w:t>
-      </w:r>
-      <w:r>
-        <w:rPr>
-          <w:lang w:val="en-ID"/>
-        </w:rPr>
-        <w:t>insights into how AI systems arrive at their decisions, gave the opacity of AI models.</w:t>
-      </w:r>
     </w:p>
     <w:p>
       <w:pPr>
         <w:pStyle w:val="Para"/>
-        <w:rPr>
-          <w:lang w:val="en-ID"/>
-        </w:rPr>
       </w:pPr>
       <w:r>
         <w:rPr>
@@ -1448,232 +1448,186 @@
         </w:rPr>
         <w:t xml:space="preserve"> of the datasets used in training. </w:t>
       </w:r>
+      <w:r>
+        <w:t>XAI traditionally focused on the quality and appropriateness of the data used in AI system</w:t>
+      </w:r>
+      <w:r>
+        <w:t>, while</w:t>
+      </w:r>
+      <w:r>
+        <w:t xml:space="preserve"> the </w:t>
+      </w:r>
+      <w:r>
+        <w:t>characteristics</w:t>
+      </w:r>
+      <w:r>
+        <w:t xml:space="preserve"> of training datasets—whether balanced or imbalanced—has received limited attention. </w:t>
+      </w:r>
     </w:p>
     <w:p>
       <w:pPr>
         <w:pStyle w:val="Para"/>
       </w:pPr>
-      <w:r>
-        <w:t xml:space="preserve">XAI traditionally focused on the quality and appropriateness of the data used in AI systems; the </w:t>
-      </w:r>
-      <w:r>
-        <w:t>characteristics</w:t>
-      </w:r>
-      <w:r>
-        <w:t xml:space="preserve"> of training datasets—whether balanced or imbalanced—has received limited attention. </w:t>
-      </w:r>
     </w:p>
     <w:p>
       <w:pPr>
         <w:pStyle w:val="Para"/>
-      </w:pPr>
+        <w:rPr>
+          <w:lang w:val="en-ID"/>
+        </w:rPr>
+      </w:pPr>
+      <w:r>
+        <w:rPr>
+          <w:lang w:val="en-ID"/>
+        </w:rPr>
+        <w:t xml:space="preserve">This research explores the impact </w:t>
+      </w:r>
+      <w:r>
+        <w:rPr>
+          <w:lang w:val="en-ID"/>
+        </w:rPr>
+        <w:t xml:space="preserve">of </w:t>
+      </w:r>
+      <w:r>
+        <w:rPr>
+          <w:lang w:val="en-ID"/>
+        </w:rPr>
+        <w:t xml:space="preserve">the </w:t>
+      </w:r>
+      <w:r>
+        <w:rPr>
+          <w:lang w:val="en-ID"/>
+        </w:rPr>
+        <w:t>characteristic</w:t>
+      </w:r>
+      <w:r>
+        <w:rPr>
+          <w:lang w:val="en-ID"/>
+        </w:rPr>
+        <w:t xml:space="preserve"> of training datasets, especially of </w:t>
+      </w:r>
+      <w:r>
+        <w:rPr>
+          <w:lang w:val="en-ID"/>
+        </w:rPr>
+        <w:t xml:space="preserve">homogeneity </w:t>
+      </w:r>
+      <w:r>
+        <w:rPr>
+          <w:rFonts w:eastAsia="Verdana"/>
+        </w:rPr>
+        <w:t>composition</w:t>
+      </w:r>
+      <w:r>
+        <w:rPr>
+          <w:rFonts w:eastAsia="Verdana"/>
+        </w:rPr>
+        <w:t xml:space="preserve"> whether</w:t>
+      </w:r>
+      <w:r>
+        <w:rPr>
+          <w:lang w:val="en-ID"/>
+        </w:rPr>
+        <w:t xml:space="preserve"> they are balanced or imbalanced</w:t>
+      </w:r>
+      <w:r>
+        <w:rPr>
+          <w:rFonts w:eastAsia="Verdana"/>
+        </w:rPr>
+        <w:t xml:space="preserve">, </w:t>
+      </w:r>
+      <w:r>
+        <w:rPr>
+          <w:rFonts w:eastAsia="Verdana"/>
+        </w:rPr>
+        <w:t xml:space="preserve">number of classes, </w:t>
+      </w:r>
+      <w:r>
+        <w:rPr>
+          <w:rFonts w:eastAsia="Verdana"/>
+        </w:rPr>
+        <w:t xml:space="preserve">and </w:t>
+      </w:r>
+      <w:r>
+        <w:rPr>
+          <w:rFonts w:eastAsia="Verdana"/>
+        </w:rPr>
+        <w:t>data sparsity whether the datasets are small or</w:t>
+      </w:r>
+      <w:r>
+        <w:rPr>
+          <w:rFonts w:eastAsia="Verdana"/>
+        </w:rPr>
+        <w:t xml:space="preserve"> large (</w:t>
+      </w:r>
+      <w:r>
+        <w:rPr>
+          <w:rFonts w:eastAsia="Verdana"/>
+        </w:rPr>
+        <w:t xml:space="preserve">Oreski, D., Oreski, S., and </w:t>
+      </w:r>
+      <w:proofErr w:type="spellStart"/>
+      <w:r>
+        <w:rPr>
+          <w:rFonts w:eastAsia="Verdana"/>
+        </w:rPr>
+        <w:t>Klicek</w:t>
+      </w:r>
+      <w:proofErr w:type="spellEnd"/>
+      <w:r>
+        <w:rPr>
+          <w:rFonts w:eastAsia="Verdana"/>
+        </w:rPr>
+        <w:t>, B. 2016</w:t>
+      </w:r>
+      <w:r>
+        <w:rPr>
+          <w:rFonts w:eastAsia="Verdana"/>
+        </w:rPr>
+        <w:t>)</w:t>
+      </w:r>
+      <w:r>
+        <w:rPr>
+          <w:rFonts w:eastAsia="Verdana"/>
+        </w:rPr>
+        <w:t>,</w:t>
+      </w:r>
+      <w:r>
+        <w:rPr>
+          <w:rFonts w:eastAsia="Verdana"/>
+        </w:rPr>
+        <w:t xml:space="preserve"> </w:t>
+      </w:r>
+      <w:r>
+        <w:rPr>
+          <w:lang w:val="en-ID"/>
+        </w:rPr>
+        <w:t xml:space="preserve">and how this affects model transparency, bias, and fairness. </w:t>
+      </w:r>
     </w:p>
     <w:p>
       <w:pPr>
         <w:pStyle w:val="Para"/>
         <w:rPr>
-          <w:lang w:val="en-ID"/>
-        </w:rPr>
-      </w:pPr>
-      <w:r>
-        <w:rPr>
-          <w:lang w:val="en-ID"/>
-        </w:rPr>
-        <w:t xml:space="preserve">This research explores the impact of documenting and </w:t>
-      </w:r>
-      <w:r>
-        <w:rPr>
-          <w:lang w:val="en-ID"/>
-        </w:rPr>
-        <w:t>analysing</w:t>
-      </w:r>
-      <w:r>
-        <w:rPr>
-          <w:lang w:val="en-ID"/>
-        </w:rPr>
-        <w:t xml:space="preserve"> the </w:t>
-      </w:r>
-      <w:r>
-        <w:rPr>
-          <w:lang w:val="en-ID"/>
-        </w:rPr>
-        <w:t>characteristic</w:t>
-      </w:r>
-      <w:r>
-        <w:rPr>
-          <w:lang w:val="en-ID"/>
-        </w:rPr>
-        <w:t xml:space="preserve"> of training datasets, especially of </w:t>
-      </w:r>
-      <w:r>
-        <w:rPr>
-          <w:lang w:val="en-ID"/>
-        </w:rPr>
-        <w:t xml:space="preserve">homogeneity </w:t>
-      </w:r>
-      <w:r>
-        <w:rPr>
-          <w:rFonts w:eastAsia="Verdana"/>
-        </w:rPr>
-        <w:t>composition</w:t>
-      </w:r>
-      <w:r>
-        <w:rPr>
-          <w:rFonts w:eastAsia="Verdana"/>
-        </w:rPr>
-        <w:t xml:space="preserve"> whether</w:t>
-      </w:r>
-      <w:r>
-        <w:rPr>
-          <w:lang w:val="en-ID"/>
-        </w:rPr>
-        <w:t xml:space="preserve"> they are balanced or imbalanced</w:t>
-      </w:r>
-      <w:r>
-        <w:rPr>
-          <w:rFonts w:eastAsia="Verdana"/>
-        </w:rPr>
-        <w:t xml:space="preserve">, </w:t>
-      </w:r>
-      <w:r>
-        <w:rPr>
-          <w:rFonts w:eastAsia="Verdana"/>
-        </w:rPr>
-        <w:t xml:space="preserve">number of classes, </w:t>
-      </w:r>
-      <w:r>
-        <w:rPr>
-          <w:rFonts w:eastAsia="Verdana"/>
-        </w:rPr>
-        <w:t>data sparsity whether the datasets are small or</w:t>
-      </w:r>
-      <w:r>
-        <w:rPr>
-          <w:rFonts w:eastAsia="Verdana"/>
-        </w:rPr>
-        <w:t xml:space="preserve"> large (</w:t>
-      </w:r>
-      <w:r>
-        <w:rPr>
-          <w:rFonts w:eastAsia="Verdana"/>
-        </w:rPr>
-        <w:t>Oreski, D., Oreski, S., and Klicek, B. 2016</w:t>
-      </w:r>
-      <w:r>
-        <w:rPr>
-          <w:rFonts w:eastAsia="Verdana"/>
-        </w:rPr>
-        <w:t>)</w:t>
-      </w:r>
-      <w:r>
-        <w:rPr>
-          <w:rFonts w:eastAsia="Verdana"/>
-        </w:rPr>
-        <w:t>,</w:t>
-      </w:r>
-      <w:r>
-        <w:rPr>
-          <w:rFonts w:eastAsia="Verdana"/>
-        </w:rPr>
-        <w:t xml:space="preserve"> </w:t>
-      </w:r>
-      <w:r>
-        <w:rPr>
-          <w:lang w:val="en-ID"/>
-        </w:rPr>
-        <w:t xml:space="preserve">and how this affects model transparency, bias, and fairness. </w:t>
-      </w:r>
-      <w:r>
-        <w:rPr>
-          <w:lang w:val="en-ID"/>
-        </w:rPr>
-        <w:t>The i</w:t>
-      </w:r>
-      <w:r>
-        <w:rPr>
-          <w:lang w:val="en-ID"/>
-        </w:rPr>
-        <w:t xml:space="preserve">mbalanced datasets can result in models that perform well on the majority class but fail to predict outcomes for underrepresented groups, </w:t>
-      </w:r>
-      <w:r>
-        <w:rPr>
-          <w:lang w:val="en-ID"/>
-        </w:rPr>
-        <w:t xml:space="preserve">then </w:t>
-      </w:r>
-      <w:r>
-        <w:rPr>
-          <w:lang w:val="en-ID"/>
-        </w:rPr>
-        <w:t>raise the biases in AI decision-making.</w:t>
-      </w:r>
+          <w:b/>
+          <w:bCs/>
+          <w:lang w:val="en-ID"/>
+        </w:rPr>
+      </w:pPr>
     </w:p>
     <w:p>
       <w:pPr>
         <w:pStyle w:val="Para"/>
         <w:rPr>
-          <w:lang w:val="en-ID"/>
-        </w:rPr>
-      </w:pPr>
-    </w:p>
-    <w:p>
-      <w:pPr>
-        <w:pStyle w:val="Para"/>
-        <w:rPr>
-          <w:lang w:val="en-ID"/>
-        </w:rPr>
-      </w:pPr>
-      <w:r>
-        <w:rPr>
-          <w:lang w:val="en-ID"/>
-        </w:rPr>
-        <w:t xml:space="preserve">Small sample sizes in imbalanced datasets can create problems by increasing variance in model predictions, resulting in bias and reduced model performance. </w:t>
-      </w:r>
-      <w:r>
-        <w:rPr>
-          <w:lang w:val="en-ID"/>
-        </w:rPr>
-        <w:t xml:space="preserve">These variables are </w:t>
-      </w:r>
-      <w:r>
-        <w:rPr>
-          <w:lang w:val="en-ID"/>
-        </w:rPr>
-        <w:t>important</w:t>
-      </w:r>
-      <w:r>
-        <w:rPr>
-          <w:lang w:val="en-ID"/>
-        </w:rPr>
-        <w:t xml:space="preserve"> to evaluate in high-risk applications where fairness is </w:t>
-      </w:r>
-      <w:r>
-        <w:rPr>
-          <w:lang w:val="en-ID"/>
-        </w:rPr>
-        <w:t>very important</w:t>
-      </w:r>
-      <w:r>
-        <w:rPr>
-          <w:lang w:val="en-ID"/>
-        </w:rPr>
-        <w:t xml:space="preserve">. </w:t>
-      </w:r>
-    </w:p>
-    <w:p>
-      <w:pPr>
-        <w:pStyle w:val="Para"/>
-        <w:rPr>
-          <w:lang w:val="en-ID"/>
-        </w:rPr>
-      </w:pPr>
-    </w:p>
-    <w:p>
-      <w:pPr>
-        <w:pStyle w:val="Para"/>
-      </w:pPr>
-      <w:r>
-        <w:lastRenderedPageBreak/>
+          <w:b/>
+          <w:bCs/>
+        </w:rPr>
+      </w:pPr>
+      <w:r>
+        <w:rPr>
+          <w:b/>
+          <w:bCs/>
+        </w:rPr>
         <w:t>RESEARCH QUESTIONS</w:t>
       </w:r>
     </w:p>
@@ -1684,24 +1638,66 @@
           <w:ilvl w:val="0"/>
           <w:numId w:val="39"/>
         </w:numPr>
-        <w:rPr>
-          <w:b w:val="0"/>
-          <w:bCs w:val="0"/>
-        </w:rPr>
-      </w:pPr>
-      <w:r>
-        <w:rPr>
-          <w:b w:val="0"/>
-          <w:bCs w:val="0"/>
-        </w:rPr>
-        <w:t xml:space="preserve">How does the documentation of dataset </w:t>
-      </w:r>
-      <w:r>
-        <w:rPr>
-          <w:b w:val="0"/>
-          <w:bCs w:val="0"/>
-        </w:rPr>
-        <w:t xml:space="preserve">homogeneity </w:t>
+        <w:jc w:val="both"/>
+        <w:rPr>
+          <w:b w:val="0"/>
+          <w:bCs w:val="0"/>
+        </w:rPr>
+      </w:pPr>
+      <w:r>
+        <w:rPr>
+          <w:b w:val="0"/>
+          <w:bCs w:val="0"/>
+        </w:rPr>
+        <w:t xml:space="preserve">How </w:t>
+      </w:r>
+      <w:proofErr w:type="spellStart"/>
+      <w:r>
+        <w:rPr>
+          <w:b w:val="0"/>
+          <w:bCs w:val="0"/>
+        </w:rPr>
+        <w:t>does</w:t>
+      </w:r>
+      <w:proofErr w:type="spellEnd"/>
+      <w:r>
+        <w:rPr>
+          <w:b w:val="0"/>
+          <w:bCs w:val="0"/>
+        </w:rPr>
+        <w:t xml:space="preserve"> the </w:t>
+      </w:r>
+      <w:proofErr w:type="spellStart"/>
+      <w:r>
+        <w:rPr>
+          <w:b w:val="0"/>
+          <w:bCs w:val="0"/>
+        </w:rPr>
+        <w:t>dataset</w:t>
+      </w:r>
+      <w:proofErr w:type="spellEnd"/>
+      <w:r>
+        <w:rPr>
+          <w:b w:val="0"/>
+          <w:bCs w:val="0"/>
+        </w:rPr>
+        <w:t xml:space="preserve"> </w:t>
+      </w:r>
+      <w:proofErr w:type="spellStart"/>
+      <w:r>
+        <w:rPr>
+          <w:b w:val="0"/>
+          <w:bCs w:val="0"/>
+        </w:rPr>
+        <w:t>homogeneity</w:t>
+      </w:r>
+      <w:proofErr w:type="spellEnd"/>
+      <w:r>
+        <w:rPr>
+          <w:b w:val="0"/>
+          <w:bCs w:val="0"/>
+        </w:rPr>
+        <w:t xml:space="preserve"> </w:t>
       </w:r>
       <w:r>
         <w:rPr>
@@ -1722,7 +1718,23 @@
           <w:b w:val="0"/>
           <w:bCs w:val="0"/>
         </w:rPr>
-        <w:t xml:space="preserve"> vs. imbalanced) impact </w:t>
+        <w:t xml:space="preserve"> vs. </w:t>
+      </w:r>
+      <w:proofErr w:type="spellStart"/>
+      <w:r>
+        <w:rPr>
+          <w:b w:val="0"/>
+          <w:bCs w:val="0"/>
+        </w:rPr>
+        <w:t>imbalanced</w:t>
+      </w:r>
+      <w:proofErr w:type="spellEnd"/>
+      <w:r>
+        <w:rPr>
+          <w:b w:val="0"/>
+          <w:bCs w:val="0"/>
+        </w:rPr>
+        <w:t xml:space="preserve">) impact </w:t>
       </w:r>
       <w:r>
         <w:rPr>
@@ -1736,7 +1748,71 @@
           <w:b w:val="0"/>
           <w:bCs w:val="0"/>
         </w:rPr>
-        <w:t>AI model transparency and fairness in decision-making systems?</w:t>
+        <w:t xml:space="preserve">AI model </w:t>
+      </w:r>
+      <w:proofErr w:type="spellStart"/>
+      <w:r>
+        <w:rPr>
+          <w:b w:val="0"/>
+          <w:bCs w:val="0"/>
+        </w:rPr>
+        <w:t>transparency</w:t>
+      </w:r>
+      <w:proofErr w:type="spellEnd"/>
+      <w:r>
+        <w:rPr>
+          <w:b w:val="0"/>
+          <w:bCs w:val="0"/>
+        </w:rPr>
+        <w:t xml:space="preserve"> and </w:t>
+      </w:r>
+      <w:proofErr w:type="spellStart"/>
+      <w:r>
+        <w:rPr>
+          <w:b w:val="0"/>
+          <w:bCs w:val="0"/>
+        </w:rPr>
+        <w:t>fairness</w:t>
+      </w:r>
+      <w:proofErr w:type="spellEnd"/>
+      <w:r>
+        <w:rPr>
+          <w:b w:val="0"/>
+          <w:bCs w:val="0"/>
+        </w:rPr>
+        <w:t xml:space="preserve"> in </w:t>
+      </w:r>
+      <w:proofErr w:type="spellStart"/>
+      <w:r>
+        <w:rPr>
+          <w:b w:val="0"/>
+          <w:bCs w:val="0"/>
+        </w:rPr>
+        <w:t>decision-making</w:t>
+      </w:r>
+      <w:proofErr w:type="spellEnd"/>
+      <w:r>
+        <w:rPr>
+          <w:b w:val="0"/>
+          <w:bCs w:val="0"/>
+        </w:rPr>
+        <w:t xml:space="preserve"> </w:t>
+      </w:r>
+      <w:proofErr w:type="spellStart"/>
+      <w:r>
+        <w:rPr>
+          <w:b w:val="0"/>
+          <w:bCs w:val="0"/>
+        </w:rPr>
+        <w:t>systems</w:t>
+      </w:r>
+      <w:proofErr w:type="spellEnd"/>
+      <w:r>
+        <w:rPr>
+          <w:b w:val="0"/>
+          <w:bCs w:val="0"/>
+        </w:rPr>
+        <w:t>?</w:t>
       </w:r>
     </w:p>
     <w:p>
@@ -1746,24 +1822,83 @@
           <w:ilvl w:val="0"/>
           <w:numId w:val="39"/>
         </w:numPr>
-        <w:rPr>
-          <w:b w:val="0"/>
-          <w:bCs w:val="0"/>
-        </w:rPr>
-      </w:pPr>
-      <w:r>
-        <w:rPr>
-          <w:b w:val="0"/>
-          <w:bCs w:val="0"/>
-        </w:rPr>
-        <w:t>What is the relationship between</w:t>
-      </w:r>
-      <w:r>
-        <w:rPr>
-          <w:b w:val="0"/>
-          <w:bCs w:val="0"/>
-        </w:rPr>
-        <w:t xml:space="preserve"> data spar</w:t>
+        <w:jc w:val="both"/>
+        <w:rPr>
+          <w:b w:val="0"/>
+          <w:bCs w:val="0"/>
+        </w:rPr>
+      </w:pPr>
+      <w:proofErr w:type="spellStart"/>
+      <w:r>
+        <w:rPr>
+          <w:b w:val="0"/>
+          <w:bCs w:val="0"/>
+        </w:rPr>
+        <w:t>What</w:t>
+      </w:r>
+      <w:proofErr w:type="spellEnd"/>
+      <w:r>
+        <w:rPr>
+          <w:b w:val="0"/>
+          <w:bCs w:val="0"/>
+        </w:rPr>
+        <w:t xml:space="preserve"> </w:t>
+      </w:r>
+      <w:proofErr w:type="spellStart"/>
+      <w:r>
+        <w:rPr>
+          <w:b w:val="0"/>
+          <w:bCs w:val="0"/>
+        </w:rPr>
+        <w:t>is</w:t>
+      </w:r>
+      <w:proofErr w:type="spellEnd"/>
+      <w:r>
+        <w:rPr>
+          <w:b w:val="0"/>
+          <w:bCs w:val="0"/>
+        </w:rPr>
+        <w:t xml:space="preserve"> the </w:t>
+      </w:r>
+      <w:proofErr w:type="spellStart"/>
+      <w:r>
+        <w:rPr>
+          <w:b w:val="0"/>
+          <w:bCs w:val="0"/>
+        </w:rPr>
+        <w:t>relationship</w:t>
+      </w:r>
+      <w:proofErr w:type="spellEnd"/>
+      <w:r>
+        <w:rPr>
+          <w:b w:val="0"/>
+          <w:bCs w:val="0"/>
+        </w:rPr>
+        <w:t xml:space="preserve"> </w:t>
+      </w:r>
+      <w:proofErr w:type="spellStart"/>
+      <w:r>
+        <w:rPr>
+          <w:b w:val="0"/>
+          <w:bCs w:val="0"/>
+        </w:rPr>
+        <w:t>between</w:t>
+      </w:r>
+      <w:proofErr w:type="spellEnd"/>
+      <w:r>
+        <w:rPr>
+          <w:b w:val="0"/>
+          <w:bCs w:val="0"/>
+        </w:rPr>
+        <w:t xml:space="preserve"> data </w:t>
+      </w:r>
+      <w:proofErr w:type="spellStart"/>
+      <w:r>
+        <w:rPr>
+          <w:b w:val="0"/>
+          <w:bCs w:val="0"/>
+        </w:rPr>
+        <w:t>spar</w:t>
       </w:r>
       <w:r>
         <w:rPr>
@@ -1777,29 +1912,126 @@
           <w:b w:val="0"/>
           <w:bCs w:val="0"/>
         </w:rPr>
-        <w:t>ity/</w:t>
-      </w:r>
-      <w:r>
-        <w:rPr>
-          <w:b w:val="0"/>
-          <w:bCs w:val="0"/>
-        </w:rPr>
-        <w:t xml:space="preserve"> dataset</w:t>
-      </w:r>
-      <w:r>
-        <w:rPr>
-          <w:b w:val="0"/>
-          <w:bCs w:val="0"/>
-        </w:rPr>
-        <w:t xml:space="preserve">’s </w:t>
-      </w:r>
-      <w:r>
-        <w:rPr>
-          <w:b w:val="0"/>
-          <w:bCs w:val="0"/>
-        </w:rPr>
-        <w:t>size and the accuracy of bias evaluation in AI models, when</w:t>
-      </w:r>
+        <w:t>ity</w:t>
+      </w:r>
+      <w:proofErr w:type="spellEnd"/>
+      <w:r>
+        <w:rPr>
+          <w:b w:val="0"/>
+          <w:bCs w:val="0"/>
+        </w:rPr>
+        <w:t>/</w:t>
+      </w:r>
+      <w:r>
+        <w:rPr>
+          <w:b w:val="0"/>
+          <w:bCs w:val="0"/>
+        </w:rPr>
+        <w:t xml:space="preserve"> </w:t>
+      </w:r>
+      <w:proofErr w:type="spellStart"/>
+      <w:r>
+        <w:rPr>
+          <w:b w:val="0"/>
+          <w:bCs w:val="0"/>
+        </w:rPr>
+        <w:t>dataset</w:t>
+      </w:r>
+      <w:r>
+        <w:rPr>
+          <w:b w:val="0"/>
+          <w:bCs w:val="0"/>
+        </w:rPr>
+        <w:t>’s</w:t>
+      </w:r>
+      <w:proofErr w:type="spellEnd"/>
+      <w:r>
+        <w:rPr>
+          <w:b w:val="0"/>
+          <w:bCs w:val="0"/>
+        </w:rPr>
+        <w:t xml:space="preserve"> </w:t>
+      </w:r>
+      <w:r>
+        <w:rPr>
+          <w:b w:val="0"/>
+          <w:bCs w:val="0"/>
+        </w:rPr>
+        <w:t xml:space="preserve">size and the </w:t>
+      </w:r>
+      <w:proofErr w:type="spellStart"/>
+      <w:r>
+        <w:rPr>
+          <w:b w:val="0"/>
+          <w:bCs w:val="0"/>
+        </w:rPr>
+        <w:t>accuracy</w:t>
+      </w:r>
+      <w:proofErr w:type="spellEnd"/>
+      <w:r>
+        <w:rPr>
+          <w:b w:val="0"/>
+          <w:bCs w:val="0"/>
+        </w:rPr>
+        <w:t xml:space="preserve"> of </w:t>
+      </w:r>
+      <w:proofErr w:type="spellStart"/>
+      <w:r>
+        <w:rPr>
+          <w:b w:val="0"/>
+          <w:bCs w:val="0"/>
+        </w:rPr>
+        <w:t>bias</w:t>
+      </w:r>
+      <w:proofErr w:type="spellEnd"/>
+      <w:r>
+        <w:rPr>
+          <w:b w:val="0"/>
+          <w:bCs w:val="0"/>
+        </w:rPr>
+        <w:t xml:space="preserve"> </w:t>
+      </w:r>
+      <w:proofErr w:type="spellStart"/>
+      <w:r>
+        <w:rPr>
+          <w:b w:val="0"/>
+          <w:bCs w:val="0"/>
+        </w:rPr>
+        <w:t>evaluation</w:t>
+      </w:r>
+      <w:proofErr w:type="spellEnd"/>
+      <w:r>
+        <w:rPr>
+          <w:b w:val="0"/>
+          <w:bCs w:val="0"/>
+        </w:rPr>
+        <w:t xml:space="preserve"> in AI </w:t>
+      </w:r>
+      <w:proofErr w:type="spellStart"/>
+      <w:r>
+        <w:rPr>
+          <w:b w:val="0"/>
+          <w:bCs w:val="0"/>
+        </w:rPr>
+        <w:t>models</w:t>
+      </w:r>
+      <w:proofErr w:type="spellEnd"/>
+      <w:r>
+        <w:rPr>
+          <w:b w:val="0"/>
+          <w:bCs w:val="0"/>
+        </w:rPr>
+        <w:t xml:space="preserve">, </w:t>
+      </w:r>
+      <w:proofErr w:type="spellStart"/>
+      <w:r>
+        <w:rPr>
+          <w:b w:val="0"/>
+          <w:bCs w:val="0"/>
+        </w:rPr>
+        <w:t>when</w:t>
+      </w:r>
+      <w:proofErr w:type="spellEnd"/>
       <w:r>
         <w:rPr>
           <w:b w:val="0"/>
@@ -1812,8 +2044,40 @@
           <w:b w:val="0"/>
           <w:bCs w:val="0"/>
         </w:rPr>
-        <w:t xml:space="preserve"> training data is imbalanced</w:t>
-      </w:r>
+        <w:t xml:space="preserve"> training data </w:t>
+      </w:r>
+      <w:proofErr w:type="spellStart"/>
+      <w:r>
+        <w:rPr>
+          <w:b w:val="0"/>
+          <w:bCs w:val="0"/>
+        </w:rPr>
+        <w:t>is</w:t>
+      </w:r>
+      <w:proofErr w:type="spellEnd"/>
+      <w:r>
+        <w:rPr>
+          <w:b w:val="0"/>
+          <w:bCs w:val="0"/>
+        </w:rPr>
+        <w:t xml:space="preserve"> </w:t>
+      </w:r>
+      <w:r>
+        <w:rPr>
+          <w:b w:val="0"/>
+          <w:bCs w:val="0"/>
+        </w:rPr>
+        <w:t>class-</w:t>
+      </w:r>
+      <w:proofErr w:type="spellStart"/>
+      <w:r>
+        <w:rPr>
+          <w:b w:val="0"/>
+          <w:bCs w:val="0"/>
+        </w:rPr>
+        <w:t>imbalanced</w:t>
+      </w:r>
+      <w:proofErr w:type="spellEnd"/>
       <w:r>
         <w:rPr>
           <w:b w:val="0"/>
@@ -1840,6 +2104,7 @@
           <w:bCs w:val="0"/>
           <w:lang w:val="en-US"/>
         </w:rPr>
+        <w:lastRenderedPageBreak/>
         <w:t xml:space="preserve">How </w:t>
       </w:r>
       <w:r>
@@ -1856,18 +2121,40 @@
           <w:bCs w:val="0"/>
           <w:lang w:val="en-US"/>
         </w:rPr>
-        <w:t xml:space="preserve"> sizes mislead bias evaluation, and what are the implications for models trained on imbalanced datasets?</w:t>
-      </w:r>
-    </w:p>
-    <w:p>
-      <w:pPr>
-        <w:pStyle w:val="AbsHead"/>
-        <w:ind w:left="720"/>
-        <w:rPr>
-          <w:b w:val="0"/>
-          <w:bCs w:val="0"/>
-        </w:rPr>
-      </w:pPr>
+        <w:t xml:space="preserve"> sizes mislead </w:t>
+      </w:r>
+      <w:r>
+        <w:rPr>
+          <w:b w:val="0"/>
+          <w:bCs w:val="0"/>
+          <w:lang w:val="en-US"/>
+        </w:rPr>
+        <w:t xml:space="preserve">the </w:t>
+      </w:r>
+      <w:r>
+        <w:rPr>
+          <w:b w:val="0"/>
+          <w:bCs w:val="0"/>
+          <w:lang w:val="en-US"/>
+        </w:rPr>
+        <w:t xml:space="preserve">bias evaluation for models trained on </w:t>
+      </w:r>
+      <w:r>
+        <w:rPr>
+          <w:b w:val="0"/>
+          <w:bCs w:val="0"/>
+          <w:lang w:val="en-US"/>
+        </w:rPr>
+        <w:t>class-</w:t>
+      </w:r>
+      <w:r>
+        <w:rPr>
+          <w:b w:val="0"/>
+          <w:bCs w:val="0"/>
+          <w:lang w:val="en-US"/>
+        </w:rPr>
+        <w:t>imbalanced datasets?</w:t>
+      </w:r>
     </w:p>
     <w:p>
       <w:pPr>
@@ -1898,6 +2185,8 @@
         <w:rPr>
           <w:rStyle w:val="Label"/>
           <w:rFonts w:ascii="Times New Roman" w:hAnsi="Times New Roman"/>
+          <w:b w:val="0"/>
+          <w:bCs w:val="0"/>
         </w:rPr>
         <w:t>2.1</w:t>
       </w:r>
@@ -1925,10 +2214,7 @@
         <w:t>T</w:t>
       </w:r>
       <w:r>
-        <w:t xml:space="preserve">hey utilized measures such as area under the curve </w:t>
-      </w:r>
-      <w:r>
-        <w:t>(AUC), F-measure, and G-mea</w:t>
+        <w:t>hey utilized measures such as area under the curve (AUC), F-measure, and G-mea</w:t>
       </w:r>
       <w:r>
         <w:t xml:space="preserve">n to evaluate </w:t>
@@ -1976,7 +2262,20 @@
         <w:t xml:space="preserve"> model performance declines</w:t>
       </w:r>
       <w:r>
-        <w:t>. S</w:t>
+        <w:t xml:space="preserve">. </w:t>
+      </w:r>
+    </w:p>
+    <w:p>
+      <w:pPr>
+        <w:pStyle w:val="Para"/>
+      </w:pPr>
+    </w:p>
+    <w:p>
+      <w:pPr>
+        <w:pStyle w:val="Para"/>
+      </w:pPr>
+      <w:r>
+        <w:t>S</w:t>
       </w:r>
       <w:r>
         <w:t xml:space="preserve">ome models being more </w:t>
@@ -2024,7 +2323,10 @@
         <w:t xml:space="preserve"> that</w:t>
       </w:r>
       <w:r>
-        <w:t xml:space="preserve"> addressing data imbalance is very important for maintaining reliable machine learning models, especially in critical applications.</w:t>
+        <w:t xml:space="preserve"> addressing </w:t>
+      </w:r>
+      <w:r>
+        <w:t>data imbalance is very important for maintaining reliable machine learning models, especially in critical applications.</w:t>
       </w:r>
     </w:p>
     <w:p>
@@ -2037,7 +2339,15 @@
         <w:pStyle w:val="Para"/>
       </w:pPr>
       <w:r>
-        <w:t xml:space="preserve">The study by Johnson and Khoshgoftaar (2019) provides a survey on deep learning methods </w:t>
+        <w:t xml:space="preserve">The study by Johnson and </w:t>
+      </w:r>
+      <w:proofErr w:type="spellStart"/>
+      <w:r>
+        <w:t>Khoshgoftaar</w:t>
+      </w:r>
+      <w:proofErr w:type="spellEnd"/>
+      <w:r>
+        <w:t xml:space="preserve"> (2019) provides a survey on deep learning methods </w:t>
       </w:r>
       <w:r>
         <w:t xml:space="preserve">to </w:t>
@@ -2067,7 +2377,20 @@
         <w:t>high-class</w:t>
       </w:r>
       <w:r>
-        <w:t xml:space="preserve"> imbalance in real-world applications, such as medical diagnosis and fraud detection, where the minority class is often of greater interest. The survey reviews existing deep learning approaches, including data-level techniques </w:t>
+        <w:t xml:space="preserve"> imbalance in real-world applications, such as medical diagnosis and fraud detection, where the minority class is often of greater interest. </w:t>
+      </w:r>
+    </w:p>
+    <w:p>
+      <w:pPr>
+        <w:pStyle w:val="Para"/>
+      </w:pPr>
+    </w:p>
+    <w:p>
+      <w:pPr>
+        <w:pStyle w:val="Para"/>
+      </w:pPr>
+      <w:r>
+        <w:t xml:space="preserve">The survey reviews existing deep learning approaches, including data-level techniques </w:t>
       </w:r>
       <w:r>
         <w:t>like</w:t>
@@ -2109,7 +2432,15 @@
         <w:t>identify</w:t>
       </w:r>
       <w:r>
-        <w:t xml:space="preserve"> gaps in current research of deep learning methods for imbalanced data and the need for more diverse applications (Johnson and Khoshgoftaar, 2019).</w:t>
+        <w:t xml:space="preserve"> gaps in current research of deep learning methods for imbalanced data and the need for more diverse applications (Johnson and </w:t>
+      </w:r>
+      <w:proofErr w:type="spellStart"/>
+      <w:r>
+        <w:t>Khoshgoftaar</w:t>
+      </w:r>
+      <w:proofErr w:type="spellEnd"/>
+      <w:r>
+        <w:t>, 2019).</w:t>
       </w:r>
     </w:p>
     <w:p>
@@ -2122,7 +2453,6 @@
         <w:pStyle w:val="Para"/>
       </w:pPr>
       <w:r>
-        <w:lastRenderedPageBreak/>
         <w:t xml:space="preserve">The </w:t>
       </w:r>
       <w:r>
@@ -2211,8 +2541,8 @@
         <w:rPr>
           <w:rStyle w:val="Label"/>
           <w:rFonts w:ascii="Times New Roman" w:hAnsi="Times New Roman"/>
-          <w:b/>
-        </w:rPr>
+        </w:rPr>
+        <w:lastRenderedPageBreak/>
         <w:t>2.1</w:t>
       </w:r>
       <w:r>
@@ -2344,7 +2674,51 @@
           <w:lang w:eastAsia="ja-JP"/>
           <w14:ligatures w14:val="standard"/>
         </w:rPr>
-        <w:t>explanation(x)=argmin​ L(f,g,πx​)+Ω(g)</w:t>
+        <w:t>explanation(x)=</w:t>
+      </w:r>
+      <w:proofErr w:type="spellStart"/>
+      <w:r>
+        <w:rPr>
+          <w:rFonts w:ascii="Times New Roman" w:hAnsi="Times New Roman" w:cs="Times New Roman"/>
+          <w:sz w:val="24"/>
+          <w:szCs w:val="24"/>
+          <w:lang w:eastAsia="ja-JP"/>
+          <w14:ligatures w14:val="standard"/>
+        </w:rPr>
+        <w:t>argmin</w:t>
+      </w:r>
+      <w:proofErr w:type="spellEnd"/>
+      <w:r>
+        <w:rPr>
+          <w:rFonts w:ascii="Times New Roman" w:hAnsi="Times New Roman" w:cs="Times New Roman"/>
+          <w:sz w:val="24"/>
+          <w:szCs w:val="24"/>
+          <w:lang w:eastAsia="ja-JP"/>
+          <w14:ligatures w14:val="standard"/>
+        </w:rPr>
+        <w:t>​ L(</w:t>
+      </w:r>
+      <w:proofErr w:type="spellStart"/>
+      <w:r>
+        <w:rPr>
+          <w:rFonts w:ascii="Times New Roman" w:hAnsi="Times New Roman" w:cs="Times New Roman"/>
+          <w:sz w:val="24"/>
+          <w:szCs w:val="24"/>
+          <w:lang w:eastAsia="ja-JP"/>
+          <w14:ligatures w14:val="standard"/>
+        </w:rPr>
+        <w:t>f,g</w:t>
+      </w:r>
+      <w:proofErr w:type="spellEnd"/>
+      <w:r>
+        <w:rPr>
+          <w:rFonts w:ascii="Times New Roman" w:hAnsi="Times New Roman" w:cs="Times New Roman"/>
+          <w:sz w:val="24"/>
+          <w:szCs w:val="24"/>
+          <w:lang w:eastAsia="ja-JP"/>
+          <w14:ligatures w14:val="standard"/>
+        </w:rPr>
+        <w:t>,πx​)+Ω(g)</w:t>
       </w:r>
       <w:r>
         <w:rPr>
@@ -2362,13 +2736,15 @@
         <w:pStyle w:val="Head2"/>
         <w:spacing w:line="360" w:lineRule="auto"/>
         <w:rPr>
-          <w:rFonts w:ascii="Times New Roman" w:hAnsi="Times New Roman" w:cs="Times New Roman"/>
-          <w:b w:val="0"/>
-          <w:bCs w:val="0"/>
-          <w:sz w:val="24"/>
-          <w:szCs w:val="24"/>
-        </w:rPr>
-      </w:pPr>
+          <w:rStyle w:val="Label"/>
+          <w:rFonts w:ascii="Times New Roman" w:hAnsi="Times New Roman" w:cs="Times New Roman"/>
+          <w:b w:val="0"/>
+          <w:bCs w:val="0"/>
+          <w:sz w:val="24"/>
+          <w:szCs w:val="24"/>
+        </w:rPr>
+      </w:pPr>
+      <w:proofErr w:type="spellStart"/>
       <w:r>
         <w:rPr>
           <w:rFonts w:ascii="Times New Roman" w:hAnsi="Times New Roman" w:cs="Times New Roman"/>
@@ -2399,20 +2775,7 @@
         </w:rPr>
         <w:t>G</w:t>
       </w:r>
-    </w:p>
-    <w:p>
-      <w:pPr>
-        <w:pStyle w:val="Head2"/>
-        <w:spacing w:line="360" w:lineRule="auto"/>
-        <w:rPr>
-          <w:rStyle w:val="Label"/>
-          <w:rFonts w:ascii="Times New Roman" w:hAnsi="Times New Roman" w:cs="Times New Roman"/>
-          <w:b w:val="0"/>
-          <w:bCs w:val="0"/>
-          <w:sz w:val="24"/>
-          <w:szCs w:val="24"/>
-        </w:rPr>
-      </w:pPr>
+      <w:proofErr w:type="spellEnd"/>
     </w:p>
     <w:p>
       <w:pPr>
@@ -2480,8 +2843,13 @@
       <w:r>
         <w:t>(</w:t>
       </w:r>
-      <w:r>
-        <w:t xml:space="preserve">Jurafsky, </w:t>
+      <w:proofErr w:type="spellStart"/>
+      <w:r>
+        <w:t>Jurafsky</w:t>
+      </w:r>
+      <w:proofErr w:type="spellEnd"/>
+      <w:r>
+        <w:t xml:space="preserve">, </w:t>
       </w:r>
       <w:r>
         <w:t xml:space="preserve">D., &amp; Martin, J. H. </w:t>
@@ -2525,7 +2893,15 @@
         <w:t xml:space="preserve"> </w:t>
       </w:r>
       <w:r>
-        <w:t>(y=1|x) = 1 / (1 + e^ (-w^T x - b))</w:t>
+        <w:t>(y=1|x) = 1 / (1 + e^ (-</w:t>
+      </w:r>
+      <w:proofErr w:type="spellStart"/>
+      <w:r>
+        <w:t>w^T</w:t>
+      </w:r>
+      <w:proofErr w:type="spellEnd"/>
+      <w:r>
+        <w:t xml:space="preserve"> x - b))</w:t>
       </w:r>
       <w:r>
         <w:tab/>
@@ -2767,14 +3143,272 @@
         <w:rPr>
           <w:lang w:val="en-ID"/>
         </w:rPr>
+        <w:t xml:space="preserve">Precision-Recall </w:t>
+      </w:r>
+      <w:r>
+        <w:rPr>
+          <w:lang w:val="en-ID"/>
+        </w:rPr>
+        <w:t>Area Under the Curve</w:t>
+      </w:r>
+      <w:r>
+        <w:rPr>
+          <w:lang w:val="en-ID"/>
+        </w:rPr>
+        <w:t xml:space="preserve"> </w:t>
+      </w:r>
+      <w:r>
+        <w:rPr>
+          <w:lang w:val="en-ID"/>
+        </w:rPr>
+        <w:t>(AUC</w:t>
+      </w:r>
+      <w:r>
+        <w:rPr>
+          <w:lang w:val="en-ID"/>
+        </w:rPr>
+        <w:t xml:space="preserve">) is a performance metric </w:t>
+      </w:r>
+      <w:r>
+        <w:rPr>
+          <w:lang w:val="en-ID"/>
+        </w:rPr>
+        <w:t>which</w:t>
+      </w:r>
+      <w:r>
+        <w:rPr>
+          <w:lang w:val="en-ID"/>
+        </w:rPr>
+        <w:t xml:space="preserve"> combines </w:t>
+      </w:r>
+      <w:r>
+        <w:rPr>
+          <w:lang w:val="en-ID"/>
+        </w:rPr>
+        <w:t>recall and precision</w:t>
+      </w:r>
+      <w:r>
+        <w:rPr>
+          <w:lang w:val="en-ID"/>
+        </w:rPr>
+        <w:t xml:space="preserve"> </w:t>
+      </w:r>
+      <w:r>
+        <w:rPr>
+          <w:lang w:val="en-ID"/>
+        </w:rPr>
+        <w:t>become</w:t>
+      </w:r>
+      <w:r>
+        <w:rPr>
+          <w:lang w:val="en-ID"/>
+        </w:rPr>
+        <w:t xml:space="preserve"> a single value, summar</w:t>
+      </w:r>
+      <w:r>
+        <w:rPr>
+          <w:lang w:val="en-ID"/>
+        </w:rPr>
+        <w:t>ized</w:t>
+      </w:r>
+      <w:r>
+        <w:rPr>
+          <w:lang w:val="en-ID"/>
+        </w:rPr>
+        <w:t xml:space="preserve"> </w:t>
+      </w:r>
+      <w:r>
+        <w:rPr>
+          <w:lang w:val="en-ID"/>
+        </w:rPr>
+        <w:t xml:space="preserve">about </w:t>
+      </w:r>
+      <w:r>
+        <w:rPr>
+          <w:lang w:val="en-ID"/>
+        </w:rPr>
+        <w:t xml:space="preserve">how well </w:t>
+      </w:r>
+      <w:r>
+        <w:rPr>
+          <w:lang w:val="en-ID"/>
+        </w:rPr>
+        <w:t>the model is</w:t>
+      </w:r>
+      <w:r>
+        <w:rPr>
+          <w:lang w:val="en-ID"/>
+        </w:rPr>
+        <w:t xml:space="preserve"> performs. </w:t>
+      </w:r>
+    </w:p>
+    <w:p>
+      <w:pPr>
+        <w:pStyle w:val="Para"/>
+        <w:rPr>
+          <w:lang w:val="en-ID"/>
+        </w:rPr>
+      </w:pPr>
+      <w:r>
+        <w:rPr>
+          <w:lang w:val="en-ID"/>
+        </w:rPr>
+        <w:t>The details are:</w:t>
+      </w:r>
+    </w:p>
+    <w:p>
+      <w:pPr>
+        <w:pStyle w:val="Para"/>
+        <w:rPr>
+          <w:lang w:val="en-ID"/>
+        </w:rPr>
+      </w:pPr>
+      <w:r>
+        <w:rPr>
+          <w:lang w:val="en-ID"/>
+        </w:rPr>
+        <w:t xml:space="preserve">Precision </w:t>
+      </w:r>
+      <w:r>
+        <w:rPr>
+          <w:lang w:val="en-ID"/>
+        </w:rPr>
+        <w:t>answers the question</w:t>
+      </w:r>
+      <w:r>
+        <w:rPr>
+          <w:lang w:val="en-ID"/>
+        </w:rPr>
+        <w:t xml:space="preserve"> about h</w:t>
+      </w:r>
+      <w:r>
+        <w:rPr>
+          <w:lang w:val="en-ID"/>
+        </w:rPr>
+        <w:t>ow many were correct</w:t>
+      </w:r>
+      <w:r>
+        <w:rPr>
+          <w:lang w:val="en-ID"/>
+        </w:rPr>
+        <w:t xml:space="preserve"> from</w:t>
+      </w:r>
+      <w:r>
+        <w:rPr>
+          <w:lang w:val="en-ID"/>
+        </w:rPr>
+        <w:t xml:space="preserve"> all the positive predictions</w:t>
+      </w:r>
+      <w:r>
+        <w:rPr>
+          <w:lang w:val="en-ID"/>
+        </w:rPr>
+        <w:t xml:space="preserve">. </w:t>
+      </w:r>
+      <w:r>
+        <w:rPr>
+          <w:lang w:val="en-ID"/>
+        </w:rPr>
+        <w:t xml:space="preserve">It </w:t>
+      </w:r>
+      <w:r>
+        <w:rPr>
+          <w:lang w:val="en-ID"/>
+        </w:rPr>
+        <w:t>is a metric that measures how often a predicted label is correct</w:t>
+      </w:r>
+      <w:r>
+        <w:rPr>
+          <w:lang w:val="en-ID"/>
+        </w:rPr>
+        <w:t>.</w:t>
+      </w:r>
+    </w:p>
+    <w:p>
+      <w:pPr>
+        <w:pStyle w:val="Para"/>
+        <w:rPr>
+          <w:lang w:val="en-ID"/>
+        </w:rPr>
+      </w:pPr>
+      <w:r>
+        <w:rPr>
+          <w:lang w:val="en-ID"/>
+        </w:rPr>
+        <w:t xml:space="preserve">Recall is </w:t>
+      </w:r>
+      <w:r>
+        <w:rPr>
+          <w:lang w:val="en-ID"/>
+        </w:rPr>
+        <w:t xml:space="preserve">known as </w:t>
+      </w:r>
+      <w:r>
+        <w:rPr>
+          <w:lang w:val="en-ID"/>
+        </w:rPr>
+        <w:t xml:space="preserve">sensitivity </w:t>
+      </w:r>
+      <w:r>
+        <w:rPr>
+          <w:lang w:val="en-ID"/>
+        </w:rPr>
+        <w:t xml:space="preserve">or </w:t>
+      </w:r>
+      <w:r>
+        <w:rPr>
+          <w:lang w:val="en-ID"/>
+        </w:rPr>
+        <w:t>true positive rate</w:t>
+      </w:r>
+      <w:r>
+        <w:rPr>
+          <w:lang w:val="en-ID"/>
+        </w:rPr>
+        <w:t>. It is</w:t>
+      </w:r>
+      <w:r>
+        <w:rPr>
+          <w:lang w:val="en-ID"/>
+        </w:rPr>
+        <w:t xml:space="preserve"> </w:t>
+      </w:r>
+      <w:r>
+        <w:rPr>
+          <w:lang w:val="en-ID"/>
+        </w:rPr>
+        <w:t>a metric that measures how often a true label is correctly predicted</w:t>
+      </w:r>
+      <w:r>
+        <w:rPr>
+          <w:lang w:val="en-ID"/>
+        </w:rPr>
+        <w:t xml:space="preserve">. </w:t>
+      </w:r>
+      <w:r>
+        <w:rPr>
+          <w:lang w:val="en-ID"/>
+        </w:rPr>
+        <w:t xml:space="preserve">Recall (also): The </w:t>
+      </w:r>
+      <w:r>
+        <w:rPr>
+          <w:lang w:val="en-ID"/>
+        </w:rPr>
         <w:lastRenderedPageBreak/>
-        <w:t xml:space="preserve">Precision-Recall </w:t>
-      </w:r>
-      <w:r>
-        <w:rPr>
-          <w:lang w:val="en-ID"/>
-        </w:rPr>
-        <w:t>Area Under the Curve</w:t>
+        <w:t xml:space="preserve">proportion of true positive cases detected out of all actual positive cases. It </w:t>
+      </w:r>
+      <w:r>
+        <w:rPr>
+          <w:lang w:val="en-ID"/>
+        </w:rPr>
+        <w:t>showed</w:t>
+      </w:r>
+      <w:r>
+        <w:rPr>
+          <w:lang w:val="en-ID"/>
+        </w:rPr>
+        <w:t xml:space="preserve"> about</w:t>
       </w:r>
       <w:r>
         <w:rPr>
@@ -2786,85 +3420,37 @@
         <w:rPr>
           <w:lang w:val="en-ID"/>
         </w:rPr>
-        <w:t>(AUC</w:t>
-      </w:r>
-      <w:r>
-        <w:rPr>
-          <w:lang w:val="en-ID"/>
-        </w:rPr>
-        <w:t xml:space="preserve">) is a performance metric </w:t>
-      </w:r>
-      <w:r>
-        <w:rPr>
-          <w:lang w:val="en-ID"/>
-        </w:rPr>
-        <w:t>which</w:t>
-      </w:r>
-      <w:r>
-        <w:rPr>
-          <w:lang w:val="en-ID"/>
-        </w:rPr>
-        <w:t xml:space="preserve"> combines </w:t>
-      </w:r>
-      <w:r>
-        <w:rPr>
-          <w:lang w:val="en-ID"/>
-        </w:rPr>
-        <w:t>recall and precision</w:t>
-      </w:r>
-      <w:r>
-        <w:rPr>
-          <w:lang w:val="en-ID"/>
-        </w:rPr>
-        <w:t xml:space="preserve"> </w:t>
-      </w:r>
-      <w:r>
-        <w:rPr>
-          <w:lang w:val="en-ID"/>
-        </w:rPr>
-        <w:t>become</w:t>
-      </w:r>
-      <w:r>
-        <w:rPr>
-          <w:lang w:val="en-ID"/>
-        </w:rPr>
-        <w:t xml:space="preserve"> a single value, summar</w:t>
-      </w:r>
-      <w:r>
-        <w:rPr>
-          <w:lang w:val="en-ID"/>
-        </w:rPr>
-        <w:t>ized</w:t>
-      </w:r>
-      <w:r>
-        <w:rPr>
-          <w:lang w:val="en-ID"/>
-        </w:rPr>
-        <w:t xml:space="preserve"> </w:t>
-      </w:r>
-      <w:r>
-        <w:rPr>
-          <w:lang w:val="en-ID"/>
-        </w:rPr>
-        <w:t xml:space="preserve">about </w:t>
-      </w:r>
-      <w:r>
-        <w:rPr>
-          <w:lang w:val="en-ID"/>
-        </w:rPr>
-        <w:t xml:space="preserve">how well </w:t>
-      </w:r>
-      <w:r>
-        <w:rPr>
-          <w:lang w:val="en-ID"/>
-        </w:rPr>
-        <w:t>the model is</w:t>
-      </w:r>
-      <w:r>
-        <w:rPr>
-          <w:lang w:val="en-ID"/>
-        </w:rPr>
-        <w:t xml:space="preserve"> performs. </w:t>
+        <w:t>how many were correctly predicted</w:t>
+      </w:r>
+      <w:r>
+        <w:rPr>
+          <w:lang w:val="en-ID"/>
+        </w:rPr>
+        <w:t xml:space="preserve"> from</w:t>
+      </w:r>
+      <w:r>
+        <w:rPr>
+          <w:lang w:val="en-ID"/>
+        </w:rPr>
+        <w:t xml:space="preserve"> all </w:t>
+      </w:r>
+      <w:r>
+        <w:rPr>
+          <w:lang w:val="en-ID"/>
+        </w:rPr>
+        <w:t>true</w:t>
+      </w:r>
+      <w:r>
+        <w:rPr>
+          <w:lang w:val="en-ID"/>
+        </w:rPr>
+        <w:t xml:space="preserve"> positives</w:t>
+      </w:r>
+      <w:r>
+        <w:rPr>
+          <w:lang w:val="en-ID"/>
+        </w:rPr>
+        <w:t>.</w:t>
       </w:r>
     </w:p>
     <w:p>
@@ -2874,12 +3460,6 @@
           <w:lang w:val="en-ID"/>
         </w:rPr>
       </w:pPr>
-      <w:r>
-        <w:rPr>
-          <w:lang w:val="en-ID"/>
-        </w:rPr>
-        <w:t>The details are:</w:t>
-      </w:r>
     </w:p>
     <w:p>
       <w:pPr>
@@ -2892,61 +3472,73 @@
         <w:rPr>
           <w:lang w:val="en-ID"/>
         </w:rPr>
-        <w:t xml:space="preserve">Precision </w:t>
-      </w:r>
-      <w:r>
-        <w:rPr>
-          <w:lang w:val="en-ID"/>
-        </w:rPr>
-        <w:t>answers the question</w:t>
-      </w:r>
-      <w:r>
-        <w:rPr>
-          <w:lang w:val="en-ID"/>
-        </w:rPr>
-        <w:t xml:space="preserve"> about h</w:t>
-      </w:r>
-      <w:r>
-        <w:rPr>
-          <w:lang w:val="en-ID"/>
-        </w:rPr>
-        <w:t>ow many were correct</w:t>
-      </w:r>
-      <w:r>
-        <w:rPr>
-          <w:lang w:val="en-ID"/>
-        </w:rPr>
-        <w:t xml:space="preserve"> from</w:t>
-      </w:r>
-      <w:r>
-        <w:rPr>
-          <w:lang w:val="en-ID"/>
-        </w:rPr>
-        <w:t xml:space="preserve"> all the positive predictions</w:t>
-      </w:r>
-      <w:r>
-        <w:rPr>
-          <w:lang w:val="en-ID"/>
-        </w:rPr>
-        <w:t xml:space="preserve">. </w:t>
-      </w:r>
-      <w:r>
-        <w:rPr>
-          <w:lang w:val="en-ID"/>
-        </w:rPr>
-        <w:t xml:space="preserve">It </w:t>
-      </w:r>
-      <w:r>
-        <w:rPr>
-          <w:lang w:val="en-ID"/>
-        </w:rPr>
-        <w:t>is a metric that measures how often a predicted label is correct</w:t>
-      </w:r>
-      <w:r>
-        <w:rPr>
-          <w:lang w:val="en-ID"/>
-        </w:rPr>
-        <w:t>.</w:t>
+        <w:t xml:space="preserve">AUC is </w:t>
+      </w:r>
+      <w:r>
+        <w:rPr>
+          <w:lang w:val="en-ID"/>
+        </w:rPr>
+        <w:t>like</w:t>
+      </w:r>
+      <w:r>
+        <w:rPr>
+          <w:lang w:val="en-ID"/>
+        </w:rPr>
+        <w:t xml:space="preserve"> the Precision-Recall curve, which </w:t>
+      </w:r>
+      <w:r>
+        <w:rPr>
+          <w:lang w:val="en-ID"/>
+        </w:rPr>
+        <w:t>visualized the</w:t>
+      </w:r>
+      <w:r>
+        <w:rPr>
+          <w:lang w:val="en-ID"/>
+        </w:rPr>
+        <w:t xml:space="preserve"> precision on the y-axis and recall on the x-axis. </w:t>
+      </w:r>
+      <w:r>
+        <w:rPr>
+          <w:lang w:val="en-ID"/>
+        </w:rPr>
+        <w:t>The</w:t>
+      </w:r>
+      <w:r>
+        <w:rPr>
+          <w:lang w:val="en-ID"/>
+        </w:rPr>
+        <w:t xml:space="preserve"> balance achieved between two desirable but incompatible features/ </w:t>
+      </w:r>
+      <w:r>
+        <w:rPr>
+          <w:lang w:val="en-ID"/>
+        </w:rPr>
+        <w:t>compromise</w:t>
+      </w:r>
+      <w:r>
+        <w:rPr>
+          <w:lang w:val="en-ID"/>
+        </w:rPr>
+        <w:t xml:space="preserve"> between precision and recall for different threshold settings of a model</w:t>
+      </w:r>
+      <w:r>
+        <w:rPr>
+          <w:lang w:val="en-ID"/>
+        </w:rPr>
+        <w:t xml:space="preserve"> has been </w:t>
+      </w:r>
+      <w:r>
+        <w:rPr>
+          <w:lang w:val="en-ID"/>
+        </w:rPr>
+        <w:t>visualize</w:t>
+      </w:r>
+      <w:r>
+        <w:rPr>
+          <w:lang w:val="en-ID"/>
+        </w:rPr>
+        <w:t>d.</w:t>
       </w:r>
     </w:p>
     <w:p>
@@ -2956,120 +3548,6 @@
           <w:lang w:val="en-ID"/>
         </w:rPr>
       </w:pPr>
-      <w:r>
-        <w:rPr>
-          <w:lang w:val="en-ID"/>
-        </w:rPr>
-        <w:t xml:space="preserve">Recall is </w:t>
-      </w:r>
-      <w:r>
-        <w:rPr>
-          <w:lang w:val="en-ID"/>
-        </w:rPr>
-        <w:t xml:space="preserve">known as </w:t>
-      </w:r>
-      <w:r>
-        <w:rPr>
-          <w:lang w:val="en-ID"/>
-        </w:rPr>
-        <w:t xml:space="preserve">sensitivity </w:t>
-      </w:r>
-      <w:r>
-        <w:rPr>
-          <w:lang w:val="en-ID"/>
-        </w:rPr>
-        <w:t xml:space="preserve">or </w:t>
-      </w:r>
-      <w:r>
-        <w:rPr>
-          <w:lang w:val="en-ID"/>
-        </w:rPr>
-        <w:t>true positive rate</w:t>
-      </w:r>
-      <w:r>
-        <w:rPr>
-          <w:lang w:val="en-ID"/>
-        </w:rPr>
-        <w:t>. It is</w:t>
-      </w:r>
-      <w:r>
-        <w:rPr>
-          <w:lang w:val="en-ID"/>
-        </w:rPr>
-        <w:t xml:space="preserve"> </w:t>
-      </w:r>
-      <w:r>
-        <w:rPr>
-          <w:lang w:val="en-ID"/>
-        </w:rPr>
-        <w:t>a metric that measures how often a true label is correctly predicted</w:t>
-      </w:r>
-      <w:r>
-        <w:rPr>
-          <w:lang w:val="en-ID"/>
-        </w:rPr>
-        <w:t xml:space="preserve">. </w:t>
-      </w:r>
-      <w:r>
-        <w:rPr>
-          <w:lang w:val="en-ID"/>
-        </w:rPr>
-        <w:t xml:space="preserve">Recall (also): The proportion of true positive cases detected out of all actual positive cases. It </w:t>
-      </w:r>
-      <w:r>
-        <w:rPr>
-          <w:lang w:val="en-ID"/>
-        </w:rPr>
-        <w:t>showed</w:t>
-      </w:r>
-      <w:r>
-        <w:rPr>
-          <w:lang w:val="en-ID"/>
-        </w:rPr>
-        <w:t xml:space="preserve"> about</w:t>
-      </w:r>
-      <w:r>
-        <w:rPr>
-          <w:lang w:val="en-ID"/>
-        </w:rPr>
-        <w:t xml:space="preserve"> </w:t>
-      </w:r>
-      <w:r>
-        <w:rPr>
-          <w:lang w:val="en-ID"/>
-        </w:rPr>
-        <w:t>how many were correctly predicted</w:t>
-      </w:r>
-      <w:r>
-        <w:rPr>
-          <w:lang w:val="en-ID"/>
-        </w:rPr>
-        <w:t xml:space="preserve"> from</w:t>
-      </w:r>
-      <w:r>
-        <w:rPr>
-          <w:lang w:val="en-ID"/>
-        </w:rPr>
-        <w:t xml:space="preserve"> all </w:t>
-      </w:r>
-      <w:r>
-        <w:rPr>
-          <w:lang w:val="en-ID"/>
-        </w:rPr>
-        <w:t>true</w:t>
-      </w:r>
-      <w:r>
-        <w:rPr>
-          <w:lang w:val="en-ID"/>
-        </w:rPr>
-        <w:t xml:space="preserve"> positives</w:t>
-      </w:r>
-      <w:r>
-        <w:rPr>
-          <w:lang w:val="en-ID"/>
-        </w:rPr>
-        <w:t>.</w:t>
-      </w:r>
     </w:p>
     <w:p>
       <w:pPr>
@@ -3078,6 +3556,48 @@
           <w:lang w:val="en-ID"/>
         </w:rPr>
       </w:pPr>
+      <w:r>
+        <w:rPr>
+          <w:lang w:val="en-ID"/>
+        </w:rPr>
+        <w:t>The AUC (Area Under the Curve) quantifies the overall performance of the model</w:t>
+      </w:r>
+      <w:r>
+        <w:rPr>
+          <w:lang w:val="en-ID"/>
+        </w:rPr>
+        <w:t>. A</w:t>
+      </w:r>
+      <w:r>
+        <w:rPr>
+          <w:lang w:val="en-ID"/>
+        </w:rPr>
+        <w:t xml:space="preserve"> higher AUC value </w:t>
+      </w:r>
+      <w:r>
+        <w:rPr>
+          <w:lang w:val="en-ID"/>
+        </w:rPr>
+        <w:t>indicates</w:t>
+      </w:r>
+      <w:r>
+        <w:rPr>
+          <w:lang w:val="en-ID"/>
+        </w:rPr>
+        <w:t xml:space="preserve"> better performance, </w:t>
+      </w:r>
+      <w:r>
+        <w:rPr>
+          <w:lang w:val="en-ID"/>
+        </w:rPr>
+        <w:t xml:space="preserve">especially </w:t>
+      </w:r>
+      <w:r>
+        <w:rPr>
+          <w:lang w:val="en-ID"/>
+        </w:rPr>
+        <w:t>in identifying minority class instances.</w:t>
+      </w:r>
     </w:p>
     <w:p>
       <w:pPr>
@@ -3090,121 +3610,25 @@
         <w:rPr>
           <w:lang w:val="en-ID"/>
         </w:rPr>
-        <w:t xml:space="preserve">AUC is </w:t>
-      </w:r>
-      <w:r>
-        <w:rPr>
-          <w:lang w:val="en-ID"/>
-        </w:rPr>
-        <w:t>like</w:t>
-      </w:r>
-      <w:r>
-        <w:rPr>
-          <w:lang w:val="en-ID"/>
-        </w:rPr>
-        <w:t xml:space="preserve"> the Precision-Recall curve, which </w:t>
-      </w:r>
-      <w:r>
-        <w:rPr>
-          <w:lang w:val="en-ID"/>
-        </w:rPr>
-        <w:t>visualized the</w:t>
-      </w:r>
-      <w:r>
-        <w:rPr>
-          <w:lang w:val="en-ID"/>
-        </w:rPr>
-        <w:t xml:space="preserve"> precision on the y-axis and recall on the x-axis. </w:t>
-      </w:r>
-      <w:r>
-        <w:rPr>
-          <w:lang w:val="en-ID"/>
-        </w:rPr>
-        <w:t>The</w:t>
-      </w:r>
-      <w:r>
-        <w:rPr>
-          <w:lang w:val="en-ID"/>
-        </w:rPr>
-        <w:t xml:space="preserve"> balance achieved between two desirable but incompatible features/ </w:t>
-      </w:r>
-      <w:r>
-        <w:rPr>
-          <w:lang w:val="en-ID"/>
-        </w:rPr>
-        <w:t>compromise</w:t>
-      </w:r>
-      <w:r>
-        <w:rPr>
-          <w:lang w:val="en-ID"/>
-        </w:rPr>
-        <w:t xml:space="preserve"> between precision and recall for different threshold settings of a model</w:t>
-      </w:r>
-      <w:r>
-        <w:rPr>
-          <w:lang w:val="en-ID"/>
-        </w:rPr>
-        <w:t xml:space="preserve"> has been </w:t>
-      </w:r>
-      <w:r>
-        <w:rPr>
-          <w:lang w:val="en-ID"/>
-        </w:rPr>
-        <w:t>visualize</w:t>
-      </w:r>
-      <w:r>
-        <w:rPr>
-          <w:lang w:val="en-ID"/>
-        </w:rPr>
-        <w:t>d.</w:t>
-      </w:r>
-      <w:r>
-        <w:rPr>
-          <w:lang w:val="en-ID"/>
-        </w:rPr>
-        <w:t xml:space="preserve"> </w:t>
-      </w:r>
-      <w:r>
-        <w:rPr>
-          <w:lang w:val="en-ID"/>
-        </w:rPr>
-        <w:t>The AUC (Area Under the Curve) quantifies the overall performance of the model</w:t>
-      </w:r>
-      <w:r>
-        <w:rPr>
-          <w:lang w:val="en-ID"/>
-        </w:rPr>
-        <w:t>. A</w:t>
-      </w:r>
-      <w:r>
-        <w:rPr>
-          <w:lang w:val="en-ID"/>
-        </w:rPr>
-        <w:t xml:space="preserve"> higher AUC value </w:t>
-      </w:r>
-      <w:r>
-        <w:rPr>
-          <w:lang w:val="en-ID"/>
-        </w:rPr>
-        <w:t>indicates</w:t>
-      </w:r>
-      <w:r>
-        <w:rPr>
-          <w:lang w:val="en-ID"/>
-        </w:rPr>
-        <w:t xml:space="preserve"> better performance, </w:t>
-      </w:r>
-      <w:r>
-        <w:rPr>
-          <w:lang w:val="en-ID"/>
-        </w:rPr>
-        <w:t xml:space="preserve">especially </w:t>
-      </w:r>
-      <w:r>
-        <w:rPr>
-          <w:lang w:val="en-ID"/>
-        </w:rPr>
-        <w:t>in identifying minority class instances.</w:t>
+        <w:t>t</w:t>
+      </w:r>
+      <w:r>
+        <w:rPr>
+          <w:lang w:val="en-ID"/>
+        </w:rPr>
+        <w:t xml:space="preserve">his metric is </w:t>
+      </w:r>
+      <w:r>
+        <w:rPr>
+          <w:lang w:val="en-ID"/>
+        </w:rPr>
+        <w:t>very</w:t>
+      </w:r>
+      <w:r>
+        <w:rPr>
+          <w:lang w:val="en-ID"/>
+        </w:rPr>
+        <w:t xml:space="preserve"> useful when dealing with imbalanced datasets.</w:t>
       </w:r>
     </w:p>
     <w:p>
@@ -3218,25 +3642,61 @@
         <w:rPr>
           <w:lang w:val="en-ID"/>
         </w:rPr>
-        <w:t>t</w:t>
-      </w:r>
-      <w:r>
-        <w:rPr>
-          <w:lang w:val="en-ID"/>
-        </w:rPr>
-        <w:t xml:space="preserve">his metric is </w:t>
-      </w:r>
-      <w:r>
-        <w:rPr>
-          <w:lang w:val="en-ID"/>
-        </w:rPr>
-        <w:t>very</w:t>
-      </w:r>
-      <w:r>
-        <w:rPr>
-          <w:lang w:val="en-ID"/>
-        </w:rPr>
-        <w:t xml:space="preserve"> useful when dealing with imbalanced datasets.</w:t>
+        <w:t>W</w:t>
+      </w:r>
+      <w:r>
+        <w:rPr>
+          <w:lang w:val="en-ID"/>
+        </w:rPr>
+        <w:t xml:space="preserve">hile </w:t>
+      </w:r>
+      <w:r>
+        <w:rPr>
+          <w:lang w:val="en-ID"/>
+        </w:rPr>
+        <w:t xml:space="preserve">accuracy alone </w:t>
+      </w:r>
+      <w:r>
+        <w:rPr>
+          <w:lang w:val="en-ID"/>
+        </w:rPr>
+        <w:t>sometimes</w:t>
+      </w:r>
+      <w:r>
+        <w:rPr>
+          <w:lang w:val="en-ID"/>
+        </w:rPr>
+        <w:t xml:space="preserve"> misleading</w:t>
+      </w:r>
+      <w:r>
+        <w:rPr>
+          <w:lang w:val="en-ID"/>
+        </w:rPr>
+        <w:t xml:space="preserve">, </w:t>
+      </w:r>
+      <w:r>
+        <w:rPr>
+          <w:lang w:val="en-ID"/>
+        </w:rPr>
+        <w:t>i</w:t>
+      </w:r>
+      <w:r>
+        <w:rPr>
+          <w:lang w:val="en-ID"/>
+        </w:rPr>
+        <w:t xml:space="preserve">n </w:t>
+      </w:r>
+      <w:r>
+        <w:rPr>
+          <w:lang w:val="en-ID"/>
+        </w:rPr>
+        <w:t>several</w:t>
+      </w:r>
+      <w:r>
+        <w:rPr>
+          <w:lang w:val="en-ID"/>
+        </w:rPr>
+        <w:t xml:space="preserve"> cases, the Precision-Recall AUC provides more insight into how well the model can identify the minority class while maintaining precision.</w:t>
       </w:r>
     </w:p>
     <w:p>
@@ -3250,67 +3710,7 @@
         <w:rPr>
           <w:lang w:val="en-ID"/>
         </w:rPr>
-        <w:t>W</w:t>
-      </w:r>
-      <w:r>
-        <w:rPr>
-          <w:lang w:val="en-ID"/>
-        </w:rPr>
-        <w:t xml:space="preserve">hile </w:t>
-      </w:r>
-      <w:r>
-        <w:rPr>
-          <w:lang w:val="en-ID"/>
-        </w:rPr>
-        <w:t xml:space="preserve">accuracy alone </w:t>
-      </w:r>
-      <w:r>
-        <w:rPr>
-          <w:lang w:val="en-ID"/>
-        </w:rPr>
-        <w:t>sometimes</w:t>
-      </w:r>
-      <w:r>
-        <w:rPr>
-          <w:lang w:val="en-ID"/>
-        </w:rPr>
-        <w:t xml:space="preserve"> misleading</w:t>
-      </w:r>
-      <w:r>
-        <w:rPr>
-          <w:lang w:val="en-ID"/>
-        </w:rPr>
-        <w:t xml:space="preserve">, </w:t>
-      </w:r>
-      <w:r>
-        <w:rPr>
-          <w:lang w:val="en-ID"/>
-        </w:rPr>
-        <w:t>i</w:t>
-      </w:r>
-      <w:r>
-        <w:rPr>
-          <w:lang w:val="en-ID"/>
-        </w:rPr>
-        <w:t xml:space="preserve">n </w:t>
-      </w:r>
-      <w:r>
-        <w:rPr>
-          <w:lang w:val="en-ID"/>
-        </w:rPr>
-        <w:t>several</w:t>
-      </w:r>
-      <w:r>
-        <w:rPr>
-          <w:lang w:val="en-ID"/>
-        </w:rPr>
-        <w:t xml:space="preserve"> cases, the Precision-Recall AUC provides </w:t>
-      </w:r>
-      <w:r>
-        <w:rPr>
-          <w:lang w:val="en-ID"/>
-        </w:rPr>
-        <w:t>more insight into how well the model can identify the minority class while maintaining precision.</w:t>
+        <w:t>AUC = 1 represents a perfect model.</w:t>
       </w:r>
     </w:p>
     <w:p>
@@ -3324,7 +3724,7 @@
         <w:rPr>
           <w:lang w:val="en-ID"/>
         </w:rPr>
-        <w:t>AUC = 1 represents a perfect model.</w:t>
+        <w:t>AUC = 0.5 suggests a random classifier.</w:t>
       </w:r>
     </w:p>
     <w:p>
@@ -3334,12 +3734,6 @@
           <w:lang w:val="en-ID"/>
         </w:rPr>
       </w:pPr>
-      <w:r>
-        <w:rPr>
-          <w:lang w:val="en-ID"/>
-        </w:rPr>
-        <w:t>AUC = 0.5 suggests a random classifier.</w:t>
-      </w:r>
     </w:p>
     <w:p>
       <w:pPr>
@@ -3508,7 +3902,19 @@
         <w:t>e</w:t>
       </w:r>
       <w:r>
-        <w:t xml:space="preserve"> results between balanced datasets versus imbalanced datasets, </w:t>
+        <w:t xml:space="preserve"> results between </w:t>
+      </w:r>
+      <w:r>
+        <w:t>class-</w:t>
+      </w:r>
+      <w:r>
+        <w:t xml:space="preserve">balanced datasets versus </w:t>
+      </w:r>
+      <w:r>
+        <w:t>class-</w:t>
+      </w:r>
+      <w:r>
+        <w:t xml:space="preserve">imbalanced datasets, </w:t>
       </w:r>
       <w:r>
         <w:t>related to</w:t>
@@ -3607,14 +4013,110 @@
         <w:t xml:space="preserve">and </w:t>
       </w:r>
       <w:r>
-        <w:t xml:space="preserve">different sparsity </w:t>
-      </w:r>
-      <w:r>
+        <w:t>different sparsity dataset</w:t>
+      </w:r>
+      <w:r>
+        <w:t xml:space="preserve"> influence model performance, bias evaluation, and fairness.</w:t>
+      </w:r>
+    </w:p>
+    <w:p>
+      <w:pPr>
+        <w:pStyle w:val="Para"/>
+      </w:pPr>
+    </w:p>
+    <w:p>
+      <w:pPr>
+        <w:pStyle w:val="Para"/>
+      </w:pPr>
+      <w:r>
+        <w:t>O</w:t>
+      </w:r>
+      <w:r>
+        <w:t>bserv</w:t>
+      </w:r>
+      <w:r>
+        <w:t>e</w:t>
+      </w:r>
+      <w:r>
+        <w:t xml:space="preserve">d </w:t>
+      </w:r>
+      <w:r>
+        <w:t>classification report</w:t>
+      </w:r>
+      <w:r>
+        <w:t>s</w:t>
+      </w:r>
+      <w:r>
+        <w:t xml:space="preserve">, confusion matrices, </w:t>
+      </w:r>
+      <w:r>
+        <w:t>precision-recall curves, and Local Interpretable Model-Agnostic Explanations (LIME)</w:t>
+      </w:r>
+      <w:r>
+        <w:t xml:space="preserve"> techniques</w:t>
+      </w:r>
+      <w:r>
+        <w:t xml:space="preserve"> </w:t>
+      </w:r>
+      <w:r>
+        <w:t xml:space="preserve">and </w:t>
+      </w:r>
+      <w:r>
+        <w:t>methodologies</w:t>
+      </w:r>
+      <w:r>
+        <w:t xml:space="preserve"> to analyze </w:t>
+      </w:r>
+      <w:r>
+        <w:t>the</w:t>
+      </w:r>
+      <w:r>
+        <w:t xml:space="preserve"> model</w:t>
+      </w:r>
+      <w:r>
+        <w:t>’s</w:t>
+      </w:r>
+      <w:r>
+        <w:t xml:space="preserve"> predictions and </w:t>
+      </w:r>
+      <w:r>
+        <w:t xml:space="preserve">their </w:t>
+      </w:r>
+      <w:r>
+        <w:t>bias</w:t>
+      </w:r>
+      <w:r>
+        <w:t>es</w:t>
+      </w:r>
+      <w:r>
+        <w:t>.</w:t>
+      </w:r>
+    </w:p>
+    <w:p>
+      <w:pPr>
+        <w:pStyle w:val="Para"/>
+      </w:pPr>
+    </w:p>
+    <w:p>
+      <w:pPr>
+        <w:pStyle w:val="Para"/>
+      </w:pPr>
+    </w:p>
+    <w:p>
+      <w:pPr>
+        <w:pStyle w:val="Para"/>
+        <w:rPr>
+          <w:b/>
+          <w:bCs/>
+        </w:rPr>
+      </w:pPr>
+      <w:r>
+        <w:rPr>
+          <w:b/>
+          <w:bCs/>
+        </w:rPr>
         <w:lastRenderedPageBreak/>
-        <w:t>dataset</w:t>
-      </w:r>
-      <w:r>
-        <w:t xml:space="preserve"> influence model performance, bias evaluation, and fairness.</w:t>
+        <w:t>3.2 Dataset Generation</w:t>
       </w:r>
     </w:p>
     <w:p>
@@ -3622,69 +4124,770 @@
         <w:pStyle w:val="Para"/>
       </w:pPr>
       <w:r>
+        <w:t>To simulate real-world class</w:t>
+      </w:r>
+      <w:r>
+        <w:t>-</w:t>
+      </w:r>
+      <w:r>
+        <w:t>imbalance</w:t>
+      </w:r>
+      <w:r>
+        <w:t>d</w:t>
+      </w:r>
+      <w:r>
+        <w:t xml:space="preserve"> versus class</w:t>
+      </w:r>
+      <w:r>
+        <w:t>-</w:t>
+      </w:r>
+      <w:r>
+        <w:t>balance</w:t>
+      </w:r>
+      <w:r>
+        <w:t>d</w:t>
+      </w:r>
+      <w:r>
+        <w:t xml:space="preserve"> scenarios, t</w:t>
+      </w:r>
+      <w:r>
+        <w:t xml:space="preserve">he datasets used for this </w:t>
+      </w:r>
+      <w:r>
+        <w:t>research</w:t>
+      </w:r>
+      <w:r>
+        <w:t xml:space="preserve"> were synthetic</w:t>
+      </w:r>
+      <w:r>
+        <w:t xml:space="preserve"> </w:t>
+      </w:r>
+      <w:r>
+        <w:t>datasets</w:t>
+      </w:r>
+      <w:r>
+        <w:t xml:space="preserve">, </w:t>
+      </w:r>
+      <w:r>
+        <w:t xml:space="preserve">which were </w:t>
+      </w:r>
+      <w:r>
+        <w:t xml:space="preserve">created </w:t>
+      </w:r>
+      <w:r>
+        <w:t>with</w:t>
+      </w:r>
+      <w:r>
+        <w:t xml:space="preserve"> Python programming</w:t>
+      </w:r>
+      <w:r>
+        <w:t>.</w:t>
+      </w:r>
+    </w:p>
+    <w:p>
+      <w:pPr>
+        <w:pStyle w:val="Para"/>
+      </w:pPr>
+    </w:p>
+    <w:p>
+      <w:pPr>
+        <w:pStyle w:val="Para"/>
+      </w:pPr>
+      <w:r>
+        <w:t>Two types of datasets:</w:t>
+      </w:r>
+    </w:p>
+    <w:p>
+      <w:pPr>
+        <w:pStyle w:val="Para"/>
+      </w:pPr>
+      <w:r>
+        <w:t xml:space="preserve">1. </w:t>
+      </w:r>
+      <w:r>
+        <w:t>Class-</w:t>
+      </w:r>
+      <w:r>
+        <w:t>Balanced Dataset: This dataset has equally balanced representation for both the majority class and minority classes. It has a purpose as a baseline for comparing the effects of imbalance on model performance and bias.</w:t>
+      </w:r>
+    </w:p>
+    <w:p>
+      <w:pPr>
+        <w:pStyle w:val="Para"/>
+      </w:pPr>
+    </w:p>
+    <w:p>
+      <w:pPr>
+        <w:pStyle w:val="Para"/>
+      </w:pPr>
+      <w:r>
+        <w:t xml:space="preserve">2. </w:t>
+      </w:r>
+      <w:r>
+        <w:t>Class-</w:t>
+      </w:r>
+      <w:r>
+        <w:t xml:space="preserve">Imbalanced Dataset: This dataset </w:t>
+      </w:r>
+      <w:r>
+        <w:t xml:space="preserve">consisted of </w:t>
+      </w:r>
+      <w:r>
+        <w:t>99:1 class distribution, where 99% of the data points represented the majority class and 1% to the minority class. This extreme imbalance has the purpose of investigating how model bias becomes more noticeable when the imbalance increases.</w:t>
+      </w:r>
+    </w:p>
+    <w:p>
+      <w:pPr>
+        <w:pStyle w:val="Para"/>
+      </w:pPr>
+    </w:p>
+    <w:p>
+      <w:pPr>
+        <w:pStyle w:val="Para"/>
+      </w:pPr>
+      <w:r>
+        <w:t>Each dataset was generated in different sample sizes</w:t>
+      </w:r>
+      <w:r>
+        <w:t xml:space="preserve">. For the small dataset, </w:t>
+      </w:r>
+      <w:r>
+        <w:t xml:space="preserve">n = 10,000 </w:t>
+      </w:r>
+      <w:r>
+        <w:t xml:space="preserve">used. While </w:t>
+      </w:r>
+      <w:r>
+        <w:t>n = 1,000,000</w:t>
+      </w:r>
+      <w:r>
+        <w:t xml:space="preserve"> samples of datasets used for huge/ large datasets, </w:t>
+      </w:r>
+      <w:r>
+        <w:t>to</w:t>
+      </w:r>
+      <w:r>
+        <w:t xml:space="preserve"> </w:t>
+      </w:r>
+      <w:r>
+        <w:t>explore the effects of small versus large datasets on model bias and fairness.</w:t>
+      </w:r>
+    </w:p>
+    <w:p>
+      <w:pPr>
+        <w:pStyle w:val="Para"/>
+      </w:pPr>
+    </w:p>
+    <w:p>
+      <w:pPr>
+        <w:pStyle w:val="Para"/>
+        <w:rPr>
+          <w:b/>
+          <w:bCs/>
+        </w:rPr>
+      </w:pPr>
+      <w:r>
+        <w:rPr>
+          <w:b/>
+          <w:bCs/>
+        </w:rPr>
+        <w:t>3.3 Model Selection</w:t>
+      </w:r>
+    </w:p>
+    <w:p>
+      <w:pPr>
+        <w:pStyle w:val="Para"/>
+      </w:pPr>
+      <w:r>
+        <w:t xml:space="preserve">Logistic regression has been selected to evaluate the effects of dataset construction on bias and </w:t>
+      </w:r>
+      <w:r>
+        <w:t>fairness since it is easily interpretable and frequently utilized in classification applications. LIME (local interpretable model-agnostic explanations) has been used to clarify model conclusions, specifically estimating the contribution of features to predictions in balanced and unbalanced datasets.</w:t>
+      </w:r>
+    </w:p>
+    <w:p>
+      <w:pPr>
+        <w:pStyle w:val="Para"/>
+      </w:pPr>
+    </w:p>
+    <w:p>
+      <w:pPr>
+        <w:pStyle w:val="Para"/>
+        <w:rPr>
+          <w:b/>
+          <w:bCs/>
+        </w:rPr>
+      </w:pPr>
+      <w:r>
+        <w:rPr>
+          <w:b/>
+          <w:bCs/>
+        </w:rPr>
+        <w:t>3.</w:t>
+      </w:r>
+      <w:r>
+        <w:rPr>
+          <w:b/>
+          <w:bCs/>
+        </w:rPr>
+        <w:t>4</w:t>
+      </w:r>
+      <w:r>
+        <w:rPr>
+          <w:b/>
+          <w:bCs/>
+        </w:rPr>
+        <w:t xml:space="preserve"> Model Training and Evaluation</w:t>
+      </w:r>
+    </w:p>
+    <w:p>
+      <w:pPr>
+        <w:pStyle w:val="Para"/>
+      </w:pPr>
+      <w:r>
+        <w:t xml:space="preserve">In this </w:t>
+      </w:r>
+      <w:r>
+        <w:t>research</w:t>
+      </w:r>
+      <w:r>
+        <w:t xml:space="preserve">, </w:t>
+      </w:r>
+      <w:r>
+        <w:t xml:space="preserve">I </w:t>
+      </w:r>
+      <w:r>
+        <w:t xml:space="preserve">trained </w:t>
+      </w:r>
+      <w:r>
+        <w:t>both</w:t>
+      </w:r>
+      <w:r>
+        <w:t xml:space="preserve"> imbalance dataset and balanced dataset using</w:t>
+      </w:r>
+      <w:r>
+        <w:t xml:space="preserve"> </w:t>
+      </w:r>
+      <w:r>
+        <w:t>l</w:t>
+      </w:r>
+      <w:r>
+        <w:t>ogistic</w:t>
+      </w:r>
+      <w:r>
+        <w:t xml:space="preserve"> </w:t>
+      </w:r>
+      <w:r>
+        <w:t>r</w:t>
+      </w:r>
+      <w:r>
+        <w:t>egression model</w:t>
+      </w:r>
+      <w:r>
+        <w:t>.</w:t>
+      </w:r>
+      <w:r>
+        <w:t xml:space="preserve"> </w:t>
+      </w:r>
+      <w:r>
+        <w:t xml:space="preserve">After that, </w:t>
+      </w:r>
+      <w:r>
+        <w:t xml:space="preserve">I </w:t>
+      </w:r>
+      <w:r>
+        <w:t>evaluate</w:t>
+      </w:r>
+      <w:r>
+        <w:t xml:space="preserve"> it</w:t>
+      </w:r>
+      <w:r>
+        <w:t xml:space="preserve"> </w:t>
+      </w:r>
+      <w:r>
+        <w:t xml:space="preserve">with F1-score, </w:t>
+      </w:r>
+      <w:r>
+        <w:t xml:space="preserve">Precision, Recall, and Area Under the Precision-Recall Curve (AUC-PR). </w:t>
+      </w:r>
+      <w:r>
+        <w:t xml:space="preserve">The reason why </w:t>
+      </w:r>
+      <w:r>
+        <w:t xml:space="preserve">I </w:t>
+      </w:r>
+      <w:r>
+        <w:t xml:space="preserve">choose </w:t>
+      </w:r>
+      <w:r>
+        <w:t>l</w:t>
+      </w:r>
+      <w:r>
+        <w:t xml:space="preserve">ogistic </w:t>
+      </w:r>
+      <w:r>
+        <w:t>r</w:t>
+      </w:r>
+      <w:r>
+        <w:t>egressio</w:t>
+      </w:r>
+      <w:r>
+        <w:t xml:space="preserve">n is </w:t>
+      </w:r>
+      <w:r>
+        <w:t xml:space="preserve">because based on a previous study by Miao, Y., Cao, H., and Tang, M. (2022), </w:t>
+      </w:r>
+      <w:r>
+        <w:t>l</w:t>
+      </w:r>
+      <w:r>
+        <w:t xml:space="preserve">ogistic </w:t>
+      </w:r>
+      <w:r>
+        <w:t>r</w:t>
+      </w:r>
+      <w:r>
+        <w:t xml:space="preserve">egression is </w:t>
+      </w:r>
+      <w:r>
+        <w:t xml:space="preserve">not </w:t>
+      </w:r>
+      <w:r>
+        <w:t>stable</w:t>
+      </w:r>
+      <w:r>
+        <w:t xml:space="preserve"> </w:t>
+      </w:r>
+      <w:r>
+        <w:t xml:space="preserve">when </w:t>
+      </w:r>
+      <w:r>
+        <w:t>working</w:t>
+      </w:r>
+      <w:r>
+        <w:t xml:space="preserve"> with imbalanced datasets</w:t>
+      </w:r>
+      <w:r>
+        <w:t xml:space="preserve">. </w:t>
+      </w:r>
+    </w:p>
+    <w:p>
+      <w:pPr>
+        <w:pStyle w:val="Para"/>
+      </w:pPr>
+    </w:p>
+    <w:p>
+      <w:pPr>
+        <w:pStyle w:val="Para"/>
+        <w:rPr>
+          <w:b/>
+          <w:bCs/>
+        </w:rPr>
+      </w:pPr>
+      <w:r>
+        <w:rPr>
+          <w:b/>
+          <w:bCs/>
+        </w:rPr>
+        <w:t>3.5 Evaluation with Precision-Recall Curves</w:t>
+      </w:r>
+    </w:p>
+    <w:p>
+      <w:pPr>
+        <w:pStyle w:val="Para"/>
+      </w:pPr>
+      <w:r>
+        <w:t>Because</w:t>
+      </w:r>
+      <w:r>
+        <w:t xml:space="preserve"> </w:t>
+      </w:r>
+      <w:r>
+        <w:t xml:space="preserve">only relying on accuracy </w:t>
+      </w:r>
+      <w:r>
+        <w:t>could</w:t>
+      </w:r>
+      <w:r>
+        <w:t xml:space="preserve"> be misleading</w:t>
+      </w:r>
+      <w:r>
+        <w:t xml:space="preserve"> </w:t>
+      </w:r>
+      <w:r>
+        <w:t xml:space="preserve">when </w:t>
+      </w:r>
+      <w:r>
+        <w:t xml:space="preserve">I </w:t>
+      </w:r>
+      <w:r>
+        <w:t>deal</w:t>
+      </w:r>
+      <w:r>
+        <w:t xml:space="preserve"> with unbalanced data set,</w:t>
+      </w:r>
+      <w:r>
+        <w:t xml:space="preserve"> </w:t>
+      </w:r>
+      <w:r>
+        <w:t xml:space="preserve">I used </w:t>
+      </w:r>
+      <w:r>
+        <w:t xml:space="preserve">Precision-recall curves to evaluate the </w:t>
+      </w:r>
+      <w:r>
+        <w:t xml:space="preserve">model’s </w:t>
+      </w:r>
+      <w:r>
+        <w:t xml:space="preserve">performance. Precision-recall curves </w:t>
+      </w:r>
+      <w:r>
+        <w:t>show</w:t>
+      </w:r>
+      <w:r>
+        <w:t xml:space="preserve"> </w:t>
+      </w:r>
+      <w:r>
+        <w:t>a clearer</w:t>
+      </w:r>
+      <w:r>
+        <w:t xml:space="preserve"> view of the performance of the model in this unbalanced data</w:t>
+      </w:r>
+      <w:r>
+        <w:t>set. T</w:t>
+      </w:r>
+      <w:r>
+        <w:t xml:space="preserve">hen </w:t>
+      </w:r>
+      <w:r>
+        <w:t xml:space="preserve">it will be </w:t>
+      </w:r>
+      <w:r>
+        <w:t>evaluated</w:t>
+      </w:r>
+      <w:r>
+        <w:t xml:space="preserve"> using an</w:t>
+      </w:r>
+      <w:r>
+        <w:t xml:space="preserve"> </w:t>
+      </w:r>
+      <w:r>
+        <w:t>AUC-PR</w:t>
+      </w:r>
+      <w:r>
+        <w:t>/</w:t>
+      </w:r>
+      <w:r>
+        <w:t xml:space="preserve"> area under the</w:t>
+      </w:r>
+      <w:r>
+        <w:t xml:space="preserve"> curve</w:t>
+      </w:r>
+      <w:r>
+        <w:t xml:space="preserve"> precision</w:t>
+      </w:r>
+      <w:r>
+        <w:t xml:space="preserve"> </w:t>
+      </w:r>
+      <w:r>
+        <w:t>r</w:t>
+      </w:r>
+      <w:r>
+        <w:t>ecall</w:t>
+      </w:r>
+      <w:r>
+        <w:t xml:space="preserve"> curve as </w:t>
+      </w:r>
+      <w:r>
+        <w:t>an</w:t>
+      </w:r>
+      <w:r>
+        <w:t xml:space="preserve"> indicator</w:t>
+      </w:r>
+      <w:r>
+        <w:t xml:space="preserve">. </w:t>
+      </w:r>
+    </w:p>
+    <w:p>
+      <w:pPr>
+        <w:pStyle w:val="Para"/>
+      </w:pPr>
+    </w:p>
+    <w:p>
+      <w:pPr>
+        <w:pStyle w:val="Para"/>
+      </w:pPr>
+      <w:r>
+        <w:t xml:space="preserve">A low AUC value </w:t>
+      </w:r>
+      <w:r>
+        <w:t>means</w:t>
+      </w:r>
+      <w:r>
+        <w:t xml:space="preserve"> that the prediction for the class is poor and </w:t>
+      </w:r>
+      <w:r>
+        <w:t>has</w:t>
+      </w:r>
+      <w:r>
+        <w:t xml:space="preserve"> bias</w:t>
+      </w:r>
+      <w:r>
+        <w:t>.</w:t>
+      </w:r>
+      <w:r>
+        <w:t xml:space="preserve"> </w:t>
+      </w:r>
+      <w:r>
+        <w:t xml:space="preserve">A </w:t>
+      </w:r>
+      <w:r>
+        <w:t>high</w:t>
+      </w:r>
+      <w:r>
+        <w:t xml:space="preserve"> AUC value </w:t>
+      </w:r>
+      <w:r>
+        <w:lastRenderedPageBreak/>
+        <w:t>means</w:t>
+      </w:r>
+      <w:r>
+        <w:t xml:space="preserve"> that the prediction for the class is </w:t>
+      </w:r>
+      <w:r>
+        <w:t>good</w:t>
+      </w:r>
+      <w:r>
+        <w:t xml:space="preserve"> and </w:t>
+      </w:r>
+      <w:r>
+        <w:t>has</w:t>
+      </w:r>
+      <w:r>
+        <w:t xml:space="preserve"> </w:t>
+      </w:r>
+      <w:r>
+        <w:t xml:space="preserve">no </w:t>
+      </w:r>
+      <w:r>
+        <w:t>bias</w:t>
+      </w:r>
+      <w:r>
+        <w:t>.</w:t>
+      </w:r>
+    </w:p>
+    <w:p>
+      <w:pPr>
+        <w:pStyle w:val="Para"/>
+      </w:pPr>
+    </w:p>
+    <w:p>
+      <w:pPr>
+        <w:pStyle w:val="Para"/>
+        <w:rPr>
+          <w:b/>
+          <w:bCs/>
+        </w:rPr>
+      </w:pPr>
+      <w:r>
+        <w:rPr>
+          <w:b/>
+          <w:bCs/>
+        </w:rPr>
+        <w:t>3.</w:t>
+      </w:r>
+      <w:r>
+        <w:rPr>
+          <w:b/>
+          <w:bCs/>
+        </w:rPr>
+        <w:t>6</w:t>
+      </w:r>
+      <w:r>
+        <w:rPr>
+          <w:b/>
+          <w:bCs/>
+        </w:rPr>
+        <w:t xml:space="preserve"> LIME Explanations </w:t>
+      </w:r>
+    </w:p>
+    <w:p>
+      <w:pPr>
+        <w:pStyle w:val="Para"/>
+      </w:pPr>
+      <w:r>
+        <w:t xml:space="preserve">For </w:t>
+      </w:r>
+      <w:r>
+        <w:t xml:space="preserve">model transparency, </w:t>
+      </w:r>
+      <w:r>
+        <w:t xml:space="preserve">I will use </w:t>
+      </w:r>
+      <w:r>
+        <w:t xml:space="preserve">LIME </w:t>
+      </w:r>
+      <w:r>
+        <w:t>to</w:t>
+      </w:r>
+      <w:r>
+        <w:t xml:space="preserve"> </w:t>
+      </w:r>
+      <w:r>
+        <w:t>explain</w:t>
+      </w:r>
+      <w:r>
+        <w:t xml:space="preserve"> </w:t>
+      </w:r>
+      <w:r>
+        <w:t xml:space="preserve">how </w:t>
+      </w:r>
+      <w:r>
+        <w:t xml:space="preserve">the model </w:t>
+      </w:r>
+      <w:r>
+        <w:t>predicts</w:t>
+      </w:r>
+      <w:r>
+        <w:t xml:space="preserve">. </w:t>
+      </w:r>
+      <w:r>
+        <w:t xml:space="preserve">LIME works by changing input data and observing how these changes affect </w:t>
+      </w:r>
+      <w:r>
+        <w:t xml:space="preserve">the </w:t>
+      </w:r>
+      <w:r>
+        <w:t xml:space="preserve">model predictions, </w:t>
+      </w:r>
+      <w:r>
+        <w:t xml:space="preserve">to gain </w:t>
+      </w:r>
+      <w:r>
+        <w:t xml:space="preserve">deeper insight </w:t>
+      </w:r>
+      <w:r>
+        <w:t>about</w:t>
+      </w:r>
+      <w:r>
+        <w:t xml:space="preserve"> how features contribute to the </w:t>
+      </w:r>
+      <w:r>
+        <w:t xml:space="preserve">model’s </w:t>
+      </w:r>
+      <w:r>
+        <w:t xml:space="preserve">decision-making process. LIME annotations are generated for balanced and unbalanced datasets at different sample sizes, </w:t>
+      </w:r>
+      <w:r>
+        <w:t xml:space="preserve">to </w:t>
+      </w:r>
+      <w:r>
+        <w:t>provid</w:t>
+      </w:r>
+      <w:r>
+        <w:t>e</w:t>
+      </w:r>
+      <w:r>
+        <w:t xml:space="preserve"> insight into whether and how model interpretation changes </w:t>
+      </w:r>
+      <w:r>
+        <w:t>in response to the</w:t>
+      </w:r>
+      <w:r>
+        <w:t xml:space="preserve"> changes </w:t>
+      </w:r>
+      <w:r>
+        <w:t>of</w:t>
+      </w:r>
+      <w:r>
+        <w:t xml:space="preserve"> the composition and size of the dataset.</w:t>
+      </w:r>
+    </w:p>
+    <w:p>
+      <w:pPr>
+        <w:pStyle w:val="Para"/>
+      </w:pPr>
+    </w:p>
+    <w:p>
+      <w:pPr>
+        <w:pStyle w:val="Para"/>
+        <w:rPr>
+          <w:b/>
+          <w:bCs/>
+        </w:rPr>
+      </w:pPr>
+      <w:r>
+        <w:rPr>
+          <w:b/>
+          <w:bCs/>
+        </w:rPr>
+        <w:t>3.</w:t>
+      </w:r>
+      <w:r>
+        <w:rPr>
+          <w:b/>
+          <w:bCs/>
+        </w:rPr>
+        <w:t>7</w:t>
+      </w:r>
+      <w:r>
+        <w:rPr>
+          <w:b/>
+          <w:bCs/>
+        </w:rPr>
+        <w:t xml:space="preserve"> Method for Analyzing Bias</w:t>
+      </w:r>
+    </w:p>
+    <w:p>
+      <w:pPr>
+        <w:pStyle w:val="Para"/>
+      </w:pPr>
+      <w:r>
+        <w:t xml:space="preserve">This study uses a confusion matrix to visualize the performance of the Logistic Regression model in predicting the majority class and minority class, and minority class recall is </w:t>
+      </w:r>
+      <w:r>
+        <w:t>used</w:t>
+      </w:r>
+      <w:r>
+        <w:t xml:space="preserve"> to highlight how an imbalanced data set can apparently affect the model's ability to predict/</w:t>
+      </w:r>
+      <w:r>
+        <w:t xml:space="preserve"> </w:t>
+      </w:r>
+      <w:r>
+        <w:t xml:space="preserve">identify minority events. A comparison of the results at a smaller sample size (n = 10,000) versus using a larger sample size (n = 1,000,000) provides insight into how small sample sizes can mislead </w:t>
+      </w:r>
+      <w:r>
+        <w:t xml:space="preserve">the </w:t>
+      </w:r>
+      <w:r>
+        <w:t>evaluation bias.</w:t>
+      </w:r>
+      <w:r>
+        <w:t xml:space="preserve"> </w:t>
+      </w:r>
+      <w:r>
+        <w:rPr>
+          <w:lang w:val="en"/>
+        </w:rPr>
         <w:t>I</w:t>
       </w:r>
       <w:r>
-        <w:t xml:space="preserve"> </w:t>
-      </w:r>
-      <w:r>
-        <w:t>observ</w:t>
-      </w:r>
-      <w:r>
-        <w:t>e</w:t>
-      </w:r>
-      <w:r>
-        <w:t xml:space="preserve">d </w:t>
-      </w:r>
-      <w:r>
-        <w:t>classification report</w:t>
-      </w:r>
-      <w:r>
-        <w:t>s</w:t>
-      </w:r>
-      <w:r>
-        <w:t xml:space="preserve">, confusion matrices, </w:t>
-      </w:r>
-      <w:r>
-        <w:t>precision-recall curves, and Local Interpretable Model-Agnostic Explanations (LIME)</w:t>
-      </w:r>
-      <w:r>
-        <w:t xml:space="preserve"> techniques</w:t>
-      </w:r>
-      <w:r>
-        <w:t xml:space="preserve"> </w:t>
-      </w:r>
-      <w:r>
-        <w:t xml:space="preserve">and </w:t>
-      </w:r>
-      <w:r>
-        <w:t>methodologies</w:t>
-      </w:r>
-      <w:r>
-        <w:t xml:space="preserve"> to analyze </w:t>
-      </w:r>
-      <w:r>
-        <w:t>the</w:t>
-      </w:r>
-      <w:r>
-        <w:t xml:space="preserve"> model</w:t>
-      </w:r>
-      <w:r>
-        <w:t>’s</w:t>
-      </w:r>
-      <w:r>
-        <w:t xml:space="preserve"> predictions and </w:t>
-      </w:r>
-      <w:r>
-        <w:t xml:space="preserve">their </w:t>
-      </w:r>
-      <w:r>
-        <w:t>bias</w:t>
-      </w:r>
-      <w:r>
-        <w:t>es</w:t>
-      </w:r>
-      <w:r>
+        <w:rPr>
+          <w:lang w:val="en"/>
+        </w:rPr>
+        <w:t>n small sample size, i</w:t>
+      </w:r>
+      <w:r>
+        <w:rPr>
+          <w:lang w:val="en"/>
+        </w:rPr>
+        <w:t>t was not discovered that bias had occurred</w:t>
+      </w:r>
+      <w:r>
+        <w:rPr>
+          <w:lang w:val="en"/>
+        </w:rPr>
         <w:t>.</w:t>
       </w:r>
     </w:p>
@@ -3692,723 +4895,6 @@
       <w:pPr>
         <w:pStyle w:val="Para"/>
       </w:pPr>
-    </w:p>
-    <w:p>
-      <w:pPr>
-        <w:pStyle w:val="Para"/>
-      </w:pPr>
-      <w:r>
-        <w:t>3.2 Dataset Generation</w:t>
-      </w:r>
-    </w:p>
-    <w:p>
-      <w:pPr>
-        <w:pStyle w:val="Para"/>
-      </w:pPr>
-      <w:r>
-        <w:t>To simulate real-world class imbalance versus class balance scenarios, t</w:t>
-      </w:r>
-      <w:r>
-        <w:t xml:space="preserve">he datasets used for this </w:t>
-      </w:r>
-      <w:r>
-        <w:t>research</w:t>
-      </w:r>
-      <w:r>
-        <w:t xml:space="preserve"> were synthetic</w:t>
-      </w:r>
-      <w:r>
-        <w:t xml:space="preserve"> </w:t>
-      </w:r>
-      <w:r>
-        <w:t>datasets</w:t>
-      </w:r>
-      <w:r>
-        <w:t xml:space="preserve">, </w:t>
-      </w:r>
-      <w:r>
-        <w:t xml:space="preserve">which were </w:t>
-      </w:r>
-      <w:r>
-        <w:t xml:space="preserve">created </w:t>
-      </w:r>
-      <w:r>
-        <w:t>with</w:t>
-      </w:r>
-      <w:r>
-        <w:t xml:space="preserve"> Python programming</w:t>
-      </w:r>
-      <w:r>
-        <w:t>.</w:t>
-      </w:r>
-    </w:p>
-    <w:p>
-      <w:pPr>
-        <w:pStyle w:val="Para"/>
-      </w:pPr>
-    </w:p>
-    <w:p>
-      <w:pPr>
-        <w:pStyle w:val="Para"/>
-      </w:pPr>
-      <w:r>
-        <w:t>Two types of datasets:</w:t>
-      </w:r>
-    </w:p>
-    <w:p>
-      <w:pPr>
-        <w:pStyle w:val="Para"/>
-      </w:pPr>
-      <w:r>
-        <w:t>1. Balanced Dataset: This dataset has equally balanced representation for both the majority class and minority classes. It has a purpose as a baseline for comparing the effects of imbalance on model performance and bias.</w:t>
-      </w:r>
-    </w:p>
-    <w:p>
-      <w:pPr>
-        <w:pStyle w:val="Para"/>
-      </w:pPr>
-      <w:r>
-        <w:t xml:space="preserve">2. Imbalanced Dataset: This dataset </w:t>
-      </w:r>
-      <w:r>
-        <w:t xml:space="preserve">consisted of </w:t>
-      </w:r>
-      <w:r>
-        <w:t>99:1 class distribution, where 99% of the data points represented the majority class and 1% to the minority class. This extreme imbalance has the purpose of investigating how model bias becomes more noticeable when the imbalance increases.</w:t>
-      </w:r>
-    </w:p>
-    <w:p>
-      <w:pPr>
-        <w:pStyle w:val="Para"/>
-      </w:pPr>
-      <w:r>
-        <w:t>Each dataset was generated in different sample sizes</w:t>
-      </w:r>
-      <w:r>
-        <w:t xml:space="preserve">. For the small dataset, </w:t>
-      </w:r>
-      <w:r>
-        <w:t xml:space="preserve">n = 10,000 </w:t>
-      </w:r>
-      <w:r>
-        <w:t xml:space="preserve">used. While </w:t>
-      </w:r>
-      <w:r>
-        <w:t>n = 1,000,000</w:t>
-      </w:r>
-      <w:r>
-        <w:t xml:space="preserve"> samples of datasets used for huge/ large datasets, </w:t>
-      </w:r>
-      <w:r>
-        <w:t>to</w:t>
-      </w:r>
-      <w:r>
-        <w:t xml:space="preserve"> </w:t>
-      </w:r>
-      <w:r>
-        <w:t xml:space="preserve">explore the effects of </w:t>
-      </w:r>
-      <w:r>
-        <w:t>small versus large datasets on model bias and fairness.</w:t>
-      </w:r>
-    </w:p>
-    <w:p>
-      <w:pPr>
-        <w:pStyle w:val="Para"/>
-      </w:pPr>
-    </w:p>
-    <w:p>
-      <w:pPr>
-        <w:pStyle w:val="Para"/>
-      </w:pPr>
-      <w:r>
-        <w:t>3.3 Model Selection</w:t>
-      </w:r>
-    </w:p>
-    <w:p>
-      <w:pPr>
-        <w:pStyle w:val="Para"/>
-      </w:pPr>
-      <w:r>
-        <w:t>Logistic regression has been selected to evaluate the effects of dataset construction on bias and fairness since it is easily interpretable and frequently utilized in classification applications. LIME (local interpretable model-agnostic explanations) has been used to clarify model conclusions, specifically estimating the contribution of features to predictions in balanced and unbalanced datasets.</w:t>
-      </w:r>
-    </w:p>
-    <w:p>
-      <w:pPr>
-        <w:pStyle w:val="Para"/>
-      </w:pPr>
-    </w:p>
-    <w:p>
-      <w:pPr>
-        <w:pStyle w:val="Para"/>
-      </w:pPr>
-      <w:r>
-        <w:t>3.</w:t>
-      </w:r>
-      <w:r>
-        <w:t>4</w:t>
-      </w:r>
-      <w:r>
-        <w:t xml:space="preserve"> Model Training and Evaluation</w:t>
-      </w:r>
-    </w:p>
-    <w:p>
-      <w:pPr>
-        <w:pStyle w:val="Para"/>
-      </w:pPr>
-      <w:r>
-        <w:t xml:space="preserve">In this </w:t>
-      </w:r>
-      <w:r>
-        <w:t>research</w:t>
-      </w:r>
-      <w:r>
-        <w:t xml:space="preserve">, </w:t>
-      </w:r>
-      <w:r>
-        <w:t xml:space="preserve">I </w:t>
-      </w:r>
-      <w:r>
-        <w:t xml:space="preserve">trained </w:t>
-      </w:r>
-      <w:r>
-        <w:t>both</w:t>
-      </w:r>
-      <w:r>
-        <w:t xml:space="preserve"> imbalance dataset and balanced dataset using</w:t>
-      </w:r>
-      <w:r>
-        <w:t xml:space="preserve"> </w:t>
-      </w:r>
-      <w:r>
-        <w:t>l</w:t>
-      </w:r>
-      <w:r>
-        <w:t>ogistic</w:t>
-      </w:r>
-      <w:r>
-        <w:t xml:space="preserve"> </w:t>
-      </w:r>
-      <w:r>
-        <w:t>r</w:t>
-      </w:r>
-      <w:r>
-        <w:t>egression model</w:t>
-      </w:r>
-      <w:r>
-        <w:t>.</w:t>
-      </w:r>
-      <w:r>
-        <w:t xml:space="preserve"> </w:t>
-      </w:r>
-      <w:r>
-        <w:t xml:space="preserve">After that, </w:t>
-      </w:r>
-      <w:r>
-        <w:t xml:space="preserve">I </w:t>
-      </w:r>
-      <w:r>
-        <w:t>evaluate</w:t>
-      </w:r>
-      <w:r>
-        <w:t xml:space="preserve"> it</w:t>
-      </w:r>
-      <w:r>
-        <w:t xml:space="preserve"> </w:t>
-      </w:r>
-      <w:r>
-        <w:t xml:space="preserve">with F1-score, </w:t>
-      </w:r>
-      <w:r>
-        <w:t xml:space="preserve">Precision, Recall, and Area Under the Precision-Recall Curve (AUC-PR). </w:t>
-      </w:r>
-      <w:r>
-        <w:t xml:space="preserve">The reason why </w:t>
-      </w:r>
-      <w:r>
-        <w:t xml:space="preserve">I </w:t>
-      </w:r>
-      <w:r>
-        <w:t xml:space="preserve">choose </w:t>
-      </w:r>
-      <w:r>
-        <w:t>l</w:t>
-      </w:r>
-      <w:r>
-        <w:t xml:space="preserve">ogistic </w:t>
-      </w:r>
-      <w:r>
-        <w:t>r</w:t>
-      </w:r>
-      <w:r>
-        <w:t>egressio</w:t>
-      </w:r>
-      <w:r>
-        <w:t xml:space="preserve">n is </w:t>
-      </w:r>
-      <w:r>
-        <w:t xml:space="preserve">because based on a previous study by Miao, Y., Cao, H., and Tang, M. (2022), </w:t>
-      </w:r>
-      <w:r>
-        <w:t>l</w:t>
-      </w:r>
-      <w:r>
-        <w:t xml:space="preserve">ogistic </w:t>
-      </w:r>
-      <w:r>
-        <w:t>r</w:t>
-      </w:r>
-      <w:r>
-        <w:t xml:space="preserve">egression is </w:t>
-      </w:r>
-      <w:r>
-        <w:t xml:space="preserve">not </w:t>
-      </w:r>
-      <w:r>
-        <w:t>stable</w:t>
-      </w:r>
-      <w:r>
-        <w:t xml:space="preserve"> </w:t>
-      </w:r>
-      <w:r>
-        <w:t xml:space="preserve">when </w:t>
-      </w:r>
-      <w:r>
-        <w:t>working</w:t>
-      </w:r>
-      <w:r>
-        <w:t xml:space="preserve"> with imbalanced datasets</w:t>
-      </w:r>
-      <w:r>
-        <w:t xml:space="preserve">. </w:t>
-      </w:r>
-    </w:p>
-    <w:p>
-      <w:pPr>
-        <w:pStyle w:val="Para"/>
-      </w:pPr>
-    </w:p>
-    <w:p>
-      <w:pPr>
-        <w:pStyle w:val="Para"/>
-      </w:pPr>
-      <w:r>
-        <w:t>3.5 Evaluation with Precision-Recall Curves</w:t>
-      </w:r>
-    </w:p>
-    <w:p>
-      <w:pPr>
-        <w:pStyle w:val="Para"/>
-      </w:pPr>
-      <w:r>
-        <w:t>Because</w:t>
-      </w:r>
-      <w:r>
-        <w:t xml:space="preserve"> </w:t>
-      </w:r>
-      <w:r>
-        <w:t xml:space="preserve">only relying on accuracy </w:t>
-      </w:r>
-      <w:r>
-        <w:t>could</w:t>
-      </w:r>
-      <w:r>
-        <w:t xml:space="preserve"> be misleading</w:t>
-      </w:r>
-      <w:r>
-        <w:t xml:space="preserve"> </w:t>
-      </w:r>
-      <w:r>
-        <w:t xml:space="preserve">when </w:t>
-      </w:r>
-      <w:r>
-        <w:t xml:space="preserve">I </w:t>
-      </w:r>
-      <w:r>
-        <w:t>deal</w:t>
-      </w:r>
-      <w:r>
-        <w:t xml:space="preserve"> with unbalanced data set,</w:t>
-      </w:r>
-      <w:r>
-        <w:t xml:space="preserve"> </w:t>
-      </w:r>
-      <w:r>
-        <w:t xml:space="preserve">I used </w:t>
-      </w:r>
-      <w:r>
-        <w:t xml:space="preserve">Precision-recall curves to evaluate the </w:t>
-      </w:r>
-      <w:r>
-        <w:t xml:space="preserve">model’s </w:t>
-      </w:r>
-      <w:r>
-        <w:t xml:space="preserve">performance. Precision-recall curves </w:t>
-      </w:r>
-      <w:r>
-        <w:t>show</w:t>
-      </w:r>
-      <w:r>
-        <w:t xml:space="preserve"> </w:t>
-      </w:r>
-      <w:r>
-        <w:t>a clearer</w:t>
-      </w:r>
-      <w:r>
-        <w:t xml:space="preserve"> view of the performance of the </w:t>
-      </w:r>
-      <w:r>
-        <w:lastRenderedPageBreak/>
-        <w:t>model in this unbalanced data</w:t>
-      </w:r>
-      <w:r>
-        <w:t>set. T</w:t>
-      </w:r>
-      <w:r>
-        <w:t xml:space="preserve">hen </w:t>
-      </w:r>
-      <w:r>
-        <w:t xml:space="preserve">it will be </w:t>
-      </w:r>
-      <w:r>
-        <w:t>evaluated</w:t>
-      </w:r>
-      <w:r>
-        <w:t xml:space="preserve"> using an</w:t>
-      </w:r>
-      <w:r>
-        <w:t xml:space="preserve"> </w:t>
-      </w:r>
-      <w:r>
-        <w:t>AUC-PR</w:t>
-      </w:r>
-      <w:r>
-        <w:t>/</w:t>
-      </w:r>
-      <w:r>
-        <w:t xml:space="preserve"> area under the</w:t>
-      </w:r>
-      <w:r>
-        <w:t xml:space="preserve"> curve</w:t>
-      </w:r>
-      <w:r>
-        <w:t xml:space="preserve"> precision</w:t>
-      </w:r>
-      <w:r>
-        <w:t xml:space="preserve"> </w:t>
-      </w:r>
-      <w:r>
-        <w:t>r</w:t>
-      </w:r>
-      <w:r>
-        <w:t>ecall</w:t>
-      </w:r>
-      <w:r>
-        <w:t xml:space="preserve"> curve as </w:t>
-      </w:r>
-      <w:r>
-        <w:t>an</w:t>
-      </w:r>
-      <w:r>
-        <w:t xml:space="preserve"> indicator</w:t>
-      </w:r>
-      <w:r>
-        <w:t xml:space="preserve">. </w:t>
-      </w:r>
-      <w:r>
-        <w:t xml:space="preserve">A low AUC value </w:t>
-      </w:r>
-      <w:r>
-        <w:t>means</w:t>
-      </w:r>
-      <w:r>
-        <w:t xml:space="preserve"> that the prediction for the class is poor and </w:t>
-      </w:r>
-      <w:r>
-        <w:t>has</w:t>
-      </w:r>
-      <w:r>
-        <w:t xml:space="preserve"> bias</w:t>
-      </w:r>
-      <w:r>
-        <w:t>.</w:t>
-      </w:r>
-      <w:r>
-        <w:t xml:space="preserve"> </w:t>
-      </w:r>
-      <w:r>
-        <w:t xml:space="preserve">A </w:t>
-      </w:r>
-      <w:r>
-        <w:t>high</w:t>
-      </w:r>
-      <w:r>
-        <w:t xml:space="preserve"> AUC value </w:t>
-      </w:r>
-      <w:r>
-        <w:t>means</w:t>
-      </w:r>
-      <w:r>
-        <w:t xml:space="preserve"> that the prediction for the class is </w:t>
-      </w:r>
-      <w:r>
-        <w:t>good</w:t>
-      </w:r>
-      <w:r>
-        <w:t xml:space="preserve"> and </w:t>
-      </w:r>
-      <w:r>
-        <w:t>has</w:t>
-      </w:r>
-      <w:r>
-        <w:t xml:space="preserve"> </w:t>
-      </w:r>
-      <w:r>
-        <w:t xml:space="preserve">no </w:t>
-      </w:r>
-      <w:r>
-        <w:t>bias</w:t>
-      </w:r>
-      <w:r>
-        <w:t>.</w:t>
-      </w:r>
-    </w:p>
-    <w:p>
-      <w:pPr>
-        <w:pStyle w:val="Para"/>
-      </w:pPr>
-    </w:p>
-    <w:p>
-      <w:pPr>
-        <w:pStyle w:val="Para"/>
-      </w:pPr>
-      <w:r>
-        <w:t>3.</w:t>
-      </w:r>
-      <w:r>
-        <w:t>6</w:t>
-      </w:r>
-      <w:r>
-        <w:t xml:space="preserve"> LIME Explanations for Model Interpretability</w:t>
-      </w:r>
-    </w:p>
-    <w:p>
-      <w:pPr>
-        <w:pStyle w:val="Para"/>
-      </w:pPr>
-      <w:r>
-        <w:t xml:space="preserve">For </w:t>
-      </w:r>
-      <w:r>
-        <w:t xml:space="preserve">model transparency, </w:t>
-      </w:r>
-      <w:r>
-        <w:t xml:space="preserve">I will use </w:t>
-      </w:r>
-      <w:r>
-        <w:t xml:space="preserve">LIME </w:t>
-      </w:r>
-      <w:r>
-        <w:t>to</w:t>
-      </w:r>
-      <w:r>
-        <w:t xml:space="preserve"> </w:t>
-      </w:r>
-      <w:r>
-        <w:t>explain</w:t>
-      </w:r>
-      <w:r>
-        <w:t xml:space="preserve"> </w:t>
-      </w:r>
-      <w:r>
-        <w:t xml:space="preserve">how </w:t>
-      </w:r>
-      <w:r>
-        <w:t xml:space="preserve">the model </w:t>
-      </w:r>
-      <w:r>
-        <w:t>predicts</w:t>
-      </w:r>
-      <w:r>
-        <w:t xml:space="preserve">. </w:t>
-      </w:r>
-      <w:r>
-        <w:t xml:space="preserve">LIME works by changing input data and observing how these changes affect </w:t>
-      </w:r>
-      <w:r>
-        <w:t xml:space="preserve">the </w:t>
-      </w:r>
-      <w:r>
-        <w:t xml:space="preserve">model predictions, </w:t>
-      </w:r>
-      <w:r>
-        <w:t xml:space="preserve">to gain </w:t>
-      </w:r>
-      <w:r>
-        <w:t xml:space="preserve">deeper insight </w:t>
-      </w:r>
-      <w:r>
-        <w:t>about</w:t>
-      </w:r>
-      <w:r>
-        <w:t xml:space="preserve"> how features contribute to the </w:t>
-      </w:r>
-      <w:r>
-        <w:t xml:space="preserve">model’s </w:t>
-      </w:r>
-      <w:r>
-        <w:t xml:space="preserve">decision-making process. LIME annotations are generated for balanced and unbalanced datasets at different sample sizes, </w:t>
-      </w:r>
-      <w:r>
-        <w:t xml:space="preserve">to </w:t>
-      </w:r>
-      <w:r>
-        <w:t>provid</w:t>
-      </w:r>
-      <w:r>
-        <w:t>e</w:t>
-      </w:r>
-      <w:r>
-        <w:t xml:space="preserve"> insight into whether and how model interpretation changes </w:t>
-      </w:r>
-      <w:r>
-        <w:t>in response to the</w:t>
-      </w:r>
-      <w:r>
-        <w:t xml:space="preserve"> changes </w:t>
-      </w:r>
-      <w:r>
-        <w:t>of</w:t>
-      </w:r>
-      <w:r>
-        <w:t xml:space="preserve"> the composition and size of the dataset.</w:t>
-      </w:r>
-    </w:p>
-    <w:p>
-      <w:pPr>
-        <w:pStyle w:val="Para"/>
-      </w:pPr>
-    </w:p>
-    <w:p>
-      <w:pPr>
-        <w:pStyle w:val="Para"/>
-      </w:pPr>
-      <w:r>
-        <w:t>3.</w:t>
-      </w:r>
-      <w:r>
-        <w:t>7</w:t>
-      </w:r>
-      <w:r>
-        <w:t xml:space="preserve"> Method for Analyzing Bias</w:t>
-      </w:r>
-    </w:p>
-    <w:p>
-      <w:pPr>
-        <w:pStyle w:val="Para"/>
-      </w:pPr>
-      <w:r>
-        <w:t xml:space="preserve">This study uses a confusion matrix to visualize the performance of the Logistic Regression model in predicting the majority class and minority class, and minority class recall is </w:t>
-      </w:r>
-      <w:r>
-        <w:t>used</w:t>
-      </w:r>
-      <w:r>
-        <w:t xml:space="preserve"> to highlight how an imbalanced data set can apparently affect the model's ability to predict/</w:t>
-      </w:r>
-      <w:r>
-        <w:t xml:space="preserve"> </w:t>
-      </w:r>
-      <w:r>
-        <w:t xml:space="preserve">identify minority events. A comparison of the results at a smaller sample size (n = 10,000) versus using a larger sample size (n = 1,000,000) </w:t>
-      </w:r>
-      <w:r>
-        <w:t xml:space="preserve">provides insight into how small sample sizes can mislead </w:t>
-      </w:r>
-      <w:r>
-        <w:t xml:space="preserve">the </w:t>
-      </w:r>
-      <w:r>
-        <w:t>evaluation bias.</w:t>
-      </w:r>
-      <w:r>
-        <w:t xml:space="preserve"> </w:t>
-      </w:r>
-      <w:r>
-        <w:rPr>
-          <w:lang w:val="en"/>
-        </w:rPr>
-        <w:t>I</w:t>
-      </w:r>
-      <w:r>
-        <w:rPr>
-          <w:lang w:val="en"/>
-        </w:rPr>
-        <w:t>n small sample size, i</w:t>
-      </w:r>
-      <w:r>
-        <w:rPr>
-          <w:lang w:val="en"/>
-        </w:rPr>
-        <w:t>t was not discovered that bias had occurred</w:t>
-      </w:r>
-      <w:r>
-        <w:rPr>
-          <w:lang w:val="en"/>
-        </w:rPr>
-        <w:t>.</w:t>
-      </w:r>
-    </w:p>
-    <w:p>
-      <w:pPr>
-        <w:pStyle w:val="Para"/>
-      </w:pPr>
-    </w:p>
-    <w:p>
-      <w:pPr>
-        <w:pStyle w:val="Para"/>
-      </w:pPr>
-      <w:r>
-        <w:t>3.</w:t>
-      </w:r>
-      <w:r>
-        <w:t>8</w:t>
-      </w:r>
-      <w:r>
-        <w:t xml:space="preserve"> Limitations of the Methodology</w:t>
-      </w:r>
-    </w:p>
-    <w:p>
-      <w:pPr>
-        <w:pStyle w:val="Para"/>
-      </w:pPr>
-      <w:r>
-        <w:t xml:space="preserve">Although synthetic datasets </w:t>
-      </w:r>
-      <w:r>
-        <w:t>are allowed</w:t>
-      </w:r>
-      <w:r>
-        <w:t xml:space="preserve"> for </w:t>
-      </w:r>
-      <w:r>
-        <w:t xml:space="preserve">the </w:t>
-      </w:r>
-      <w:r>
-        <w:t>experiments, they do not fully capture the complexity of data from the real world, which can introduce noise and contain missing values. A</w:t>
-      </w:r>
-      <w:r>
-        <w:t xml:space="preserve">lso, </w:t>
-      </w:r>
-      <w:r>
-        <w:t>this research</w:t>
-      </w:r>
-      <w:r>
-        <w:t xml:space="preserve"> only</w:t>
-      </w:r>
-      <w:r>
-        <w:t xml:space="preserve"> focuses on logistic regression, a simple model. These findings may not be generalizable to more complex models such as neural networks, which may behave differently under conditions of imbalance. Future work should extend these methods to more complex real-world datasets and machine learning models to validate the findings.</w:t>
-      </w:r>
     </w:p>
     <w:p>
       <w:pPr>
@@ -4429,9 +4915,17 @@
         <w:t>4</w:t>
       </w:r>
       <w:r>
+        <w:rPr>
+          <w:b/>
+          <w:bCs/>
+        </w:rPr>
         <w:t> </w:t>
       </w:r>
       <w:r>
+        <w:rPr>
+          <w:b/>
+          <w:bCs/>
+        </w:rPr>
         <w:t>Results and Findings</w:t>
       </w:r>
     </w:p>
@@ -4443,7 +4937,6 @@
         <w:rPr>
           <w:rStyle w:val="Label"/>
           <w:rFonts w:ascii="Times New Roman" w:hAnsi="Times New Roman"/>
-          <w:b/>
         </w:rPr>
         <w:t>4.1</w:t>
       </w:r>
@@ -4460,32 +4953,73 @@
     <w:p>
       <w:pPr>
         <w:pStyle w:val="FigureCaption"/>
-      </w:pPr>
-      <w:r>
+        <w:rPr>
+          <w:b w:val="0"/>
+          <w:bCs w:val="0"/>
+        </w:rPr>
+      </w:pPr>
+      <w:r>
+        <w:rPr>
+          <w:b w:val="0"/>
+          <w:bCs w:val="0"/>
+        </w:rPr>
         <w:t>Using im</w:t>
       </w:r>
       <w:r>
-        <w:t>balanced data set, it turns out that the results of the normalized confusion matrix are significantly different between n_samples=10000 and n_samples=1000000.</w:t>
+        <w:rPr>
+          <w:b w:val="0"/>
+          <w:bCs w:val="0"/>
+        </w:rPr>
+        <w:t xml:space="preserve">balanced data set, it turns out that the results of the normalized confusion matrix are significantly different between </w:t>
+      </w:r>
+      <w:proofErr w:type="spellStart"/>
+      <w:r>
+        <w:rPr>
+          <w:b w:val="0"/>
+          <w:bCs w:val="0"/>
+        </w:rPr>
+        <w:t>n_samples</w:t>
+      </w:r>
+      <w:proofErr w:type="spellEnd"/>
+      <w:r>
+        <w:rPr>
+          <w:b w:val="0"/>
+          <w:bCs w:val="0"/>
+        </w:rPr>
+        <w:t xml:space="preserve">=10000 and </w:t>
+      </w:r>
+      <w:proofErr w:type="spellStart"/>
+      <w:r>
+        <w:rPr>
+          <w:b w:val="0"/>
+          <w:bCs w:val="0"/>
+        </w:rPr>
+        <w:t>n_samples</w:t>
+      </w:r>
+      <w:proofErr w:type="spellEnd"/>
+      <w:r>
+        <w:rPr>
+          <w:b w:val="0"/>
+          <w:bCs w:val="0"/>
+        </w:rPr>
+        <w:t>=1000000.</w:t>
       </w:r>
     </w:p>
     <w:p>
       <w:pPr>
         <w:pStyle w:val="FigureCaption"/>
         <w:rPr>
-          <w:lang w:val="en-ID"/>
-        </w:rPr>
-      </w:pPr>
-      <w:r>
-        <w:t>Where the large dataset shows bias, while the confusion matrix on the small dataset is misleading</w:t>
-      </w:r>
-      <w:r>
-        <w:t>/ failed</w:t>
-      </w:r>
-      <w:r>
-        <w:t xml:space="preserve"> to show it</w:t>
-      </w:r>
-      <w:r>
-        <w:t>.</w:t>
+          <w:b w:val="0"/>
+          <w:bCs w:val="0"/>
+          <w:lang w:val="en-ID"/>
+        </w:rPr>
+      </w:pPr>
+      <w:r>
+        <w:rPr>
+          <w:b w:val="0"/>
+          <w:bCs w:val="0"/>
+        </w:rPr>
+        <w:t>Where the large dataset shows bias, while the confusion matrix on the small dataset is misleading/ failed to show it.</w:t>
       </w:r>
     </w:p>
     <w:p>
@@ -4507,7 +5041,6 @@
           <w:szCs w:val="24"/>
           <w14:ligatures w14:val="standard"/>
         </w:rPr>
-        <w:lastRenderedPageBreak/>
         <w:drawing>
           <wp:inline distT="0" distB="0" distL="0" distR="0" wp14:anchorId="35D33318" wp14:editId="43AE1C3D">
             <wp:extent cx="3048000" cy="1819275"/>
@@ -4631,90 +5164,268 @@
       <w:pPr>
         <w:pStyle w:val="FigureCaption"/>
         <w:rPr>
-          <w:bCs/>
+          <w:b w:val="0"/>
+          <w:bCs w:val="0"/>
         </w:rPr>
       </w:pPr>
       <w:r>
         <w:rPr>
           <w:rStyle w:val="Label"/>
           <w:rFonts w:ascii="Times New Roman" w:hAnsi="Times New Roman"/>
-          <w:b/>
+          <w:b w:val="0"/>
+          <w:bCs w:val="0"/>
         </w:rPr>
         <w:t>Figure 1:</w:t>
       </w:r>
       <w:r>
+        <w:rPr>
+          <w:b w:val="0"/>
+          <w:bCs w:val="0"/>
+        </w:rPr>
         <w:t xml:space="preserve"> </w:t>
       </w:r>
       <w:r>
+        <w:rPr>
+          <w:b w:val="0"/>
+          <w:bCs w:val="0"/>
+        </w:rPr>
         <w:t xml:space="preserve">Normalized Confusion Matrix of Logistic Regression Model </w:t>
       </w:r>
       <w:r>
+        <w:rPr>
+          <w:b w:val="0"/>
+          <w:bCs w:val="0"/>
+        </w:rPr>
         <w:t xml:space="preserve">Performance </w:t>
       </w:r>
       <w:r>
+        <w:rPr>
+          <w:b w:val="0"/>
+          <w:bCs w:val="0"/>
+        </w:rPr>
         <w:t>using Imbalanced Dataset</w:t>
       </w:r>
       <w:r>
+        <w:rPr>
+          <w:b w:val="0"/>
+          <w:bCs w:val="0"/>
+        </w:rPr>
         <w:t xml:space="preserve"> </w:t>
       </w:r>
       <w:r>
         <w:rPr>
-          <w:lang w:val="en-ID"/>
-        </w:rPr>
-        <w:t>between n_samples=10000 and n_samples=1000000.</w:t>
+          <w:b w:val="0"/>
+          <w:bCs w:val="0"/>
+          <w:lang w:val="en-ID"/>
+        </w:rPr>
+        <w:t xml:space="preserve">between </w:t>
+      </w:r>
+      <w:proofErr w:type="spellStart"/>
+      <w:r>
+        <w:rPr>
+          <w:b w:val="0"/>
+          <w:bCs w:val="0"/>
+          <w:lang w:val="en-ID"/>
+        </w:rPr>
+        <w:t>n_samples</w:t>
+      </w:r>
+      <w:proofErr w:type="spellEnd"/>
+      <w:r>
+        <w:rPr>
+          <w:b w:val="0"/>
+          <w:bCs w:val="0"/>
+          <w:lang w:val="en-ID"/>
+        </w:rPr>
+        <w:t xml:space="preserve">=10000 </w:t>
+      </w:r>
+      <w:r>
+        <w:rPr>
+          <w:b w:val="0"/>
+          <w:bCs w:val="0"/>
+          <w:lang w:val="en-ID"/>
+        </w:rPr>
+        <w:t>versus</w:t>
+      </w:r>
+      <w:r>
+        <w:rPr>
+          <w:b w:val="0"/>
+          <w:bCs w:val="0"/>
+          <w:lang w:val="en-ID"/>
+        </w:rPr>
+        <w:t xml:space="preserve"> </w:t>
+      </w:r>
+      <w:proofErr w:type="spellStart"/>
+      <w:r>
+        <w:rPr>
+          <w:b w:val="0"/>
+          <w:bCs w:val="0"/>
+          <w:lang w:val="en-ID"/>
+        </w:rPr>
+        <w:t>n_samples</w:t>
+      </w:r>
+      <w:proofErr w:type="spellEnd"/>
+      <w:r>
+        <w:rPr>
+          <w:b w:val="0"/>
+          <w:bCs w:val="0"/>
+          <w:lang w:val="en-ID"/>
+        </w:rPr>
+        <w:t>=1000000.</w:t>
       </w:r>
     </w:p>
     <w:p>
       <w:pPr>
         <w:pStyle w:val="FigureCaption"/>
-      </w:pPr>
-      <w:r>
+        <w:rPr>
+          <w:b w:val="0"/>
+          <w:bCs w:val="0"/>
+        </w:rPr>
+      </w:pPr>
+      <w:r>
+        <w:rPr>
+          <w:b w:val="0"/>
+          <w:bCs w:val="0"/>
+        </w:rPr>
+        <w:lastRenderedPageBreak/>
         <w:t>Interpretation:</w:t>
       </w:r>
     </w:p>
     <w:p>
       <w:pPr>
         <w:pStyle w:val="FigureCaption"/>
-      </w:pPr>
-      <w:r>
-        <w:t xml:space="preserve">For n_samples=10000, the model is </w:t>
-      </w:r>
-      <w:r>
-        <w:t>fake the ability</w:t>
-      </w:r>
-      <w:r>
+        <w:rPr>
+          <w:b w:val="0"/>
+          <w:bCs w:val="0"/>
+        </w:rPr>
+      </w:pPr>
+      <w:r>
+        <w:rPr>
+          <w:b w:val="0"/>
+          <w:bCs w:val="0"/>
+        </w:rPr>
+        <w:t xml:space="preserve">For </w:t>
+      </w:r>
+      <w:proofErr w:type="spellStart"/>
+      <w:r>
+        <w:rPr>
+          <w:b w:val="0"/>
+          <w:bCs w:val="0"/>
+        </w:rPr>
+        <w:t>n_samples</w:t>
+      </w:r>
+      <w:proofErr w:type="spellEnd"/>
+      <w:r>
+        <w:rPr>
+          <w:b w:val="0"/>
+          <w:bCs w:val="0"/>
+        </w:rPr>
+        <w:t xml:space="preserve">=10000, the model </w:t>
+      </w:r>
+      <w:r>
+        <w:rPr>
+          <w:b w:val="0"/>
+          <w:bCs w:val="0"/>
+        </w:rPr>
+        <w:t>fake</w:t>
+      </w:r>
+      <w:r>
+        <w:rPr>
+          <w:b w:val="0"/>
+          <w:bCs w:val="0"/>
+        </w:rPr>
+        <w:t>s</w:t>
+      </w:r>
+      <w:r>
+        <w:rPr>
+          <w:b w:val="0"/>
+          <w:bCs w:val="0"/>
+        </w:rPr>
+        <w:t xml:space="preserve"> the ability</w:t>
+      </w:r>
+      <w:r>
+        <w:rPr>
+          <w:b w:val="0"/>
+          <w:bCs w:val="0"/>
+        </w:rPr>
         <w:t xml:space="preserve"> to identify some minority class instances, with a recall of 0.72 for class 1. </w:t>
       </w:r>
     </w:p>
     <w:p>
       <w:pPr>
         <w:pStyle w:val="FigureCaption"/>
-      </w:pPr>
-      <w:r>
+        <w:rPr>
+          <w:b w:val="0"/>
+          <w:bCs w:val="0"/>
+        </w:rPr>
+      </w:pPr>
+      <w:proofErr w:type="spellStart"/>
+      <w:r>
+        <w:rPr>
+          <w:b w:val="0"/>
+          <w:bCs w:val="0"/>
+        </w:rPr>
         <w:t>Fakely</w:t>
       </w:r>
-      <w:r>
+      <w:proofErr w:type="spellEnd"/>
+      <w:r>
+        <w:rPr>
+          <w:b w:val="0"/>
+          <w:bCs w:val="0"/>
+        </w:rPr>
         <w:t xml:space="preserve"> </w:t>
       </w:r>
       <w:r>
+        <w:rPr>
+          <w:b w:val="0"/>
+          <w:bCs w:val="0"/>
+        </w:rPr>
         <w:t>indicates that the model has some ability to detect the minority class, despite the imbalance.</w:t>
       </w:r>
       <w:r>
-        <w:t xml:space="preserve"> </w:t>
-      </w:r>
-      <w:r>
-        <w:t>T</w:t>
-      </w:r>
-      <w:r>
+        <w:rPr>
+          <w:b w:val="0"/>
+          <w:bCs w:val="0"/>
+        </w:rPr>
+        <w:t xml:space="preserve"> T</w:t>
+      </w:r>
+      <w:r>
+        <w:rPr>
+          <w:b w:val="0"/>
+          <w:bCs w:val="0"/>
+        </w:rPr>
         <w:t>his is misleading and gives a false impression of model fairness.</w:t>
       </w:r>
     </w:p>
     <w:p>
       <w:pPr>
         <w:pStyle w:val="FigureCaption"/>
-      </w:pPr>
-      <w:r>
-        <w:t>The relatively higher recall at n_samples=10000 does not reflect true model capability but rather statistical noise due to the smaller sample size.</w:t>
+        <w:rPr>
+          <w:b w:val="0"/>
+          <w:bCs w:val="0"/>
+        </w:rPr>
+      </w:pPr>
+      <w:r>
+        <w:rPr>
+          <w:b w:val="0"/>
+          <w:bCs w:val="0"/>
+        </w:rPr>
+        <w:t xml:space="preserve">The relatively higher recall at </w:t>
+      </w:r>
+      <w:proofErr w:type="spellStart"/>
+      <w:r>
+        <w:rPr>
+          <w:b w:val="0"/>
+          <w:bCs w:val="0"/>
+        </w:rPr>
+        <w:t>n_samples</w:t>
+      </w:r>
+      <w:proofErr w:type="spellEnd"/>
+      <w:r>
+        <w:rPr>
+          <w:b w:val="0"/>
+          <w:bCs w:val="0"/>
+        </w:rPr>
+        <w:t>=10000 does not reflect true model capability but rather statistical noise due to the smaller sample size.</w:t>
       </w:r>
     </w:p>
     <w:p>
@@ -4723,40 +5434,47 @@
         <w:rPr>
           <w:rStyle w:val="Label"/>
           <w:rFonts w:ascii="Times New Roman" w:hAnsi="Times New Roman"/>
-          <w:bCs/>
+          <w:b w:val="0"/>
+          <w:bCs w:val="0"/>
         </w:rPr>
       </w:pPr>
       <w:r>
         <w:rPr>
           <w:rStyle w:val="Label"/>
           <w:rFonts w:ascii="Times New Roman" w:hAnsi="Times New Roman"/>
-        </w:rPr>
-        <w:t xml:space="preserve">In a large dataset with n_samples = 10000000, the model fails to recognize any minority classes, resulting in a callback of 0 for class 1. This indicates a bias towards the majority class, which becomes increasingly apparent as the size of the dataset increases and extreme imbalances dominate the model's learning </w:t>
-      </w:r>
+          <w:b w:val="0"/>
+          <w:bCs w:val="0"/>
+        </w:rPr>
+        <w:t xml:space="preserve">In a large dataset with </w:t>
+      </w:r>
+      <w:proofErr w:type="spellStart"/>
       <w:r>
         <w:rPr>
           <w:rStyle w:val="Label"/>
           <w:rFonts w:ascii="Times New Roman" w:hAnsi="Times New Roman"/>
-          <w:bCs/>
-        </w:rPr>
-        <w:t>process.</w:t>
-      </w:r>
-    </w:p>
-    <w:p>
-      <w:pPr>
-        <w:pStyle w:val="FigureCaption"/>
+          <w:b w:val="0"/>
+          <w:bCs w:val="0"/>
+        </w:rPr>
+        <w:t>n_samples</w:t>
+      </w:r>
+      <w:proofErr w:type="spellEnd"/>
+      <w:r>
         <w:rPr>
           <w:rStyle w:val="Label"/>
           <w:rFonts w:ascii="Times New Roman" w:hAnsi="Times New Roman"/>
-          <w:bCs/>
-        </w:rPr>
-      </w:pPr>
+          <w:b w:val="0"/>
+          <w:bCs w:val="0"/>
+        </w:rPr>
+        <w:t xml:space="preserve"> = 10000000, the model fails to recognize any minority classes, resulting in a callback of 0 for class 1. This indicates a bias towards the majority class, which becomes increasingly apparent as the size of the dataset increases and extreme imbalances dominate the model's learning </w:t>
+      </w:r>
       <w:r>
         <w:rPr>
           <w:rStyle w:val="Label"/>
           <w:rFonts w:ascii="Times New Roman" w:hAnsi="Times New Roman"/>
-        </w:rPr>
-        <w:t>These results highlight that the performance of the model with n_samples=10000 falsely indicates the absence of bias, when such imbalance greatly impacts the model's ability to learn and correctly classify minority classes, especially those expressed at larger scales.</w:t>
+          <w:b w:val="0"/>
+          <w:bCs w:val="0"/>
+        </w:rPr>
+        <w:t>process.</w:t>
       </w:r>
     </w:p>
     <w:p>
@@ -4765,53 +5483,117 @@
         <w:rPr>
           <w:rStyle w:val="Label"/>
           <w:rFonts w:ascii="Times New Roman" w:hAnsi="Times New Roman"/>
-          <w:bCs/>
+          <w:b w:val="0"/>
+          <w:bCs w:val="0"/>
         </w:rPr>
       </w:pPr>
       <w:r>
         <w:rPr>
           <w:rStyle w:val="Label"/>
           <w:rFonts w:ascii="Times New Roman" w:hAnsi="Times New Roman"/>
-        </w:rPr>
-        <w:t>However, when the sample size is increased to n_samples=1000000, the model fails to recognize the minority class, resulting in a callback of 0 for class 1. This means that not a single positive was detected correctly, thus highlighting an extreme bias towards the majority class due to inequality (99.9 % class 0 versus 0.1% class 1).</w:t>
-      </w:r>
-    </w:p>
-    <w:p>
-      <w:pPr>
-        <w:pStyle w:val="FigureCaption"/>
+          <w:b w:val="0"/>
+          <w:bCs w:val="0"/>
+        </w:rPr>
+        <w:t xml:space="preserve">These results highlight that the performance of the model with </w:t>
+      </w:r>
+      <w:proofErr w:type="spellStart"/>
+      <w:r>
         <w:rPr>
           <w:rStyle w:val="Label"/>
           <w:rFonts w:ascii="Times New Roman" w:hAnsi="Times New Roman"/>
-          <w:bCs/>
-        </w:rPr>
-      </w:pPr>
+          <w:b w:val="0"/>
+          <w:bCs w:val="0"/>
+        </w:rPr>
+        <w:t>n_samples</w:t>
+      </w:r>
+      <w:proofErr w:type="spellEnd"/>
       <w:r>
         <w:rPr>
           <w:rStyle w:val="Label"/>
           <w:rFonts w:ascii="Times New Roman" w:hAnsi="Times New Roman"/>
-        </w:rPr>
-        <w:t xml:space="preserve">This is not caused by a flaw in the model, but rather by an imbalance in the data set. The confusion matrix clearly shows that the model is highly biased, with recall for the minority class being 0, indicating that the model struggles when </w:t>
-      </w:r>
-      <w:r>
+          <w:b w:val="0"/>
+          <w:bCs w:val="0"/>
+        </w:rPr>
+        <w:t>=10000 falsely indicates the absence of bias, when such imbalance greatly impacts the model's ability to learn and correctly classify minority classes, especially those expressed at larger scales.</w:t>
+      </w:r>
+    </w:p>
+    <w:p>
+      <w:pPr>
+        <w:pStyle w:val="FigureCaption"/>
         <w:rPr>
           <w:rStyle w:val="Label"/>
           <w:rFonts w:ascii="Times New Roman" w:hAnsi="Times New Roman"/>
-        </w:rPr>
-        <w:lastRenderedPageBreak/>
-        <w:t>faced with highly imbalanced data on a larger scale.</w:t>
-      </w:r>
-    </w:p>
-    <w:p>
-      <w:pPr>
-        <w:pStyle w:val="FigureCaption"/>
-        <w:rPr>
-          <w:bCs/>
+          <w:b w:val="0"/>
+          <w:bCs w:val="0"/>
         </w:rPr>
       </w:pPr>
       <w:r>
         <w:rPr>
           <w:rStyle w:val="Label"/>
           <w:rFonts w:ascii="Times New Roman" w:hAnsi="Times New Roman"/>
+          <w:b w:val="0"/>
+          <w:bCs w:val="0"/>
+        </w:rPr>
+        <w:t xml:space="preserve">However, when the sample size is increased to </w:t>
+      </w:r>
+      <w:proofErr w:type="spellStart"/>
+      <w:r>
+        <w:rPr>
+          <w:rStyle w:val="Label"/>
+          <w:rFonts w:ascii="Times New Roman" w:hAnsi="Times New Roman"/>
+          <w:b w:val="0"/>
+          <w:bCs w:val="0"/>
+        </w:rPr>
+        <w:t>n_samples</w:t>
+      </w:r>
+      <w:proofErr w:type="spellEnd"/>
+      <w:r>
+        <w:rPr>
+          <w:rStyle w:val="Label"/>
+          <w:rFonts w:ascii="Times New Roman" w:hAnsi="Times New Roman"/>
+          <w:b w:val="0"/>
+          <w:bCs w:val="0"/>
+        </w:rPr>
+        <w:t xml:space="preserve">=1000000, the model fails to recognize the minority class, resulting in a callback of 0 for </w:t>
+      </w:r>
+      <w:r>
+        <w:rPr>
+          <w:rStyle w:val="Label"/>
+          <w:rFonts w:ascii="Times New Roman" w:hAnsi="Times New Roman"/>
+          <w:b w:val="0"/>
+          <w:bCs w:val="0"/>
+        </w:rPr>
+        <w:t>class 1. This means that not a single positive was detected correctly, thus highlighting an extreme bias towards the majority class due to inequality (99.9 % class 0 versus 0.1% class 1).</w:t>
+      </w:r>
+    </w:p>
+    <w:p>
+      <w:pPr>
+        <w:pStyle w:val="FigureCaption"/>
+        <w:rPr>
+          <w:rStyle w:val="Label"/>
+          <w:rFonts w:ascii="Times New Roman" w:hAnsi="Times New Roman"/>
+          <w:b w:val="0"/>
+          <w:bCs w:val="0"/>
+        </w:rPr>
+      </w:pPr>
+      <w:r>
+        <w:rPr>
+          <w:rStyle w:val="Label"/>
+          <w:rFonts w:ascii="Times New Roman" w:hAnsi="Times New Roman"/>
+          <w:b w:val="0"/>
+          <w:bCs w:val="0"/>
+        </w:rPr>
+        <w:t>This is not caused by a flaw in the model, but rather by an imbalance in the data set. The confusion matrix clearly shows that the model is highly biased, with recall for the minority class being 0, indicating that the model struggles when faced with highly imbalanced data on a larger scale.</w:t>
+      </w:r>
+    </w:p>
+    <w:p>
+      <w:pPr>
+        <w:pStyle w:val="FigureCaption"/>
+      </w:pPr>
+      <w:r>
+        <w:rPr>
+          <w:rStyle w:val="Label"/>
+          <w:rFonts w:ascii="Times New Roman" w:hAnsi="Times New Roman"/>
         </w:rPr>
         <w:t>4.2</w:t>
       </w:r>
@@ -4828,9 +5610,6 @@
     <w:p>
       <w:pPr>
         <w:pStyle w:val="FigureCaption"/>
-        <w:rPr>
-          <w:bCs/>
-        </w:rPr>
       </w:pPr>
       <w:r>
         <w:t>n = 10000</w:t>
@@ -4897,9 +5676,6 @@
     <w:p>
       <w:pPr>
         <w:pStyle w:val="FigureCaption"/>
-        <w:rPr>
-          <w:bCs/>
-        </w:rPr>
       </w:pPr>
       <w:r>
         <w:t>n = 1000000</w:t>
@@ -4967,6 +5743,8 @@
       <w:pPr>
         <w:pStyle w:val="FigureCaption"/>
         <w:rPr>
+          <w:b w:val="0"/>
+          <w:bCs w:val="0"/>
           <w:lang w:val="en-ID"/>
         </w:rPr>
       </w:pPr>
@@ -4974,98 +5752,146 @@
         <w:rPr>
           <w:rStyle w:val="Label"/>
           <w:rFonts w:ascii="Times New Roman" w:hAnsi="Times New Roman"/>
-          <w:b/>
+          <w:b w:val="0"/>
+          <w:bCs w:val="0"/>
         </w:rPr>
         <w:t>Figure 2:</w:t>
       </w:r>
       <w:r>
+        <w:rPr>
+          <w:b w:val="0"/>
+          <w:bCs w:val="0"/>
+        </w:rPr>
         <w:t xml:space="preserve"> LIME Explanation of Logistic Regression Model using Imbalanced Dataset</w:t>
       </w:r>
       <w:r>
+        <w:rPr>
+          <w:b w:val="0"/>
+          <w:bCs w:val="0"/>
+        </w:rPr>
         <w:t xml:space="preserve"> </w:t>
       </w:r>
       <w:r>
         <w:rPr>
-          <w:lang w:val="en-ID"/>
-        </w:rPr>
-        <w:t>between n_samples=10000 and n_samples=1000000.</w:t>
+          <w:b w:val="0"/>
+          <w:bCs w:val="0"/>
+          <w:lang w:val="en-ID"/>
+        </w:rPr>
+        <w:t xml:space="preserve">between </w:t>
+      </w:r>
+      <w:proofErr w:type="spellStart"/>
+      <w:r>
+        <w:rPr>
+          <w:b w:val="0"/>
+          <w:bCs w:val="0"/>
+          <w:lang w:val="en-ID"/>
+        </w:rPr>
+        <w:t>n_samples</w:t>
+      </w:r>
+      <w:proofErr w:type="spellEnd"/>
+      <w:r>
+        <w:rPr>
+          <w:b w:val="0"/>
+          <w:bCs w:val="0"/>
+          <w:lang w:val="en-ID"/>
+        </w:rPr>
+        <w:t xml:space="preserve">=10000 and </w:t>
+      </w:r>
+      <w:proofErr w:type="spellStart"/>
+      <w:r>
+        <w:rPr>
+          <w:b w:val="0"/>
+          <w:bCs w:val="0"/>
+          <w:lang w:val="en-ID"/>
+        </w:rPr>
+        <w:t>n_samples</w:t>
+      </w:r>
+      <w:proofErr w:type="spellEnd"/>
+      <w:r>
+        <w:rPr>
+          <w:b w:val="0"/>
+          <w:bCs w:val="0"/>
+          <w:lang w:val="en-ID"/>
+        </w:rPr>
+        <w:t>=1000000.</w:t>
       </w:r>
     </w:p>
     <w:p>
       <w:pPr>
         <w:pStyle w:val="FigureCaption"/>
-      </w:pPr>
-      <w:r>
-        <w:rPr>
-          <w:b/>
+        <w:rPr>
+          <w:b w:val="0"/>
+          <w:bCs w:val="0"/>
+        </w:rPr>
+      </w:pPr>
+      <w:r>
+        <w:rPr>
+          <w:b w:val="0"/>
+          <w:bCs w:val="0"/>
         </w:rPr>
         <w:t>Interpretation:</w:t>
       </w:r>
       <w:r>
+        <w:rPr>
+          <w:b w:val="0"/>
+          <w:bCs w:val="0"/>
+        </w:rPr>
         <w:br/>
         <w:t xml:space="preserve">The </w:t>
       </w:r>
       <w:r>
-        <w:t>Figure 2 shows that there is a bias in the model of class 0, because the model ignores the probability of class 1 completely. The values ​​of this feature are in the range that are only influenced by class 0. This displays the weaknesses of the training model on an unbalanced dataset, which has a bad ability to identify the minority class.</w:t>
+        <w:rPr>
+          <w:b w:val="0"/>
+          <w:bCs w:val="0"/>
+        </w:rPr>
+        <w:t xml:space="preserve">Figure 2 shows that there is a bias in the model of class 0, because the model ignores the </w:t>
+      </w:r>
+      <w:r>
+        <w:rPr>
+          <w:b w:val="0"/>
+          <w:bCs w:val="0"/>
+        </w:rPr>
+        <w:lastRenderedPageBreak/>
+        <w:t>probability of class 1 completely. The values ​​of this feature are in the range that are only influenced by class 0. This displays the weaknesses of the training model on an unbalanced dataset, which has a bad ability to identify the minority class.</w:t>
       </w:r>
     </w:p>
     <w:p>
       <w:pPr>
         <w:pStyle w:val="FigureCaption"/>
         <w:rPr>
-          <w:bCs/>
-        </w:rPr>
-      </w:pPr>
-      <w:r>
-        <w:t xml:space="preserve">This is in accordance with the problem of extreme class imbalances, where the model does not learn effectively to distinguish minority </w:t>
-      </w:r>
-      <w:r>
-        <w:t>classes (class 1), which is proven in the original classification report (recall for class 1 is 0).</w:t>
+          <w:b w:val="0"/>
+          <w:bCs w:val="0"/>
+        </w:rPr>
+      </w:pPr>
+      <w:r>
+        <w:rPr>
+          <w:b w:val="0"/>
+          <w:bCs w:val="0"/>
+        </w:rPr>
+        <w:t>This is in accordance with the problem of extreme class imbalances, where the model does not learn effectively to distinguish minority classes (class 1), which is proven in the original classification report (recall for class 1 is 0).</w:t>
       </w:r>
     </w:p>
     <w:p>
       <w:pPr>
         <w:pStyle w:val="FigureCaption"/>
-        <w:rPr>
-          <w:b/>
-          <w:bCs/>
-        </w:rPr>
       </w:pPr>
       <w:r>
         <w:rPr>
           <w:rStyle w:val="Label"/>
           <w:rFonts w:ascii="Times New Roman" w:hAnsi="Times New Roman"/>
-          <w:b/>
-          <w:bCs/>
         </w:rPr>
         <w:t>4.3</w:t>
       </w:r>
       <w:r>
-        <w:rPr>
-          <w:b/>
-          <w:bCs/>
-        </w:rPr>
         <w:t> </w:t>
       </w:r>
       <w:r>
-        <w:rPr>
-          <w:b/>
-          <w:bCs/>
-        </w:rPr>
         <w:t xml:space="preserve">Logistic Regression Model </w:t>
       </w:r>
       <w:r>
-        <w:rPr>
-          <w:b/>
-          <w:bCs/>
-        </w:rPr>
         <w:t xml:space="preserve">Performance </w:t>
       </w:r>
       <w:r>
-        <w:rPr>
-          <w:b/>
-          <w:bCs/>
-        </w:rPr>
         <w:t>using Balanced Dataset</w:t>
       </w:r>
     </w:p>
@@ -5196,13 +6022,16 @@
       <w:pPr>
         <w:pStyle w:val="FigureCaption"/>
         <w:rPr>
-          <w:bCs/>
+          <w:b w:val="0"/>
+          <w:bCs w:val="0"/>
         </w:rPr>
       </w:pPr>
       <w:r>
         <w:rPr>
           <w:rStyle w:val="Label"/>
           <w:rFonts w:ascii="Times New Roman" w:hAnsi="Times New Roman"/>
+          <w:b w:val="0"/>
+          <w:bCs w:val="0"/>
         </w:rPr>
         <w:t xml:space="preserve">Figure </w:t>
       </w:r>
@@ -5210,6 +6039,8 @@
         <w:rPr>
           <w:rStyle w:val="Label"/>
           <w:rFonts w:ascii="Times New Roman" w:hAnsi="Times New Roman"/>
+          <w:b w:val="0"/>
+          <w:bCs w:val="0"/>
         </w:rPr>
         <w:t>3</w:t>
       </w:r>
@@ -5217,10 +6048,16 @@
         <w:rPr>
           <w:rStyle w:val="Label"/>
           <w:rFonts w:ascii="Times New Roman" w:hAnsi="Times New Roman"/>
+          <w:b w:val="0"/>
+          <w:bCs w:val="0"/>
         </w:rPr>
         <w:t>:</w:t>
       </w:r>
       <w:r>
+        <w:rPr>
+          <w:b w:val="0"/>
+          <w:bCs w:val="0"/>
+        </w:rPr>
         <w:t xml:space="preserve"> Normalized Confusion Matrix of Logistic Regression Model using Balanced Dataset</w:t>
       </w:r>
     </w:p>
@@ -5228,14 +6065,14 @@
       <w:pPr>
         <w:pStyle w:val="FigureCaption"/>
         <w:rPr>
-          <w:b/>
-          <w:bCs/>
-        </w:rPr>
-      </w:pPr>
-      <w:r>
-        <w:rPr>
-          <w:b/>
-          <w:bCs/>
+          <w:b w:val="0"/>
+          <w:bCs w:val="0"/>
+        </w:rPr>
+      </w:pPr>
+      <w:r>
+        <w:rPr>
+          <w:b w:val="0"/>
+          <w:bCs w:val="0"/>
         </w:rPr>
         <w:t>Interpretation:</w:t>
       </w:r>
@@ -5244,73 +6081,82 @@
       <w:pPr>
         <w:pStyle w:val="FigureCaption"/>
         <w:rPr>
-          <w:bCs/>
-        </w:rPr>
-      </w:pPr>
-      <w:r>
-        <w:rPr>
-          <w:bCs/>
+          <w:b w:val="0"/>
+          <w:bCs w:val="0"/>
+        </w:rPr>
+      </w:pPr>
+      <w:r>
+        <w:rPr>
+          <w:b w:val="0"/>
+          <w:bCs w:val="0"/>
         </w:rPr>
         <w:t>This model</w:t>
       </w:r>
       <w:r>
+        <w:rPr>
+          <w:b w:val="0"/>
+          <w:bCs w:val="0"/>
+        </w:rPr>
         <w:t xml:space="preserve"> </w:t>
       </w:r>
       <w:r>
+        <w:rPr>
+          <w:b w:val="0"/>
+          <w:bCs w:val="0"/>
+        </w:rPr>
         <w:t>uses</w:t>
       </w:r>
       <w:r>
+        <w:rPr>
+          <w:b w:val="0"/>
+          <w:bCs w:val="0"/>
+        </w:rPr>
         <w:t xml:space="preserve"> a balanced </w:t>
       </w:r>
       <w:r>
+        <w:rPr>
+          <w:b w:val="0"/>
+          <w:bCs w:val="0"/>
+        </w:rPr>
         <w:t>dataset that</w:t>
       </w:r>
       <w:r>
-        <w:t xml:space="preserve"> seems good for all classes, and showing high recall and precision values. This model also doesn't show </w:t>
-      </w:r>
-      <w:r>
-        <w:lastRenderedPageBreak/>
-        <w:t xml:space="preserve">bias to minority classes. The true positive level for all classes </w:t>
-      </w:r>
-      <w:r>
-        <w:rPr>
-          <w:bCs/>
+        <w:rPr>
+          <w:b w:val="0"/>
+          <w:bCs w:val="0"/>
+        </w:rPr>
+        <w:t xml:space="preserve"> seems good for all classes, and showing high recall and precision values. This model also doesn't show bias to minority classes. The true positive level for all classes </w:t>
+      </w:r>
+      <w:r>
+        <w:rPr>
+          <w:b w:val="0"/>
+          <w:bCs w:val="0"/>
         </w:rPr>
         <w:t>is</w:t>
       </w:r>
       <w:r>
+        <w:rPr>
+          <w:b w:val="0"/>
+          <w:bCs w:val="0"/>
+        </w:rPr>
         <w:t xml:space="preserve"> close to 1, and the off-diagonal elements are very low. It means that the two classes are classified correctly and with high accuracy.</w:t>
       </w:r>
     </w:p>
     <w:p>
       <w:pPr>
         <w:pStyle w:val="FigureCaption"/>
-        <w:rPr>
-          <w:b/>
-          <w:bCs/>
-        </w:rPr>
       </w:pPr>
       <w:r>
         <w:rPr>
           <w:rStyle w:val="Label"/>
           <w:rFonts w:ascii="Times New Roman" w:hAnsi="Times New Roman"/>
-          <w:b/>
-          <w:bCs/>
         </w:rPr>
         <w:t>4.4</w:t>
       </w:r>
       <w:r>
-        <w:rPr>
-          <w:b/>
-          <w:bCs/>
-        </w:rPr>
         <w:t> </w:t>
       </w:r>
       <w:r>
-        <w:rPr>
-          <w:b/>
-          <w:bCs/>
-        </w:rPr>
         <w:t xml:space="preserve"> LIME Explanation of Logistic Regression Model using Balanced Dataset</w:t>
       </w:r>
     </w:p>
@@ -5318,19 +6164,30 @@
       <w:pPr>
         <w:pStyle w:val="FigureCaption"/>
         <w:rPr>
-          <w:bCs/>
-        </w:rPr>
-      </w:pPr>
-      <w:r>
+          <w:b w:val="0"/>
+          <w:bCs w:val="0"/>
+        </w:rPr>
+      </w:pPr>
+      <w:r>
+        <w:rPr>
+          <w:b w:val="0"/>
+          <w:bCs w:val="0"/>
+        </w:rPr>
         <w:t>n = 10000</w:t>
       </w:r>
     </w:p>
     <w:p>
       <w:pPr>
         <w:pStyle w:val="FigureCaption"/>
-      </w:pPr>
-      <w:r>
-        <w:rPr>
+        <w:rPr>
+          <w:b w:val="0"/>
+          <w:bCs w:val="0"/>
+        </w:rPr>
+      </w:pPr>
+      <w:r>
+        <w:rPr>
+          <w:b w:val="0"/>
+          <w:bCs w:val="0"/>
           <w:noProof/>
         </w:rPr>
         <w:drawing>
@@ -5386,25 +6243,40 @@
     <w:p>
       <w:pPr>
         <w:pStyle w:val="FigureCaption"/>
+        <w:rPr>
+          <w:b w:val="0"/>
+          <w:bCs w:val="0"/>
+        </w:rPr>
       </w:pPr>
     </w:p>
     <w:p>
       <w:pPr>
         <w:pStyle w:val="FigureCaption"/>
         <w:rPr>
-          <w:bCs/>
-        </w:rPr>
-      </w:pPr>
-      <w:r>
+          <w:b w:val="0"/>
+          <w:bCs w:val="0"/>
+        </w:rPr>
+      </w:pPr>
+      <w:r>
+        <w:rPr>
+          <w:b w:val="0"/>
+          <w:bCs w:val="0"/>
+        </w:rPr>
         <w:t>n = 1000000</w:t>
       </w:r>
     </w:p>
     <w:p>
       <w:pPr>
         <w:pStyle w:val="FigureCaption"/>
-      </w:pPr>
-      <w:r>
-        <w:rPr>
+        <w:rPr>
+          <w:b w:val="0"/>
+          <w:bCs w:val="0"/>
+        </w:rPr>
+      </w:pPr>
+      <w:r>
+        <w:rPr>
+          <w:b w:val="0"/>
+          <w:bCs w:val="0"/>
           <w:noProof/>
         </w:rPr>
         <w:drawing>
@@ -5461,6 +6333,8 @@
       <w:pPr>
         <w:pStyle w:val="FigureCaption"/>
         <w:rPr>
+          <w:b w:val="0"/>
+          <w:bCs w:val="0"/>
           <w:lang w:val="en-ID"/>
         </w:rPr>
       </w:pPr>
@@ -5468,124 +6342,241 @@
         <w:rPr>
           <w:rStyle w:val="Label"/>
           <w:rFonts w:ascii="Times New Roman" w:hAnsi="Times New Roman"/>
-          <w:b/>
+          <w:b w:val="0"/>
+          <w:bCs w:val="0"/>
         </w:rPr>
         <w:t>Figure 4:</w:t>
       </w:r>
       <w:r>
+        <w:rPr>
+          <w:b w:val="0"/>
+          <w:bCs w:val="0"/>
+        </w:rPr>
         <w:t xml:space="preserve"> LIME Explanation of Logistic Regression Model using </w:t>
       </w:r>
       <w:r>
+        <w:rPr>
+          <w:b w:val="0"/>
+          <w:bCs w:val="0"/>
+        </w:rPr>
         <w:t>B</w:t>
       </w:r>
       <w:r>
+        <w:rPr>
+          <w:b w:val="0"/>
+          <w:bCs w:val="0"/>
+        </w:rPr>
         <w:t>alanced Dataset</w:t>
       </w:r>
       <w:r>
+        <w:rPr>
+          <w:b w:val="0"/>
+          <w:bCs w:val="0"/>
+        </w:rPr>
         <w:t xml:space="preserve"> </w:t>
       </w:r>
       <w:r>
         <w:rPr>
-          <w:lang w:val="en-ID"/>
-        </w:rPr>
-        <w:t>between n_samples=10000 and n_samples=1000000.</w:t>
+          <w:b w:val="0"/>
+          <w:bCs w:val="0"/>
+          <w:lang w:val="en-ID"/>
+        </w:rPr>
+        <w:t xml:space="preserve">between </w:t>
+      </w:r>
+      <w:proofErr w:type="spellStart"/>
+      <w:r>
+        <w:rPr>
+          <w:b w:val="0"/>
+          <w:bCs w:val="0"/>
+          <w:lang w:val="en-ID"/>
+        </w:rPr>
+        <w:t>n_samples</w:t>
+      </w:r>
+      <w:proofErr w:type="spellEnd"/>
+      <w:r>
+        <w:rPr>
+          <w:b w:val="0"/>
+          <w:bCs w:val="0"/>
+          <w:lang w:val="en-ID"/>
+        </w:rPr>
+        <w:t xml:space="preserve">=10000 and </w:t>
+      </w:r>
+      <w:proofErr w:type="spellStart"/>
+      <w:r>
+        <w:rPr>
+          <w:b w:val="0"/>
+          <w:bCs w:val="0"/>
+          <w:lang w:val="en-ID"/>
+        </w:rPr>
+        <w:t>n_samples</w:t>
+      </w:r>
+      <w:proofErr w:type="spellEnd"/>
+      <w:r>
+        <w:rPr>
+          <w:b w:val="0"/>
+          <w:bCs w:val="0"/>
+          <w:lang w:val="en-ID"/>
+        </w:rPr>
+        <w:t>=1000000.</w:t>
       </w:r>
     </w:p>
     <w:p>
       <w:pPr>
         <w:pStyle w:val="FigureCaption"/>
         <w:rPr>
-          <w:b/>
-          <w:bCs/>
-        </w:rPr>
-      </w:pPr>
-      <w:r>
-        <w:rPr>
-          <w:b/>
-          <w:bCs/>
-        </w:rPr>
+          <w:b w:val="0"/>
+          <w:bCs w:val="0"/>
+        </w:rPr>
+      </w:pPr>
+      <w:r>
+        <w:rPr>
+          <w:b w:val="0"/>
+          <w:bCs w:val="0"/>
+        </w:rPr>
+        <w:lastRenderedPageBreak/>
         <w:t>Interpretation:</w:t>
       </w:r>
+      <w:r>
+        <w:rPr>
+          <w:b w:val="0"/>
+          <w:bCs w:val="0"/>
+        </w:rPr>
+        <w:t xml:space="preserve"> </w:t>
+      </w:r>
     </w:p>
     <w:p>
       <w:pPr>
         <w:pStyle w:val="FigureCaption"/>
-      </w:pPr>
-      <w:r>
+        <w:rPr>
+          <w:b w:val="0"/>
+          <w:bCs w:val="0"/>
+        </w:rPr>
+      </w:pPr>
+      <w:r>
+        <w:rPr>
+          <w:b w:val="0"/>
+          <w:bCs w:val="0"/>
+        </w:rPr>
         <w:t xml:space="preserve">Unlike the </w:t>
       </w:r>
       <w:r>
+        <w:rPr>
+          <w:b w:val="0"/>
+          <w:bCs w:val="0"/>
+        </w:rPr>
         <w:t>im</w:t>
       </w:r>
       <w:r>
+        <w:rPr>
+          <w:b w:val="0"/>
+          <w:bCs w:val="0"/>
+        </w:rPr>
         <w:t xml:space="preserve">balanced dataset, for </w:t>
       </w:r>
       <w:r>
+        <w:rPr>
+          <w:b w:val="0"/>
+          <w:bCs w:val="0"/>
+        </w:rPr>
         <w:t>the</w:t>
       </w:r>
       <w:r>
+        <w:rPr>
+          <w:b w:val="0"/>
+          <w:bCs w:val="0"/>
+        </w:rPr>
         <w:t xml:space="preserve"> balanced dataset</w:t>
       </w:r>
       <w:r>
+        <w:rPr>
+          <w:b w:val="0"/>
+          <w:bCs w:val="0"/>
+        </w:rPr>
         <w:t xml:space="preserve"> for both small and huge dataset</w:t>
       </w:r>
       <w:r>
+        <w:rPr>
+          <w:b w:val="0"/>
+          <w:bCs w:val="0"/>
+        </w:rPr>
         <w:t>, L</w:t>
       </w:r>
       <w:r>
+        <w:rPr>
+          <w:b w:val="0"/>
+          <w:bCs w:val="0"/>
+        </w:rPr>
         <w:t>IME</w:t>
       </w:r>
       <w:r>
+        <w:rPr>
+          <w:b w:val="0"/>
+          <w:bCs w:val="0"/>
+        </w:rPr>
         <w:t xml:space="preserve">'s explanation shows that the model can distinguish between classes 0 and class 1, </w:t>
       </w:r>
       <w:r>
+        <w:rPr>
+          <w:b w:val="0"/>
+          <w:bCs w:val="0"/>
+        </w:rPr>
         <w:t>considering</w:t>
       </w:r>
       <w:r>
-        <w:t xml:space="preserve"> all features. Lime's explanation for a balanced </w:t>
-      </w:r>
-      <w:r>
-        <w:t xml:space="preserve">dataset shows that both features contribute to all classes. </w:t>
+        <w:rPr>
+          <w:b w:val="0"/>
+          <w:bCs w:val="0"/>
+        </w:rPr>
+        <w:t xml:space="preserve"> all features. </w:t>
+      </w:r>
+      <w:r>
+        <w:rPr>
+          <w:b w:val="0"/>
+          <w:bCs w:val="0"/>
+        </w:rPr>
+        <w:t>B</w:t>
+      </w:r>
+      <w:r>
+        <w:rPr>
+          <w:b w:val="0"/>
+          <w:bCs w:val="0"/>
+        </w:rPr>
+        <w:t xml:space="preserve">oth features contribute to all classes. No class was ignored. </w:t>
       </w:r>
     </w:p>
     <w:p>
       <w:pPr>
         <w:pStyle w:val="FigureCaption"/>
-      </w:pPr>
-      <w:r>
-        <w:t>No class was ignored. This balanced data helps models to make predictions that are more trusted for both classes, unlike models trained on unbalanced dataset, which has bias of the majority class.</w:t>
-      </w:r>
-    </w:p>
-    <w:p>
-      <w:pPr>
-        <w:pStyle w:val="FigureCaption"/>
-        <w:rPr>
-          <w:b/>
-          <w:bCs/>
+        <w:rPr>
+          <w:b w:val="0"/>
+          <w:bCs w:val="0"/>
         </w:rPr>
       </w:pPr>
       <w:r>
         <w:rPr>
           <w:rStyle w:val="Label"/>
           <w:rFonts w:ascii="Times New Roman" w:hAnsi="Times New Roman"/>
-          <w:b/>
-          <w:bCs/>
+          <w:b w:val="0"/>
+          <w:bCs w:val="0"/>
         </w:rPr>
         <w:t>4.5</w:t>
       </w:r>
       <w:r>
         <w:rPr>
-          <w:b/>
-          <w:bCs/>
+          <w:b w:val="0"/>
+          <w:bCs w:val="0"/>
         </w:rPr>
         <w:t> </w:t>
       </w:r>
       <w:r>
         <w:rPr>
-          <w:b/>
-          <w:bCs/>
-        </w:rPr>
-        <w:t xml:space="preserve"> Comparison of Precision-Recall Curve using Imbalanced Data versus Balanced Data</w:t>
+          <w:b w:val="0"/>
+          <w:bCs w:val="0"/>
+        </w:rPr>
+        <w:t xml:space="preserve"> </w:t>
+      </w:r>
+      <w:r>
+        <w:t>Comparison of Precision-Recall Curve using Imbalanced Data versus Balanced Data</w:t>
       </w:r>
     </w:p>
     <w:p>
@@ -5597,9 +6588,9 @@
           <w:noProof/>
         </w:rPr>
         <w:drawing>
-          <wp:inline distT="0" distB="0" distL="0" distR="0" wp14:anchorId="749E0546" wp14:editId="2FE61ACA">
-            <wp:extent cx="3138535" cy="1981200"/>
-            <wp:effectExtent l="0" t="0" r="5080" b="0"/>
+          <wp:inline distT="0" distB="0" distL="0" distR="0" wp14:anchorId="749E0546" wp14:editId="5FA08974">
+            <wp:extent cx="2898476" cy="1829663"/>
+            <wp:effectExtent l="0" t="0" r="0" b="0"/>
             <wp:docPr id="1567232632" name="Picture 7"/>
             <wp:cNvGraphicFramePr>
               <a:graphicFrameLocks xmlns:a="http://schemas.openxmlformats.org/drawingml/2006/main" noChangeAspect="1"/>
@@ -5629,7 +6620,7 @@
                   <pic:spPr bwMode="auto">
                     <a:xfrm>
                       <a:off x="0" y="0"/>
-                      <a:ext cx="3139815" cy="1982008"/>
+                      <a:ext cx="2903490" cy="1832828"/>
                     </a:xfrm>
                     <a:prstGeom prst="rect">
                       <a:avLst/>
@@ -5666,8 +6657,8 @@
           <w14:ligatures w14:val="standard"/>
         </w:rPr>
         <w:drawing>
-          <wp:inline distT="0" distB="0" distL="0" distR="0" wp14:anchorId="42CC952D" wp14:editId="29984957">
-            <wp:extent cx="3048000" cy="2190750"/>
+          <wp:inline distT="0" distB="0" distL="0" distR="0" wp14:anchorId="42CC952D" wp14:editId="194FA3B2">
+            <wp:extent cx="2789725" cy="2005114"/>
             <wp:effectExtent l="0" t="0" r="0" b="0"/>
             <wp:docPr id="1935893354" name="Picture 11"/>
             <wp:cNvGraphicFramePr>
@@ -5698,7 +6689,7 @@
                   <pic:spPr bwMode="auto">
                     <a:xfrm>
                       <a:off x="0" y="0"/>
-                      <a:ext cx="3048000" cy="2190750"/>
+                      <a:ext cx="2797149" cy="2010450"/>
                     </a:xfrm>
                     <a:prstGeom prst="rect">
                       <a:avLst/>
@@ -5719,13 +6710,16 @@
       <w:pPr>
         <w:pStyle w:val="FigureCaption"/>
         <w:rPr>
-          <w:bCs/>
+          <w:b w:val="0"/>
+          <w:bCs w:val="0"/>
         </w:rPr>
       </w:pPr>
       <w:r>
         <w:rPr>
           <w:rStyle w:val="Label"/>
           <w:rFonts w:ascii="Times New Roman" w:hAnsi="Times New Roman"/>
+          <w:b w:val="0"/>
+          <w:bCs w:val="0"/>
         </w:rPr>
         <w:t xml:space="preserve">Figure </w:t>
       </w:r>
@@ -5733,6 +6727,8 @@
         <w:rPr>
           <w:rStyle w:val="Label"/>
           <w:rFonts w:ascii="Times New Roman" w:hAnsi="Times New Roman"/>
+          <w:b w:val="0"/>
+          <w:bCs w:val="0"/>
         </w:rPr>
         <w:t>5</w:t>
       </w:r>
@@ -5740,243 +6736,422 @@
         <w:rPr>
           <w:rStyle w:val="Label"/>
           <w:rFonts w:ascii="Times New Roman" w:hAnsi="Times New Roman"/>
+          <w:b w:val="0"/>
+          <w:bCs w:val="0"/>
         </w:rPr>
         <w:t>:</w:t>
       </w:r>
       <w:r>
+        <w:rPr>
+          <w:b w:val="0"/>
+          <w:bCs w:val="0"/>
+        </w:rPr>
         <w:t xml:space="preserve"> Comparison of Precision-Recall Curve using Imbalanced Data versus Balanced Data</w:t>
       </w:r>
       <w:r>
+        <w:rPr>
+          <w:b w:val="0"/>
+          <w:bCs w:val="0"/>
+        </w:rPr>
         <w:t xml:space="preserve"> </w:t>
       </w:r>
-      <w:r>
-        <w:rPr>
-          <w:lang w:val="en-ID"/>
-        </w:rPr>
-        <w:t>n_samples=10000 and n_samples=1000000.</w:t>
+      <w:proofErr w:type="spellStart"/>
+      <w:r>
+        <w:rPr>
+          <w:b w:val="0"/>
+          <w:bCs w:val="0"/>
+          <w:lang w:val="en-ID"/>
+        </w:rPr>
+        <w:t>n_samples</w:t>
+      </w:r>
+      <w:proofErr w:type="spellEnd"/>
+      <w:r>
+        <w:rPr>
+          <w:b w:val="0"/>
+          <w:bCs w:val="0"/>
+          <w:lang w:val="en-ID"/>
+        </w:rPr>
+        <w:t xml:space="preserve">=10000 and </w:t>
+      </w:r>
+      <w:proofErr w:type="spellStart"/>
+      <w:r>
+        <w:rPr>
+          <w:b w:val="0"/>
+          <w:bCs w:val="0"/>
+          <w:lang w:val="en-ID"/>
+        </w:rPr>
+        <w:t>n_samples</w:t>
+      </w:r>
+      <w:proofErr w:type="spellEnd"/>
+      <w:r>
+        <w:rPr>
+          <w:b w:val="0"/>
+          <w:bCs w:val="0"/>
+          <w:lang w:val="en-ID"/>
+        </w:rPr>
+        <w:t>=1000000.</w:t>
       </w:r>
     </w:p>
     <w:p>
       <w:pPr>
         <w:pStyle w:val="FigureCaption"/>
         <w:rPr>
-          <w:b/>
-          <w:bCs/>
-        </w:rPr>
-      </w:pPr>
-      <w:r>
-        <w:rPr>
-          <w:b/>
-          <w:bCs/>
+          <w:b w:val="0"/>
+          <w:bCs w:val="0"/>
+        </w:rPr>
+      </w:pPr>
+      <w:r>
+        <w:rPr>
+          <w:b w:val="0"/>
+          <w:bCs w:val="0"/>
+        </w:rPr>
+        <w:t>Interpretation:</w:t>
+      </w:r>
+    </w:p>
+    <w:p>
+      <w:pPr>
+        <w:pStyle w:val="FigureCaption"/>
+        <w:rPr>
+          <w:b w:val="0"/>
+          <w:bCs w:val="0"/>
+        </w:rPr>
+      </w:pPr>
+      <w:r>
+        <w:rPr>
+          <w:b w:val="0"/>
+          <w:bCs w:val="0"/>
+        </w:rPr>
+        <w:t>When</w:t>
+      </w:r>
+      <w:r>
+        <w:rPr>
+          <w:b w:val="0"/>
+          <w:bCs w:val="0"/>
+        </w:rPr>
+        <w:t xml:space="preserve"> the dataset size increases to n=1000000, the model's true inability t</w:t>
+      </w:r>
+      <w:r>
+        <w:rPr>
+          <w:b w:val="0"/>
+          <w:bCs w:val="0"/>
+        </w:rPr>
+        <w:t>o</w:t>
+      </w:r>
+      <w:r>
+        <w:rPr>
+          <w:b w:val="0"/>
+          <w:bCs w:val="0"/>
+        </w:rPr>
+        <w:t xml:space="preserve"> predict the minority class becomes </w:t>
+      </w:r>
+      <w:r>
+        <w:rPr>
+          <w:b w:val="0"/>
+          <w:bCs w:val="0"/>
+        </w:rPr>
+        <w:t>obvious</w:t>
+      </w:r>
+      <w:r>
+        <w:rPr>
+          <w:b w:val="0"/>
+          <w:bCs w:val="0"/>
+        </w:rPr>
+        <w:t xml:space="preserve">, with a </w:t>
+      </w:r>
+      <w:r>
+        <w:rPr>
+          <w:b w:val="0"/>
+          <w:bCs w:val="0"/>
+        </w:rPr>
+        <w:t>significant</w:t>
+      </w:r>
+      <w:r>
+        <w:rPr>
+          <w:b w:val="0"/>
+          <w:bCs w:val="0"/>
+        </w:rPr>
+        <w:t xml:space="preserve"> drop in AUC </w:t>
+      </w:r>
+      <w:r>
+        <w:rPr>
+          <w:b w:val="0"/>
+          <w:bCs w:val="0"/>
+        </w:rPr>
+        <w:t xml:space="preserve">from 0.97 </w:t>
+      </w:r>
+      <w:r>
+        <w:rPr>
+          <w:b w:val="0"/>
+          <w:bCs w:val="0"/>
+        </w:rPr>
+        <w:t>to 0.31.</w:t>
+      </w:r>
+    </w:p>
+    <w:p>
+      <w:pPr>
+        <w:pStyle w:val="FigureCaption"/>
+        <w:rPr>
+          <w:b w:val="0"/>
+          <w:bCs w:val="0"/>
+        </w:rPr>
+      </w:pPr>
+      <w:r>
+        <w:rPr>
+          <w:b w:val="0"/>
+          <w:bCs w:val="0"/>
+        </w:rPr>
+        <w:t>This phenomenon</w:t>
+      </w:r>
+      <w:r>
+        <w:rPr>
+          <w:b w:val="0"/>
+          <w:bCs w:val="0"/>
+        </w:rPr>
+        <w:t xml:space="preserve"> shows</w:t>
+      </w:r>
+      <w:r>
+        <w:rPr>
+          <w:b w:val="0"/>
+          <w:bCs w:val="0"/>
+        </w:rPr>
+        <w:t xml:space="preserve"> the importance of </w:t>
+      </w:r>
+      <w:r>
+        <w:rPr>
+          <w:b w:val="0"/>
+          <w:bCs w:val="0"/>
+        </w:rPr>
+        <w:t>evaluating the</w:t>
+      </w:r>
+      <w:r>
+        <w:rPr>
+          <w:b w:val="0"/>
+          <w:bCs w:val="0"/>
+        </w:rPr>
+        <w:t xml:space="preserve"> model performance across different dataset sizes</w:t>
+      </w:r>
+      <w:r>
+        <w:rPr>
+          <w:b w:val="0"/>
+          <w:bCs w:val="0"/>
+        </w:rPr>
+        <w:t>,</w:t>
+      </w:r>
+      <w:r>
+        <w:rPr>
+          <w:b w:val="0"/>
+          <w:bCs w:val="0"/>
+        </w:rPr>
+        <w:t xml:space="preserve"> to </w:t>
+      </w:r>
+      <w:r>
+        <w:rPr>
+          <w:b w:val="0"/>
+          <w:bCs w:val="0"/>
+        </w:rPr>
+        <w:t>really</w:t>
+      </w:r>
+      <w:r>
+        <w:rPr>
+          <w:b w:val="0"/>
+          <w:bCs w:val="0"/>
+        </w:rPr>
+        <w:t xml:space="preserve"> understand its bias and limitations, </w:t>
+      </w:r>
+      <w:r>
+        <w:rPr>
+          <w:b w:val="0"/>
+          <w:bCs w:val="0"/>
+        </w:rPr>
+        <w:t>especially</w:t>
+      </w:r>
+      <w:r>
+        <w:rPr>
+          <w:b w:val="0"/>
+          <w:bCs w:val="0"/>
+        </w:rPr>
+        <w:t xml:space="preserve"> with imbalanced data.</w:t>
+      </w:r>
+    </w:p>
+    <w:p>
+      <w:pPr>
+        <w:pStyle w:val="FigureCaption"/>
+        <w:rPr>
+          <w:b w:val="0"/>
+          <w:bCs w:val="0"/>
+        </w:rPr>
+      </w:pPr>
+      <w:r>
+        <w:rPr>
+          <w:b w:val="0"/>
+          <w:bCs w:val="0"/>
+        </w:rPr>
+        <w:t xml:space="preserve">The key </w:t>
+      </w:r>
+      <w:r>
+        <w:rPr>
+          <w:b w:val="0"/>
+          <w:bCs w:val="0"/>
+        </w:rPr>
+        <w:t>variable</w:t>
+      </w:r>
+      <w:r>
+        <w:rPr>
+          <w:b w:val="0"/>
+          <w:bCs w:val="0"/>
+        </w:rPr>
+        <w:t xml:space="preserve"> is that smaller sample sizes can mask</w:t>
+      </w:r>
+      <w:r>
+        <w:rPr>
+          <w:b w:val="0"/>
+          <w:bCs w:val="0"/>
+        </w:rPr>
+        <w:t>/fake</w:t>
+      </w:r>
+      <w:r>
+        <w:rPr>
+          <w:b w:val="0"/>
+          <w:bCs w:val="0"/>
+        </w:rPr>
+        <w:t xml:space="preserve"> the effects of class imbalance, </w:t>
+      </w:r>
+      <w:r>
+        <w:rPr>
+          <w:b w:val="0"/>
+          <w:bCs w:val="0"/>
+        </w:rPr>
+        <w:t xml:space="preserve">making fake </w:t>
+      </w:r>
+      <w:r>
+        <w:rPr>
+          <w:b w:val="0"/>
+          <w:bCs w:val="0"/>
+        </w:rPr>
+        <w:t xml:space="preserve">perception of model fairness. It is </w:t>
+      </w:r>
+      <w:r>
+        <w:rPr>
+          <w:b w:val="0"/>
+          <w:bCs w:val="0"/>
+        </w:rPr>
+        <w:t>critical</w:t>
+      </w:r>
+      <w:r>
+        <w:rPr>
+          <w:b w:val="0"/>
+          <w:bCs w:val="0"/>
+        </w:rPr>
+        <w:t xml:space="preserve"> to evaluate </w:t>
+      </w:r>
+      <w:r>
+        <w:rPr>
+          <w:b w:val="0"/>
+          <w:bCs w:val="0"/>
+        </w:rPr>
+        <w:t xml:space="preserve">the </w:t>
+      </w:r>
+      <w:r>
+        <w:rPr>
+          <w:b w:val="0"/>
+          <w:bCs w:val="0"/>
+        </w:rPr>
+        <w:t>model performance with larger sample sizes to reveal</w:t>
+      </w:r>
+      <w:r>
+        <w:rPr>
+          <w:b w:val="0"/>
+          <w:bCs w:val="0"/>
+        </w:rPr>
+        <w:t xml:space="preserve"> and shows</w:t>
+      </w:r>
+      <w:r>
+        <w:rPr>
+          <w:b w:val="0"/>
+          <w:bCs w:val="0"/>
+        </w:rPr>
+        <w:t xml:space="preserve"> the actual bias caused by the imbalance.</w:t>
+      </w:r>
+    </w:p>
+    <w:p>
+      <w:pPr>
+        <w:pStyle w:val="FigureCaption"/>
+        <w:rPr>
+          <w:b w:val="0"/>
+          <w:bCs w:val="0"/>
+        </w:rPr>
+      </w:pPr>
+      <w:r>
+        <w:rPr>
+          <w:b w:val="0"/>
+          <w:bCs w:val="0"/>
+        </w:rPr>
+        <w:t>The area under the precision-recall curve (AP) for Balanced Data is higher than Imbalanced Data, means</w:t>
+      </w:r>
+      <w:r>
+        <w:rPr>
+          <w:b w:val="0"/>
+          <w:bCs w:val="0"/>
+        </w:rPr>
+        <w:t xml:space="preserve"> </w:t>
+      </w:r>
+      <w:r>
+        <w:rPr>
+          <w:b w:val="0"/>
+          <w:bCs w:val="0"/>
+        </w:rPr>
+        <w:t>the model performs very well when the dataset is balanced. The balanced data allows the model to learn more effectively about both classes, reducing bias and has better overall performance.</w:t>
+      </w:r>
+    </w:p>
+    <w:p>
+      <w:pPr>
+        <w:pStyle w:val="FigureCaption"/>
+        <w:rPr>
+          <w:b w:val="0"/>
+          <w:bCs w:val="0"/>
+        </w:rPr>
+      </w:pPr>
+      <w:r>
+        <w:rPr>
+          <w:b w:val="0"/>
+          <w:bCs w:val="0"/>
+        </w:rPr>
+        <w:t>The imbalanced dataset makes it difficult for the model to accurately identify the minority class, leading to poor performance in terms of precision when trying to recall many positives.</w:t>
+      </w:r>
+    </w:p>
+    <w:p>
+      <w:pPr>
+        <w:pStyle w:val="FigureCaption"/>
+        <w:rPr>
+          <w:b w:val="0"/>
+          <w:bCs w:val="0"/>
+        </w:rPr>
+      </w:pPr>
+      <w:r>
+        <w:rPr>
+          <w:b w:val="0"/>
+          <w:bCs w:val="0"/>
         </w:rPr>
         <w:lastRenderedPageBreak/>
-        <w:t>Interpretation:</w:t>
+        <w:t>With balanced data, the model shows high precision across various recall levels, indicating a more fair and unbiased learning process for both classes.</w:t>
       </w:r>
     </w:p>
     <w:p>
       <w:pPr>
         <w:pStyle w:val="FigureCaption"/>
-        <w:rPr>
-          <w:bCs/>
-        </w:rPr>
-      </w:pPr>
-      <w:r>
-        <w:t>When</w:t>
-      </w:r>
-      <w:r>
-        <w:t xml:space="preserve"> the dataset size increases to n=1000000, the model's true inability t</w:t>
-      </w:r>
-      <w:r>
-        <w:t>o</w:t>
-      </w:r>
-      <w:r>
-        <w:t xml:space="preserve"> predict the minority class becomes </w:t>
-      </w:r>
-      <w:r>
-        <w:t>obvious</w:t>
-      </w:r>
-      <w:r>
-        <w:t xml:space="preserve">, with a </w:t>
-      </w:r>
-      <w:r>
-        <w:t>significant</w:t>
-      </w:r>
-      <w:r>
-        <w:t xml:space="preserve"> drop in AUC </w:t>
-      </w:r>
-      <w:r>
-        <w:t xml:space="preserve">from 0.97 </w:t>
-      </w:r>
-      <w:r>
-        <w:t>to 0.31.</w:t>
+      </w:pPr>
+      <w:r>
+        <w:t>4.6 Answers to Research Questions</w:t>
       </w:r>
     </w:p>
     <w:p>
       <w:pPr>
         <w:pStyle w:val="FigureCaption"/>
-        <w:rPr>
-          <w:bCs/>
-        </w:rPr>
-      </w:pPr>
-      <w:r>
-        <w:t xml:space="preserve">This </w:t>
-      </w:r>
-      <w:r>
-        <w:t>phenomenon</w:t>
-      </w:r>
-      <w:r>
-        <w:t xml:space="preserve"> shows</w:t>
-      </w:r>
-      <w:r>
-        <w:t xml:space="preserve"> the importance of </w:t>
-      </w:r>
-      <w:r>
-        <w:t>evaluating the</w:t>
-      </w:r>
-      <w:r>
-        <w:t xml:space="preserve"> model performance across different dataset sizes</w:t>
-      </w:r>
-      <w:r>
-        <w:t>,</w:t>
-      </w:r>
-      <w:r>
-        <w:t xml:space="preserve"> to </w:t>
-      </w:r>
-      <w:r>
-        <w:t>really</w:t>
-      </w:r>
-      <w:r>
-        <w:t xml:space="preserve"> understand its bias and limitations, </w:t>
-      </w:r>
-      <w:r>
-        <w:t>especially</w:t>
-      </w:r>
-      <w:r>
-        <w:t xml:space="preserve"> with imbalanced data.</w:t>
-      </w:r>
-    </w:p>
-    <w:p>
-      <w:pPr>
-        <w:pStyle w:val="FigureCaption"/>
-        <w:rPr>
-          <w:bCs/>
-        </w:rPr>
-      </w:pPr>
-      <w:r>
-        <w:t xml:space="preserve">The key </w:t>
-      </w:r>
-      <w:r>
-        <w:t>variable</w:t>
-      </w:r>
-      <w:r>
-        <w:t xml:space="preserve"> is that smaller sample sizes can mask</w:t>
-      </w:r>
-      <w:r>
-        <w:t>/fake</w:t>
-      </w:r>
-      <w:r>
-        <w:t xml:space="preserve"> the effects of class imbalance, </w:t>
-      </w:r>
-      <w:r>
-        <w:t xml:space="preserve">making fake </w:t>
-      </w:r>
-      <w:r>
-        <w:t xml:space="preserve">perception of model fairness. It is </w:t>
-      </w:r>
-      <w:r>
-        <w:t>critical</w:t>
-      </w:r>
-      <w:r>
-        <w:t xml:space="preserve"> to evaluate </w:t>
-      </w:r>
-      <w:r>
-        <w:t xml:space="preserve">the </w:t>
-      </w:r>
-      <w:r>
-        <w:t>model performance with larger sample sizes to reveal</w:t>
-      </w:r>
-      <w:r>
-        <w:t xml:space="preserve"> and shows</w:t>
-      </w:r>
-      <w:r>
-        <w:t xml:space="preserve"> the actual bias caused by the imbalance.</w:t>
-      </w:r>
-    </w:p>
-    <w:p>
-      <w:pPr>
-        <w:pStyle w:val="FigureCaption"/>
-        <w:rPr>
-          <w:bCs/>
-        </w:rPr>
-      </w:pPr>
-      <w:r>
-        <w:t>The area under the precision-recall curve (AP) for Balanced Data is higher than Imbalanced Data, means</w:t>
-      </w:r>
-      <w:r>
-        <w:t xml:space="preserve"> </w:t>
-      </w:r>
-      <w:r>
-        <w:t>the model performs very well when the dataset is balanced. The balanced data allows the model to learn more effectively about both classes, reducing bias and has better overall performance.</w:t>
-      </w:r>
-    </w:p>
-    <w:p>
-      <w:pPr>
-        <w:pStyle w:val="FigureCaption"/>
-        <w:rPr>
-          <w:bCs/>
-        </w:rPr>
-      </w:pPr>
-      <w:r>
-        <w:t>The imbalanced dataset makes it difficult for the model to accurately identify the minority class, leading to poor performance in terms of precision when trying to recall many positives.</w:t>
-      </w:r>
-    </w:p>
-    <w:p>
-      <w:pPr>
-        <w:pStyle w:val="FigureCaption"/>
-        <w:rPr>
-          <w:bCs/>
-        </w:rPr>
-      </w:pPr>
-      <w:r>
-        <w:t>With balanced data, the model shows high precision across various recall levels, indicating a more fair and unbiased learning process for both classes.</w:t>
-      </w:r>
-    </w:p>
-    <w:p>
-      <w:pPr>
-        <w:pStyle w:val="FigureCaption"/>
-        <w:rPr>
-          <w:b/>
-          <w:bCs/>
-        </w:rPr>
-      </w:pPr>
-      <w:r>
-        <w:rPr>
-          <w:b/>
-          <w:bCs/>
-        </w:rPr>
-        <w:t>4.6 Answers to Research Questions</w:t>
-      </w:r>
-    </w:p>
-    <w:p>
-      <w:pPr>
-        <w:pStyle w:val="FigureCaption"/>
-        <w:rPr>
-          <w:b/>
-          <w:bCs/>
-        </w:rPr>
-      </w:pPr>
-      <w:r>
-        <w:rPr>
-          <w:b/>
-          <w:bCs/>
-        </w:rPr>
+      </w:pPr>
+      <w:r>
         <w:t>4.6.1</w:t>
       </w:r>
       <w:r>
-        <w:rPr>
-          <w:b/>
-          <w:bCs/>
-        </w:rPr>
         <w:tab/>
         <w:t>Research Question 1:</w:t>
       </w:r>
@@ -5986,7 +7161,7 @@
         <w:pStyle w:val="FigureCaption"/>
       </w:pPr>
       <w:r>
-        <w:t>How does the documentation of dataset homogeneity composition (balance vs. imbalanced) impact the AI model transparency and fairness in decision-making systems?</w:t>
+        <w:t>How does the dataset homogeneity composition (balance vs. imbalanced) impact the AI model transparency and fairness in decision-making systems?</w:t>
       </w:r>
     </w:p>
     <w:p>
@@ -5994,176 +7169,9 @@
         <w:pStyle w:val="FigureCaption"/>
       </w:pPr>
       <w:r>
-        <w:t xml:space="preserve">The results of this </w:t>
-      </w:r>
-      <w:r>
-        <w:t xml:space="preserve">research </w:t>
-      </w:r>
-      <w:r>
-        <w:t xml:space="preserve">show that documenting dataset composition </w:t>
-      </w:r>
-      <w:r>
-        <w:t>increased the</w:t>
-      </w:r>
-      <w:r>
-        <w:t xml:space="preserve"> AI model transparency and fairness. </w:t>
-      </w:r>
-    </w:p>
-    <w:p>
-      <w:pPr>
-        <w:pStyle w:val="FigureCaption"/>
-        <w:rPr>
-          <w:bCs/>
-        </w:rPr>
-      </w:pPr>
-      <w:r>
-        <w:t xml:space="preserve">When dataset </w:t>
-      </w:r>
-      <w:r>
-        <w:t xml:space="preserve">homogeneity </w:t>
-      </w:r>
-      <w:r>
-        <w:t xml:space="preserve">composition (whether balanced or imbalanced) is documented and understood, it </w:t>
-      </w:r>
-      <w:r>
-        <w:t>gave</w:t>
-      </w:r>
-      <w:r>
-        <w:t xml:space="preserve"> </w:t>
-      </w:r>
-      <w:r>
-        <w:t xml:space="preserve">clean </w:t>
-      </w:r>
-      <w:r>
-        <w:t xml:space="preserve">insights </w:t>
-      </w:r>
-      <w:r>
-        <w:t>to the s</w:t>
-      </w:r>
-      <w:r>
-        <w:t>takeholders</w:t>
-      </w:r>
-      <w:r>
-        <w:t xml:space="preserve"> about </w:t>
-      </w:r>
-      <w:r>
-        <w:t>potential biases in the system</w:t>
-      </w:r>
-      <w:r>
-        <w:t xml:space="preserve"> to be considered.</w:t>
-      </w:r>
-    </w:p>
-    <w:p>
-      <w:pPr>
-        <w:pStyle w:val="FigureCaption"/>
-        <w:rPr>
-          <w:bCs/>
-        </w:rPr>
-      </w:pPr>
-      <w:r>
-        <w:t>Without proper documentation</w:t>
-      </w:r>
-      <w:r>
-        <w:t xml:space="preserve">, </w:t>
-      </w:r>
-      <w:r>
-        <w:t xml:space="preserve">these biases can go unnoticed, and stakeholders may believe that the model is performing </w:t>
-      </w:r>
-      <w:r>
-        <w:t>very good</w:t>
-      </w:r>
-      <w:r>
-        <w:t xml:space="preserve">. </w:t>
-      </w:r>
-    </w:p>
-    <w:p>
-      <w:pPr>
-        <w:pStyle w:val="FigureCaption"/>
-        <w:rPr>
-          <w:bCs/>
-        </w:rPr>
-      </w:pPr>
-      <w:r>
-        <w:t>Regarding AI’s</w:t>
-      </w:r>
-      <w:r>
-        <w:t xml:space="preserve"> fairness, the documentation of </w:t>
-      </w:r>
-      <w:r>
-        <w:t xml:space="preserve">dataset characteristics including dataset homogeneity composition, the information about dataset </w:t>
-      </w:r>
-      <w:r>
-        <w:t xml:space="preserve">imbalances helps AI developers and practitioners explain the limitations of the </w:t>
-      </w:r>
-      <w:r>
-        <w:lastRenderedPageBreak/>
-        <w:t xml:space="preserve">models, especially in </w:t>
-      </w:r>
-      <w:r>
-        <w:t>critical</w:t>
-      </w:r>
-      <w:r>
-        <w:t xml:space="preserve"> applications such as healthcare</w:t>
-      </w:r>
-      <w:r>
-        <w:t xml:space="preserve"> </w:t>
-      </w:r>
-      <w:r>
-        <w:t xml:space="preserve">or criminal justice. </w:t>
-      </w:r>
-    </w:p>
-    <w:p>
-      <w:pPr>
-        <w:pStyle w:val="FigureCaption"/>
-        <w:rPr>
-          <w:bCs/>
-        </w:rPr>
-      </w:pPr>
-      <w:r>
-        <w:t xml:space="preserve">This step </w:t>
-      </w:r>
-      <w:r>
-        <w:t xml:space="preserve">will </w:t>
-      </w:r>
-      <w:r>
-        <w:t>increas</w:t>
-      </w:r>
-      <w:r>
-        <w:t>e</w:t>
-      </w:r>
-      <w:r>
-        <w:t xml:space="preserve"> </w:t>
-      </w:r>
-      <w:r>
-        <w:t xml:space="preserve">stakeholder trust, as it </w:t>
-      </w:r>
-      <w:r>
-        <w:t>served</w:t>
-      </w:r>
-      <w:r>
-        <w:t xml:space="preserve"> a clear understanding of the dataset's role in model performance.</w:t>
-      </w:r>
-    </w:p>
-    <w:p>
-      <w:pPr>
-        <w:pStyle w:val="FigureCaption"/>
-        <w:rPr>
-          <w:b/>
-          <w:bCs/>
-        </w:rPr>
-      </w:pPr>
-      <w:r>
-        <w:rPr>
-          <w:b/>
-          <w:bCs/>
-        </w:rPr>
         <w:t>4.6.2</w:t>
       </w:r>
       <w:r>
-        <w:rPr>
-          <w:b/>
-          <w:bCs/>
-        </w:rPr>
         <w:tab/>
         <w:t>Research Question 2:</w:t>
       </w:r>
@@ -6185,62 +7193,87 @@
     <w:p>
       <w:pPr>
         <w:pStyle w:val="FigureCaption"/>
-      </w:pPr>
-      <w:r>
+        <w:rPr>
+          <w:b w:val="0"/>
+          <w:bCs w:val="0"/>
+        </w:rPr>
+      </w:pPr>
+      <w:r>
+        <w:rPr>
+          <w:b w:val="0"/>
+          <w:bCs w:val="0"/>
+        </w:rPr>
         <w:t xml:space="preserve">The relationship between data/ dataset size and evaluation can be proven in the performance of the model in various sample sizes. In small datasets, especially those that have unbalanced classes, this model often gives misleading results. For example, in a smaller dataset, minority classes may have high recall, wrongly </w:t>
       </w:r>
       <w:r>
+        <w:rPr>
+          <w:b w:val="0"/>
+          <w:bCs w:val="0"/>
+        </w:rPr>
         <w:t>showing</w:t>
       </w:r>
       <w:r>
+        <w:rPr>
+          <w:b w:val="0"/>
+          <w:bCs w:val="0"/>
+        </w:rPr>
         <w:t xml:space="preserve"> that the model can handle class imbalances effectively, even though lies caused by statistical noise, rather than original learning from data.</w:t>
       </w:r>
     </w:p>
     <w:p>
       <w:pPr>
         <w:pStyle w:val="FigureCaption"/>
-      </w:pPr>
-      <w:r>
-        <w:t xml:space="preserve">When the size of the dataset increases, the true truth of the model of the model of the majority class becomes clear. A larger data collection explores the weaknesses of the model in learning from minority classes, with evidence that the minority class drops significantly. This shows that smaller dataset only gives illusion of </w:t>
-      </w:r>
-      <w:r>
-        <w:t>fairness, when the model is not strong enough to perform well in the minority class.</w:t>
+        <w:rPr>
+          <w:b w:val="0"/>
+          <w:bCs w:val="0"/>
+        </w:rPr>
+      </w:pPr>
+      <w:r>
+        <w:rPr>
+          <w:b w:val="0"/>
+          <w:bCs w:val="0"/>
+        </w:rPr>
+        <w:t>When the size of the dataset increases, the true truth of the model of the model of the majority class becomes clear. A larger data collection explores the weaknesses of the model in learning from minority classes, with evidence that the minority class drops significantly. This shows that smaller dataset only gives illusion of fairness, when the model is not strong enough to perform well in the minority class.</w:t>
       </w:r>
     </w:p>
     <w:p>
       <w:pPr>
         <w:pStyle w:val="FigureCaption"/>
-      </w:pPr>
-      <w:r>
+        <w:rPr>
+          <w:b w:val="0"/>
+          <w:bCs w:val="0"/>
+        </w:rPr>
+      </w:pPr>
+      <w:r>
+        <w:rPr>
+          <w:b w:val="0"/>
+          <w:bCs w:val="0"/>
+        </w:rPr>
         <w:t xml:space="preserve">That way, a larger data set provides a more accurate and reliable evaluation of models. They helped reveal how much the model </w:t>
       </w:r>
       <w:r>
+        <w:rPr>
+          <w:b w:val="0"/>
+          <w:bCs w:val="0"/>
+        </w:rPr>
         <w:t>was</w:t>
       </w:r>
       <w:r>
+        <w:rPr>
+          <w:b w:val="0"/>
+          <w:bCs w:val="0"/>
+        </w:rPr>
         <w:t xml:space="preserve"> really biased to the majority class, especially in an unbalanced data collection, and enable AI practitioners to apply more effective corrective steps.</w:t>
       </w:r>
     </w:p>
     <w:p>
       <w:pPr>
         <w:pStyle w:val="FigureCaption"/>
-        <w:rPr>
-          <w:b/>
-          <w:bCs/>
-        </w:rPr>
-      </w:pPr>
-      <w:r>
-        <w:rPr>
-          <w:b/>
-          <w:bCs/>
-        </w:rPr>
+      </w:pPr>
+      <w:r>
         <w:t>4.6.3</w:t>
       </w:r>
       <w:r>
-        <w:rPr>
-          <w:b/>
-          <w:bCs/>
-        </w:rPr>
         <w:tab/>
         <w:t>Research Question 3:</w:t>
       </w:r>
@@ -6250,54 +7283,232 @@
         <w:pStyle w:val="FigureCaption"/>
       </w:pPr>
       <w:r>
-        <w:t>How do small sample sizes mislead bias evaluation, and what are the implications for models trained on imbalanced datasets?</w:t>
+        <w:t>How do small sample sizes mislead bias evaluation for models trained on imbalanced datasets?</w:t>
       </w:r>
     </w:p>
     <w:p>
       <w:pPr>
         <w:pStyle w:val="FigureCaption"/>
-      </w:pPr>
-      <w:r>
-        <w:t>The size of a small sample can be very misleading when we evaluate bias, because they often provide high performance metrics, especially for minority classes. In this study, the model trained in the unbalanced small data set initially shows a high accuracy for the minority class. However, this performance does not reflect the actual ability of the model. Conversely, it is only the result of statistical anomalies caused by a small sample size.</w:t>
+        <w:rPr>
+          <w:b w:val="0"/>
+          <w:bCs w:val="0"/>
+        </w:rPr>
+      </w:pPr>
+      <w:r>
+        <w:rPr>
+          <w:b w:val="0"/>
+          <w:bCs w:val="0"/>
+        </w:rPr>
+        <w:t xml:space="preserve">The size of a small sample can be very misleading when we evaluate bias, because they often provide high performance metrics, especially for minority classes. </w:t>
       </w:r>
     </w:p>
     <w:p>
       <w:pPr>
         <w:pStyle w:val="FigureCaption"/>
-      </w:pPr>
-      <w:r>
+        <w:rPr>
+          <w:b w:val="0"/>
+          <w:bCs w:val="0"/>
+        </w:rPr>
+      </w:pPr>
+      <w:r>
+        <w:rPr>
+          <w:b w:val="0"/>
+          <w:bCs w:val="0"/>
+        </w:rPr>
+        <w:t xml:space="preserve">In this study, the model trained in the unbalanced small data set initially shows a high accuracy for the minority class. However, this performance does not reflect the actual ability of the model. </w:t>
+      </w:r>
+      <w:r>
+        <w:rPr>
+          <w:b w:val="0"/>
+          <w:bCs w:val="0"/>
+        </w:rPr>
+        <w:lastRenderedPageBreak/>
+        <w:t>Conversely, it is only the result of statistical anomalies caused by a small sample size.</w:t>
+      </w:r>
+    </w:p>
+    <w:p>
+      <w:pPr>
+        <w:pStyle w:val="FigureCaption"/>
+        <w:rPr>
+          <w:b w:val="0"/>
+          <w:bCs w:val="0"/>
+        </w:rPr>
+      </w:pPr>
+      <w:r>
+        <w:rPr>
+          <w:b w:val="0"/>
+          <w:bCs w:val="0"/>
+        </w:rPr>
         <w:t xml:space="preserve">When the size of the dataset becomes large, the true bias of the model appears, with the AUC-PR Metric value for the minority </w:t>
       </w:r>
       <w:r>
+        <w:rPr>
+          <w:b w:val="0"/>
+          <w:bCs w:val="0"/>
+        </w:rPr>
         <w:t>class dropping</w:t>
       </w:r>
       <w:r>
-        <w:t xml:space="preserve"> to a very planned level. This shows that the size of a small sample can cover the actual level of bias. </w:t>
-      </w:r>
-      <w:r>
-        <w:lastRenderedPageBreak/>
-        <w:t xml:space="preserve">As a result, the model that is trained and evaluated on a small dataset may look </w:t>
-      </w:r>
-      <w:r>
+        <w:rPr>
+          <w:b w:val="0"/>
+          <w:bCs w:val="0"/>
+        </w:rPr>
+        <w:t xml:space="preserve"> to a very planned level. This shows that the size of a small sample can cover the actual level of bias. As a result, the model that is trained and evaluated on a small dataset may look </w:t>
+      </w:r>
+      <w:r>
+        <w:rPr>
+          <w:b w:val="0"/>
+          <w:bCs w:val="0"/>
+        </w:rPr>
         <w:t>fairer</w:t>
       </w:r>
       <w:r>
+        <w:rPr>
+          <w:b w:val="0"/>
+          <w:bCs w:val="0"/>
+        </w:rPr>
         <w:t xml:space="preserve"> than when used on large scale samples.</w:t>
       </w:r>
     </w:p>
     <w:p>
       <w:pPr>
         <w:pStyle w:val="FigureCaption"/>
-      </w:pPr>
-      <w:r>
-        <w:t xml:space="preserve">Implications for models trained on unbalanced dataset are very significant. AI practitioners can make decisions based on misleading performance metrics, believe that their models are fair and impartial, only to find that these models fail to generalize after being applied to larger or more diverse datasets. This is especially problematic in high -risk domains such as health care or criminal justice, where a model that can cause unfair or very dangerous results for minority groups. Therefore, it is very important to evaluate the model on a large enough dataset to avoid this </w:t>
-      </w:r>
-      <w:r>
+        <w:rPr>
+          <w:b w:val="0"/>
+          <w:bCs w:val="0"/>
+        </w:rPr>
+      </w:pPr>
+      <w:r>
+        <w:rPr>
+          <w:b w:val="0"/>
+          <w:bCs w:val="0"/>
+        </w:rPr>
+        <w:t xml:space="preserve">Implications for models trained on </w:t>
+      </w:r>
+      <w:r>
+        <w:rPr>
+          <w:b w:val="0"/>
+          <w:bCs w:val="0"/>
+        </w:rPr>
+        <w:t>im</w:t>
+      </w:r>
+      <w:r>
+        <w:rPr>
+          <w:b w:val="0"/>
+          <w:bCs w:val="0"/>
+        </w:rPr>
+        <w:t xml:space="preserve">balanced dataset are very significant. AI practitioners can make decisions based on misleading performance metrics, believe that their models are fair and impartial, only to find that these models fail to generalize after being applied to larger or more diverse datasets. This is especially problematic where a model that can cause unfair or very dangerous results for minority groups. Therefore, it is very important to evaluate the model on a large enough dataset to avoid this </w:t>
+      </w:r>
+      <w:r>
+        <w:rPr>
+          <w:b w:val="0"/>
+          <w:bCs w:val="0"/>
+        </w:rPr>
         <w:t>trap and</w:t>
       </w:r>
       <w:r>
+        <w:rPr>
+          <w:b w:val="0"/>
+          <w:bCs w:val="0"/>
+        </w:rPr>
         <w:t xml:space="preserve"> ensure that the actual bias is revealed in the model development process.</w:t>
       </w:r>
+    </w:p>
+    <w:p>
+      <w:pPr>
+        <w:pStyle w:val="FigureCaption"/>
+        <w:rPr>
+          <w:b w:val="0"/>
+          <w:bCs w:val="0"/>
+        </w:rPr>
+      </w:pPr>
+      <w:r>
+        <w:rPr>
+          <w:b w:val="0"/>
+          <w:bCs w:val="0"/>
+        </w:rPr>
+        <w:t xml:space="preserve">The results of this research show that documenting dataset composition increased the AI model transparency and fairness. </w:t>
+      </w:r>
+    </w:p>
+    <w:p>
+      <w:pPr>
+        <w:pStyle w:val="FigureCaption"/>
+        <w:rPr>
+          <w:b w:val="0"/>
+          <w:bCs w:val="0"/>
+        </w:rPr>
+      </w:pPr>
+      <w:r>
+        <w:rPr>
+          <w:b w:val="0"/>
+          <w:bCs w:val="0"/>
+        </w:rPr>
+        <w:t xml:space="preserve">When dataset homogeneity composition (whether balanced or imbalanced) is documented and </w:t>
+      </w:r>
+      <w:r>
+        <w:rPr>
+          <w:b w:val="0"/>
+          <w:bCs w:val="0"/>
+        </w:rPr>
+        <w:t>understood, it gave clean insights to the stakeholders about potential biases in the system to be considered.</w:t>
+      </w:r>
+    </w:p>
+    <w:p>
+      <w:pPr>
+        <w:pStyle w:val="FigureCaption"/>
+        <w:rPr>
+          <w:b w:val="0"/>
+          <w:bCs w:val="0"/>
+        </w:rPr>
+      </w:pPr>
+      <w:r>
+        <w:rPr>
+          <w:b w:val="0"/>
+          <w:bCs w:val="0"/>
+        </w:rPr>
+        <w:t xml:space="preserve">Without proper documentation, these biases can go unnoticed, and stakeholders may believe that the model is performing very good. </w:t>
+      </w:r>
+    </w:p>
+    <w:p>
+      <w:pPr>
+        <w:pStyle w:val="FigureCaption"/>
+        <w:rPr>
+          <w:b w:val="0"/>
+          <w:bCs w:val="0"/>
+        </w:rPr>
+      </w:pPr>
+      <w:r>
+        <w:rPr>
+          <w:b w:val="0"/>
+          <w:bCs w:val="0"/>
+        </w:rPr>
+        <w:t xml:space="preserve">Regarding AI’s fairness, the documentation of dataset characteristics including dataset homogeneity composition, the information about dataset imbalances helps AI developers and practitioners explain the limitations of the models, especially in critical applications such as healthcare or criminal justice. </w:t>
+      </w:r>
+    </w:p>
+    <w:p>
+      <w:pPr>
+        <w:pStyle w:val="FigureCaption"/>
+        <w:rPr>
+          <w:b w:val="0"/>
+          <w:bCs w:val="0"/>
+        </w:rPr>
+      </w:pPr>
+      <w:r>
+        <w:rPr>
+          <w:b w:val="0"/>
+          <w:bCs w:val="0"/>
+        </w:rPr>
+        <w:t>This step will increase stakeholder trust, as it served a clear understanding of the dataset's role in model performance.</w:t>
+      </w:r>
+    </w:p>
+    <w:p>
+      <w:pPr>
+        <w:pStyle w:val="FigureCaption"/>
+        <w:rPr>
+          <w:b w:val="0"/>
+          <w:bCs w:val="0"/>
+        </w:rPr>
+      </w:pPr>
     </w:p>
     <w:p>
       <w:pPr>
@@ -6462,13 +7673,8 @@
         <w:rPr>
           <w:lang w:val="en-ID"/>
         </w:rPr>
-        <w:t xml:space="preserve">An imbalanced data set results in bias in the model that discriminatively and </w:t>
-      </w:r>
-      <w:r>
-        <w:rPr>
-          <w:lang w:val="en-ID"/>
-        </w:rPr>
-        <w:t>unfairly predicts directly for the majority class. Minority groups are not represented, resulting in low accuracy.</w:t>
+        <w:lastRenderedPageBreak/>
+        <w:t>An imbalanced data set results in bias in the model that discriminatively and unfairly predicts directly for the majority class. Minority groups are not represented, resulting in low accuracy.</w:t>
       </w:r>
     </w:p>
     <w:p>
@@ -6541,12 +7747,14 @@
         </w:rPr>
         <w:t xml:space="preserve"> it can </w:t>
       </w:r>
+      <w:proofErr w:type="spellStart"/>
       <w:r>
         <w:rPr>
           <w:lang w:val="en-ID"/>
         </w:rPr>
         <w:t>fakely</w:t>
       </w:r>
+      <w:proofErr w:type="spellEnd"/>
       <w:r>
         <w:rPr>
           <w:lang w:val="en-ID"/>
@@ -6779,17 +7987,16 @@
         <w:t>Usually</w:t>
       </w:r>
       <w:r>
-        <w:t>, AI fairness has focused on model transparency</w:t>
+        <w:t xml:space="preserve">, AI fairness has focused on </w:t>
+      </w:r>
+      <w:r>
+        <w:t>model transparency</w:t>
       </w:r>
       <w:r>
         <w:t xml:space="preserve"> and explainability</w:t>
       </w:r>
       <w:r>
-        <w:t xml:space="preserve">, but this research shows that documenting dataset </w:t>
-      </w:r>
-      <w:r>
-        <w:lastRenderedPageBreak/>
-        <w:t xml:space="preserve">composition is </w:t>
+        <w:t xml:space="preserve">, but this research shows that documenting dataset composition is </w:t>
       </w:r>
       <w:r>
         <w:t>also</w:t>
@@ -7040,16 +8247,17 @@
         <w:t>commonly</w:t>
       </w:r>
       <w:r>
-        <w:t xml:space="preserve"> used, other machine learning models may </w:t>
+        <w:t xml:space="preserve"> </w:t>
+      </w:r>
+      <w:r>
+        <w:lastRenderedPageBreak/>
+        <w:t xml:space="preserve">used, other machine learning models may </w:t>
       </w:r>
       <w:r>
         <w:t xml:space="preserve">have </w:t>
       </w:r>
       <w:r>
-        <w:t xml:space="preserve">different behavior under similar </w:t>
-      </w:r>
-      <w:r>
-        <w:t xml:space="preserve">conditions of </w:t>
+        <w:t xml:space="preserve">different behavior under similar conditions of </w:t>
       </w:r>
       <w:r>
         <w:t xml:space="preserve">data homogeneity </w:t>
@@ -7435,7 +8643,13 @@
         <w:rPr>
           <w:lang w:val="en-ID"/>
         </w:rPr>
-        <w:t>The research also highlights how small sample sizes can provide a false sense of fairness, with models appearing to perform well on minority classes. As the sample size increases, the model’s bias becomes clear</w:t>
+        <w:t xml:space="preserve">The research also highlights how small sample sizes can provide a false sense of fairness, with models appearing to perform </w:t>
+      </w:r>
+      <w:r>
+        <w:rPr>
+          <w:lang w:val="en-ID"/>
+        </w:rPr>
+        <w:t>well on minority classes. As the sample size increases, the model’s bias becomes clear</w:t>
       </w:r>
       <w:r>
         <w:rPr>
@@ -7447,14 +8661,7 @@
         <w:rPr>
           <w:lang w:val="en-ID"/>
         </w:rPr>
-        <w:t xml:space="preserve">, </w:t>
-      </w:r>
-      <w:r>
-        <w:rPr>
-          <w:lang w:val="en-ID"/>
-        </w:rPr>
-        <w:lastRenderedPageBreak/>
-        <w:t xml:space="preserve">with performance metrics </w:t>
+        <w:t xml:space="preserve">, with performance metrics </w:t>
       </w:r>
       <w:r>
         <w:rPr>
@@ -7800,10 +9007,11 @@
         <w:t>Because</w:t>
       </w:r>
       <w:r>
-        <w:t xml:space="preserve"> this research work has revealed how dataset composition imbalance affects the performance of AI models and fairness, there are </w:t>
-      </w:r>
-      <w:r>
-        <w:t>many areas that future research should focus on to improve AI transparency and fairness.</w:t>
+        <w:t xml:space="preserve"> this research work has revealed how dataset composition imbalance affects the </w:t>
+      </w:r>
+      <w:r>
+        <w:lastRenderedPageBreak/>
+        <w:t>performance of AI models and fairness, there are many areas that future research should focus on to improve AI transparency and fairness.</w:t>
       </w:r>
     </w:p>
     <w:p>
@@ -7979,7 +9187,6 @@
         <w:pStyle w:val="Para"/>
       </w:pPr>
       <w:r>
-        <w:lastRenderedPageBreak/>
         <w:t>F</w:t>
       </w:r>
       <w:r>
@@ -8171,14 +9378,25 @@
         </w:rPr>
         <w:tab/>
       </w:r>
-      <w:r>
-        <w:rPr>
-          <w:rFonts w:ascii="Times New Roman" w:hAnsi="Times New Roman" w:cs="Times New Roman"/>
-          <w:sz w:val="24"/>
-          <w:szCs w:val="24"/>
-          <w14:ligatures w14:val="standard"/>
-        </w:rPr>
-        <w:t xml:space="preserve">Burkov,A. 2019. </w:t>
+      <w:proofErr w:type="spellStart"/>
+      <w:r>
+        <w:rPr>
+          <w:rFonts w:ascii="Times New Roman" w:hAnsi="Times New Roman" w:cs="Times New Roman"/>
+          <w:sz w:val="24"/>
+          <w:szCs w:val="24"/>
+          <w14:ligatures w14:val="standard"/>
+        </w:rPr>
+        <w:t>Burkov,A</w:t>
+      </w:r>
+      <w:proofErr w:type="spellEnd"/>
+      <w:r>
+        <w:rPr>
+          <w:rFonts w:ascii="Times New Roman" w:hAnsi="Times New Roman" w:cs="Times New Roman"/>
+          <w:sz w:val="24"/>
+          <w:szCs w:val="24"/>
+          <w14:ligatures w14:val="standard"/>
+        </w:rPr>
+        <w:t xml:space="preserve">. 2019. </w:t>
       </w:r>
       <w:r>
         <w:rPr>
@@ -8230,14 +9448,25 @@
         </w:rPr>
         <w:tab/>
       </w:r>
-      <w:r>
-        <w:rPr>
-          <w:rFonts w:ascii="Times New Roman" w:hAnsi="Times New Roman" w:cs="Times New Roman"/>
-          <w:sz w:val="24"/>
-          <w:szCs w:val="24"/>
-          <w14:ligatures w14:val="standard"/>
-        </w:rPr>
-        <w:t xml:space="preserve">Dadkhahnikoo, Neama. (2019-11-11). Incident Number 92. In McGregor, S. (ed.) </w:t>
+      <w:proofErr w:type="spellStart"/>
+      <w:r>
+        <w:rPr>
+          <w:rFonts w:ascii="Times New Roman" w:hAnsi="Times New Roman" w:cs="Times New Roman"/>
+          <w:sz w:val="24"/>
+          <w:szCs w:val="24"/>
+          <w14:ligatures w14:val="standard"/>
+        </w:rPr>
+        <w:t>Dadkhahnikoo</w:t>
+      </w:r>
+      <w:proofErr w:type="spellEnd"/>
+      <w:r>
+        <w:rPr>
+          <w:rFonts w:ascii="Times New Roman" w:hAnsi="Times New Roman" w:cs="Times New Roman"/>
+          <w:sz w:val="24"/>
+          <w:szCs w:val="24"/>
+          <w14:ligatures w14:val="standard"/>
+        </w:rPr>
+        <w:t xml:space="preserve">, Neama. (2019-11-11). Incident Number 92. In McGregor, S. (ed.) </w:t>
       </w:r>
       <w:r>
         <w:rPr>
@@ -8336,7 +9565,27 @@
           <w:szCs w:val="24"/>
           <w14:ligatures w14:val="standard"/>
         </w:rPr>
-        <w:t xml:space="preserve">Johnson, J.M. and Khoshgoftaar, T.M. 2019. </w:t>
+        <w:t xml:space="preserve">Johnson, J.M. and </w:t>
+      </w:r>
+      <w:proofErr w:type="spellStart"/>
+      <w:r>
+        <w:rPr>
+          <w:rFonts w:ascii="Times New Roman" w:hAnsi="Times New Roman" w:cs="Times New Roman"/>
+          <w:sz w:val="24"/>
+          <w:szCs w:val="24"/>
+          <w14:ligatures w14:val="standard"/>
+        </w:rPr>
+        <w:t>Khoshgoftaar</w:t>
+      </w:r>
+      <w:proofErr w:type="spellEnd"/>
+      <w:r>
+        <w:rPr>
+          <w:rFonts w:ascii="Times New Roman" w:hAnsi="Times New Roman" w:cs="Times New Roman"/>
+          <w:sz w:val="24"/>
+          <w:szCs w:val="24"/>
+          <w14:ligatures w14:val="standard"/>
+        </w:rPr>
+        <w:t xml:space="preserve">, T.M. 2019. </w:t>
       </w:r>
       <w:r>
         <w:rPr>
@@ -8378,7 +9627,17 @@
           <w:szCs w:val="24"/>
           <w14:ligatures w14:val="standard"/>
         </w:rPr>
-        <w:t>. Journal of Big Data. 6, 27 (2019). https://doi.org/10.1186/s40537-019-0192-5</w:t>
+        <w:t xml:space="preserve">. </w:t>
+      </w:r>
+      <w:r>
+        <w:rPr>
+          <w:rFonts w:ascii="Times New Roman" w:hAnsi="Times New Roman" w:cs="Times New Roman"/>
+          <w:sz w:val="24"/>
+          <w:szCs w:val="24"/>
+          <w14:ligatures w14:val="standard"/>
+        </w:rPr>
+        <w:lastRenderedPageBreak/>
+        <w:t>Journal of Big Data. 6, 27 (2019). https://doi.org/10.1186/s40537-019-0192-5</w:t>
       </w:r>
     </w:p>
     <w:p>
@@ -8427,7 +9686,26 @@
           <w14:ligatures w14:val="standard"/>
         </w:rPr>
         <w:tab/>
-        <w:t xml:space="preserve">Jurafsky, D., &amp; Martin, J. H. (2024, August 20). </w:t>
+      </w:r>
+      <w:proofErr w:type="spellStart"/>
+      <w:r>
+        <w:rPr>
+          <w:rFonts w:ascii="Times New Roman" w:hAnsi="Times New Roman" w:cs="Times New Roman"/>
+          <w:sz w:val="24"/>
+          <w:szCs w:val="24"/>
+          <w14:ligatures w14:val="standard"/>
+        </w:rPr>
+        <w:t>Jurafsky</w:t>
+      </w:r>
+      <w:proofErr w:type="spellEnd"/>
+      <w:r>
+        <w:rPr>
+          <w:rFonts w:ascii="Times New Roman" w:hAnsi="Times New Roman" w:cs="Times New Roman"/>
+          <w:sz w:val="24"/>
+          <w:szCs w:val="24"/>
+          <w14:ligatures w14:val="standard"/>
+        </w:rPr>
+        <w:t xml:space="preserve">, D., &amp; Martin, J. H. (2024, August 20). </w:t>
       </w:r>
       <w:r>
         <w:rPr>
@@ -8938,26 +10216,27 @@
           <w:szCs w:val="24"/>
           <w14:ligatures w14:val="standard"/>
         </w:rPr>
-        <w:t>Four Principles of Explainable Artificial Intelligence.</w:t>
-      </w:r>
-      <w:r>
-        <w:rPr>
-          <w:rFonts w:ascii="Times New Roman" w:hAnsi="Times New Roman" w:cs="Times New Roman"/>
-          <w:sz w:val="24"/>
-          <w:szCs w:val="24"/>
-          <w14:ligatures w14:val="standard"/>
-        </w:rPr>
-        <w:t xml:space="preserve"> NIST Internal Report 8312, 1–23. Available at: </w:t>
-      </w:r>
-      <w:r>
-        <w:rPr>
-          <w:rFonts w:ascii="Times New Roman" w:hAnsi="Times New Roman" w:cs="Times New Roman"/>
-          <w:sz w:val="24"/>
-          <w:szCs w:val="24"/>
-          <w14:ligatures w14:val="standard"/>
-        </w:rPr>
-        <w:lastRenderedPageBreak/>
-        <w:t xml:space="preserve">https://nvlpubs.nist.gov/nistpubs/ir/2021/NIST.IR.8312.pdf. </w:t>
+        <w:t xml:space="preserve">Four Principles of </w:t>
+      </w:r>
+      <w:r>
+        <w:rPr>
+          <w:rFonts w:ascii="Times New Roman" w:hAnsi="Times New Roman" w:cs="Times New Roman"/>
+          <w:i/>
+          <w:iCs/>
+          <w:sz w:val="24"/>
+          <w:szCs w:val="24"/>
+          <w14:ligatures w14:val="standard"/>
+        </w:rPr>
+        <w:t>Explainable Artificial Intelligence.</w:t>
+      </w:r>
+      <w:r>
+        <w:rPr>
+          <w:rFonts w:ascii="Times New Roman" w:hAnsi="Times New Roman" w:cs="Times New Roman"/>
+          <w:sz w:val="24"/>
+          <w:szCs w:val="24"/>
+          <w14:ligatures w14:val="standard"/>
+        </w:rPr>
+        <w:t xml:space="preserve"> NIST Internal Report 8312, 1–23. Available at: https://nvlpubs.nist.gov/nistpubs/ir/2021/NIST.IR.8312.pdf. </w:t>
       </w:r>
     </w:p>
     <w:p>
@@ -9017,7 +10296,27 @@
           <w:szCs w:val="24"/>
           <w14:ligatures w14:val="standard"/>
         </w:rPr>
-        <w:t xml:space="preserve">Oreski, D., Oreski, S., and Klicek, B. 2017. </w:t>
+        <w:t xml:space="preserve">Oreski, D., Oreski, S., and </w:t>
+      </w:r>
+      <w:proofErr w:type="spellStart"/>
+      <w:r>
+        <w:rPr>
+          <w:rFonts w:ascii="Times New Roman" w:hAnsi="Times New Roman" w:cs="Times New Roman"/>
+          <w:sz w:val="24"/>
+          <w:szCs w:val="24"/>
+          <w14:ligatures w14:val="standard"/>
+        </w:rPr>
+        <w:t>Klicek</w:t>
+      </w:r>
+      <w:proofErr w:type="spellEnd"/>
+      <w:r>
+        <w:rPr>
+          <w:rFonts w:ascii="Times New Roman" w:hAnsi="Times New Roman" w:cs="Times New Roman"/>
+          <w:sz w:val="24"/>
+          <w:szCs w:val="24"/>
+          <w14:ligatures w14:val="standard"/>
+        </w:rPr>
+        <w:t xml:space="preserve">, B. 2017. </w:t>
       </w:r>
       <w:r>
         <w:rPr>
@@ -9638,7 +10937,7 @@
             <w:rPr>
               <w:rFonts w:ascii="Linux Biolinum" w:hAnsi="Linux Biolinum" w:cs="Linux Biolinum"/>
             </w:rPr>
-            <w:t>24</w:t>
+            <w:t>4</w:t>
           </w:r>
           <w:r>
             <w:rPr>
@@ -9669,18 +10968,6 @@
               <w:rFonts w:ascii="Linux Biolinum" w:hAnsi="Linux Biolinum" w:cs="Linux Biolinum"/>
             </w:rPr>
             <w:t>4</w:t>
-          </w:r>
-          <w:r>
-            <w:rPr>
-              <w:rFonts w:ascii="Linux Biolinum" w:hAnsi="Linux Biolinum" w:cs="Linux Biolinum"/>
-            </w:rPr>
-            <w:t xml:space="preserve">, </w:t>
-          </w:r>
-          <w:r>
-            <w:rPr>
-              <w:rFonts w:ascii="Linux Biolinum" w:hAnsi="Linux Biolinum" w:cs="Linux Biolinum"/>
-            </w:rPr>
-            <w:t>Kricak</w:t>
           </w:r>
           <w:r>
             <w:rPr>
@@ -9725,12 +11012,14 @@
               <w:rFonts w:ascii="Linux Biolinum" w:hAnsi="Linux Biolinum" w:cs="Linux Biolinum"/>
             </w:rPr>
           </w:pPr>
+          <w:proofErr w:type="spellStart"/>
           <w:r>
             <w:rPr>
               <w:rFonts w:ascii="Linux Biolinum" w:hAnsi="Linux Biolinum" w:cs="Linux Biolinum"/>
             </w:rPr>
             <w:t>H.Purwadi</w:t>
           </w:r>
+          <w:proofErr w:type="spellEnd"/>
         </w:p>
       </w:tc>
     </w:tr>
@@ -9820,12 +11109,14 @@
             </w:rPr>
             <w:t xml:space="preserve">, </w:t>
           </w:r>
+          <w:proofErr w:type="spellStart"/>
           <w:r>
             <w:rPr>
               <w:rFonts w:ascii="Linux Biolinum" w:hAnsi="Linux Biolinum" w:cs="Linux Biolinum"/>
             </w:rPr>
             <w:t>Kricak</w:t>
           </w:r>
+          <w:proofErr w:type="spellEnd"/>
           <w:r>
             <w:rPr>
               <w:rFonts w:ascii="Linux Biolinum" w:hAnsi="Linux Biolinum" w:cs="Linux Biolinum"/>
@@ -9857,12 +11148,14 @@
               <w:rFonts w:ascii="Linux Biolinum" w:hAnsi="Linux Biolinum" w:cs="Linux Biolinum"/>
             </w:rPr>
           </w:pPr>
+          <w:proofErr w:type="spellStart"/>
           <w:r>
             <w:rPr>
               <w:rFonts w:ascii="Linux Biolinum" w:hAnsi="Linux Biolinum" w:cs="Linux Biolinum"/>
             </w:rPr>
             <w:t>H.Purwadi</w:t>
           </w:r>
+          <w:proofErr w:type="spellEnd"/>
         </w:p>
       </w:tc>
     </w:tr>
@@ -15311,13 +16604,15 @@
     <w:link w:val="FigureCaptionChar"/>
     <w:autoRedefine/>
     <w:qFormat/>
-    <w:rsid w:val="00D961C0"/>
+    <w:rsid w:val="001161ED"/>
     <w:pPr>
       <w:spacing w:before="220" w:after="240" w:line="360" w:lineRule="auto"/>
       <w:jc w:val="both"/>
     </w:pPr>
     <w:rPr>
       <w:rFonts w:ascii="Times New Roman" w:eastAsiaTheme="minorHAnsi" w:hAnsi="Times New Roman" w:cs="Times New Roman"/>
+      <w:b/>
+      <w:bCs/>
       <w:sz w:val="24"/>
       <w:szCs w:val="24"/>
       <w:lang w:val="en" w:eastAsia="ja-JP"/>
@@ -15328,9 +16623,11 @@
     <w:name w:val="FigureCaption Char"/>
     <w:basedOn w:val="DefaultParagraphFont"/>
     <w:link w:val="FigureCaption"/>
-    <w:rsid w:val="00D961C0"/>
+    <w:rsid w:val="001161ED"/>
     <w:rPr>
       <w:rFonts w:ascii="Times New Roman" w:eastAsiaTheme="minorHAnsi" w:hAnsi="Times New Roman" w:cs="Times New Roman"/>
+      <w:b/>
+      <w:bCs/>
       <w:sz w:val="24"/>
       <w:szCs w:val="24"/>
       <w:lang w:val="en" w:eastAsia="ja-JP"/>
@@ -19578,6 +20875,10 @@
 </file>
 
 <file path=customXml/item1.xml><?xml version="1.0" encoding="utf-8"?>
+<b:Sources xmlns:b="http://schemas.openxmlformats.org/officeDocument/2006/bibliography" xmlns="http://schemas.openxmlformats.org/officeDocument/2006/bibliography" SelectedStyle="\APA.XSL" StyleName="APA"/>
+</file>
+
+<file path=customXml/item2.xml><?xml version="1.0" encoding="utf-8"?>
 <Workflow version="v.1.13">
   <Filtration versionrequired="True" status="DONE" StartTime="25-07-2014 13:27:04" EndTime="25-07-2014 13:28:29">
     <Mandatory>
@@ -19755,20 +21056,16 @@
 </Workflow>
 </file>
 
-<file path=customXml/item2.xml><?xml version="1.0" encoding="utf-8"?>
-<b:Sources xmlns:b="http://schemas.openxmlformats.org/officeDocument/2006/bibliography" xmlns="http://schemas.openxmlformats.org/officeDocument/2006/bibliography" SelectedStyle="\APA.XSL" StyleName="APA"/>
-</file>
-
 <file path=customXml/itemProps1.xml><?xml version="1.0" encoding="utf-8"?>
-<ds:datastoreItem xmlns:ds="http://schemas.openxmlformats.org/officeDocument/2006/customXml" ds:itemID="{4D45DBA2-DCF6-46BF-858B-9A8CC8161B4D}">
-  <ds:schemaRefs/>
-</ds:datastoreItem>
-</file>
-
-<file path=customXml/itemProps2.xml><?xml version="1.0" encoding="utf-8"?>
 <ds:datastoreItem xmlns:ds="http://schemas.openxmlformats.org/officeDocument/2006/customXml" ds:itemID="{B589180B-96F4-4B3D-93D7-E2C64345EF74}">
   <ds:schemaRefs>
     <ds:schemaRef ds:uri="http://schemas.openxmlformats.org/officeDocument/2006/bibliography"/>
   </ds:schemaRefs>
 </ds:datastoreItem>
+</file>
+
+<file path=customXml/itemProps2.xml><?xml version="1.0" encoding="utf-8"?>
+<ds:datastoreItem xmlns:ds="http://schemas.openxmlformats.org/officeDocument/2006/customXml" ds:itemID="{4D45DBA2-DCF6-46BF-858B-9A8CC8161B4D}">
+  <ds:schemaRefs/>
+</ds:datastoreItem>
 </file>
--- a/202370140_XAI.docx
+++ b/202370140_XAI.docx
@@ -38,7 +38,7 @@
           <w:lang w:val="en-ID"/>
           <w14:ligatures w14:val="standard"/>
         </w:rPr>
-        <w:t>the Impact of Documenting Dataset Characteristics—</w:t>
+        <w:t>the Impact of Dataset Characteristics—</w:t>
       </w:r>
       <w:r>
         <w:rPr>
@@ -623,7 +623,7 @@
           <w:szCs w:val="24"/>
           <w14:ligatures w14:val="standard"/>
         </w:rPr>
-        <w:t xml:space="preserve">Traditionally, responsible AI and explainable AI (XAI) have more concentrated on explaining model behaviors, including ethical, legal, and social </w:t>
+        <w:t xml:space="preserve">Traditionally, responsible AI and explainable AI (XAI) have more concentrated on explaining model behaviors, including ethical, legal, and social aspects of the datasets. This study proposes the </w:t>
       </w:r>
       <w:r>
         <w:rPr>
@@ -632,7 +632,7 @@
           <w:szCs w:val="24"/>
           <w14:ligatures w14:val="standard"/>
         </w:rPr>
-        <w:t xml:space="preserve">aspects of the datasets. This study proposes the incorporation of dataset characteristics to be documented into </w:t>
+        <w:t xml:space="preserve">incorporation of dataset characteristics to be documented into </w:t>
       </w:r>
       <w:r>
         <w:rPr>
@@ -983,7 +983,6 @@
         <w:pStyle w:val="KeyWordHead"/>
       </w:pPr>
       <w:r>
-        <w:lastRenderedPageBreak/>
         <w:t>KEYWORDS</w:t>
       </w:r>
     </w:p>
@@ -1007,6 +1006,7 @@
           <w:lang w:eastAsia="it-IT"/>
           <w14:ligatures w14:val="standard"/>
         </w:rPr>
+        <w:lastRenderedPageBreak/>
         <w:t xml:space="preserve">Balance Dataset, Bias Mitigation, Dataset Composition, Dataset Documentation, </w:t>
       </w:r>
       <w:r>
@@ -1699,12 +1699,21 @@
         </w:rPr>
         <w:t xml:space="preserve"> </w:t>
       </w:r>
-      <w:r>
-        <w:rPr>
-          <w:b w:val="0"/>
-          <w:bCs w:val="0"/>
-        </w:rPr>
-        <w:t>composition (</w:t>
+      <w:proofErr w:type="gramStart"/>
+      <w:r>
+        <w:rPr>
+          <w:b w:val="0"/>
+          <w:bCs w:val="0"/>
+        </w:rPr>
+        <w:t>composition</w:t>
+      </w:r>
+      <w:proofErr w:type="gramEnd"/>
+      <w:r>
+        <w:rPr>
+          <w:b w:val="0"/>
+          <w:bCs w:val="0"/>
+        </w:rPr>
+        <w:t xml:space="preserve"> (</w:t>
       </w:r>
       <w:r>
         <w:rPr>
@@ -1721,6 +1730,7 @@
         <w:t xml:space="preserve"> vs. </w:t>
       </w:r>
       <w:proofErr w:type="spellStart"/>
+      <w:proofErr w:type="gramStart"/>
       <w:r>
         <w:rPr>
           <w:b w:val="0"/>
@@ -1729,6 +1739,7 @@
         <w:t>imbalanced</w:t>
       </w:r>
       <w:proofErr w:type="spellEnd"/>
+      <w:proofErr w:type="gramEnd"/>
       <w:r>
         <w:rPr>
           <w:b w:val="0"/>
@@ -2208,7 +2219,15 @@
         <w:t xml:space="preserve">studied </w:t>
       </w:r>
       <w:r>
-        <w:t xml:space="preserve">by Miao, Y., Cao, H., and Tang, M. (2022) focuses on the technique to evaluate the impact that imbalanced binary data on the performance of machine learning models. In their investigation, they investigated how the imbalance ratio (IR) influences the performance and stability of the model. To build datasets with variable imbalance ratios, they applied imbalanced data augmentation algorithms. </w:t>
+        <w:t xml:space="preserve">by Miao, Y., Cao, H., and </w:t>
+      </w:r>
+      <w:proofErr w:type="gramStart"/>
+      <w:r>
+        <w:t>Tang,</w:t>
+      </w:r>
+      <w:proofErr w:type="gramEnd"/>
+      <w:r>
+        <w:t xml:space="preserve"> M. (2022) focuses on the technique to evaluate the impact that imbalanced binary data on the performance of machine learning models. In their investigation, they investigated how the imbalance ratio (IR) influences the performance and stability of the model. To build datasets with variable imbalance ratios, they applied imbalanced data augmentation algorithms. </w:t>
       </w:r>
       <w:r>
         <w:t>T</w:t>
@@ -2699,6 +2718,7 @@
         <w:t>​ L(</w:t>
       </w:r>
       <w:proofErr w:type="spellStart"/>
+      <w:proofErr w:type="gramStart"/>
       <w:r>
         <w:rPr>
           <w:rFonts w:ascii="Times New Roman" w:hAnsi="Times New Roman" w:cs="Times New Roman"/>
@@ -2710,6 +2730,7 @@
         <w:t>f,g</w:t>
       </w:r>
       <w:proofErr w:type="spellEnd"/>
+      <w:proofErr w:type="gramEnd"/>
       <w:r>
         <w:rPr>
           <w:rFonts w:ascii="Times New Roman" w:hAnsi="Times New Roman" w:cs="Times New Roman"/>
@@ -2908,10 +2929,18 @@
       </w:r>
       <w:r>
         <w:tab/>
-        <w:t xml:space="preserve">    </w:t>
-      </w:r>
-      <w:r>
-        <w:t>(2)</w:t>
+        <w:t xml:space="preserve"> </w:t>
+      </w:r>
+      <w:proofErr w:type="gramStart"/>
+      <w:r>
+        <w:t xml:space="preserve">   </w:t>
+      </w:r>
+      <w:r>
+        <w:t>(</w:t>
+      </w:r>
+      <w:proofErr w:type="gramEnd"/>
+      <w:r>
+        <w:t>2)</w:t>
       </w:r>
     </w:p>
     <w:p>
@@ -8549,12 +8578,14 @@
         </w:rPr>
         <w:t xml:space="preserve">Models trained on imbalanced datasets are </w:t>
       </w:r>
+      <w:proofErr w:type="gramStart"/>
       <w:r>
         <w:rPr>
           <w:lang w:val="en-ID"/>
         </w:rPr>
         <w:t>lead</w:t>
       </w:r>
+      <w:proofErr w:type="gramEnd"/>
       <w:r>
         <w:rPr>
           <w:lang w:val="en-ID"/>
@@ -9379,6 +9410,7 @@
         <w:tab/>
       </w:r>
       <w:proofErr w:type="spellStart"/>
+      <w:proofErr w:type="gramStart"/>
       <w:r>
         <w:rPr>
           <w:rFonts w:ascii="Times New Roman" w:hAnsi="Times New Roman" w:cs="Times New Roman"/>
@@ -9396,7 +9428,17 @@
           <w:szCs w:val="24"/>
           <w14:ligatures w14:val="standard"/>
         </w:rPr>
-        <w:t xml:space="preserve">. 2019. </w:t>
+        <w:t>.</w:t>
+      </w:r>
+      <w:proofErr w:type="gramEnd"/>
+      <w:r>
+        <w:rPr>
+          <w:rFonts w:ascii="Times New Roman" w:hAnsi="Times New Roman" w:cs="Times New Roman"/>
+          <w:sz w:val="24"/>
+          <w:szCs w:val="24"/>
+          <w14:ligatures w14:val="standard"/>
+        </w:rPr>
+        <w:t xml:space="preserve"> 2019. </w:t>
       </w:r>
       <w:r>
         <w:rPr>
@@ -10180,6 +10222,7 @@
         </w:rPr>
         <w:t>[</w:t>
       </w:r>
+      <w:proofErr w:type="gramStart"/>
       <w:r>
         <w:rPr>
           <w:rFonts w:ascii="Times New Roman" w:hAnsi="Times New Roman" w:cs="Times New Roman"/>
@@ -10205,7 +10248,17 @@
           <w:szCs w:val="24"/>
           <w14:ligatures w14:val="standard"/>
         </w:rPr>
-        <w:t xml:space="preserve">National Institute of Standards and Technology (NIST). 2021. </w:t>
+        <w:t>National</w:t>
+      </w:r>
+      <w:proofErr w:type="gramEnd"/>
+      <w:r>
+        <w:rPr>
+          <w:rFonts w:ascii="Times New Roman" w:hAnsi="Times New Roman" w:cs="Times New Roman"/>
+          <w:sz w:val="24"/>
+          <w:szCs w:val="24"/>
+          <w14:ligatures w14:val="standard"/>
+        </w:rPr>
+        <w:t xml:space="preserve"> Institute of Standards and Technology (NIST). 2021. </w:t>
       </w:r>
       <w:r>
         <w:rPr>
@@ -10357,7 +10410,17 @@
           <w:szCs w:val="24"/>
           <w14:ligatures w14:val="standard"/>
         </w:rPr>
-        <w:t>[1</w:t>
+        <w:t>[</w:t>
+      </w:r>
+      <w:proofErr w:type="gramStart"/>
+      <w:r>
+        <w:rPr>
+          <w:rFonts w:ascii="Times New Roman" w:hAnsi="Times New Roman" w:cs="Times New Roman"/>
+          <w:sz w:val="24"/>
+          <w:szCs w:val="24"/>
+          <w14:ligatures w14:val="standard"/>
+        </w:rPr>
+        <w:t>1</w:t>
       </w:r>
       <w:r>
         <w:rPr>
@@ -10384,7 +10447,17 @@
           <w:szCs w:val="24"/>
           <w14:ligatures w14:val="standard"/>
         </w:rPr>
-        <w:t>Prashant. 2019</w:t>
+        <w:t>Prashant</w:t>
+      </w:r>
+      <w:proofErr w:type="gramEnd"/>
+      <w:r>
+        <w:rPr>
+          <w:rFonts w:ascii="Times New Roman" w:hAnsi="Times New Roman" w:cs="Times New Roman"/>
+          <w:sz w:val="24"/>
+          <w:szCs w:val="24"/>
+          <w14:ligatures w14:val="standard"/>
+        </w:rPr>
+        <w:t>. 2019</w:t>
       </w:r>
       <w:r>
         <w:rPr>
@@ -10418,6 +10491,7 @@
         </w:rPr>
         <w:t>[</w:t>
       </w:r>
+      <w:proofErr w:type="gramStart"/>
       <w:r>
         <w:rPr>
           <w:rFonts w:ascii="Times New Roman" w:hAnsi="Times New Roman" w:cs="Times New Roman"/>
@@ -10452,7 +10526,17 @@
           <w:szCs w:val="24"/>
           <w14:ligatures w14:val="standard"/>
         </w:rPr>
-        <w:t xml:space="preserve">The Conference Board. </w:t>
+        <w:t>The</w:t>
+      </w:r>
+      <w:proofErr w:type="gramEnd"/>
+      <w:r>
+        <w:rPr>
+          <w:rFonts w:ascii="Times New Roman" w:hAnsi="Times New Roman" w:cs="Times New Roman"/>
+          <w:sz w:val="24"/>
+          <w:szCs w:val="24"/>
+          <w14:ligatures w14:val="standard"/>
+        </w:rPr>
+        <w:t xml:space="preserve"> Conference Board. </w:t>
       </w:r>
       <w:r>
         <w:rPr>
@@ -11013,6 +11097,7 @@
             </w:rPr>
           </w:pPr>
           <w:proofErr w:type="spellStart"/>
+          <w:proofErr w:type="gramStart"/>
           <w:r>
             <w:rPr>
               <w:rFonts w:ascii="Linux Biolinum" w:hAnsi="Linux Biolinum" w:cs="Linux Biolinum"/>
@@ -11020,6 +11105,7 @@
             <w:t>H.Purwadi</w:t>
           </w:r>
           <w:proofErr w:type="spellEnd"/>
+          <w:proofErr w:type="gramEnd"/>
         </w:p>
       </w:tc>
     </w:tr>
@@ -11149,6 +11235,7 @@
             </w:rPr>
           </w:pPr>
           <w:proofErr w:type="spellStart"/>
+          <w:proofErr w:type="gramStart"/>
           <w:r>
             <w:rPr>
               <w:rFonts w:ascii="Linux Biolinum" w:hAnsi="Linux Biolinum" w:cs="Linux Biolinum"/>
@@ -11156,6 +11243,7 @@
             <w:t>H.Purwadi</w:t>
           </w:r>
           <w:proofErr w:type="spellEnd"/>
+          <w:proofErr w:type="gramEnd"/>
         </w:p>
       </w:tc>
     </w:tr>
@@ -20875,10 +20963,6 @@
 </file>
 
 <file path=customXml/item1.xml><?xml version="1.0" encoding="utf-8"?>
-<b:Sources xmlns:b="http://schemas.openxmlformats.org/officeDocument/2006/bibliography" xmlns="http://schemas.openxmlformats.org/officeDocument/2006/bibliography" SelectedStyle="\APA.XSL" StyleName="APA"/>
-</file>
-
-<file path=customXml/item2.xml><?xml version="1.0" encoding="utf-8"?>
 <Workflow version="v.1.13">
   <Filtration versionrequired="True" status="DONE" StartTime="25-07-2014 13:27:04" EndTime="25-07-2014 13:28:29">
     <Mandatory>
@@ -21056,16 +21140,20 @@
 </Workflow>
 </file>
 
+<file path=customXml/item2.xml><?xml version="1.0" encoding="utf-8"?>
+<b:Sources xmlns:b="http://schemas.openxmlformats.org/officeDocument/2006/bibliography" xmlns="http://schemas.openxmlformats.org/officeDocument/2006/bibliography" SelectedStyle="\APA.XSL" StyleName="APA"/>
+</file>
+
 <file path=customXml/itemProps1.xml><?xml version="1.0" encoding="utf-8"?>
+<ds:datastoreItem xmlns:ds="http://schemas.openxmlformats.org/officeDocument/2006/customXml" ds:itemID="{4D45DBA2-DCF6-46BF-858B-9A8CC8161B4D}">
+  <ds:schemaRefs/>
+</ds:datastoreItem>
+</file>
+
+<file path=customXml/itemProps2.xml><?xml version="1.0" encoding="utf-8"?>
 <ds:datastoreItem xmlns:ds="http://schemas.openxmlformats.org/officeDocument/2006/customXml" ds:itemID="{B589180B-96F4-4B3D-93D7-E2C64345EF74}">
   <ds:schemaRefs>
     <ds:schemaRef ds:uri="http://schemas.openxmlformats.org/officeDocument/2006/bibliography"/>
   </ds:schemaRefs>
 </ds:datastoreItem>
-</file>
-
-<file path=customXml/itemProps2.xml><?xml version="1.0" encoding="utf-8"?>
-<ds:datastoreItem xmlns:ds="http://schemas.openxmlformats.org/officeDocument/2006/customXml" ds:itemID="{4D45DBA2-DCF6-46BF-858B-9A8CC8161B4D}">
-  <ds:schemaRefs/>
-</ds:datastoreItem>
 </file>
--- a/202370140_XAI.docx
+++ b/202370140_XAI.docx
@@ -802,27 +802,6 @@
         <w:pStyle w:val="Abstract"/>
         <w:spacing w:line="360" w:lineRule="auto"/>
         <w:rPr>
-          <w:rFonts w:ascii="Times New Roman" w:eastAsia="Verdana" w:hAnsi="Times New Roman" w:cs="Times New Roman"/>
-          <w:sz w:val="24"/>
-          <w:szCs w:val="24"/>
-          <w14:ligatures w14:val="standard"/>
-        </w:rPr>
-      </w:pPr>
-      <w:r>
-        <w:rPr>
-          <w:rFonts w:ascii="Times New Roman" w:eastAsia="Verdana" w:hAnsi="Times New Roman" w:cs="Times New Roman"/>
-          <w:sz w:val="24"/>
-          <w:szCs w:val="24"/>
-          <w14:ligatures w14:val="standard"/>
-        </w:rPr>
-        <w:t xml:space="preserve"> </w:t>
-      </w:r>
-    </w:p>
-    <w:p>
-      <w:pPr>
-        <w:pStyle w:val="Abstract"/>
-        <w:spacing w:line="360" w:lineRule="auto"/>
-        <w:rPr>
           <w:rFonts w:ascii="Times New Roman" w:hAnsi="Times New Roman" w:cs="Times New Roman"/>
           <w:b/>
           <w:bCs/>
@@ -834,6 +813,15 @@
       </w:pPr>
       <w:r>
         <w:rPr>
+          <w:rFonts w:ascii="Times New Roman" w:eastAsia="Verdana" w:hAnsi="Times New Roman" w:cs="Times New Roman"/>
+          <w:sz w:val="24"/>
+          <w:szCs w:val="24"/>
+          <w14:ligatures w14:val="standard"/>
+        </w:rPr>
+        <w:t xml:space="preserve"> </w:t>
+      </w:r>
+      <w:r>
+        <w:rPr>
           <w:rFonts w:ascii="Times New Roman" w:hAnsi="Times New Roman" w:cs="Times New Roman"/>
           <w:b/>
           <w:bCs/>
@@ -1006,17 +994,17 @@
           <w:lang w:eastAsia="it-IT"/>
           <w14:ligatures w14:val="standard"/>
         </w:rPr>
+        <w:t xml:space="preserve">Balance Dataset, Bias Mitigation, Dataset Composition, Dataset Documentation, </w:t>
+      </w:r>
+      <w:r>
+        <w:rPr>
+          <w:rFonts w:ascii="Times New Roman" w:hAnsi="Times New Roman" w:cs="Times New Roman"/>
+          <w:sz w:val="24"/>
+          <w:szCs w:val="24"/>
+          <w:lang w:eastAsia="it-IT"/>
+          <w14:ligatures w14:val="standard"/>
+        </w:rPr>
         <w:lastRenderedPageBreak/>
-        <w:t xml:space="preserve">Balance Dataset, Bias Mitigation, Dataset Composition, Dataset Documentation, </w:t>
-      </w:r>
-      <w:r>
-        <w:rPr>
-          <w:rFonts w:ascii="Times New Roman" w:hAnsi="Times New Roman" w:cs="Times New Roman"/>
-          <w:sz w:val="24"/>
-          <w:szCs w:val="24"/>
-          <w:lang w:eastAsia="it-IT"/>
-          <w14:ligatures w14:val="standard"/>
-        </w:rPr>
         <w:t>Explainable AI (XAI)</w:t>
       </w:r>
       <w:r>
@@ -1297,7 +1285,29 @@
         <w:rPr>
           <w:lang w:val="en-ID"/>
         </w:rPr>
-        <w:t xml:space="preserve">. The Conference Board (2023) </w:t>
+        <w:t xml:space="preserve">. </w:t>
+      </w:r>
+    </w:p>
+    <w:p>
+      <w:pPr>
+        <w:pStyle w:val="Para"/>
+        <w:rPr>
+          <w:lang w:val="en-ID"/>
+        </w:rPr>
+      </w:pPr>
+    </w:p>
+    <w:p>
+      <w:pPr>
+        <w:pStyle w:val="Para"/>
+        <w:rPr>
+          <w:lang w:val="en-ID"/>
+        </w:rPr>
+      </w:pPr>
+      <w:r>
+        <w:rPr>
+          <w:lang w:val="en-ID"/>
+        </w:rPr>
+        <w:t xml:space="preserve">The Conference Board (2023) </w:t>
       </w:r>
       <w:r>
         <w:rPr>
@@ -1633,544 +1643,60 @@
     </w:p>
     <w:p>
       <w:pPr>
-        <w:pStyle w:val="AbsHead"/>
-        <w:numPr>
-          <w:ilvl w:val="0"/>
-          <w:numId w:val="39"/>
-        </w:numPr>
-        <w:jc w:val="both"/>
-        <w:rPr>
-          <w:b w:val="0"/>
-          <w:bCs w:val="0"/>
-        </w:rPr>
-      </w:pPr>
-      <w:r>
-        <w:rPr>
-          <w:b w:val="0"/>
-          <w:bCs w:val="0"/>
-        </w:rPr>
-        <w:t xml:space="preserve">How </w:t>
-      </w:r>
-      <w:proofErr w:type="spellStart"/>
-      <w:r>
-        <w:rPr>
-          <w:b w:val="0"/>
-          <w:bCs w:val="0"/>
-        </w:rPr>
-        <w:t>does</w:t>
-      </w:r>
-      <w:proofErr w:type="spellEnd"/>
-      <w:r>
-        <w:rPr>
-          <w:b w:val="0"/>
-          <w:bCs w:val="0"/>
-        </w:rPr>
-        <w:t xml:space="preserve"> the </w:t>
-      </w:r>
-      <w:proofErr w:type="spellStart"/>
-      <w:r>
-        <w:rPr>
-          <w:b w:val="0"/>
-          <w:bCs w:val="0"/>
-        </w:rPr>
-        <w:t>dataset</w:t>
-      </w:r>
-      <w:proofErr w:type="spellEnd"/>
-      <w:r>
-        <w:rPr>
-          <w:b w:val="0"/>
-          <w:bCs w:val="0"/>
-        </w:rPr>
-        <w:t xml:space="preserve"> </w:t>
-      </w:r>
-      <w:proofErr w:type="spellStart"/>
-      <w:r>
-        <w:rPr>
-          <w:b w:val="0"/>
-          <w:bCs w:val="0"/>
-        </w:rPr>
-        <w:t>homogeneity</w:t>
-      </w:r>
-      <w:proofErr w:type="spellEnd"/>
-      <w:r>
-        <w:rPr>
-          <w:b w:val="0"/>
-          <w:bCs w:val="0"/>
-        </w:rPr>
-        <w:t xml:space="preserve"> </w:t>
-      </w:r>
-      <w:proofErr w:type="gramStart"/>
-      <w:r>
-        <w:rPr>
-          <w:b w:val="0"/>
-          <w:bCs w:val="0"/>
-        </w:rPr>
-        <w:t>composition</w:t>
-      </w:r>
-      <w:proofErr w:type="gramEnd"/>
-      <w:r>
-        <w:rPr>
-          <w:b w:val="0"/>
-          <w:bCs w:val="0"/>
-        </w:rPr>
-        <w:t xml:space="preserve"> (</w:t>
-      </w:r>
-      <w:r>
-        <w:rPr>
-          <w:b w:val="0"/>
-          <w:bCs w:val="0"/>
-        </w:rPr>
-        <w:t>balance</w:t>
-      </w:r>
-      <w:r>
-        <w:rPr>
-          <w:b w:val="0"/>
-          <w:bCs w:val="0"/>
-        </w:rPr>
-        <w:t xml:space="preserve"> vs. </w:t>
-      </w:r>
-      <w:proofErr w:type="spellStart"/>
-      <w:proofErr w:type="gramStart"/>
-      <w:r>
-        <w:rPr>
-          <w:b w:val="0"/>
-          <w:bCs w:val="0"/>
-        </w:rPr>
-        <w:t>imbalanced</w:t>
-      </w:r>
-      <w:proofErr w:type="spellEnd"/>
-      <w:proofErr w:type="gramEnd"/>
-      <w:r>
-        <w:rPr>
-          <w:b w:val="0"/>
-          <w:bCs w:val="0"/>
-        </w:rPr>
-        <w:t xml:space="preserve">) impact </w:t>
-      </w:r>
-      <w:r>
-        <w:rPr>
-          <w:b w:val="0"/>
-          <w:bCs w:val="0"/>
-        </w:rPr>
-        <w:t xml:space="preserve">the </w:t>
-      </w:r>
-      <w:r>
-        <w:rPr>
-          <w:b w:val="0"/>
-          <w:bCs w:val="0"/>
-        </w:rPr>
-        <w:t xml:space="preserve">AI model </w:t>
-      </w:r>
-      <w:proofErr w:type="spellStart"/>
-      <w:r>
-        <w:rPr>
-          <w:b w:val="0"/>
-          <w:bCs w:val="0"/>
-        </w:rPr>
-        <w:t>transparency</w:t>
-      </w:r>
-      <w:proofErr w:type="spellEnd"/>
-      <w:r>
-        <w:rPr>
-          <w:b w:val="0"/>
-          <w:bCs w:val="0"/>
-        </w:rPr>
-        <w:t xml:space="preserve"> and </w:t>
-      </w:r>
-      <w:proofErr w:type="spellStart"/>
-      <w:r>
-        <w:rPr>
-          <w:b w:val="0"/>
-          <w:bCs w:val="0"/>
-        </w:rPr>
-        <w:t>fairness</w:t>
-      </w:r>
-      <w:proofErr w:type="spellEnd"/>
-      <w:r>
-        <w:rPr>
-          <w:b w:val="0"/>
-          <w:bCs w:val="0"/>
-        </w:rPr>
-        <w:t xml:space="preserve"> in </w:t>
-      </w:r>
-      <w:proofErr w:type="spellStart"/>
-      <w:r>
-        <w:rPr>
-          <w:b w:val="0"/>
-          <w:bCs w:val="0"/>
-        </w:rPr>
-        <w:t>decision-making</w:t>
-      </w:r>
-      <w:proofErr w:type="spellEnd"/>
-      <w:r>
-        <w:rPr>
-          <w:b w:val="0"/>
-          <w:bCs w:val="0"/>
-        </w:rPr>
-        <w:t xml:space="preserve"> </w:t>
-      </w:r>
-      <w:proofErr w:type="spellStart"/>
-      <w:r>
-        <w:rPr>
-          <w:b w:val="0"/>
-          <w:bCs w:val="0"/>
-        </w:rPr>
-        <w:t>systems</w:t>
-      </w:r>
-      <w:proofErr w:type="spellEnd"/>
-      <w:r>
-        <w:rPr>
-          <w:b w:val="0"/>
-          <w:bCs w:val="0"/>
-        </w:rPr>
-        <w:t>?</w:t>
-      </w:r>
-    </w:p>
-    <w:p>
-      <w:pPr>
-        <w:pStyle w:val="AbsHead"/>
-        <w:numPr>
-          <w:ilvl w:val="0"/>
-          <w:numId w:val="39"/>
-        </w:numPr>
-        <w:jc w:val="both"/>
-        <w:rPr>
-          <w:b w:val="0"/>
-          <w:bCs w:val="0"/>
-        </w:rPr>
-      </w:pPr>
-      <w:proofErr w:type="spellStart"/>
-      <w:r>
-        <w:rPr>
-          <w:b w:val="0"/>
-          <w:bCs w:val="0"/>
-        </w:rPr>
-        <w:t>What</w:t>
-      </w:r>
-      <w:proofErr w:type="spellEnd"/>
-      <w:r>
-        <w:rPr>
-          <w:b w:val="0"/>
-          <w:bCs w:val="0"/>
-        </w:rPr>
-        <w:t xml:space="preserve"> </w:t>
-      </w:r>
-      <w:proofErr w:type="spellStart"/>
-      <w:r>
-        <w:rPr>
-          <w:b w:val="0"/>
-          <w:bCs w:val="0"/>
-        </w:rPr>
-        <w:t>is</w:t>
-      </w:r>
-      <w:proofErr w:type="spellEnd"/>
-      <w:r>
-        <w:rPr>
-          <w:b w:val="0"/>
-          <w:bCs w:val="0"/>
-        </w:rPr>
-        <w:t xml:space="preserve"> the </w:t>
-      </w:r>
-      <w:proofErr w:type="spellStart"/>
-      <w:r>
-        <w:rPr>
-          <w:b w:val="0"/>
-          <w:bCs w:val="0"/>
-        </w:rPr>
-        <w:t>relationship</w:t>
-      </w:r>
-      <w:proofErr w:type="spellEnd"/>
-      <w:r>
-        <w:rPr>
-          <w:b w:val="0"/>
-          <w:bCs w:val="0"/>
-        </w:rPr>
-        <w:t xml:space="preserve"> </w:t>
-      </w:r>
-      <w:proofErr w:type="spellStart"/>
-      <w:r>
-        <w:rPr>
-          <w:b w:val="0"/>
-          <w:bCs w:val="0"/>
-        </w:rPr>
-        <w:t>between</w:t>
-      </w:r>
-      <w:proofErr w:type="spellEnd"/>
-      <w:r>
-        <w:rPr>
-          <w:b w:val="0"/>
-          <w:bCs w:val="0"/>
-        </w:rPr>
-        <w:t xml:space="preserve"> data </w:t>
-      </w:r>
-      <w:proofErr w:type="spellStart"/>
-      <w:r>
-        <w:rPr>
-          <w:b w:val="0"/>
-          <w:bCs w:val="0"/>
-        </w:rPr>
-        <w:t>spar</w:t>
-      </w:r>
-      <w:r>
-        <w:rPr>
-          <w:b w:val="0"/>
-          <w:bCs w:val="0"/>
-        </w:rPr>
-        <w:t>s</w:t>
-      </w:r>
-      <w:r>
-        <w:rPr>
-          <w:b w:val="0"/>
-          <w:bCs w:val="0"/>
-        </w:rPr>
-        <w:t>ity</w:t>
-      </w:r>
-      <w:proofErr w:type="spellEnd"/>
-      <w:r>
-        <w:rPr>
-          <w:b w:val="0"/>
-          <w:bCs w:val="0"/>
-        </w:rPr>
-        <w:t>/</w:t>
-      </w:r>
-      <w:r>
-        <w:rPr>
-          <w:b w:val="0"/>
-          <w:bCs w:val="0"/>
-        </w:rPr>
-        <w:t xml:space="preserve"> </w:t>
-      </w:r>
-      <w:proofErr w:type="spellStart"/>
-      <w:r>
-        <w:rPr>
-          <w:b w:val="0"/>
-          <w:bCs w:val="0"/>
-        </w:rPr>
-        <w:t>dataset</w:t>
-      </w:r>
-      <w:r>
-        <w:rPr>
-          <w:b w:val="0"/>
-          <w:bCs w:val="0"/>
-        </w:rPr>
-        <w:t>’s</w:t>
-      </w:r>
-      <w:proofErr w:type="spellEnd"/>
-      <w:r>
-        <w:rPr>
-          <w:b w:val="0"/>
-          <w:bCs w:val="0"/>
-        </w:rPr>
-        <w:t xml:space="preserve"> </w:t>
-      </w:r>
-      <w:r>
-        <w:rPr>
-          <w:b w:val="0"/>
-          <w:bCs w:val="0"/>
-        </w:rPr>
-        <w:t xml:space="preserve">size and the </w:t>
-      </w:r>
-      <w:proofErr w:type="spellStart"/>
-      <w:r>
-        <w:rPr>
-          <w:b w:val="0"/>
-          <w:bCs w:val="0"/>
-        </w:rPr>
-        <w:t>accuracy</w:t>
-      </w:r>
-      <w:proofErr w:type="spellEnd"/>
-      <w:r>
-        <w:rPr>
-          <w:b w:val="0"/>
-          <w:bCs w:val="0"/>
-        </w:rPr>
-        <w:t xml:space="preserve"> of </w:t>
-      </w:r>
-      <w:proofErr w:type="spellStart"/>
-      <w:r>
-        <w:rPr>
-          <w:b w:val="0"/>
-          <w:bCs w:val="0"/>
-        </w:rPr>
-        <w:t>bias</w:t>
-      </w:r>
-      <w:proofErr w:type="spellEnd"/>
-      <w:r>
-        <w:rPr>
-          <w:b w:val="0"/>
-          <w:bCs w:val="0"/>
-        </w:rPr>
-        <w:t xml:space="preserve"> </w:t>
-      </w:r>
-      <w:proofErr w:type="spellStart"/>
-      <w:r>
-        <w:rPr>
-          <w:b w:val="0"/>
-          <w:bCs w:val="0"/>
-        </w:rPr>
-        <w:t>evaluation</w:t>
-      </w:r>
-      <w:proofErr w:type="spellEnd"/>
-      <w:r>
-        <w:rPr>
-          <w:b w:val="0"/>
-          <w:bCs w:val="0"/>
-        </w:rPr>
-        <w:t xml:space="preserve"> in AI </w:t>
-      </w:r>
-      <w:proofErr w:type="spellStart"/>
-      <w:r>
-        <w:rPr>
-          <w:b w:val="0"/>
-          <w:bCs w:val="0"/>
-        </w:rPr>
-        <w:t>models</w:t>
-      </w:r>
-      <w:proofErr w:type="spellEnd"/>
-      <w:r>
-        <w:rPr>
-          <w:b w:val="0"/>
-          <w:bCs w:val="0"/>
-        </w:rPr>
-        <w:t xml:space="preserve">, </w:t>
-      </w:r>
-      <w:proofErr w:type="spellStart"/>
-      <w:r>
-        <w:rPr>
-          <w:b w:val="0"/>
-          <w:bCs w:val="0"/>
-        </w:rPr>
-        <w:t>when</w:t>
-      </w:r>
-      <w:proofErr w:type="spellEnd"/>
-      <w:r>
-        <w:rPr>
-          <w:b w:val="0"/>
-          <w:bCs w:val="0"/>
-        </w:rPr>
-        <w:t xml:space="preserve"> the</w:t>
-      </w:r>
-      <w:r>
-        <w:rPr>
-          <w:b w:val="0"/>
-          <w:bCs w:val="0"/>
-        </w:rPr>
-        <w:t xml:space="preserve"> training data </w:t>
-      </w:r>
-      <w:proofErr w:type="spellStart"/>
-      <w:r>
-        <w:rPr>
-          <w:b w:val="0"/>
-          <w:bCs w:val="0"/>
-        </w:rPr>
-        <w:t>is</w:t>
-      </w:r>
-      <w:proofErr w:type="spellEnd"/>
-      <w:r>
-        <w:rPr>
-          <w:b w:val="0"/>
-          <w:bCs w:val="0"/>
-        </w:rPr>
-        <w:t xml:space="preserve"> </w:t>
-      </w:r>
-      <w:r>
-        <w:rPr>
-          <w:b w:val="0"/>
-          <w:bCs w:val="0"/>
-        </w:rPr>
-        <w:t>class-</w:t>
-      </w:r>
-      <w:proofErr w:type="spellStart"/>
-      <w:r>
-        <w:rPr>
-          <w:b w:val="0"/>
-          <w:bCs w:val="0"/>
-        </w:rPr>
-        <w:t>imbalanced</w:t>
-      </w:r>
-      <w:proofErr w:type="spellEnd"/>
-      <w:r>
-        <w:rPr>
-          <w:b w:val="0"/>
-          <w:bCs w:val="0"/>
-        </w:rPr>
-        <w:t> ?</w:t>
-      </w:r>
-    </w:p>
-    <w:p>
-      <w:pPr>
-        <w:pStyle w:val="AbsHead"/>
-        <w:numPr>
-          <w:ilvl w:val="0"/>
-          <w:numId w:val="39"/>
-        </w:numPr>
-        <w:rPr>
-          <w:b w:val="0"/>
-          <w:bCs w:val="0"/>
-        </w:rPr>
-      </w:pPr>
-      <w:r>
-        <w:rPr>
-          <w:b w:val="0"/>
-          <w:bCs w:val="0"/>
-          <w:lang w:val="en-US"/>
-        </w:rPr>
-        <w:lastRenderedPageBreak/>
-        <w:t xml:space="preserve">How </w:t>
-      </w:r>
-      <w:r>
-        <w:rPr>
-          <w:b w:val="0"/>
-          <w:bCs w:val="0"/>
-          <w:lang w:val="en-US"/>
-        </w:rPr>
-        <w:t>do small sample</w:t>
-      </w:r>
-      <w:r>
-        <w:rPr>
-          <w:b w:val="0"/>
-          <w:bCs w:val="0"/>
-          <w:lang w:val="en-US"/>
-        </w:rPr>
-        <w:t xml:space="preserve"> sizes mislead </w:t>
-      </w:r>
-      <w:r>
-        <w:rPr>
-          <w:b w:val="0"/>
-          <w:bCs w:val="0"/>
-          <w:lang w:val="en-US"/>
-        </w:rPr>
-        <w:t xml:space="preserve">the </w:t>
-      </w:r>
-      <w:r>
-        <w:rPr>
-          <w:b w:val="0"/>
-          <w:bCs w:val="0"/>
-          <w:lang w:val="en-US"/>
-        </w:rPr>
-        <w:t xml:space="preserve">bias evaluation for models trained on </w:t>
-      </w:r>
-      <w:r>
-        <w:rPr>
-          <w:b w:val="0"/>
-          <w:bCs w:val="0"/>
-          <w:lang w:val="en-US"/>
-        </w:rPr>
-        <w:t>class-</w:t>
-      </w:r>
-      <w:r>
-        <w:rPr>
-          <w:b w:val="0"/>
-          <w:bCs w:val="0"/>
-          <w:lang w:val="en-US"/>
-        </w:rPr>
-        <w:t>imbalanced datasets?</w:t>
-      </w:r>
-    </w:p>
-    <w:p>
-      <w:pPr>
         <w:pStyle w:val="Head1"/>
         <w:spacing w:line="360" w:lineRule="auto"/>
+        <w:rPr>
+          <w:b w:val="0"/>
+          <w:bCs w:val="0"/>
+          <w:lang w:val="en-ID"/>
+        </w:rPr>
+      </w:pPr>
+      <w:r>
+        <w:rPr>
+          <w:b w:val="0"/>
+          <w:bCs w:val="0"/>
+          <w:lang w:val="en-ID"/>
+        </w:rPr>
+        <w:t>1.</w:t>
+      </w:r>
+      <w:r>
+        <w:rPr>
+          <w:lang w:val="en-ID"/>
+        </w:rPr>
+        <w:t xml:space="preserve"> </w:t>
+      </w:r>
+      <w:r>
+        <w:rPr>
+          <w:b w:val="0"/>
+          <w:bCs w:val="0"/>
+          <w:lang w:val="en-ID"/>
+        </w:rPr>
+        <w:t>How does the dataset homogeneity composition (balance vs. imbalanced) impact the AI model transparency and fairness in decision-making systems?</w:t>
+      </w:r>
+    </w:p>
+    <w:p>
+      <w:pPr>
+        <w:pStyle w:val="Head1"/>
+        <w:spacing w:line="360" w:lineRule="auto"/>
+        <w:rPr>
+          <w:b w:val="0"/>
+          <w:bCs w:val="0"/>
+          <w:lang w:val="en-ID"/>
+        </w:rPr>
+      </w:pPr>
+      <w:r>
+        <w:rPr>
+          <w:b w:val="0"/>
+          <w:bCs w:val="0"/>
+          <w:lang w:val="en-ID"/>
+        </w:rPr>
+        <w:t>2. How does the data sparsity/ dataset’s size (Large versus small) influence the accuracy of bias evaluation in AI models, when the training data is class-imbalanced?</w:t>
+      </w:r>
+    </w:p>
+    <w:p>
+      <w:pPr>
+        <w:pStyle w:val="Head1"/>
+        <w:spacing w:line="360" w:lineRule="auto"/>
       </w:pPr>
       <w:r>
         <w:rPr>
@@ -2179,6 +1705,7 @@
           <w:b w:val="0"/>
           <w:bCs w:val="0"/>
         </w:rPr>
+        <w:lastRenderedPageBreak/>
         <w:t>2</w:t>
       </w:r>
       <w:r>
@@ -2219,15 +1746,20 @@
         <w:t xml:space="preserve">studied </w:t>
       </w:r>
       <w:r>
-        <w:t xml:space="preserve">by Miao, Y., Cao, H., and </w:t>
-      </w:r>
-      <w:proofErr w:type="gramStart"/>
-      <w:r>
-        <w:t>Tang,</w:t>
-      </w:r>
-      <w:proofErr w:type="gramEnd"/>
-      <w:r>
-        <w:t xml:space="preserve"> M. (2022) focuses on the technique to evaluate the impact that imbalanced binary data on the performance of machine learning models. In their investigation, they investigated how the imbalance ratio (IR) influences the performance and stability of the model. To build datasets with variable imbalance ratios, they applied imbalanced data augmentation algorithms. </w:t>
+        <w:t xml:space="preserve">by Miao, Y., Cao, H., and Tang, M. (2022) focuses on the technique to evaluate the impact that imbalanced binary data on the performance of machine learning models. In their investigation, they investigated how the imbalance ratio (IR) influences the performance and stability of the model. </w:t>
+      </w:r>
+    </w:p>
+    <w:p>
+      <w:pPr>
+        <w:pStyle w:val="Para"/>
+      </w:pPr>
+    </w:p>
+    <w:p>
+      <w:pPr>
+        <w:pStyle w:val="Para"/>
+      </w:pPr>
+      <w:r>
+        <w:t xml:space="preserve">To build datasets with variable imbalance ratios, they applied imbalanced data augmentation algorithms. </w:t>
       </w:r>
       <w:r>
         <w:t>T</w:t>
@@ -2342,10 +1874,7 @@
         <w:t xml:space="preserve"> that</w:t>
       </w:r>
       <w:r>
-        <w:t xml:space="preserve"> addressing </w:t>
-      </w:r>
-      <w:r>
-        <w:t>data imbalance is very important for maintaining reliable machine learning models, especially in critical applications.</w:t>
+        <w:t xml:space="preserve"> addressing data imbalance is very important for maintaining reliable machine learning models, especially in critical applications.</w:t>
       </w:r>
     </w:p>
     <w:p>
@@ -2498,6 +2027,16 @@
       <w:r>
         <w:t xml:space="preserve"> by small sample sizes in meta-analyses. </w:t>
       </w:r>
+    </w:p>
+    <w:p>
+      <w:pPr>
+        <w:pStyle w:val="Para"/>
+      </w:pPr>
+    </w:p>
+    <w:p>
+      <w:pPr>
+        <w:pStyle w:val="Para"/>
+      </w:pPr>
       <w:r>
         <w:t>Too s</w:t>
       </w:r>
@@ -2614,37 +2153,8 @@
         <w:t xml:space="preserve"> in a simpler way</w:t>
       </w:r>
       <w:r>
-        <w:t xml:space="preserve">. It works by generating local surrogate </w:t>
-      </w:r>
-      <w:r>
-        <w:t>mode</w:t>
-      </w:r>
-      <w:r>
-        <w:t>ls</w:t>
-      </w:r>
-      <w:r>
-        <w:t xml:space="preserve"> which </w:t>
-      </w:r>
-      <w:r>
-        <w:t>are</w:t>
-      </w:r>
-      <w:r>
-        <w:t xml:space="preserve"> </w:t>
-      </w:r>
-      <w:r>
-        <w:t>simple, interpretable models like linear regression or decision tre</w:t>
-      </w:r>
-      <w:r>
-        <w:t xml:space="preserve">es, </w:t>
-      </w:r>
-      <w:r>
-        <w:t xml:space="preserve">that approximate the behavior of the black-box model for a specific instance. </w:t>
-      </w:r>
-    </w:p>
-    <w:p>
-      <w:pPr>
-        <w:pStyle w:val="Para"/>
-      </w:pPr>
+        <w:t xml:space="preserve">. </w:t>
+      </w:r>
     </w:p>
     <w:p>
       <w:pPr>
@@ -2718,7 +2228,6 @@
         <w:t>​ L(</w:t>
       </w:r>
       <w:proofErr w:type="spellStart"/>
-      <w:proofErr w:type="gramStart"/>
       <w:r>
         <w:rPr>
           <w:rFonts w:ascii="Times New Roman" w:hAnsi="Times New Roman" w:cs="Times New Roman"/>
@@ -2730,7 +2239,6 @@
         <w:t>f,g</w:t>
       </w:r>
       <w:proofErr w:type="spellEnd"/>
-      <w:proofErr w:type="gramEnd"/>
       <w:r>
         <w:rPr>
           <w:rFonts w:ascii="Times New Roman" w:hAnsi="Times New Roman" w:cs="Times New Roman"/>
@@ -2929,91 +2437,339 @@
       </w:r>
       <w:r>
         <w:tab/>
+        <w:t xml:space="preserve">    </w:t>
+      </w:r>
+      <w:r>
+        <w:t>(2)</w:t>
+      </w:r>
+    </w:p>
+    <w:p>
+      <w:pPr>
+        <w:pStyle w:val="Para"/>
+      </w:pPr>
+    </w:p>
+    <w:p>
+      <w:pPr>
+        <w:pStyle w:val="Para"/>
+      </w:pPr>
+      <w:r>
+        <w:t xml:space="preserve">y </w:t>
+      </w:r>
+      <w:r>
+        <w:t>=</w:t>
+      </w:r>
+      <w:r>
+        <w:t xml:space="preserve"> target class, </w:t>
+      </w:r>
+      <w:r>
+        <w:t xml:space="preserve">while </w:t>
+      </w:r>
+      <w:r>
+        <w:t xml:space="preserve">x is the feature, w is the weight vector, </w:t>
+      </w:r>
+      <w:r>
+        <w:t xml:space="preserve">and </w:t>
+      </w:r>
+      <w:r>
+        <w:t xml:space="preserve">b is the bias term. </w:t>
+      </w:r>
+      <w:r>
         <w:t xml:space="preserve"> </w:t>
       </w:r>
-      <w:proofErr w:type="gramStart"/>
-      <w:r>
-        <w:t xml:space="preserve">   </w:t>
-      </w:r>
-      <w:r>
-        <w:t>(</w:t>
-      </w:r>
-      <w:proofErr w:type="gramEnd"/>
-      <w:r>
-        <w:t>2)</w:t>
-      </w:r>
     </w:p>
     <w:p>
       <w:pPr>
         <w:pStyle w:val="Para"/>
       </w:pPr>
+      <w:r>
+        <w:t xml:space="preserve">P (y = 1|x) is </w:t>
+      </w:r>
+      <w:r>
+        <w:t xml:space="preserve">a </w:t>
+      </w:r>
+      <w:r>
+        <w:t>conditional probabilit</w:t>
+      </w:r>
+      <w:r>
+        <w:t>y.</w:t>
+      </w:r>
     </w:p>
     <w:p>
       <w:pPr>
         <w:pStyle w:val="Para"/>
       </w:pPr>
-      <w:r>
-        <w:t xml:space="preserve">y </w:t>
-      </w:r>
-      <w:r>
-        <w:t>=</w:t>
-      </w:r>
-      <w:r>
-        <w:t xml:space="preserve"> target class, </w:t>
-      </w:r>
-      <w:r>
-        <w:t xml:space="preserve">while </w:t>
-      </w:r>
-      <w:r>
-        <w:t xml:space="preserve">x is the feature, w is the weight vector, </w:t>
-      </w:r>
-      <w:r>
-        <w:t xml:space="preserve">and </w:t>
-      </w:r>
-      <w:r>
-        <w:t xml:space="preserve">b is the bias term. </w:t>
-      </w:r>
-      <w:r>
+    </w:p>
+    <w:p>
+      <w:pPr>
+        <w:pStyle w:val="Para"/>
+      </w:pPr>
+      <w:r>
+        <w:t>2.2.3 C</w:t>
+      </w:r>
+      <w:r>
+        <w:t>lassification Report and Confusion Matrix</w:t>
+      </w:r>
+    </w:p>
+    <w:p>
+      <w:pPr>
+        <w:pStyle w:val="Para"/>
+      </w:pPr>
+    </w:p>
+    <w:p>
+      <w:pPr>
+        <w:pStyle w:val="Para"/>
+        <w:rPr>
+          <w:lang w:val="en-ID"/>
+        </w:rPr>
+      </w:pPr>
+      <w:r>
+        <w:rPr>
+          <w:lang w:val="en-ID"/>
+        </w:rPr>
+        <w:t>C</w:t>
+      </w:r>
+      <w:r>
+        <w:rPr>
+          <w:lang w:val="en-ID"/>
+        </w:rPr>
+        <w:t xml:space="preserve">lassification report </w:t>
+      </w:r>
+      <w:r>
+        <w:rPr>
+          <w:lang w:val="en-ID"/>
+        </w:rPr>
+        <w:t>is</w:t>
+      </w:r>
+      <w:r>
+        <w:rPr>
+          <w:lang w:val="en-ID"/>
+        </w:rPr>
         <w:t xml:space="preserve"> </w:t>
       </w:r>
+      <w:r>
+        <w:rPr>
+          <w:lang w:val="en-ID"/>
+        </w:rPr>
+        <w:t xml:space="preserve">a summary of the </w:t>
+      </w:r>
+      <w:r>
+        <w:rPr>
+          <w:lang w:val="en-ID"/>
+        </w:rPr>
+        <w:t xml:space="preserve">model’s </w:t>
+      </w:r>
+      <w:r>
+        <w:rPr>
+          <w:lang w:val="en-ID"/>
+        </w:rPr>
+        <w:t>performanc</w:t>
+      </w:r>
+      <w:r>
+        <w:rPr>
+          <w:lang w:val="en-ID"/>
+        </w:rPr>
+        <w:t>e</w:t>
+      </w:r>
+      <w:r>
+        <w:rPr>
+          <w:lang w:val="en-ID"/>
+        </w:rPr>
+        <w:t xml:space="preserve">, which compared </w:t>
+      </w:r>
+      <w:r>
+        <w:rPr>
+          <w:lang w:val="en-ID"/>
+        </w:rPr>
+        <w:t>the model's performance to other models</w:t>
+      </w:r>
+      <w:r>
+        <w:rPr>
+          <w:lang w:val="en-ID"/>
+        </w:rPr>
+        <w:t>,</w:t>
+      </w:r>
+      <w:r>
+        <w:rPr>
+          <w:lang w:val="en-ID"/>
+        </w:rPr>
+        <w:t xml:space="preserve"> or understanding where the model might be struggling. (Burkov, A., 2019).</w:t>
+      </w:r>
     </w:p>
     <w:p>
       <w:pPr>
         <w:pStyle w:val="Para"/>
-      </w:pPr>
-      <w:r>
-        <w:t xml:space="preserve">P (y = 1|x) is </w:t>
-      </w:r>
-      <w:r>
-        <w:t xml:space="preserve">a </w:t>
-      </w:r>
-      <w:r>
-        <w:t>conditional probabilit</w:t>
-      </w:r>
-      <w:r>
-        <w:t>y.</w:t>
-      </w:r>
+        <w:rPr>
+          <w:lang w:val="en-ID"/>
+        </w:rPr>
+      </w:pPr>
     </w:p>
     <w:p>
       <w:pPr>
         <w:pStyle w:val="Para"/>
-      </w:pPr>
+        <w:rPr>
+          <w:lang w:val="en-ID"/>
+        </w:rPr>
+      </w:pPr>
+      <w:r>
+        <w:rPr>
+          <w:lang w:val="en-ID"/>
+        </w:rPr>
+        <w:t>Accuracy shows the overall correctness of the model.</w:t>
+      </w:r>
     </w:p>
     <w:p>
       <w:pPr>
         <w:pStyle w:val="Para"/>
-      </w:pPr>
-      <w:r>
-        <w:t>2.2.3 C</w:t>
-      </w:r>
-      <w:r>
-        <w:t>lassification Report and Confusion Matrix</w:t>
+        <w:rPr>
+          <w:lang w:val="en-ID"/>
+        </w:rPr>
+      </w:pPr>
+      <w:r>
+        <w:rPr>
+          <w:lang w:val="en-ID"/>
+        </w:rPr>
+        <w:t>The F1-score is the</w:t>
+      </w:r>
+      <w:r>
+        <w:rPr>
+          <w:lang w:val="en-ID"/>
+        </w:rPr>
+        <w:t xml:space="preserve"> </w:t>
+      </w:r>
+      <w:r>
+        <w:rPr>
+          <w:lang w:val="en-ID"/>
+        </w:rPr>
+        <w:t>precision and recall</w:t>
+      </w:r>
+      <w:r>
+        <w:rPr>
+          <w:lang w:val="en-ID"/>
+        </w:rPr>
+        <w:t xml:space="preserve">’s </w:t>
+      </w:r>
+      <w:r>
+        <w:rPr>
+          <w:lang w:val="en-ID"/>
+        </w:rPr>
+        <w:t>harmonic mean</w:t>
+      </w:r>
+      <w:r>
+        <w:rPr>
+          <w:lang w:val="en-ID"/>
+        </w:rPr>
+        <w:t>.</w:t>
       </w:r>
     </w:p>
     <w:p>
       <w:pPr>
         <w:pStyle w:val="Para"/>
-      </w:pPr>
+        <w:rPr>
+          <w:lang w:val="en-ID"/>
+        </w:rPr>
+      </w:pPr>
+      <w:r>
+        <w:rPr>
+          <w:lang w:val="en-ID"/>
+        </w:rPr>
+        <w:t xml:space="preserve">Precision-Recall </w:t>
+      </w:r>
+      <w:r>
+        <w:rPr>
+          <w:lang w:val="en-ID"/>
+        </w:rPr>
+        <w:t>Area Under the Curve</w:t>
+      </w:r>
+      <w:r>
+        <w:rPr>
+          <w:lang w:val="en-ID"/>
+        </w:rPr>
+        <w:t xml:space="preserve"> </w:t>
+      </w:r>
+      <w:r>
+        <w:rPr>
+          <w:lang w:val="en-ID"/>
+        </w:rPr>
+        <w:t>(AUC</w:t>
+      </w:r>
+      <w:r>
+        <w:rPr>
+          <w:lang w:val="en-ID"/>
+        </w:rPr>
+        <w:t xml:space="preserve">) is a performance metric </w:t>
+      </w:r>
+      <w:r>
+        <w:rPr>
+          <w:lang w:val="en-ID"/>
+        </w:rPr>
+        <w:t>which</w:t>
+      </w:r>
+      <w:r>
+        <w:rPr>
+          <w:lang w:val="en-ID"/>
+        </w:rPr>
+        <w:t xml:space="preserve"> combines </w:t>
+      </w:r>
+      <w:r>
+        <w:rPr>
+          <w:lang w:val="en-ID"/>
+        </w:rPr>
+        <w:t>recall and precision</w:t>
+      </w:r>
+      <w:r>
+        <w:rPr>
+          <w:lang w:val="en-ID"/>
+        </w:rPr>
+        <w:t xml:space="preserve"> </w:t>
+      </w:r>
+      <w:r>
+        <w:rPr>
+          <w:lang w:val="en-ID"/>
+        </w:rPr>
+        <w:t>become</w:t>
+      </w:r>
+      <w:r>
+        <w:rPr>
+          <w:lang w:val="en-ID"/>
+        </w:rPr>
+        <w:t xml:space="preserve"> a single value, summar</w:t>
+      </w:r>
+      <w:r>
+        <w:rPr>
+          <w:lang w:val="en-ID"/>
+        </w:rPr>
+        <w:t>ized</w:t>
+      </w:r>
+      <w:r>
+        <w:rPr>
+          <w:lang w:val="en-ID"/>
+        </w:rPr>
+        <w:t xml:space="preserve"> </w:t>
+      </w:r>
+      <w:r>
+        <w:rPr>
+          <w:lang w:val="en-ID"/>
+        </w:rPr>
+        <w:t xml:space="preserve">about </w:t>
+      </w:r>
+      <w:r>
+        <w:rPr>
+          <w:lang w:val="en-ID"/>
+        </w:rPr>
+        <w:t xml:space="preserve">how well </w:t>
+      </w:r>
+      <w:r>
+        <w:rPr>
+          <w:lang w:val="en-ID"/>
+        </w:rPr>
+        <w:t>the model is</w:t>
+      </w:r>
+      <w:r>
+        <w:rPr>
+          <w:lang w:val="en-ID"/>
+        </w:rPr>
+        <w:t xml:space="preserve"> performs. </w:t>
+      </w:r>
     </w:p>
     <w:p>
       <w:pPr>
@@ -3026,19 +2782,105 @@
         <w:rPr>
           <w:lang w:val="en-ID"/>
         </w:rPr>
-        <w:t>C</w:t>
-      </w:r>
-      <w:r>
-        <w:rPr>
-          <w:lang w:val="en-ID"/>
-        </w:rPr>
-        <w:t xml:space="preserve">lassification report </w:t>
-      </w:r>
-      <w:r>
-        <w:rPr>
-          <w:lang w:val="en-ID"/>
-        </w:rPr>
-        <w:t>is</w:t>
+        <w:t xml:space="preserve">Precision </w:t>
+      </w:r>
+      <w:r>
+        <w:rPr>
+          <w:lang w:val="en-ID"/>
+        </w:rPr>
+        <w:t>answers the question</w:t>
+      </w:r>
+      <w:r>
+        <w:rPr>
+          <w:lang w:val="en-ID"/>
+        </w:rPr>
+        <w:t xml:space="preserve"> about h</w:t>
+      </w:r>
+      <w:r>
+        <w:rPr>
+          <w:lang w:val="en-ID"/>
+        </w:rPr>
+        <w:t>ow many were correct</w:t>
+      </w:r>
+      <w:r>
+        <w:rPr>
+          <w:lang w:val="en-ID"/>
+        </w:rPr>
+        <w:t xml:space="preserve"> from</w:t>
+      </w:r>
+      <w:r>
+        <w:rPr>
+          <w:lang w:val="en-ID"/>
+        </w:rPr>
+        <w:t xml:space="preserve"> all the positive predictions</w:t>
+      </w:r>
+      <w:r>
+        <w:rPr>
+          <w:lang w:val="en-ID"/>
+        </w:rPr>
+        <w:t xml:space="preserve">. </w:t>
+      </w:r>
+      <w:r>
+        <w:rPr>
+          <w:lang w:val="en-ID"/>
+        </w:rPr>
+        <w:t xml:space="preserve">It </w:t>
+      </w:r>
+      <w:r>
+        <w:rPr>
+          <w:lang w:val="en-ID"/>
+        </w:rPr>
+        <w:t>is a metric that measures how often a predicted label is correct</w:t>
+      </w:r>
+      <w:r>
+        <w:rPr>
+          <w:lang w:val="en-ID"/>
+        </w:rPr>
+        <w:t>.</w:t>
+      </w:r>
+    </w:p>
+    <w:p>
+      <w:pPr>
+        <w:pStyle w:val="Para"/>
+        <w:rPr>
+          <w:lang w:val="en-ID"/>
+        </w:rPr>
+      </w:pPr>
+      <w:r>
+        <w:rPr>
+          <w:lang w:val="en-ID"/>
+        </w:rPr>
+        <w:t xml:space="preserve">Recall is </w:t>
+      </w:r>
+      <w:r>
+        <w:rPr>
+          <w:lang w:val="en-ID"/>
+        </w:rPr>
+        <w:t xml:space="preserve">known as </w:t>
+      </w:r>
+      <w:r>
+        <w:rPr>
+          <w:lang w:val="en-ID"/>
+        </w:rPr>
+        <w:t xml:space="preserve">sensitivity </w:t>
+      </w:r>
+      <w:r>
+        <w:rPr>
+          <w:lang w:val="en-ID"/>
+        </w:rPr>
+        <w:t xml:space="preserve">or </w:t>
+      </w:r>
+      <w:r>
+        <w:rPr>
+          <w:lang w:val="en-ID"/>
+        </w:rPr>
+        <w:t>true positive rate</w:t>
+      </w:r>
+      <w:r>
+        <w:rPr>
+          <w:lang w:val="en-ID"/>
+        </w:rPr>
+        <w:t>. It is</w:t>
       </w:r>
       <w:r>
         <w:rPr>
@@ -3050,49 +2892,73 @@
         <w:rPr>
           <w:lang w:val="en-ID"/>
         </w:rPr>
-        <w:t xml:space="preserve">a summary of the </w:t>
-      </w:r>
-      <w:r>
-        <w:rPr>
-          <w:lang w:val="en-ID"/>
-        </w:rPr>
-        <w:t xml:space="preserve">model’s </w:t>
-      </w:r>
-      <w:r>
-        <w:rPr>
-          <w:lang w:val="en-ID"/>
-        </w:rPr>
-        <w:t>performanc</w:t>
-      </w:r>
-      <w:r>
-        <w:rPr>
-          <w:lang w:val="en-ID"/>
-        </w:rPr>
-        <w:t>e</w:t>
-      </w:r>
-      <w:r>
-        <w:rPr>
-          <w:lang w:val="en-ID"/>
-        </w:rPr>
-        <w:t xml:space="preserve">, which compared </w:t>
-      </w:r>
-      <w:r>
-        <w:rPr>
-          <w:lang w:val="en-ID"/>
-        </w:rPr>
-        <w:t>the model's performance to other models</w:t>
-      </w:r>
-      <w:r>
-        <w:rPr>
-          <w:lang w:val="en-ID"/>
-        </w:rPr>
-        <w:t>,</w:t>
-      </w:r>
-      <w:r>
-        <w:rPr>
-          <w:lang w:val="en-ID"/>
-        </w:rPr>
-        <w:t xml:space="preserve"> or understanding where the model might be struggling. (Burkov, A., 2019).</w:t>
+        <w:t>a metric that measures how often a true label is correctly predicted</w:t>
+      </w:r>
+      <w:r>
+        <w:rPr>
+          <w:lang w:val="en-ID"/>
+        </w:rPr>
+        <w:t xml:space="preserve">. </w:t>
+      </w:r>
+      <w:r>
+        <w:rPr>
+          <w:lang w:val="en-ID"/>
+        </w:rPr>
+        <w:t xml:space="preserve">Recall (also): The proportion of true positive cases detected out of all actual positive cases. It </w:t>
+      </w:r>
+      <w:r>
+        <w:rPr>
+          <w:lang w:val="en-ID"/>
+        </w:rPr>
+        <w:t>showed</w:t>
+      </w:r>
+      <w:r>
+        <w:rPr>
+          <w:lang w:val="en-ID"/>
+        </w:rPr>
+        <w:t xml:space="preserve"> about</w:t>
+      </w:r>
+      <w:r>
+        <w:rPr>
+          <w:lang w:val="en-ID"/>
+        </w:rPr>
+        <w:t xml:space="preserve"> </w:t>
+      </w:r>
+      <w:r>
+        <w:rPr>
+          <w:lang w:val="en-ID"/>
+        </w:rPr>
+        <w:t>how many were correctly predicted</w:t>
+      </w:r>
+      <w:r>
+        <w:rPr>
+          <w:lang w:val="en-ID"/>
+        </w:rPr>
+        <w:t xml:space="preserve"> from</w:t>
+      </w:r>
+      <w:r>
+        <w:rPr>
+          <w:lang w:val="en-ID"/>
+        </w:rPr>
+        <w:t xml:space="preserve"> all </w:t>
+      </w:r>
+      <w:r>
+        <w:rPr>
+          <w:lang w:val="en-ID"/>
+        </w:rPr>
+        <w:t>true</w:t>
+      </w:r>
+      <w:r>
+        <w:rPr>
+          <w:lang w:val="en-ID"/>
+        </w:rPr>
+        <w:t xml:space="preserve"> positives</w:t>
+      </w:r>
+      <w:r>
+        <w:rPr>
+          <w:lang w:val="en-ID"/>
+        </w:rPr>
+        <w:t>.</w:t>
       </w:r>
     </w:p>
     <w:p>
@@ -3114,7 +2980,74 @@
         <w:rPr>
           <w:lang w:val="en-ID"/>
         </w:rPr>
-        <w:t>Accuracy shows the overall correctness of the model.</w:t>
+        <w:lastRenderedPageBreak/>
+        <w:t xml:space="preserve">AUC is </w:t>
+      </w:r>
+      <w:r>
+        <w:rPr>
+          <w:lang w:val="en-ID"/>
+        </w:rPr>
+        <w:t>like</w:t>
+      </w:r>
+      <w:r>
+        <w:rPr>
+          <w:lang w:val="en-ID"/>
+        </w:rPr>
+        <w:t xml:space="preserve"> the Precision-Recall curve, which </w:t>
+      </w:r>
+      <w:r>
+        <w:rPr>
+          <w:lang w:val="en-ID"/>
+        </w:rPr>
+        <w:t>visualized the</w:t>
+      </w:r>
+      <w:r>
+        <w:rPr>
+          <w:lang w:val="en-ID"/>
+        </w:rPr>
+        <w:t xml:space="preserve"> precision on the y-axis and recall on the x-axis. </w:t>
+      </w:r>
+      <w:r>
+        <w:rPr>
+          <w:lang w:val="en-ID"/>
+        </w:rPr>
+        <w:t>The</w:t>
+      </w:r>
+      <w:r>
+        <w:rPr>
+          <w:lang w:val="en-ID"/>
+        </w:rPr>
+        <w:t xml:space="preserve"> balance achieved between two desirable but incompatible features/ </w:t>
+      </w:r>
+      <w:r>
+        <w:rPr>
+          <w:lang w:val="en-ID"/>
+        </w:rPr>
+        <w:t>compromise</w:t>
+      </w:r>
+      <w:r>
+        <w:rPr>
+          <w:lang w:val="en-ID"/>
+        </w:rPr>
+        <w:t xml:space="preserve"> between precision and recall for different threshold settings of a model</w:t>
+      </w:r>
+      <w:r>
+        <w:rPr>
+          <w:lang w:val="en-ID"/>
+        </w:rPr>
+        <w:t xml:space="preserve"> has been </w:t>
+      </w:r>
+      <w:r>
+        <w:rPr>
+          <w:lang w:val="en-ID"/>
+        </w:rPr>
+        <w:t>visualize</w:t>
+      </w:r>
+      <w:r>
+        <w:rPr>
+          <w:lang w:val="en-ID"/>
+        </w:rPr>
+        <w:t>d.</w:t>
       </w:r>
     </w:p>
     <w:p>
@@ -3124,42 +3057,6 @@
           <w:lang w:val="en-ID"/>
         </w:rPr>
       </w:pPr>
-      <w:r>
-        <w:rPr>
-          <w:lang w:val="en-ID"/>
-        </w:rPr>
-        <w:t>The F1-score is the</w:t>
-      </w:r>
-      <w:r>
-        <w:rPr>
-          <w:lang w:val="en-ID"/>
-        </w:rPr>
-        <w:t xml:space="preserve"> </w:t>
-      </w:r>
-      <w:r>
-        <w:rPr>
-          <w:lang w:val="en-ID"/>
-        </w:rPr>
-        <w:t>precision and recall</w:t>
-      </w:r>
-      <w:r>
-        <w:rPr>
-          <w:lang w:val="en-ID"/>
-        </w:rPr>
-        <w:t xml:space="preserve">’s </w:t>
-      </w:r>
-      <w:r>
-        <w:rPr>
-          <w:lang w:val="en-ID"/>
-        </w:rPr>
-        <w:t>harmonic mean</w:t>
-      </w:r>
-      <w:r>
-        <w:rPr>
-          <w:lang w:val="en-ID"/>
-        </w:rPr>
-        <w:t>.</w:t>
-      </w:r>
     </w:p>
     <w:p>
       <w:pPr>
@@ -3172,103 +3069,43 @@
         <w:rPr>
           <w:lang w:val="en-ID"/>
         </w:rPr>
-        <w:t xml:space="preserve">Precision-Recall </w:t>
-      </w:r>
-      <w:r>
-        <w:rPr>
-          <w:lang w:val="en-ID"/>
-        </w:rPr>
-        <w:t>Area Under the Curve</w:t>
-      </w:r>
-      <w:r>
-        <w:rPr>
-          <w:lang w:val="en-ID"/>
-        </w:rPr>
-        <w:t xml:space="preserve"> </w:t>
-      </w:r>
-      <w:r>
-        <w:rPr>
-          <w:lang w:val="en-ID"/>
-        </w:rPr>
-        <w:t>(AUC</w:t>
-      </w:r>
-      <w:r>
-        <w:rPr>
-          <w:lang w:val="en-ID"/>
-        </w:rPr>
-        <w:t xml:space="preserve">) is a performance metric </w:t>
-      </w:r>
-      <w:r>
-        <w:rPr>
-          <w:lang w:val="en-ID"/>
-        </w:rPr>
-        <w:t>which</w:t>
-      </w:r>
-      <w:r>
-        <w:rPr>
-          <w:lang w:val="en-ID"/>
-        </w:rPr>
-        <w:t xml:space="preserve"> combines </w:t>
-      </w:r>
-      <w:r>
-        <w:rPr>
-          <w:lang w:val="en-ID"/>
-        </w:rPr>
-        <w:t>recall and precision</w:t>
-      </w:r>
-      <w:r>
-        <w:rPr>
-          <w:lang w:val="en-ID"/>
-        </w:rPr>
-        <w:t xml:space="preserve"> </w:t>
-      </w:r>
-      <w:r>
-        <w:rPr>
-          <w:lang w:val="en-ID"/>
-        </w:rPr>
-        <w:t>become</w:t>
-      </w:r>
-      <w:r>
-        <w:rPr>
-          <w:lang w:val="en-ID"/>
-        </w:rPr>
-        <w:t xml:space="preserve"> a single value, summar</w:t>
-      </w:r>
-      <w:r>
-        <w:rPr>
-          <w:lang w:val="en-ID"/>
-        </w:rPr>
-        <w:t>ized</w:t>
-      </w:r>
-      <w:r>
-        <w:rPr>
-          <w:lang w:val="en-ID"/>
-        </w:rPr>
-        <w:t xml:space="preserve"> </w:t>
-      </w:r>
-      <w:r>
-        <w:rPr>
-          <w:lang w:val="en-ID"/>
-        </w:rPr>
-        <w:t xml:space="preserve">about </w:t>
-      </w:r>
-      <w:r>
-        <w:rPr>
-          <w:lang w:val="en-ID"/>
-        </w:rPr>
-        <w:t xml:space="preserve">how well </w:t>
-      </w:r>
-      <w:r>
-        <w:rPr>
-          <w:lang w:val="en-ID"/>
-        </w:rPr>
-        <w:t>the model is</w:t>
-      </w:r>
-      <w:r>
-        <w:rPr>
-          <w:lang w:val="en-ID"/>
-        </w:rPr>
-        <w:t xml:space="preserve"> performs. </w:t>
+        <w:t>The AUC (Area Under the Curve) quantifies the overall performance of the model</w:t>
+      </w:r>
+      <w:r>
+        <w:rPr>
+          <w:lang w:val="en-ID"/>
+        </w:rPr>
+        <w:t>. A</w:t>
+      </w:r>
+      <w:r>
+        <w:rPr>
+          <w:lang w:val="en-ID"/>
+        </w:rPr>
+        <w:t xml:space="preserve"> higher AUC value </w:t>
+      </w:r>
+      <w:r>
+        <w:rPr>
+          <w:lang w:val="en-ID"/>
+        </w:rPr>
+        <w:t>indicates</w:t>
+      </w:r>
+      <w:r>
+        <w:rPr>
+          <w:lang w:val="en-ID"/>
+        </w:rPr>
+        <w:t xml:space="preserve"> better performance, </w:t>
+      </w:r>
+      <w:r>
+        <w:rPr>
+          <w:lang w:val="en-ID"/>
+        </w:rPr>
+        <w:t xml:space="preserve">especially </w:t>
+      </w:r>
+      <w:r>
+        <w:rPr>
+          <w:lang w:val="en-ID"/>
+        </w:rPr>
+        <w:t>in identifying minority class instances.</w:t>
       </w:r>
     </w:p>
     <w:p>
@@ -3282,7 +3119,25 @@
         <w:rPr>
           <w:lang w:val="en-ID"/>
         </w:rPr>
-        <w:t>The details are:</w:t>
+        <w:t>t</w:t>
+      </w:r>
+      <w:r>
+        <w:rPr>
+          <w:lang w:val="en-ID"/>
+        </w:rPr>
+        <w:t xml:space="preserve">his metric is </w:t>
+      </w:r>
+      <w:r>
+        <w:rPr>
+          <w:lang w:val="en-ID"/>
+        </w:rPr>
+        <w:t>very</w:t>
+      </w:r>
+      <w:r>
+        <w:rPr>
+          <w:lang w:val="en-ID"/>
+        </w:rPr>
+        <w:t xml:space="preserve"> useful when dealing with imbalanced datasets.</w:t>
       </w:r>
     </w:p>
     <w:p>
@@ -3292,373 +3147,6 @@
           <w:lang w:val="en-ID"/>
         </w:rPr>
       </w:pPr>
-      <w:r>
-        <w:rPr>
-          <w:lang w:val="en-ID"/>
-        </w:rPr>
-        <w:t xml:space="preserve">Precision </w:t>
-      </w:r>
-      <w:r>
-        <w:rPr>
-          <w:lang w:val="en-ID"/>
-        </w:rPr>
-        <w:t>answers the question</w:t>
-      </w:r>
-      <w:r>
-        <w:rPr>
-          <w:lang w:val="en-ID"/>
-        </w:rPr>
-        <w:t xml:space="preserve"> about h</w:t>
-      </w:r>
-      <w:r>
-        <w:rPr>
-          <w:lang w:val="en-ID"/>
-        </w:rPr>
-        <w:t>ow many were correct</w:t>
-      </w:r>
-      <w:r>
-        <w:rPr>
-          <w:lang w:val="en-ID"/>
-        </w:rPr>
-        <w:t xml:space="preserve"> from</w:t>
-      </w:r>
-      <w:r>
-        <w:rPr>
-          <w:lang w:val="en-ID"/>
-        </w:rPr>
-        <w:t xml:space="preserve"> all the positive predictions</w:t>
-      </w:r>
-      <w:r>
-        <w:rPr>
-          <w:lang w:val="en-ID"/>
-        </w:rPr>
-        <w:t xml:space="preserve">. </w:t>
-      </w:r>
-      <w:r>
-        <w:rPr>
-          <w:lang w:val="en-ID"/>
-        </w:rPr>
-        <w:t xml:space="preserve">It </w:t>
-      </w:r>
-      <w:r>
-        <w:rPr>
-          <w:lang w:val="en-ID"/>
-        </w:rPr>
-        <w:t>is a metric that measures how often a predicted label is correct</w:t>
-      </w:r>
-      <w:r>
-        <w:rPr>
-          <w:lang w:val="en-ID"/>
-        </w:rPr>
-        <w:t>.</w:t>
-      </w:r>
-    </w:p>
-    <w:p>
-      <w:pPr>
-        <w:pStyle w:val="Para"/>
-        <w:rPr>
-          <w:lang w:val="en-ID"/>
-        </w:rPr>
-      </w:pPr>
-      <w:r>
-        <w:rPr>
-          <w:lang w:val="en-ID"/>
-        </w:rPr>
-        <w:t xml:space="preserve">Recall is </w:t>
-      </w:r>
-      <w:r>
-        <w:rPr>
-          <w:lang w:val="en-ID"/>
-        </w:rPr>
-        <w:t xml:space="preserve">known as </w:t>
-      </w:r>
-      <w:r>
-        <w:rPr>
-          <w:lang w:val="en-ID"/>
-        </w:rPr>
-        <w:t xml:space="preserve">sensitivity </w:t>
-      </w:r>
-      <w:r>
-        <w:rPr>
-          <w:lang w:val="en-ID"/>
-        </w:rPr>
-        <w:t xml:space="preserve">or </w:t>
-      </w:r>
-      <w:r>
-        <w:rPr>
-          <w:lang w:val="en-ID"/>
-        </w:rPr>
-        <w:t>true positive rate</w:t>
-      </w:r>
-      <w:r>
-        <w:rPr>
-          <w:lang w:val="en-ID"/>
-        </w:rPr>
-        <w:t>. It is</w:t>
-      </w:r>
-      <w:r>
-        <w:rPr>
-          <w:lang w:val="en-ID"/>
-        </w:rPr>
-        <w:t xml:space="preserve"> </w:t>
-      </w:r>
-      <w:r>
-        <w:rPr>
-          <w:lang w:val="en-ID"/>
-        </w:rPr>
-        <w:t>a metric that measures how often a true label is correctly predicted</w:t>
-      </w:r>
-      <w:r>
-        <w:rPr>
-          <w:lang w:val="en-ID"/>
-        </w:rPr>
-        <w:t xml:space="preserve">. </w:t>
-      </w:r>
-      <w:r>
-        <w:rPr>
-          <w:lang w:val="en-ID"/>
-        </w:rPr>
-        <w:t xml:space="preserve">Recall (also): The </w:t>
-      </w:r>
-      <w:r>
-        <w:rPr>
-          <w:lang w:val="en-ID"/>
-        </w:rPr>
-        <w:lastRenderedPageBreak/>
-        <w:t xml:space="preserve">proportion of true positive cases detected out of all actual positive cases. It </w:t>
-      </w:r>
-      <w:r>
-        <w:rPr>
-          <w:lang w:val="en-ID"/>
-        </w:rPr>
-        <w:t>showed</w:t>
-      </w:r>
-      <w:r>
-        <w:rPr>
-          <w:lang w:val="en-ID"/>
-        </w:rPr>
-        <w:t xml:space="preserve"> about</w:t>
-      </w:r>
-      <w:r>
-        <w:rPr>
-          <w:lang w:val="en-ID"/>
-        </w:rPr>
-        <w:t xml:space="preserve"> </w:t>
-      </w:r>
-      <w:r>
-        <w:rPr>
-          <w:lang w:val="en-ID"/>
-        </w:rPr>
-        <w:t>how many were correctly predicted</w:t>
-      </w:r>
-      <w:r>
-        <w:rPr>
-          <w:lang w:val="en-ID"/>
-        </w:rPr>
-        <w:t xml:space="preserve"> from</w:t>
-      </w:r>
-      <w:r>
-        <w:rPr>
-          <w:lang w:val="en-ID"/>
-        </w:rPr>
-        <w:t xml:space="preserve"> all </w:t>
-      </w:r>
-      <w:r>
-        <w:rPr>
-          <w:lang w:val="en-ID"/>
-        </w:rPr>
-        <w:t>true</w:t>
-      </w:r>
-      <w:r>
-        <w:rPr>
-          <w:lang w:val="en-ID"/>
-        </w:rPr>
-        <w:t xml:space="preserve"> positives</w:t>
-      </w:r>
-      <w:r>
-        <w:rPr>
-          <w:lang w:val="en-ID"/>
-        </w:rPr>
-        <w:t>.</w:t>
-      </w:r>
-    </w:p>
-    <w:p>
-      <w:pPr>
-        <w:pStyle w:val="Para"/>
-        <w:rPr>
-          <w:lang w:val="en-ID"/>
-        </w:rPr>
-      </w:pPr>
-    </w:p>
-    <w:p>
-      <w:pPr>
-        <w:pStyle w:val="Para"/>
-        <w:rPr>
-          <w:lang w:val="en-ID"/>
-        </w:rPr>
-      </w:pPr>
-      <w:r>
-        <w:rPr>
-          <w:lang w:val="en-ID"/>
-        </w:rPr>
-        <w:t xml:space="preserve">AUC is </w:t>
-      </w:r>
-      <w:r>
-        <w:rPr>
-          <w:lang w:val="en-ID"/>
-        </w:rPr>
-        <w:t>like</w:t>
-      </w:r>
-      <w:r>
-        <w:rPr>
-          <w:lang w:val="en-ID"/>
-        </w:rPr>
-        <w:t xml:space="preserve"> the Precision-Recall curve, which </w:t>
-      </w:r>
-      <w:r>
-        <w:rPr>
-          <w:lang w:val="en-ID"/>
-        </w:rPr>
-        <w:t>visualized the</w:t>
-      </w:r>
-      <w:r>
-        <w:rPr>
-          <w:lang w:val="en-ID"/>
-        </w:rPr>
-        <w:t xml:space="preserve"> precision on the y-axis and recall on the x-axis. </w:t>
-      </w:r>
-      <w:r>
-        <w:rPr>
-          <w:lang w:val="en-ID"/>
-        </w:rPr>
-        <w:t>The</w:t>
-      </w:r>
-      <w:r>
-        <w:rPr>
-          <w:lang w:val="en-ID"/>
-        </w:rPr>
-        <w:t xml:space="preserve"> balance achieved between two desirable but incompatible features/ </w:t>
-      </w:r>
-      <w:r>
-        <w:rPr>
-          <w:lang w:val="en-ID"/>
-        </w:rPr>
-        <w:t>compromise</w:t>
-      </w:r>
-      <w:r>
-        <w:rPr>
-          <w:lang w:val="en-ID"/>
-        </w:rPr>
-        <w:t xml:space="preserve"> between precision and recall for different threshold settings of a model</w:t>
-      </w:r>
-      <w:r>
-        <w:rPr>
-          <w:lang w:val="en-ID"/>
-        </w:rPr>
-        <w:t xml:space="preserve"> has been </w:t>
-      </w:r>
-      <w:r>
-        <w:rPr>
-          <w:lang w:val="en-ID"/>
-        </w:rPr>
-        <w:t>visualize</w:t>
-      </w:r>
-      <w:r>
-        <w:rPr>
-          <w:lang w:val="en-ID"/>
-        </w:rPr>
-        <w:t>d.</w:t>
-      </w:r>
-    </w:p>
-    <w:p>
-      <w:pPr>
-        <w:pStyle w:val="Para"/>
-        <w:rPr>
-          <w:lang w:val="en-ID"/>
-        </w:rPr>
-      </w:pPr>
-    </w:p>
-    <w:p>
-      <w:pPr>
-        <w:pStyle w:val="Para"/>
-        <w:rPr>
-          <w:lang w:val="en-ID"/>
-        </w:rPr>
-      </w:pPr>
-      <w:r>
-        <w:rPr>
-          <w:lang w:val="en-ID"/>
-        </w:rPr>
-        <w:t>The AUC (Area Under the Curve) quantifies the overall performance of the model</w:t>
-      </w:r>
-      <w:r>
-        <w:rPr>
-          <w:lang w:val="en-ID"/>
-        </w:rPr>
-        <w:t>. A</w:t>
-      </w:r>
-      <w:r>
-        <w:rPr>
-          <w:lang w:val="en-ID"/>
-        </w:rPr>
-        <w:t xml:space="preserve"> higher AUC value </w:t>
-      </w:r>
-      <w:r>
-        <w:rPr>
-          <w:lang w:val="en-ID"/>
-        </w:rPr>
-        <w:t>indicates</w:t>
-      </w:r>
-      <w:r>
-        <w:rPr>
-          <w:lang w:val="en-ID"/>
-        </w:rPr>
-        <w:t xml:space="preserve"> better performance, </w:t>
-      </w:r>
-      <w:r>
-        <w:rPr>
-          <w:lang w:val="en-ID"/>
-        </w:rPr>
-        <w:t xml:space="preserve">especially </w:t>
-      </w:r>
-      <w:r>
-        <w:rPr>
-          <w:lang w:val="en-ID"/>
-        </w:rPr>
-        <w:t>in identifying minority class instances.</w:t>
-      </w:r>
-    </w:p>
-    <w:p>
-      <w:pPr>
-        <w:pStyle w:val="Para"/>
-        <w:rPr>
-          <w:lang w:val="en-ID"/>
-        </w:rPr>
-      </w:pPr>
-      <w:r>
-        <w:rPr>
-          <w:lang w:val="en-ID"/>
-        </w:rPr>
-        <w:t>t</w:t>
-      </w:r>
-      <w:r>
-        <w:rPr>
-          <w:lang w:val="en-ID"/>
-        </w:rPr>
-        <w:t xml:space="preserve">his metric is </w:t>
-      </w:r>
-      <w:r>
-        <w:rPr>
-          <w:lang w:val="en-ID"/>
-        </w:rPr>
-        <w:t>very</w:t>
-      </w:r>
-      <w:r>
-        <w:rPr>
-          <w:lang w:val="en-ID"/>
-        </w:rPr>
-        <w:t xml:space="preserve"> useful when dealing with imbalanced datasets.</w:t>
-      </w:r>
     </w:p>
     <w:p>
       <w:pPr>
@@ -3872,11 +3360,6 @@
     <w:p>
       <w:pPr>
         <w:pStyle w:val="Para"/>
-      </w:pPr>
-    </w:p>
-    <w:p>
-      <w:pPr>
-        <w:pStyle w:val="Para"/>
         <w:rPr>
           <w:b/>
           <w:bCs/>
@@ -3919,7 +3402,10 @@
         <w:t xml:space="preserve">homogeneity </w:t>
       </w:r>
       <w:r>
-        <w:t xml:space="preserve">composition, particularly </w:t>
+        <w:t xml:space="preserve">composition, </w:t>
+      </w:r>
+      <w:r>
+        <w:t xml:space="preserve">particularly </w:t>
       </w:r>
       <w:r>
         <w:t xml:space="preserve">to </w:t>
@@ -4020,32 +3506,6 @@
       </w:r>
       <w:r>
         <w:t xml:space="preserve">machine learning model. </w:t>
-      </w:r>
-    </w:p>
-    <w:p>
-      <w:pPr>
-        <w:pStyle w:val="Para"/>
-      </w:pPr>
-      <w:r>
-        <w:t>Th</w:t>
-      </w:r>
-      <w:r>
-        <w:t>is</w:t>
-      </w:r>
-      <w:r>
-        <w:t xml:space="preserve"> study focuses on exploring how different dataset </w:t>
-      </w:r>
-      <w:r>
-        <w:t xml:space="preserve">homogeneity </w:t>
-      </w:r>
-      <w:r>
-        <w:t xml:space="preserve">and </w:t>
-      </w:r>
-      <w:r>
-        <w:t>different sparsity dataset</w:t>
-      </w:r>
-      <w:r>
-        <w:t xml:space="preserve"> influence model performance, bias evaluation, and fairness.</w:t>
       </w:r>
     </w:p>
     <w:p>
@@ -4144,100 +3604,103 @@
           <w:b/>
           <w:bCs/>
         </w:rPr>
+        <w:t>3.2 Dataset Generation</w:t>
+      </w:r>
+    </w:p>
+    <w:p>
+      <w:pPr>
+        <w:pStyle w:val="Para"/>
+      </w:pPr>
+      <w:r>
+        <w:t>To simulate real-world class</w:t>
+      </w:r>
+      <w:r>
+        <w:t>-</w:t>
+      </w:r>
+      <w:r>
+        <w:t>imbalance</w:t>
+      </w:r>
+      <w:r>
+        <w:t>d</w:t>
+      </w:r>
+      <w:r>
+        <w:t xml:space="preserve"> versus class</w:t>
+      </w:r>
+      <w:r>
+        <w:t>-</w:t>
+      </w:r>
+      <w:r>
+        <w:t>balance</w:t>
+      </w:r>
+      <w:r>
+        <w:t>d</w:t>
+      </w:r>
+      <w:r>
+        <w:t xml:space="preserve"> scenarios, t</w:t>
+      </w:r>
+      <w:r>
+        <w:t xml:space="preserve">he datasets used for this </w:t>
+      </w:r>
+      <w:r>
+        <w:t>research</w:t>
+      </w:r>
+      <w:r>
+        <w:t xml:space="preserve"> were synthetic</w:t>
+      </w:r>
+      <w:r>
+        <w:t xml:space="preserve"> </w:t>
+      </w:r>
+      <w:r>
+        <w:t>datasets</w:t>
+      </w:r>
+      <w:r>
+        <w:t xml:space="preserve">, </w:t>
+      </w:r>
+      <w:r>
+        <w:t xml:space="preserve">which were </w:t>
+      </w:r>
+      <w:r>
+        <w:t xml:space="preserve">created </w:t>
+      </w:r>
+      <w:r>
+        <w:t>with</w:t>
+      </w:r>
+      <w:r>
+        <w:t xml:space="preserve"> Python programming</w:t>
+      </w:r>
+      <w:r>
+        <w:t>.</w:t>
+      </w:r>
+    </w:p>
+    <w:p>
+      <w:pPr>
+        <w:pStyle w:val="Para"/>
+      </w:pPr>
+    </w:p>
+    <w:p>
+      <w:pPr>
+        <w:pStyle w:val="Para"/>
+      </w:pPr>
+      <w:r>
+        <w:t>Two types of datasets:</w:t>
+      </w:r>
+    </w:p>
+    <w:p>
+      <w:pPr>
+        <w:pStyle w:val="Para"/>
+      </w:pPr>
+      <w:r>
+        <w:t xml:space="preserve">1. </w:t>
+      </w:r>
+      <w:r>
+        <w:t>Class-</w:t>
+      </w:r>
+      <w:r>
+        <w:t xml:space="preserve">Balanced Dataset: This dataset has equally balanced representation for both the </w:t>
+      </w:r>
+      <w:r>
         <w:lastRenderedPageBreak/>
-        <w:t>3.2 Dataset Generation</w:t>
-      </w:r>
-    </w:p>
-    <w:p>
-      <w:pPr>
-        <w:pStyle w:val="Para"/>
-      </w:pPr>
-      <w:r>
-        <w:t>To simulate real-world class</w:t>
-      </w:r>
-      <w:r>
-        <w:t>-</w:t>
-      </w:r>
-      <w:r>
-        <w:t>imbalance</w:t>
-      </w:r>
-      <w:r>
-        <w:t>d</w:t>
-      </w:r>
-      <w:r>
-        <w:t xml:space="preserve"> versus class</w:t>
-      </w:r>
-      <w:r>
-        <w:t>-</w:t>
-      </w:r>
-      <w:r>
-        <w:t>balance</w:t>
-      </w:r>
-      <w:r>
-        <w:t>d</w:t>
-      </w:r>
-      <w:r>
-        <w:t xml:space="preserve"> scenarios, t</w:t>
-      </w:r>
-      <w:r>
-        <w:t xml:space="preserve">he datasets used for this </w:t>
-      </w:r>
-      <w:r>
-        <w:t>research</w:t>
-      </w:r>
-      <w:r>
-        <w:t xml:space="preserve"> were synthetic</w:t>
-      </w:r>
-      <w:r>
-        <w:t xml:space="preserve"> </w:t>
-      </w:r>
-      <w:r>
-        <w:t>datasets</w:t>
-      </w:r>
-      <w:r>
-        <w:t xml:space="preserve">, </w:t>
-      </w:r>
-      <w:r>
-        <w:t xml:space="preserve">which were </w:t>
-      </w:r>
-      <w:r>
-        <w:t xml:space="preserve">created </w:t>
-      </w:r>
-      <w:r>
-        <w:t>with</w:t>
-      </w:r>
-      <w:r>
-        <w:t xml:space="preserve"> Python programming</w:t>
-      </w:r>
-      <w:r>
-        <w:t>.</w:t>
-      </w:r>
-    </w:p>
-    <w:p>
-      <w:pPr>
-        <w:pStyle w:val="Para"/>
-      </w:pPr>
-    </w:p>
-    <w:p>
-      <w:pPr>
-        <w:pStyle w:val="Para"/>
-      </w:pPr>
-      <w:r>
-        <w:t>Two types of datasets:</w:t>
-      </w:r>
-    </w:p>
-    <w:p>
-      <w:pPr>
-        <w:pStyle w:val="Para"/>
-      </w:pPr>
-      <w:r>
-        <w:t xml:space="preserve">1. </w:t>
-      </w:r>
-      <w:r>
-        <w:t>Class-</w:t>
-      </w:r>
-      <w:r>
-        <w:t>Balanced Dataset: This dataset has equally balanced representation for both the majority class and minority classes. It has a purpose as a baseline for comparing the effects of imbalance on model performance and bias.</w:t>
+        <w:t>majority class and minority classes. It has a purpose as a baseline for comparing the effects of imbalance on model performance and bias.</w:t>
       </w:r>
     </w:p>
     <w:p>
@@ -4328,10 +3791,20 @@
         <w:pStyle w:val="Para"/>
       </w:pPr>
       <w:r>
-        <w:t xml:space="preserve">Logistic regression has been selected to evaluate the effects of dataset construction on bias and </w:t>
-      </w:r>
-      <w:r>
-        <w:t>fairness since it is easily interpretable and frequently utilized in classification applications. LIME (local interpretable model-agnostic explanations) has been used to clarify model conclusions, specifically estimating the contribution of features to predictions in balanced and unbalanced datasets.</w:t>
+        <w:t>Logistic regression has been selected to evaluate the effects of dataset construction on bias and fairness since it is easily interpretable and frequently utilized in classification applications.</w:t>
+      </w:r>
+    </w:p>
+    <w:p>
+      <w:pPr>
+        <w:pStyle w:val="Para"/>
+      </w:pPr>
+    </w:p>
+    <w:p>
+      <w:pPr>
+        <w:pStyle w:val="Para"/>
+      </w:pPr>
+      <w:r>
+        <w:t>LIME (local interpretable model-agnostic explanations) has been used to clarify model conclusions, specifically estimating the contribution of features to predictions in balanced and unbalanced datasets.</w:t>
       </w:r>
     </w:p>
     <w:p>
@@ -4439,32 +3912,21 @@
       <w:r>
         <w:t xml:space="preserve">Precision, Recall, and Area Under the Precision-Recall Curve (AUC-PR). </w:t>
       </w:r>
-      <w:r>
-        <w:t xml:space="preserve">The reason why </w:t>
-      </w:r>
-      <w:r>
-        <w:t xml:space="preserve">I </w:t>
-      </w:r>
-      <w:r>
-        <w:t xml:space="preserve">choose </w:t>
-      </w:r>
-      <w:r>
-        <w:t>l</w:t>
-      </w:r>
-      <w:r>
-        <w:t xml:space="preserve">ogistic </w:t>
-      </w:r>
-      <w:r>
-        <w:t>r</w:t>
-      </w:r>
-      <w:r>
-        <w:t>egressio</w:t>
-      </w:r>
-      <w:r>
-        <w:t xml:space="preserve">n is </w:t>
-      </w:r>
-      <w:r>
-        <w:t xml:space="preserve">because based on a previous study by Miao, Y., Cao, H., and Tang, M. (2022), </w:t>
+    </w:p>
+    <w:p>
+      <w:pPr>
+        <w:pStyle w:val="Para"/>
+      </w:pPr>
+    </w:p>
+    <w:p>
+      <w:pPr>
+        <w:pStyle w:val="Para"/>
+      </w:pPr>
+      <w:r>
+        <w:t>Based</w:t>
+      </w:r>
+      <w:r>
+        <w:t xml:space="preserve"> on a previous study by Miao, Y., Cao, H., and Tang, M. (2022), </w:t>
       </w:r>
       <w:r>
         <w:t>l</w:t>
@@ -4677,7 +4139,6 @@
         <w:t xml:space="preserve"> AUC value </w:t>
       </w:r>
       <w:r>
-        <w:lastRenderedPageBreak/>
         <w:t>means</w:t>
       </w:r>
       <w:r>
@@ -4745,16 +4206,13 @@
         <w:pStyle w:val="Para"/>
       </w:pPr>
       <w:r>
-        <w:t xml:space="preserve">For </w:t>
-      </w:r>
-      <w:r>
-        <w:t xml:space="preserve">model transparency, </w:t>
-      </w:r>
-      <w:r>
-        <w:t xml:space="preserve">I will use </w:t>
-      </w:r>
-      <w:r>
-        <w:t xml:space="preserve">LIME </w:t>
+        <w:t>LIME</w:t>
+      </w:r>
+      <w:r>
+        <w:t xml:space="preserve"> used</w:t>
+      </w:r>
+      <w:r>
+        <w:t xml:space="preserve"> </w:t>
       </w:r>
       <w:r>
         <w:t>to</w:t>
@@ -4799,13 +4257,30 @@
         <w:t>about</w:t>
       </w:r>
       <w:r>
-        <w:t xml:space="preserve"> how features contribute to the </w:t>
+        <w:t xml:space="preserve"> how </w:t>
+      </w:r>
+      <w:r>
+        <w:lastRenderedPageBreak/>
+        <w:t xml:space="preserve">features contribute to the </w:t>
       </w:r>
       <w:r>
         <w:t xml:space="preserve">model’s </w:t>
       </w:r>
       <w:r>
-        <w:t xml:space="preserve">decision-making process. LIME annotations are generated for balanced and unbalanced datasets at different sample sizes, </w:t>
+        <w:t xml:space="preserve">decision-making process. </w:t>
+      </w:r>
+    </w:p>
+    <w:p>
+      <w:pPr>
+        <w:pStyle w:val="Para"/>
+      </w:pPr>
+    </w:p>
+    <w:p>
+      <w:pPr>
+        <w:pStyle w:val="Para"/>
+      </w:pPr>
+      <w:r>
+        <w:t xml:space="preserve">LIME annotations are generated for balanced and unbalanced datasets at different sample sizes, </w:t>
       </w:r>
       <w:r>
         <w:t xml:space="preserve">to </w:t>
@@ -4884,40 +4359,20 @@
         <w:t xml:space="preserve"> </w:t>
       </w:r>
       <w:r>
-        <w:t xml:space="preserve">identify minority events. A comparison of the results at a smaller sample size (n = 10,000) versus using a larger sample size (n = 1,000,000) provides insight into how small sample sizes can mislead </w:t>
-      </w:r>
-      <w:r>
-        <w:t xml:space="preserve">the </w:t>
-      </w:r>
-      <w:r>
-        <w:t>evaluation bias.</w:t>
-      </w:r>
-      <w:r>
-        <w:t xml:space="preserve"> </w:t>
-      </w:r>
-      <w:r>
-        <w:rPr>
-          <w:lang w:val="en"/>
-        </w:rPr>
-        <w:t>I</w:t>
-      </w:r>
-      <w:r>
-        <w:rPr>
-          <w:lang w:val="en"/>
-        </w:rPr>
-        <w:t>n small sample size, i</w:t>
-      </w:r>
-      <w:r>
-        <w:rPr>
-          <w:lang w:val="en"/>
-        </w:rPr>
-        <w:t>t was not discovered that bias had occurred</w:t>
-      </w:r>
-      <w:r>
-        <w:rPr>
-          <w:lang w:val="en"/>
-        </w:rPr>
-        <w:t>.</w:t>
+        <w:t xml:space="preserve">identify minority events. </w:t>
+      </w:r>
+    </w:p>
+    <w:p>
+      <w:pPr>
+        <w:pStyle w:val="Para"/>
+      </w:pPr>
+    </w:p>
+    <w:p>
+      <w:pPr>
+        <w:pStyle w:val="Para"/>
+      </w:pPr>
+      <w:r>
+        <w:t xml:space="preserve">A comparison of the results at a smaller sample size (n = 10,000) versus using a larger sample size (n = 1,000,000) </w:t>
       </w:r>
     </w:p>
     <w:p>
@@ -4999,7 +4454,14 @@
           <w:b w:val="0"/>
           <w:bCs w:val="0"/>
         </w:rPr>
-        <w:t xml:space="preserve">balanced data set, it turns out that the results of the normalized confusion matrix are significantly different between </w:t>
+        <w:t xml:space="preserve">balanced data set, it turns out that the results of the normalized confusion matrix are </w:t>
+      </w:r>
+      <w:r>
+        <w:rPr>
+          <w:b w:val="0"/>
+          <w:bCs w:val="0"/>
+        </w:rPr>
+        <w:t xml:space="preserve">significantly different between </w:t>
       </w:r>
       <w:proofErr w:type="spellStart"/>
       <w:r>
@@ -5315,84 +4777,84 @@
           <w:b w:val="0"/>
           <w:bCs w:val="0"/>
         </w:rPr>
+        <w:t>Interpretation:</w:t>
+      </w:r>
+    </w:p>
+    <w:p>
+      <w:pPr>
+        <w:pStyle w:val="FigureCaption"/>
+        <w:rPr>
+          <w:b w:val="0"/>
+          <w:bCs w:val="0"/>
+        </w:rPr>
+      </w:pPr>
+      <w:r>
+        <w:rPr>
+          <w:b w:val="0"/>
+          <w:bCs w:val="0"/>
+        </w:rPr>
+        <w:t xml:space="preserve">For </w:t>
+      </w:r>
+      <w:proofErr w:type="spellStart"/>
+      <w:r>
+        <w:rPr>
+          <w:b w:val="0"/>
+          <w:bCs w:val="0"/>
+        </w:rPr>
+        <w:t>n_samples</w:t>
+      </w:r>
+      <w:proofErr w:type="spellEnd"/>
+      <w:r>
+        <w:rPr>
+          <w:b w:val="0"/>
+          <w:bCs w:val="0"/>
+        </w:rPr>
+        <w:t xml:space="preserve">=10000, the model </w:t>
+      </w:r>
+      <w:r>
+        <w:rPr>
+          <w:b w:val="0"/>
+          <w:bCs w:val="0"/>
+        </w:rPr>
+        <w:t>fake</w:t>
+      </w:r>
+      <w:r>
+        <w:rPr>
+          <w:b w:val="0"/>
+          <w:bCs w:val="0"/>
+        </w:rPr>
+        <w:t>s</w:t>
+      </w:r>
+      <w:r>
+        <w:rPr>
+          <w:b w:val="0"/>
+          <w:bCs w:val="0"/>
+        </w:rPr>
+        <w:t xml:space="preserve"> the ability</w:t>
+      </w:r>
+      <w:r>
+        <w:rPr>
+          <w:b w:val="0"/>
+          <w:bCs w:val="0"/>
+        </w:rPr>
+        <w:t xml:space="preserve"> to identify some minority class instances, with a recall of 0.72 for class 1. </w:t>
+      </w:r>
+    </w:p>
+    <w:p>
+      <w:pPr>
+        <w:pStyle w:val="FigureCaption"/>
+        <w:rPr>
+          <w:b w:val="0"/>
+          <w:bCs w:val="0"/>
+        </w:rPr>
+      </w:pPr>
+      <w:proofErr w:type="spellStart"/>
+      <w:r>
+        <w:rPr>
+          <w:b w:val="0"/>
+          <w:bCs w:val="0"/>
+        </w:rPr>
         <w:lastRenderedPageBreak/>
-        <w:t>Interpretation:</w:t>
-      </w:r>
-    </w:p>
-    <w:p>
-      <w:pPr>
-        <w:pStyle w:val="FigureCaption"/>
-        <w:rPr>
-          <w:b w:val="0"/>
-          <w:bCs w:val="0"/>
-        </w:rPr>
-      </w:pPr>
-      <w:r>
-        <w:rPr>
-          <w:b w:val="0"/>
-          <w:bCs w:val="0"/>
-        </w:rPr>
-        <w:t xml:space="preserve">For </w:t>
-      </w:r>
-      <w:proofErr w:type="spellStart"/>
-      <w:r>
-        <w:rPr>
-          <w:b w:val="0"/>
-          <w:bCs w:val="0"/>
-        </w:rPr>
-        <w:t>n_samples</w:t>
-      </w:r>
-      <w:proofErr w:type="spellEnd"/>
-      <w:r>
-        <w:rPr>
-          <w:b w:val="0"/>
-          <w:bCs w:val="0"/>
-        </w:rPr>
-        <w:t xml:space="preserve">=10000, the model </w:t>
-      </w:r>
-      <w:r>
-        <w:rPr>
-          <w:b w:val="0"/>
-          <w:bCs w:val="0"/>
-        </w:rPr>
-        <w:t>fake</w:t>
-      </w:r>
-      <w:r>
-        <w:rPr>
-          <w:b w:val="0"/>
-          <w:bCs w:val="0"/>
-        </w:rPr>
-        <w:t>s</w:t>
-      </w:r>
-      <w:r>
-        <w:rPr>
-          <w:b w:val="0"/>
-          <w:bCs w:val="0"/>
-        </w:rPr>
-        <w:t xml:space="preserve"> the ability</w:t>
-      </w:r>
-      <w:r>
-        <w:rPr>
-          <w:b w:val="0"/>
-          <w:bCs w:val="0"/>
-        </w:rPr>
-        <w:t xml:space="preserve"> to identify some minority class instances, with a recall of 0.72 for class 1. </w:t>
-      </w:r>
-    </w:p>
-    <w:p>
-      <w:pPr>
-        <w:pStyle w:val="FigureCaption"/>
-        <w:rPr>
-          <w:b w:val="0"/>
-          <w:bCs w:val="0"/>
-        </w:rPr>
-      </w:pPr>
-      <w:proofErr w:type="spellStart"/>
-      <w:r>
-        <w:rPr>
-          <w:b w:val="0"/>
-          <w:bCs w:val="0"/>
-        </w:rPr>
         <w:t>Fakely</w:t>
       </w:r>
       <w:proofErr w:type="spellEnd"/>
@@ -5583,16 +5045,7 @@
           <w:b w:val="0"/>
           <w:bCs w:val="0"/>
         </w:rPr>
-        <w:t xml:space="preserve">=1000000, the model fails to recognize the minority class, resulting in a callback of 0 for </w:t>
-      </w:r>
-      <w:r>
-        <w:rPr>
-          <w:rStyle w:val="Label"/>
-          <w:rFonts w:ascii="Times New Roman" w:hAnsi="Times New Roman"/>
-          <w:b w:val="0"/>
-          <w:bCs w:val="0"/>
-        </w:rPr>
-        <w:t>class 1. This means that not a single positive was detected correctly, thus highlighting an extreme bias towards the majority class due to inequality (99.9 % class 0 versus 0.1% class 1).</w:t>
+        <w:t>=1000000, the model fails to recognize the minority class, resulting in a callback of 0 for class 1. This means that not a single positive was detected correctly, thus highlighting an extreme bias towards the majority class due to inequality (99.9 % class 0 versus 0.1% class 1).</w:t>
       </w:r>
     </w:p>
     <w:p>
@@ -5873,7 +5326,7 @@
           <w:b w:val="0"/>
           <w:bCs w:val="0"/>
         </w:rPr>
-        <w:t xml:space="preserve">Figure 2 shows that there is a bias in the model of class 0, because the model ignores the </w:t>
+        <w:t xml:space="preserve">Figure 2 shows that there is a bias in the model of class 0, because the model ignores the probability of class 1 completely. The values ​​of this feature are in the range that are only influenced by class 0. This displays the weaknesses of the training model on an </w:t>
       </w:r>
       <w:r>
         <w:rPr>
@@ -5881,7 +5334,7 @@
           <w:bCs w:val="0"/>
         </w:rPr>
         <w:lastRenderedPageBreak/>
-        <w:t>probability of class 1 completely. The values ​​of this feature are in the range that are only influenced by class 0. This displays the weaknesses of the training model on an unbalanced dataset, which has a bad ability to identify the minority class.</w:t>
+        <w:t>unbalanced dataset, which has a bad ability to identify the minority class.</w:t>
       </w:r>
     </w:p>
     <w:p>
@@ -6462,30 +5915,30 @@
           <w:b w:val="0"/>
           <w:bCs w:val="0"/>
         </w:rPr>
+        <w:t>Interpretation:</w:t>
+      </w:r>
+      <w:r>
+        <w:rPr>
+          <w:b w:val="0"/>
+          <w:bCs w:val="0"/>
+        </w:rPr>
+        <w:t xml:space="preserve"> </w:t>
+      </w:r>
+    </w:p>
+    <w:p>
+      <w:pPr>
+        <w:pStyle w:val="FigureCaption"/>
+        <w:rPr>
+          <w:b w:val="0"/>
+          <w:bCs w:val="0"/>
+        </w:rPr>
+      </w:pPr>
+      <w:r>
+        <w:rPr>
+          <w:b w:val="0"/>
+          <w:bCs w:val="0"/>
+        </w:rPr>
         <w:lastRenderedPageBreak/>
-        <w:t>Interpretation:</w:t>
-      </w:r>
-      <w:r>
-        <w:rPr>
-          <w:b w:val="0"/>
-          <w:bCs w:val="0"/>
-        </w:rPr>
-        <w:t xml:space="preserve"> </w:t>
-      </w:r>
-    </w:p>
-    <w:p>
-      <w:pPr>
-        <w:pStyle w:val="FigureCaption"/>
-        <w:rPr>
-          <w:b w:val="0"/>
-          <w:bCs w:val="0"/>
-        </w:rPr>
-      </w:pPr>
-      <w:r>
-        <w:rPr>
-          <w:b w:val="0"/>
-          <w:bCs w:val="0"/>
-        </w:rPr>
         <w:t xml:space="preserve">Unlike the </w:t>
       </w:r>
       <w:r>
@@ -6528,21 +5981,7 @@
           <w:b w:val="0"/>
           <w:bCs w:val="0"/>
         </w:rPr>
-        <w:t>, L</w:t>
-      </w:r>
-      <w:r>
-        <w:rPr>
-          <w:b w:val="0"/>
-          <w:bCs w:val="0"/>
-        </w:rPr>
-        <w:t>IME</w:t>
-      </w:r>
-      <w:r>
-        <w:rPr>
-          <w:b w:val="0"/>
-          <w:bCs w:val="0"/>
-        </w:rPr>
-        <w:t xml:space="preserve">'s explanation shows that the model can distinguish between classes 0 and class 1, </w:t>
+        <w:t xml:space="preserve">, the model can distinguish between classes 0 and class 1, </w:t>
       </w:r>
       <w:r>
         <w:rPr>
@@ -6741,6 +6180,7 @@
         <w:rPr>
           <w:b w:val="0"/>
           <w:bCs w:val="0"/>
+          <w:lang w:val="en-ID"/>
         </w:rPr>
       </w:pPr>
       <w:r>
@@ -6827,6 +6267,25 @@
         <w:rPr>
           <w:b w:val="0"/>
           <w:bCs w:val="0"/>
+          <w:lang w:val="en-ID"/>
+        </w:rPr>
+      </w:pPr>
+    </w:p>
+    <w:p>
+      <w:pPr>
+        <w:pStyle w:val="FigureCaption"/>
+        <w:rPr>
+          <w:b w:val="0"/>
+          <w:bCs w:val="0"/>
+        </w:rPr>
+      </w:pPr>
+    </w:p>
+    <w:p>
+      <w:pPr>
+        <w:pStyle w:val="FigureCaption"/>
+        <w:rPr>
+          <w:b w:val="0"/>
+          <w:bCs w:val="0"/>
         </w:rPr>
       </w:pPr>
       <w:r>
@@ -6929,14 +6388,21 @@
           <w:b w:val="0"/>
           <w:bCs w:val="0"/>
         </w:rPr>
-        <w:t>This phenomenon</w:t>
-      </w:r>
-      <w:r>
-        <w:rPr>
-          <w:b w:val="0"/>
-          <w:bCs w:val="0"/>
-        </w:rPr>
-        <w:t xml:space="preserve"> shows</w:t>
+        <w:t xml:space="preserve">This </w:t>
+      </w:r>
+      <w:r>
+        <w:rPr>
+          <w:b w:val="0"/>
+          <w:bCs w:val="0"/>
+        </w:rPr>
+        <w:t>s</w:t>
+      </w:r>
+      <w:r>
+        <w:rPr>
+          <w:b w:val="0"/>
+          <w:bCs w:val="0"/>
+        </w:rPr>
+        <w:t>hows</w:t>
       </w:r>
       <w:r>
         <w:rPr>
@@ -7188,9 +6654,46 @@
     <w:p>
       <w:pPr>
         <w:pStyle w:val="FigureCaption"/>
-      </w:pPr>
-      <w:r>
-        <w:t>How does the dataset homogeneity composition (balance vs. imbalanced) impact the AI model transparency and fairness in decision-making systems?</w:t>
+        <w:rPr>
+          <w:lang w:val="en-ID"/>
+        </w:rPr>
+      </w:pPr>
+      <w:r>
+        <w:t xml:space="preserve">How does the dataset homogeneity composition (balance vs. imbalanced) impact the AI model transparency and fairness in </w:t>
+      </w:r>
+      <w:r>
+        <w:t>decision-making system?</w:t>
+      </w:r>
+    </w:p>
+    <w:p>
+      <w:pPr>
+        <w:pStyle w:val="Para"/>
+      </w:pPr>
+      <w:r>
+        <w:rPr>
+          <w:lang w:val="en"/>
+        </w:rPr>
+        <w:t>L</w:t>
+      </w:r>
+      <w:proofErr w:type="spellStart"/>
+      <w:r>
+        <w:rPr>
+          <w:lang w:val="en-ID"/>
+        </w:rPr>
+        <w:t>arge</w:t>
+      </w:r>
+      <w:proofErr w:type="spellEnd"/>
+      <w:r>
+        <w:rPr>
+          <w:lang w:val="en-ID"/>
+        </w:rPr>
+        <w:t xml:space="preserve"> class-</w:t>
+      </w:r>
+      <w:r>
+        <w:rPr>
+          <w:lang w:val="en-ID"/>
+        </w:rPr>
+        <w:t>imbalanced data set results in bias in the model that discriminatively and unfairly predicts directly for the majority class. Minority groups are not represented, resulting in low accuracy.</w:t>
       </w:r>
     </w:p>
     <w:p>
@@ -7210,13 +6713,13 @@
         <w:pStyle w:val="FigureCaption"/>
       </w:pPr>
       <w:r>
-        <w:t xml:space="preserve">What is the relationship between data </w:t>
-      </w:r>
-      <w:r>
-        <w:t>sparsity</w:t>
-      </w:r>
-      <w:r>
-        <w:t>/ dataset’s size and the accuracy of bias evaluation in AI models, when the training data is imbalanced?</w:t>
+        <w:rPr>
+          <w:lang w:val="en-ID"/>
+        </w:rPr>
+        <w:t>How does the data sparsity/ dataset’s size (Large versus small) influence the accuracy of bias evaluation in AI models, when the training data is class-imbalanced?</w:t>
+      </w:r>
+      <w:r>
+        <w:t xml:space="preserve"> </w:t>
       </w:r>
     </w:p>
     <w:p>
@@ -7232,7 +6735,44 @@
           <w:b w:val="0"/>
           <w:bCs w:val="0"/>
         </w:rPr>
-        <w:t xml:space="preserve">The relationship between data/ dataset size and evaluation can be proven in the performance of the model in various sample sizes. In small datasets, especially those that have unbalanced classes, this model often gives misleading results. For example, in a smaller dataset, minority classes may have high recall, wrongly </w:t>
+        <w:t>S</w:t>
+      </w:r>
+      <w:r>
+        <w:rPr>
+          <w:b w:val="0"/>
+          <w:bCs w:val="0"/>
+        </w:rPr>
+        <w:t>mall sample sizes mislead bias evaluation for models trained on imbalanced datasets</w:t>
+      </w:r>
+      <w:r>
+        <w:rPr>
+          <w:b w:val="0"/>
+          <w:bCs w:val="0"/>
+        </w:rPr>
+        <w:t>.</w:t>
+      </w:r>
+    </w:p>
+    <w:p>
+      <w:pPr>
+        <w:pStyle w:val="FigureCaption"/>
+        <w:rPr>
+          <w:b w:val="0"/>
+          <w:bCs w:val="0"/>
+        </w:rPr>
+      </w:pPr>
+      <w:r>
+        <w:rPr>
+          <w:b w:val="0"/>
+          <w:bCs w:val="0"/>
+        </w:rPr>
+        <w:t xml:space="preserve">In small datasets, especially those that have unbalanced classes, this model often gives misleading results. For example, in a smaller dataset, minority classes may have high recall, </w:t>
+      </w:r>
+      <w:r>
+        <w:rPr>
+          <w:b w:val="0"/>
+          <w:bCs w:val="0"/>
+        </w:rPr>
+        <w:t xml:space="preserve">wrongly </w:t>
       </w:r>
       <w:r>
         <w:rPr>
@@ -7248,6 +6788,13 @@
         </w:rPr>
         <w:t xml:space="preserve"> that the model can handle class imbalances effectively, even though lies caused by statistical noise, rather than original learning from data.</w:t>
       </w:r>
+      <w:r>
+        <w:rPr>
+          <w:b w:val="0"/>
+          <w:bCs w:val="0"/>
+        </w:rPr>
+        <w:t xml:space="preserve"> </w:t>
+      </w:r>
     </w:p>
     <w:p>
       <w:pPr>
@@ -7262,7 +6809,21 @@
           <w:b w:val="0"/>
           <w:bCs w:val="0"/>
         </w:rPr>
-        <w:t>When the size of the dataset increases, the true truth of the model of the model of the majority class becomes clear. A larger data collection explores the weaknesses of the model in learning from minority classes, with evidence that the minority class drops significantly. This shows that smaller dataset only gives illusion of fairness, when the model is not strong enough to perform well in the minority class.</w:t>
+        <w:t>T</w:t>
+      </w:r>
+      <w:r>
+        <w:rPr>
+          <w:b w:val="0"/>
+          <w:bCs w:val="0"/>
+        </w:rPr>
+        <w:t>he</w:t>
+      </w:r>
+      <w:r>
+        <w:rPr>
+          <w:b w:val="0"/>
+          <w:bCs w:val="0"/>
+        </w:rPr>
+        <w:t xml:space="preserve"> smaller dataset only gives illusion of fairness, when the model is not strong enough to perform well in the minority class.</w:t>
       </w:r>
     </w:p>
     <w:p>
@@ -7278,7 +6839,65 @@
           <w:b w:val="0"/>
           <w:bCs w:val="0"/>
         </w:rPr>
-        <w:t xml:space="preserve">That way, a larger data set provides a more accurate and reliable evaluation of models. They helped reveal how much the model </w:t>
+        <w:t xml:space="preserve">When the size of the dataset increases, the true truth of the model of the model of the majority class becomes clear. A larger data </w:t>
+      </w:r>
+      <w:r>
+        <w:rPr>
+          <w:b w:val="0"/>
+          <w:bCs w:val="0"/>
+        </w:rPr>
+        <w:t>set shows</w:t>
+      </w:r>
+      <w:r>
+        <w:rPr>
+          <w:b w:val="0"/>
+          <w:bCs w:val="0"/>
+        </w:rPr>
+        <w:t xml:space="preserve"> the weaknesses of the model in learning from minority classes, with evidence that the </w:t>
+      </w:r>
+      <w:r>
+        <w:rPr>
+          <w:b w:val="0"/>
+          <w:bCs w:val="0"/>
+        </w:rPr>
+        <w:t xml:space="preserve">performance of </w:t>
+      </w:r>
+      <w:r>
+        <w:rPr>
+          <w:b w:val="0"/>
+          <w:bCs w:val="0"/>
+        </w:rPr>
+        <w:t xml:space="preserve">minority class drops significantly. </w:t>
+      </w:r>
+    </w:p>
+    <w:p>
+      <w:pPr>
+        <w:pStyle w:val="FigureCaption"/>
+        <w:rPr>
+          <w:b w:val="0"/>
+          <w:bCs w:val="0"/>
+        </w:rPr>
+      </w:pPr>
+      <w:r>
+        <w:rPr>
+          <w:b w:val="0"/>
+          <w:bCs w:val="0"/>
+        </w:rPr>
+        <w:t>Th</w:t>
+      </w:r>
+      <w:r>
+        <w:rPr>
+          <w:b w:val="0"/>
+          <w:bCs w:val="0"/>
+        </w:rPr>
+        <w:t>e</w:t>
+      </w:r>
+      <w:r>
+        <w:rPr>
+          <w:b w:val="0"/>
+          <w:bCs w:val="0"/>
+        </w:rPr>
+        <w:t xml:space="preserve"> larger data set provides a more accurate and reliable evaluation of models. They helped reveal how much the model </w:t>
       </w:r>
       <w:r>
         <w:rPr>
@@ -7292,7 +6911,28 @@
           <w:b w:val="0"/>
           <w:bCs w:val="0"/>
         </w:rPr>
-        <w:t xml:space="preserve"> really biased to the majority class, especially in an unbalanced data collection, and enable AI practitioners to apply more effective corrective steps.</w:t>
+        <w:t xml:space="preserve"> really biased to the majority class, especially i</w:t>
+      </w:r>
+      <w:r>
+        <w:rPr>
+          <w:b w:val="0"/>
+          <w:bCs w:val="0"/>
+        </w:rPr>
+        <w:t>n class-</w:t>
+      </w:r>
+      <w:r>
+        <w:rPr>
+          <w:b w:val="0"/>
+          <w:bCs w:val="0"/>
+        </w:rPr>
+        <w:t>im</w:t>
+      </w:r>
+      <w:r>
+        <w:rPr>
+          <w:b w:val="0"/>
+          <w:bCs w:val="0"/>
+        </w:rPr>
+        <w:t>balanced data collection, and enable AI practitioners to apply more effective corrective steps.</w:t>
       </w:r>
     </w:p>
     <w:p>
@@ -7300,133 +6940,11 @@
         <w:pStyle w:val="FigureCaption"/>
       </w:pPr>
       <w:r>
-        <w:t>4.6.3</w:t>
-      </w:r>
-      <w:r>
-        <w:tab/>
-        <w:t>Research Question 3:</w:t>
-      </w:r>
-    </w:p>
-    <w:p>
-      <w:pPr>
-        <w:pStyle w:val="FigureCaption"/>
-      </w:pPr>
-      <w:r>
-        <w:t>How do small sample sizes mislead bias evaluation for models trained on imbalanced datasets?</w:t>
-      </w:r>
-    </w:p>
-    <w:p>
-      <w:pPr>
-        <w:pStyle w:val="FigureCaption"/>
-        <w:rPr>
-          <w:b w:val="0"/>
-          <w:bCs w:val="0"/>
-        </w:rPr>
-      </w:pPr>
-      <w:r>
-        <w:rPr>
-          <w:b w:val="0"/>
-          <w:bCs w:val="0"/>
-        </w:rPr>
-        <w:t xml:space="preserve">The size of a small sample can be very misleading when we evaluate bias, because they often provide high performance metrics, especially for minority classes. </w:t>
-      </w:r>
-    </w:p>
-    <w:p>
-      <w:pPr>
-        <w:pStyle w:val="FigureCaption"/>
-        <w:rPr>
-          <w:b w:val="0"/>
-          <w:bCs w:val="0"/>
-        </w:rPr>
-      </w:pPr>
-      <w:r>
-        <w:rPr>
-          <w:b w:val="0"/>
-          <w:bCs w:val="0"/>
-        </w:rPr>
-        <w:t xml:space="preserve">In this study, the model trained in the unbalanced small data set initially shows a high accuracy for the minority class. However, this performance does not reflect the actual ability of the model. </w:t>
-      </w:r>
-      <w:r>
-        <w:rPr>
-          <w:b w:val="0"/>
-          <w:bCs w:val="0"/>
-        </w:rPr>
-        <w:lastRenderedPageBreak/>
-        <w:t>Conversely, it is only the result of statistical anomalies caused by a small sample size.</w:t>
-      </w:r>
-    </w:p>
-    <w:p>
-      <w:pPr>
-        <w:pStyle w:val="FigureCaption"/>
-        <w:rPr>
-          <w:b w:val="0"/>
-          <w:bCs w:val="0"/>
-        </w:rPr>
-      </w:pPr>
-      <w:r>
-        <w:rPr>
-          <w:b w:val="0"/>
-          <w:bCs w:val="0"/>
-        </w:rPr>
-        <w:t xml:space="preserve">When the size of the dataset becomes large, the true bias of the model appears, with the AUC-PR Metric value for the minority </w:t>
-      </w:r>
-      <w:r>
-        <w:rPr>
-          <w:b w:val="0"/>
-          <w:bCs w:val="0"/>
-        </w:rPr>
-        <w:t>class dropping</w:t>
-      </w:r>
-      <w:r>
-        <w:rPr>
-          <w:b w:val="0"/>
-          <w:bCs w:val="0"/>
-        </w:rPr>
-        <w:t xml:space="preserve"> to a very planned level. This shows that the size of a small sample can cover the actual level of bias. As a result, the model that is trained and evaluated on a small dataset may look </w:t>
-      </w:r>
-      <w:r>
-        <w:rPr>
-          <w:b w:val="0"/>
-          <w:bCs w:val="0"/>
-        </w:rPr>
-        <w:t>fairer</w:t>
-      </w:r>
-      <w:r>
-        <w:rPr>
-          <w:b w:val="0"/>
-          <w:bCs w:val="0"/>
-        </w:rPr>
-        <w:t xml:space="preserve"> than when used on large scale samples.</w:t>
-      </w:r>
-    </w:p>
-    <w:p>
-      <w:pPr>
-        <w:pStyle w:val="FigureCaption"/>
-        <w:rPr>
-          <w:b w:val="0"/>
-          <w:bCs w:val="0"/>
-        </w:rPr>
-      </w:pPr>
-      <w:r>
-        <w:rPr>
-          <w:b w:val="0"/>
-          <w:bCs w:val="0"/>
-        </w:rPr>
-        <w:t xml:space="preserve">Implications for models trained on </w:t>
-      </w:r>
-      <w:r>
-        <w:rPr>
-          <w:b w:val="0"/>
-          <w:bCs w:val="0"/>
-        </w:rPr>
-        <w:t>im</w:t>
-      </w:r>
-      <w:r>
-        <w:rPr>
-          <w:b w:val="0"/>
-          <w:bCs w:val="0"/>
-        </w:rPr>
-        <w:t xml:space="preserve">balanced dataset are very significant. AI practitioners can make decisions based on misleading performance metrics, believe that their models are fair and impartial, only to find that these models fail to generalize after being applied to larger or more diverse datasets. This is especially problematic where a model that can cause unfair or very dangerous results for minority groups. Therefore, it is very important to evaluate the model on a large enough dataset to avoid this </w:t>
+        <w:rPr>
+          <w:b w:val="0"/>
+          <w:bCs w:val="0"/>
+        </w:rPr>
+        <w:t xml:space="preserve">Therefore, it is very important to evaluate the model on a large enough dataset to avoid this </w:t>
       </w:r>
       <w:r>
         <w:rPr>
@@ -7442,107 +6960,6 @@
         </w:rPr>
         <w:t xml:space="preserve"> ensure that the actual bias is revealed in the model development process.</w:t>
       </w:r>
-    </w:p>
-    <w:p>
-      <w:pPr>
-        <w:pStyle w:val="FigureCaption"/>
-        <w:rPr>
-          <w:b w:val="0"/>
-          <w:bCs w:val="0"/>
-        </w:rPr>
-      </w:pPr>
-      <w:r>
-        <w:rPr>
-          <w:b w:val="0"/>
-          <w:bCs w:val="0"/>
-        </w:rPr>
-        <w:t xml:space="preserve">The results of this research show that documenting dataset composition increased the AI model transparency and fairness. </w:t>
-      </w:r>
-    </w:p>
-    <w:p>
-      <w:pPr>
-        <w:pStyle w:val="FigureCaption"/>
-        <w:rPr>
-          <w:b w:val="0"/>
-          <w:bCs w:val="0"/>
-        </w:rPr>
-      </w:pPr>
-      <w:r>
-        <w:rPr>
-          <w:b w:val="0"/>
-          <w:bCs w:val="0"/>
-        </w:rPr>
-        <w:t xml:space="preserve">When dataset homogeneity composition (whether balanced or imbalanced) is documented and </w:t>
-      </w:r>
-      <w:r>
-        <w:rPr>
-          <w:b w:val="0"/>
-          <w:bCs w:val="0"/>
-        </w:rPr>
-        <w:t>understood, it gave clean insights to the stakeholders about potential biases in the system to be considered.</w:t>
-      </w:r>
-    </w:p>
-    <w:p>
-      <w:pPr>
-        <w:pStyle w:val="FigureCaption"/>
-        <w:rPr>
-          <w:b w:val="0"/>
-          <w:bCs w:val="0"/>
-        </w:rPr>
-      </w:pPr>
-      <w:r>
-        <w:rPr>
-          <w:b w:val="0"/>
-          <w:bCs w:val="0"/>
-        </w:rPr>
-        <w:t xml:space="preserve">Without proper documentation, these biases can go unnoticed, and stakeholders may believe that the model is performing very good. </w:t>
-      </w:r>
-    </w:p>
-    <w:p>
-      <w:pPr>
-        <w:pStyle w:val="FigureCaption"/>
-        <w:rPr>
-          <w:b w:val="0"/>
-          <w:bCs w:val="0"/>
-        </w:rPr>
-      </w:pPr>
-      <w:r>
-        <w:rPr>
-          <w:b w:val="0"/>
-          <w:bCs w:val="0"/>
-        </w:rPr>
-        <w:t xml:space="preserve">Regarding AI’s fairness, the documentation of dataset characteristics including dataset homogeneity composition, the information about dataset imbalances helps AI developers and practitioners explain the limitations of the models, especially in critical applications such as healthcare or criminal justice. </w:t>
-      </w:r>
-    </w:p>
-    <w:p>
-      <w:pPr>
-        <w:pStyle w:val="FigureCaption"/>
-        <w:rPr>
-          <w:b w:val="0"/>
-          <w:bCs w:val="0"/>
-        </w:rPr>
-      </w:pPr>
-      <w:r>
-        <w:rPr>
-          <w:b w:val="0"/>
-          <w:bCs w:val="0"/>
-        </w:rPr>
-        <w:t>This step will increase stakeholder trust, as it served a clear understanding of the dataset's role in model performance.</w:t>
-      </w:r>
-    </w:p>
-    <w:p>
-      <w:pPr>
-        <w:pStyle w:val="FigureCaption"/>
-        <w:rPr>
-          <w:b w:val="0"/>
-          <w:bCs w:val="0"/>
-        </w:rPr>
-      </w:pPr>
-    </w:p>
-    <w:p>
-      <w:pPr>
-        <w:pStyle w:val="FigureCaption"/>
-      </w:pPr>
     </w:p>
     <w:p>
       <w:pPr>
@@ -7616,52 +7033,51 @@
           <w:bCs/>
         </w:rPr>
       </w:pPr>
-      <w:r>
+    </w:p>
+    <w:p>
+      <w:pPr>
+        <w:pStyle w:val="Para"/>
+      </w:pPr>
+      <w:r>
+        <w:t xml:space="preserve">This research </w:t>
+      </w:r>
+      <w:r>
+        <w:t xml:space="preserve">findings are </w:t>
+      </w:r>
+      <w:r>
+        <w:t>align</w:t>
+      </w:r>
+      <w:r>
+        <w:t>ed</w:t>
+      </w:r>
+      <w:r>
+        <w:t xml:space="preserve"> with the literature review. </w:t>
+      </w:r>
+    </w:p>
+    <w:p>
+      <w:pPr>
+        <w:pStyle w:val="Para"/>
+        <w:rPr>
+          <w:lang w:val="en-ID"/>
+        </w:rPr>
+      </w:pPr>
+    </w:p>
+    <w:p>
+      <w:pPr>
+        <w:pStyle w:val="Para"/>
         <w:rPr>
           <w:b/>
           <w:bCs/>
-        </w:rPr>
-        <w:t>5.1.1</w:t>
-      </w:r>
+          <w:lang w:val="en-ID"/>
+        </w:rPr>
+      </w:pPr>
       <w:r>
         <w:rPr>
           <w:b/>
           <w:bCs/>
-        </w:rPr>
-        <w:tab/>
-        <w:t>Summarize the key findings</w:t>
-      </w:r>
-    </w:p>
-    <w:p>
-      <w:pPr>
-        <w:pStyle w:val="Para"/>
-        <w:rPr>
-          <w:b/>
-          <w:bCs/>
-        </w:rPr>
-      </w:pPr>
-    </w:p>
-    <w:p>
-      <w:pPr>
-        <w:pStyle w:val="Para"/>
-        <w:rPr>
-          <w:lang w:val="en-ID"/>
-        </w:rPr>
-      </w:pPr>
-      <w:r>
-        <w:t xml:space="preserve">In this chapter, I </w:t>
-      </w:r>
-      <w:r>
-        <w:t>will try</w:t>
-      </w:r>
-      <w:r>
-        <w:t xml:space="preserve"> to summarize the findings from the analysis. This research reveals a significant impact of dataset composition on model fairness and transparency. This shows that</w:t>
-      </w:r>
-      <w:r>
-        <w:rPr>
-          <w:lang w:val="en-ID"/>
-        </w:rPr>
-        <w:t>:</w:t>
+          <w:lang w:val="en-ID"/>
+        </w:rPr>
+        <w:t>The main findings:</w:t>
       </w:r>
     </w:p>
     <w:p>
@@ -7669,7 +7085,7 @@
         <w:pStyle w:val="Para"/>
         <w:numPr>
           <w:ilvl w:val="0"/>
-          <w:numId w:val="34"/>
+          <w:numId w:val="41"/>
         </w:numPr>
         <w:rPr>
           <w:lang w:val="en-ID"/>
@@ -7677,280 +7093,149 @@
       </w:pPr>
       <w:r>
         <w:rPr>
-          <w:b/>
-          <w:bCs/>
-          <w:lang w:val="en-ID"/>
-        </w:rPr>
-        <w:t>Dataset Imbalance</w:t>
-      </w:r>
-      <w:r>
-        <w:rPr>
-          <w:lang w:val="en-ID"/>
-        </w:rPr>
-        <w:t xml:space="preserve">: </w:t>
+          <w:lang w:val="en-ID"/>
+        </w:rPr>
+        <w:t>Models trained on imbalanced datasets are lead to bias, favouring majority class only This bias becomes obvious when the size of the dataset increase.</w:t>
       </w:r>
     </w:p>
     <w:p>
       <w:pPr>
         <w:pStyle w:val="Para"/>
-        <w:ind w:left="720"/>
-        <w:rPr>
-          <w:lang w:val="en-ID"/>
-        </w:rPr>
-      </w:pPr>
-      <w:r>
-        <w:rPr>
-          <w:lang w:val="en-ID"/>
-        </w:rPr>
-        <w:lastRenderedPageBreak/>
-        <w:t>An imbalanced data set results in bias in the model that discriminatively and unfairly predicts directly for the majority class. Minority groups are not represented, resulting in low accuracy.</w:t>
-      </w:r>
+        <w:ind w:left="420"/>
+        <w:rPr>
+          <w:lang w:val="en-ID"/>
+        </w:rPr>
+      </w:pPr>
     </w:p>
     <w:p>
       <w:pPr>
         <w:pStyle w:val="Para"/>
         <w:numPr>
           <w:ilvl w:val="0"/>
-          <w:numId w:val="34"/>
+          <w:numId w:val="41"/>
         </w:numPr>
         <w:rPr>
           <w:lang w:val="en-ID"/>
         </w:rPr>
       </w:pPr>
       <w:r>
+        <w:t>The</w:t>
+      </w:r>
+      <w:r>
+        <w:t xml:space="preserve"> unexpected result was </w:t>
+      </w:r>
+      <w:r>
+        <w:t>that</w:t>
+      </w:r>
+      <w:r>
+        <w:t xml:space="preserve"> small sample sizes </w:t>
+      </w:r>
+      <w:r>
+        <w:t>using</w:t>
+      </w:r>
+      <w:r>
+        <w:t xml:space="preserve"> imbalanced data</w:t>
+      </w:r>
+      <w:r>
+        <w:t xml:space="preserve"> can falsely show very high accuracy on </w:t>
+      </w:r>
+      <w:r>
+        <w:t>the model’s performance</w:t>
+      </w:r>
+      <w:r>
+        <w:rPr>
+          <w:lang w:val="en-ID"/>
+        </w:rPr>
+        <w:t>.</w:t>
+      </w:r>
+    </w:p>
+    <w:p>
+      <w:pPr>
+        <w:pStyle w:val="Para"/>
+        <w:ind w:left="420"/>
+        <w:rPr>
+          <w:lang w:val="en-ID"/>
+        </w:rPr>
+      </w:pPr>
+      <w:r>
+        <w:rPr>
+          <w:lang w:val="en-ID"/>
+        </w:rPr>
+        <w:t>S</w:t>
+      </w:r>
+      <w:r>
+        <w:rPr>
+          <w:lang w:val="en-ID"/>
+        </w:rPr>
+        <w:t>mall sample sizes can provide a false sense of fairness, with models appearing to perform well on minority classes. As the sample size increases, the model’s bias becomes clear</w:t>
+      </w:r>
+      <w:r>
+        <w:rPr>
+          <w:lang w:val="en-ID"/>
+        </w:rPr>
+        <w:t>er</w:t>
+      </w:r>
+      <w:r>
+        <w:rPr>
+          <w:lang w:val="en-ID"/>
+        </w:rPr>
+        <w:t xml:space="preserve">, with performance metrics </w:t>
+      </w:r>
+      <w:r>
+        <w:rPr>
+          <w:lang w:val="en-ID"/>
+        </w:rPr>
+        <w:t xml:space="preserve">drastically </w:t>
+      </w:r>
+      <w:r>
+        <w:rPr>
+          <w:lang w:val="en-ID"/>
+        </w:rPr>
+        <w:t>d</w:t>
+      </w:r>
+      <w:r>
+        <w:rPr>
+          <w:lang w:val="en-ID"/>
+        </w:rPr>
+        <w:t xml:space="preserve">rop </w:t>
+      </w:r>
+      <w:r>
+        <w:rPr>
+          <w:lang w:val="en-ID"/>
+        </w:rPr>
+        <w:t xml:space="preserve">for the minority class. </w:t>
+      </w:r>
+    </w:p>
+    <w:p>
+      <w:pPr>
+        <w:pStyle w:val="Para"/>
+        <w:ind w:left="720"/>
+        <w:rPr>
+          <w:lang w:val="en-ID"/>
+        </w:rPr>
+      </w:pPr>
+    </w:p>
+    <w:p>
+      <w:pPr>
+        <w:pStyle w:val="Para"/>
         <w:rPr>
           <w:b/>
           <w:bCs/>
-          <w:lang w:val="en-ID"/>
-        </w:rPr>
-        <w:t>Impact of Sample Size</w:t>
-      </w:r>
-      <w:r>
-        <w:rPr>
-          <w:lang w:val="en-ID"/>
-        </w:rPr>
-        <w:t xml:space="preserve">: </w:t>
-      </w:r>
-    </w:p>
-    <w:p>
-      <w:pPr>
-        <w:pStyle w:val="Para"/>
-        <w:ind w:left="720"/>
-        <w:rPr>
-          <w:lang w:val="en-ID"/>
-        </w:rPr>
-      </w:pPr>
-      <w:r>
-        <w:rPr>
-          <w:lang w:val="en-ID"/>
-        </w:rPr>
-        <w:t>S</w:t>
-      </w:r>
-      <w:r>
-        <w:rPr>
-          <w:lang w:val="en-ID"/>
-        </w:rPr>
-        <w:t xml:space="preserve">mall sample size </w:t>
-      </w:r>
-      <w:r>
-        <w:rPr>
-          <w:lang w:val="en-ID"/>
-        </w:rPr>
-        <w:t>gave</w:t>
-      </w:r>
-      <w:r>
-        <w:rPr>
-          <w:lang w:val="en-ID"/>
-        </w:rPr>
-        <w:t xml:space="preserve"> misleading impression of fairness, </w:t>
-      </w:r>
-      <w:r>
-        <w:rPr>
-          <w:lang w:val="en-ID"/>
-        </w:rPr>
-        <w:t>because</w:t>
-      </w:r>
-      <w:r>
-        <w:rPr>
-          <w:lang w:val="en-ID"/>
-        </w:rPr>
-        <w:t xml:space="preserve"> it can </w:t>
-      </w:r>
-      <w:proofErr w:type="spellStart"/>
-      <w:r>
-        <w:rPr>
-          <w:lang w:val="en-ID"/>
-        </w:rPr>
-        <w:t>fakely</w:t>
-      </w:r>
-      <w:proofErr w:type="spellEnd"/>
-      <w:r>
-        <w:rPr>
-          <w:lang w:val="en-ID"/>
-        </w:rPr>
-        <w:t xml:space="preserve"> increase the model's performance on minority classes, when in fact it does not. As the size of the dataset increases, model bias becomes more pronounced, with performance metrics for minority classes decreasing sharply.</w:t>
-      </w:r>
-    </w:p>
-    <w:p>
-      <w:pPr>
-        <w:pStyle w:val="Para"/>
-        <w:numPr>
-          <w:ilvl w:val="0"/>
-          <w:numId w:val="34"/>
-        </w:numPr>
-        <w:rPr>
-          <w:lang w:val="en-ID"/>
-        </w:rPr>
-      </w:pPr>
+        </w:rPr>
+      </w:pPr>
+      <w:r>
+        <w:t>.</w:t>
+      </w:r>
+      <w:r>
+        <w:t xml:space="preserve"> </w:t>
+      </w:r>
       <w:r>
         <w:rPr>
           <w:b/>
           <w:bCs/>
-          <w:lang w:val="en-ID"/>
-        </w:rPr>
-        <w:t>Bias Evaluation</w:t>
-      </w:r>
-      <w:r>
-        <w:rPr>
-          <w:lang w:val="en-ID"/>
-        </w:rPr>
-        <w:t xml:space="preserve">: </w:t>
-      </w:r>
-    </w:p>
-    <w:p>
-      <w:pPr>
-        <w:pStyle w:val="Para"/>
-        <w:ind w:left="720"/>
-        <w:rPr>
-          <w:lang w:val="en-ID"/>
-        </w:rPr>
-      </w:pPr>
-      <w:r>
-        <w:rPr>
-          <w:lang w:val="en-ID"/>
-        </w:rPr>
-        <w:t xml:space="preserve">The </w:t>
-      </w:r>
-      <w:r>
-        <w:rPr>
-          <w:lang w:val="en-ID"/>
-        </w:rPr>
-        <w:t xml:space="preserve">findings </w:t>
-      </w:r>
-      <w:r>
-        <w:rPr>
-          <w:lang w:val="en-ID"/>
-        </w:rPr>
-        <w:t>showed</w:t>
-      </w:r>
-      <w:r>
-        <w:rPr>
-          <w:lang w:val="en-ID"/>
-        </w:rPr>
-        <w:t xml:space="preserve"> that </w:t>
-      </w:r>
-      <w:r>
-        <w:rPr>
-          <w:lang w:val="en-ID"/>
-        </w:rPr>
-        <w:t xml:space="preserve">the </w:t>
-      </w:r>
-      <w:r>
-        <w:rPr>
-          <w:lang w:val="en-ID"/>
-        </w:rPr>
-        <w:t>bias</w:t>
-      </w:r>
-      <w:r>
-        <w:rPr>
-          <w:lang w:val="en-ID"/>
-        </w:rPr>
-        <w:t xml:space="preserve"> evaluation is </w:t>
-      </w:r>
-      <w:r>
-        <w:rPr>
-          <w:lang w:val="en-ID"/>
-        </w:rPr>
-        <w:t>failed</w:t>
-      </w:r>
-      <w:r>
-        <w:rPr>
-          <w:lang w:val="en-ID"/>
-        </w:rPr>
-        <w:t xml:space="preserve"> when using unbalanced and small data sets. This study </w:t>
-      </w:r>
-      <w:r>
-        <w:rPr>
-          <w:lang w:val="en-ID"/>
-        </w:rPr>
-        <w:t>underlined</w:t>
-      </w:r>
-      <w:r>
-        <w:rPr>
-          <w:lang w:val="en-ID"/>
-        </w:rPr>
-        <w:t xml:space="preserve"> the importance of documenting and </w:t>
-      </w:r>
-      <w:r>
-        <w:rPr>
-          <w:lang w:val="en-ID"/>
-        </w:rPr>
-        <w:t>analysing</w:t>
-      </w:r>
-      <w:r>
-        <w:rPr>
-          <w:lang w:val="en-ID"/>
-        </w:rPr>
-        <w:t xml:space="preserve"> the</w:t>
-      </w:r>
-      <w:r>
-        <w:rPr>
-          <w:lang w:val="en-ID"/>
-        </w:rPr>
-        <w:t xml:space="preserve"> data sparsity/ data scales and </w:t>
-      </w:r>
-      <w:r>
-        <w:rPr>
-          <w:lang w:val="en-ID"/>
-        </w:rPr>
-        <w:t xml:space="preserve">data </w:t>
-      </w:r>
-      <w:r>
-        <w:rPr>
-          <w:lang w:val="en-ID"/>
-        </w:rPr>
-        <w:t>composition</w:t>
-      </w:r>
-      <w:r>
-        <w:rPr>
-          <w:lang w:val="en-ID"/>
-        </w:rPr>
-        <w:t>/</w:t>
-      </w:r>
-      <w:r>
-        <w:rPr>
-          <w:lang w:val="en-ID"/>
-        </w:rPr>
-        <w:t xml:space="preserve"> </w:t>
-      </w:r>
-      <w:r>
-        <w:rPr>
-          <w:lang w:val="en-ID"/>
-        </w:rPr>
-        <w:t>homogeneity</w:t>
-      </w:r>
-      <w:r>
-        <w:rPr>
-          <w:lang w:val="en-ID"/>
-        </w:rPr>
-        <w:t xml:space="preserve"> of data sets to avoid biases hidden by smaller sample sizes.</w:t>
-      </w:r>
-    </w:p>
-    <w:p>
-      <w:pPr>
-        <w:pStyle w:val="Para"/>
-        <w:ind w:left="720"/>
-      </w:pPr>
+        </w:rPr>
+        <w:t>5.2 Discussion of Limitation</w:t>
+      </w:r>
     </w:p>
     <w:p>
       <w:pPr>
@@ -7960,256 +7245,6 @@
           <w:bCs/>
         </w:rPr>
       </w:pPr>
-      <w:r>
-        <w:rPr>
-          <w:b/>
-          <w:bCs/>
-        </w:rPr>
-        <w:t>5.1.2</w:t>
-      </w:r>
-      <w:r>
-        <w:rPr>
-          <w:b/>
-          <w:bCs/>
-        </w:rPr>
-        <w:tab/>
-        <w:t>Analysis of Findings in the Context of Responsible AI</w:t>
-      </w:r>
-    </w:p>
-    <w:p>
-      <w:pPr>
-        <w:pStyle w:val="Para"/>
-      </w:pPr>
-    </w:p>
-    <w:p>
-      <w:pPr>
-        <w:pStyle w:val="Para"/>
-      </w:pPr>
-      <w:r>
-        <w:t>Th</w:t>
-      </w:r>
-      <w:r>
-        <w:t>is research found</w:t>
-      </w:r>
-      <w:r>
-        <w:t xml:space="preserve"> the </w:t>
-      </w:r>
-      <w:r>
-        <w:t xml:space="preserve">important and </w:t>
-      </w:r>
-      <w:r>
-        <w:t>need</w:t>
-      </w:r>
-      <w:r>
-        <w:t>s</w:t>
-      </w:r>
-      <w:r>
-        <w:t xml:space="preserve"> for more </w:t>
-      </w:r>
-      <w:r>
-        <w:t xml:space="preserve">data documentation standard in </w:t>
-      </w:r>
-      <w:r>
-        <w:t xml:space="preserve">Responsible AI practices. </w:t>
-      </w:r>
-      <w:r>
-        <w:t>Usually</w:t>
-      </w:r>
-      <w:r>
-        <w:t xml:space="preserve">, AI fairness has focused on </w:t>
-      </w:r>
-      <w:r>
-        <w:t>model transparency</w:t>
-      </w:r>
-      <w:r>
-        <w:t xml:space="preserve"> and explainability</w:t>
-      </w:r>
-      <w:r>
-        <w:t xml:space="preserve">, but this research shows that documenting dataset composition is </w:t>
-      </w:r>
-      <w:r>
-        <w:t>also</w:t>
-      </w:r>
-      <w:r>
-        <w:t xml:space="preserve"> </w:t>
-      </w:r>
-      <w:r>
-        <w:t xml:space="preserve">very </w:t>
-      </w:r>
-      <w:r>
-        <w:t xml:space="preserve">important. By not addressing dataset </w:t>
-      </w:r>
-      <w:r>
-        <w:t xml:space="preserve">homogeneity/ </w:t>
-      </w:r>
-      <w:r>
-        <w:t xml:space="preserve">imbalance and </w:t>
-      </w:r>
-      <w:r>
-        <w:t xml:space="preserve">how </w:t>
-      </w:r>
-      <w:r>
-        <w:t>small sample sizes</w:t>
-      </w:r>
-      <w:r>
-        <w:t xml:space="preserve"> is</w:t>
-      </w:r>
-      <w:r>
-        <w:t xml:space="preserve">, </w:t>
-      </w:r>
-      <w:r>
-        <w:t xml:space="preserve">the </w:t>
-      </w:r>
-      <w:r>
-        <w:t xml:space="preserve">biases can go undetected, </w:t>
-      </w:r>
-      <w:r>
-        <w:t xml:space="preserve">and then </w:t>
-      </w:r>
-      <w:r>
-        <w:t xml:space="preserve">leading to </w:t>
-      </w:r>
-      <w:r>
-        <w:t>discriminative result</w:t>
-      </w:r>
-      <w:r>
-        <w:t xml:space="preserve"> in critical decision-making processes.</w:t>
-      </w:r>
-    </w:p>
-    <w:p>
-      <w:pPr>
-        <w:pStyle w:val="Para"/>
-      </w:pPr>
-      <w:r>
-        <w:t xml:space="preserve">Ensuring that AI systems are trained on balanced datasets and using sufficiently large sample sizes is critical </w:t>
-      </w:r>
-      <w:r>
-        <w:t>to</w:t>
-      </w:r>
-      <w:r>
-        <w:t xml:space="preserve"> reduc</w:t>
-      </w:r>
-      <w:r>
-        <w:t>e</w:t>
-      </w:r>
-      <w:r>
-        <w:t xml:space="preserve"> bias</w:t>
-      </w:r>
-      <w:r>
-        <w:t xml:space="preserve"> and increase fairness in Responsible AI field.</w:t>
-      </w:r>
-    </w:p>
-    <w:p>
-      <w:pPr>
-        <w:pStyle w:val="Para"/>
-      </w:pPr>
-    </w:p>
-    <w:p>
-      <w:pPr>
-        <w:pStyle w:val="Para"/>
-        <w:rPr>
-          <w:b/>
-          <w:bCs/>
-        </w:rPr>
-      </w:pPr>
-      <w:r>
-        <w:rPr>
-          <w:b/>
-          <w:bCs/>
-        </w:rPr>
-        <w:t>5.1.3</w:t>
-      </w:r>
-      <w:r>
-        <w:rPr>
-          <w:b/>
-          <w:bCs/>
-        </w:rPr>
-        <w:tab/>
-        <w:t>Unexpected Results and Speculation</w:t>
-      </w:r>
-    </w:p>
-    <w:p>
-      <w:pPr>
-        <w:pStyle w:val="Para"/>
-      </w:pPr>
-      <w:r>
-        <w:t>The</w:t>
-      </w:r>
-      <w:r>
-        <w:t xml:space="preserve"> unexpected result was </w:t>
-      </w:r>
-      <w:r>
-        <w:t>that</w:t>
-      </w:r>
-      <w:r>
-        <w:t xml:space="preserve"> small sample sizes </w:t>
-      </w:r>
-      <w:r>
-        <w:t>using</w:t>
-      </w:r>
-      <w:r>
-        <w:t xml:space="preserve"> imbalanced data</w:t>
-      </w:r>
-      <w:r>
-        <w:t xml:space="preserve"> can falsely show very high accuracy on </w:t>
-      </w:r>
-      <w:r>
-        <w:t>the model’s performance</w:t>
-      </w:r>
-      <w:r>
-        <w:t>.</w:t>
-      </w:r>
-      <w:r>
-        <w:t xml:space="preserve"> In smaller datasets, the recall for the minority class was higher than expected, suggesting the model had learned some patterns for the minority class. </w:t>
-      </w:r>
-      <w:r>
-        <w:t xml:space="preserve">When </w:t>
-      </w:r>
-      <w:r>
-        <w:t>scal</w:t>
-      </w:r>
-      <w:r>
-        <w:t>ed</w:t>
-      </w:r>
-      <w:r>
-        <w:t xml:space="preserve"> up the </w:t>
-      </w:r>
-      <w:r>
-        <w:t xml:space="preserve">sample size of </w:t>
-      </w:r>
-      <w:r>
-        <w:t>dataset, it became clear that the model was not learning the</w:t>
-      </w:r>
-      <w:r>
-        <w:t xml:space="preserve"> p</w:t>
-      </w:r>
-      <w:r>
-        <w:t>atterns</w:t>
-      </w:r>
-      <w:r>
-        <w:t>. The high accuracy was fake.</w:t>
-      </w:r>
-    </w:p>
-    <w:p>
-      <w:pPr>
-        <w:pStyle w:val="Para"/>
-      </w:pPr>
-    </w:p>
-    <w:p>
-      <w:pPr>
-        <w:pStyle w:val="Para"/>
-        <w:rPr>
-          <w:b/>
-          <w:bCs/>
-        </w:rPr>
-      </w:pPr>
-      <w:r>
-        <w:rPr>
-          <w:b/>
-          <w:bCs/>
-        </w:rPr>
-        <w:t>5.2 Discussion of Limitation</w:t>
-      </w:r>
     </w:p>
     <w:p>
       <w:pPr>
@@ -8249,57 +7284,8 @@
     <w:p>
       <w:pPr>
         <w:pStyle w:val="Para"/>
-        <w:numPr>
-          <w:ilvl w:val="0"/>
-          <w:numId w:val="35"/>
-        </w:numPr>
-      </w:pPr>
-      <w:r>
-        <w:t>Another</w:t>
-      </w:r>
-      <w:r>
-        <w:t xml:space="preserve"> limitation of this study was the </w:t>
-      </w:r>
-      <w:r>
-        <w:t>use of only</w:t>
-      </w:r>
-      <w:r>
-        <w:t xml:space="preserve"> a logistic regression model. </w:t>
-      </w:r>
-      <w:r>
-        <w:t xml:space="preserve">Despite </w:t>
-      </w:r>
-      <w:r>
-        <w:t xml:space="preserve">logistic regression is </w:t>
-      </w:r>
-      <w:r>
-        <w:t>commonly</w:t>
-      </w:r>
-      <w:r>
-        <w:t xml:space="preserve"> </w:t>
-      </w:r>
-      <w:r>
-        <w:lastRenderedPageBreak/>
-        <w:t xml:space="preserve">used, other machine learning models may </w:t>
-      </w:r>
-      <w:r>
-        <w:t xml:space="preserve">have </w:t>
-      </w:r>
-      <w:r>
-        <w:t xml:space="preserve">different behavior under similar conditions of </w:t>
-      </w:r>
-      <w:r>
-        <w:t xml:space="preserve">data homogeneity </w:t>
-      </w:r>
-      <w:r>
-        <w:t xml:space="preserve">and </w:t>
-      </w:r>
-      <w:r>
-        <w:t>data sparsity</w:t>
-      </w:r>
-      <w:r>
-        <w:t xml:space="preserve">. </w:t>
-      </w:r>
+        <w:ind w:left="720"/>
+      </w:pPr>
     </w:p>
     <w:p>
       <w:pPr>
@@ -8310,80 +7296,47 @@
         </w:numPr>
       </w:pPr>
       <w:r>
-        <w:t>T</w:t>
-      </w:r>
-      <w:r>
-        <w:t xml:space="preserve">he </w:t>
-      </w:r>
-      <w:r>
-        <w:t>study</w:t>
-      </w:r>
-      <w:r>
-        <w:t xml:space="preserve"> </w:t>
-      </w:r>
-      <w:r>
-        <w:t>was</w:t>
-      </w:r>
-      <w:r>
-        <w:t xml:space="preserve"> </w:t>
-      </w:r>
-      <w:r>
-        <w:t xml:space="preserve">also </w:t>
-      </w:r>
-      <w:r>
-        <w:t xml:space="preserve">limited to </w:t>
-      </w:r>
-      <w:r>
-        <w:t xml:space="preserve">only </w:t>
-      </w:r>
-      <w:r>
-        <w:t>the use of</w:t>
-      </w:r>
-      <w:r>
-        <w:t xml:space="preserve"> </w:t>
-      </w:r>
-      <w:r>
-        <w:t xml:space="preserve">synthetic datasets. Although the imbalanced </w:t>
-      </w:r>
-      <w:r>
-        <w:t>data set</w:t>
-      </w:r>
-      <w:r>
-        <w:t xml:space="preserve"> </w:t>
-      </w:r>
-      <w:r>
-        <w:t xml:space="preserve">of synthetic data could </w:t>
-      </w:r>
-      <w:r>
-        <w:t>reflect</w:t>
-      </w:r>
-      <w:r>
-        <w:t xml:space="preserve"> typical real-world scenarios, the complexity </w:t>
+        <w:t>Another</w:t>
+      </w:r>
+      <w:r>
+        <w:t xml:space="preserve"> limitation of this study was the </w:t>
+      </w:r>
+      <w:r>
+        <w:t>use of only</w:t>
+      </w:r>
+      <w:r>
+        <w:t xml:space="preserve"> a logistic regression model. </w:t>
+      </w:r>
+      <w:r>
+        <w:t>Other</w:t>
+      </w:r>
+      <w:r>
+        <w:t xml:space="preserve"> machine learning models may </w:t>
+      </w:r>
+      <w:r>
+        <w:t xml:space="preserve">have </w:t>
+      </w:r>
+      <w:r>
+        <w:t xml:space="preserve">different behavior under similar conditions of </w:t>
+      </w:r>
+      <w:r>
+        <w:t xml:space="preserve">data homogeneity </w:t>
       </w:r>
       <w:r>
         <w:t xml:space="preserve">and </w:t>
       </w:r>
       <w:r>
-        <w:t>noise</w:t>
-      </w:r>
-      <w:r>
-        <w:t xml:space="preserve"> </w:t>
-      </w:r>
-      <w:r>
-        <w:t>of real-world data</w:t>
-      </w:r>
-      <w:r>
-        <w:t xml:space="preserve"> could </w:t>
-      </w:r>
-      <w:r>
-        <w:t xml:space="preserve">affect </w:t>
-      </w:r>
-      <w:r>
-        <w:t xml:space="preserve">the </w:t>
-      </w:r>
-      <w:r>
-        <w:t xml:space="preserve">model behavior differently. </w:t>
-      </w:r>
+        <w:t>data sparsity</w:t>
+      </w:r>
+      <w:r>
+        <w:t xml:space="preserve">. </w:t>
+      </w:r>
+    </w:p>
+    <w:p>
+      <w:pPr>
+        <w:pStyle w:val="Para"/>
+        <w:ind w:left="720"/>
+      </w:pPr>
     </w:p>
     <w:p>
       <w:pPr>
@@ -8394,6 +7347,86 @@
         </w:numPr>
       </w:pPr>
       <w:r>
+        <w:t>T</w:t>
+      </w:r>
+      <w:r>
+        <w:t xml:space="preserve">he </w:t>
+      </w:r>
+      <w:r>
+        <w:t>study</w:t>
+      </w:r>
+      <w:r>
+        <w:t xml:space="preserve"> </w:t>
+      </w:r>
+      <w:r>
+        <w:t>was</w:t>
+      </w:r>
+      <w:r>
+        <w:t xml:space="preserve"> </w:t>
+      </w:r>
+      <w:r>
+        <w:t xml:space="preserve">also </w:t>
+      </w:r>
+      <w:r>
+        <w:t xml:space="preserve">limited to </w:t>
+      </w:r>
+      <w:r>
+        <w:t xml:space="preserve">only </w:t>
+      </w:r>
+      <w:r>
+        <w:t>the use of</w:t>
+      </w:r>
+      <w:r>
+        <w:t xml:space="preserve"> </w:t>
+      </w:r>
+      <w:r>
+        <w:t xml:space="preserve">synthetic datasets. </w:t>
+      </w:r>
+      <w:r>
+        <w:t>T</w:t>
+      </w:r>
+      <w:r>
+        <w:t xml:space="preserve">he complexity </w:t>
+      </w:r>
+      <w:r>
+        <w:t xml:space="preserve">and </w:t>
+      </w:r>
+      <w:r>
+        <w:t>noise</w:t>
+      </w:r>
+      <w:r>
+        <w:t xml:space="preserve"> </w:t>
+      </w:r>
+      <w:r>
+        <w:t>of real-world data</w:t>
+      </w:r>
+      <w:r>
+        <w:t xml:space="preserve"> could </w:t>
+      </w:r>
+      <w:r>
+        <w:t xml:space="preserve">affect </w:t>
+      </w:r>
+      <w:r>
+        <w:t xml:space="preserve">the </w:t>
+      </w:r>
+      <w:r>
+        <w:t xml:space="preserve">model behavior differently. </w:t>
+      </w:r>
+    </w:p>
+    <w:p>
+      <w:pPr>
+        <w:ind w:left="360"/>
+      </w:pPr>
+    </w:p>
+    <w:p>
+      <w:pPr>
+        <w:pStyle w:val="Para"/>
+        <w:numPr>
+          <w:ilvl w:val="0"/>
+          <w:numId w:val="35"/>
+        </w:numPr>
+      </w:pPr>
+      <w:r>
         <w:t xml:space="preserve">The study also </w:t>
       </w:r>
       <w:r>
@@ -8478,6 +7511,13 @@
         </w:rPr>
         <w:t>Conclusion</w:t>
       </w:r>
+      <w:r>
+        <w:rPr>
+          <w:b/>
+          <w:bCs/>
+        </w:rPr>
+        <w:t xml:space="preserve"> </w:t>
+      </w:r>
     </w:p>
     <w:p>
       <w:pPr>
@@ -8508,455 +7548,142 @@
           <w:b/>
           <w:bCs/>
         </w:rPr>
-        <w:t xml:space="preserve"> Summary</w:t>
+        <w:t xml:space="preserve"> </w:t>
       </w:r>
       <w:r>
         <w:rPr>
           <w:b/>
           <w:bCs/>
-        </w:rPr>
-        <w:t xml:space="preserve"> of the Key Findings</w:t>
-      </w:r>
-    </w:p>
-    <w:p>
-      <w:pPr>
-        <w:pStyle w:val="Para"/>
+          <w:lang w:val="en-ID"/>
+        </w:rPr>
+        <w:t xml:space="preserve">Broader Impact on </w:t>
+      </w:r>
+      <w:r>
         <w:rPr>
           <w:b/>
           <w:bCs/>
           <w:lang w:val="en-ID"/>
         </w:rPr>
-      </w:pPr>
-    </w:p>
-    <w:p>
-      <w:pPr>
-        <w:pStyle w:val="Para"/>
+        <w:t>X</w:t>
+      </w:r>
+      <w:r>
         <w:rPr>
           <w:b/>
           <w:bCs/>
           <w:lang w:val="en-ID"/>
         </w:rPr>
-      </w:pPr>
-      <w:r>
+        <w:t>AI</w:t>
+      </w:r>
+    </w:p>
+    <w:p>
+      <w:pPr>
+        <w:pStyle w:val="Para"/>
         <w:rPr>
           <w:b/>
           <w:bCs/>
           <w:lang w:val="en-ID"/>
         </w:rPr>
-        <w:t>The main findings:</w:t>
-      </w:r>
+      </w:pPr>
     </w:p>
     <w:p>
       <w:pPr>
         <w:pStyle w:val="Para"/>
-        <w:numPr>
-          <w:ilvl w:val="0"/>
-          <w:numId w:val="41"/>
-        </w:numPr>
-        <w:rPr>
-          <w:lang w:val="en-ID"/>
-        </w:rPr>
-      </w:pPr>
-      <w:r>
-        <w:rPr>
-          <w:lang w:val="en-ID"/>
-        </w:rPr>
-        <w:t xml:space="preserve">Impact of Dataset Imbalance: </w:t>
+      </w:pPr>
+      <w:r>
+        <w:t>Th</w:t>
+      </w:r>
+      <w:r>
+        <w:t>is research found</w:t>
+      </w:r>
+      <w:r>
+        <w:t xml:space="preserve"> the </w:t>
+      </w:r>
+      <w:r>
+        <w:t xml:space="preserve">important and </w:t>
+      </w:r>
+      <w:r>
+        <w:t>need</w:t>
+      </w:r>
+      <w:r>
+        <w:t>s</w:t>
+      </w:r>
+      <w:r>
+        <w:t xml:space="preserve"> for more </w:t>
+      </w:r>
+      <w:r>
+        <w:t xml:space="preserve">data documentation standard in </w:t>
+      </w:r>
+      <w:r>
+        <w:t xml:space="preserve">Responsible AI practices. </w:t>
+      </w:r>
+      <w:r>
+        <w:t>Usually</w:t>
+      </w:r>
+      <w:r>
+        <w:t>, AI fairness has focused on model transparency</w:t>
+      </w:r>
+      <w:r>
+        <w:t xml:space="preserve"> and explainability</w:t>
+      </w:r>
+      <w:r>
+        <w:t xml:space="preserve">, but this research shows that documenting dataset composition is </w:t>
+      </w:r>
+      <w:r>
+        <w:t>also</w:t>
+      </w:r>
+      <w:r>
+        <w:t xml:space="preserve"> </w:t>
+      </w:r>
+      <w:r>
+        <w:t xml:space="preserve">very </w:t>
+      </w:r>
+      <w:r>
+        <w:t xml:space="preserve">important. </w:t>
       </w:r>
     </w:p>
     <w:p>
       <w:pPr>
         <w:pStyle w:val="Para"/>
-        <w:ind w:left="420"/>
-        <w:rPr>
-          <w:lang w:val="en-ID"/>
-        </w:rPr>
-      </w:pPr>
-      <w:r>
-        <w:rPr>
-          <w:lang w:val="en-ID"/>
-        </w:rPr>
-        <w:t xml:space="preserve">Models trained on imbalanced datasets are </w:t>
-      </w:r>
-      <w:proofErr w:type="gramStart"/>
-      <w:r>
-        <w:rPr>
-          <w:lang w:val="en-ID"/>
-        </w:rPr>
-        <w:t>lead</w:t>
-      </w:r>
-      <w:proofErr w:type="gramEnd"/>
-      <w:r>
-        <w:rPr>
-          <w:lang w:val="en-ID"/>
-        </w:rPr>
-        <w:t xml:space="preserve"> to bias, </w:t>
-      </w:r>
-      <w:r>
-        <w:rPr>
-          <w:lang w:val="en-ID"/>
-        </w:rPr>
-        <w:t>favouring</w:t>
-      </w:r>
-      <w:r>
-        <w:rPr>
-          <w:lang w:val="en-ID"/>
-        </w:rPr>
-        <w:t xml:space="preserve"> majority class </w:t>
-      </w:r>
-      <w:r>
-        <w:rPr>
-          <w:lang w:val="en-ID"/>
-        </w:rPr>
-        <w:t>only</w:t>
-      </w:r>
-      <w:r>
-        <w:rPr>
-          <w:lang w:val="en-ID"/>
-        </w:rPr>
-        <w:t xml:space="preserve"> This bias becomes </w:t>
-      </w:r>
-      <w:r>
-        <w:rPr>
-          <w:lang w:val="en-ID"/>
-        </w:rPr>
-        <w:t xml:space="preserve">obvious when </w:t>
-      </w:r>
-      <w:r>
-        <w:rPr>
-          <w:lang w:val="en-ID"/>
-        </w:rPr>
-        <w:t>the size of the dataset increase</w:t>
-      </w:r>
-      <w:r>
-        <w:rPr>
-          <w:lang w:val="en-ID"/>
-        </w:rPr>
-        <w:t>.</w:t>
-      </w:r>
-    </w:p>
-    <w:p>
-      <w:pPr>
-        <w:pStyle w:val="Para"/>
-        <w:ind w:left="420"/>
-        <w:rPr>
-          <w:lang w:val="en-ID"/>
-        </w:rPr>
-      </w:pPr>
-    </w:p>
-    <w:p>
-      <w:pPr>
-        <w:pStyle w:val="Para"/>
-        <w:numPr>
-          <w:ilvl w:val="0"/>
-          <w:numId w:val="41"/>
-        </w:numPr>
-        <w:rPr>
-          <w:lang w:val="en-ID"/>
-        </w:rPr>
-      </w:pPr>
-      <w:r>
-        <w:rPr>
-          <w:lang w:val="en-ID"/>
-        </w:rPr>
-        <w:t xml:space="preserve">Misleading Effects of Small Sample Sizes: </w:t>
-      </w:r>
-    </w:p>
-    <w:p>
-      <w:pPr>
-        <w:pStyle w:val="Para"/>
-        <w:ind w:left="420"/>
-        <w:rPr>
-          <w:lang w:val="en-ID"/>
-        </w:rPr>
-      </w:pPr>
-      <w:r>
-        <w:rPr>
-          <w:lang w:val="en-ID"/>
-        </w:rPr>
-        <w:t xml:space="preserve">The research also highlights how small sample sizes can provide a false sense of fairness, with models appearing to perform </w:t>
-      </w:r>
-      <w:r>
-        <w:rPr>
-          <w:lang w:val="en-ID"/>
-        </w:rPr>
-        <w:t>well on minority classes. As the sample size increases, the model’s bias becomes clear</w:t>
-      </w:r>
-      <w:r>
-        <w:rPr>
-          <w:lang w:val="en-ID"/>
-        </w:rPr>
-        <w:t>er</w:t>
-      </w:r>
-      <w:r>
-        <w:rPr>
-          <w:lang w:val="en-ID"/>
-        </w:rPr>
-        <w:t xml:space="preserve">, with performance metrics </w:t>
-      </w:r>
-      <w:r>
-        <w:rPr>
-          <w:lang w:val="en-ID"/>
-        </w:rPr>
-        <w:t xml:space="preserve">drastically </w:t>
-      </w:r>
-      <w:r>
-        <w:rPr>
-          <w:lang w:val="en-ID"/>
-        </w:rPr>
-        <w:t>d</w:t>
-      </w:r>
-      <w:r>
-        <w:rPr>
-          <w:lang w:val="en-ID"/>
-        </w:rPr>
-        <w:t xml:space="preserve">rop </w:t>
-      </w:r>
-      <w:r>
-        <w:rPr>
-          <w:lang w:val="en-ID"/>
-        </w:rPr>
-        <w:t xml:space="preserve">for the minority class. </w:t>
-      </w:r>
-    </w:p>
-    <w:p>
-      <w:pPr>
-        <w:pStyle w:val="Para"/>
-        <w:ind w:left="420"/>
-        <w:rPr>
-          <w:lang w:val="en-ID"/>
-        </w:rPr>
-      </w:pPr>
-    </w:p>
-    <w:p>
-      <w:pPr>
-        <w:pStyle w:val="Para"/>
-        <w:numPr>
-          <w:ilvl w:val="0"/>
-          <w:numId w:val="41"/>
-        </w:numPr>
-        <w:rPr>
-          <w:lang w:val="en-ID"/>
-        </w:rPr>
-      </w:pPr>
-      <w:r>
-        <w:rPr>
-          <w:lang w:val="en-ID"/>
-        </w:rPr>
-        <w:t xml:space="preserve">The </w:t>
-      </w:r>
-      <w:r>
-        <w:rPr>
-          <w:lang w:val="en-ID"/>
-        </w:rPr>
-        <w:t>Importance</w:t>
-      </w:r>
-      <w:r>
-        <w:rPr>
-          <w:lang w:val="en-ID"/>
-        </w:rPr>
-        <w:t xml:space="preserve"> of Documentation: </w:t>
-      </w:r>
-    </w:p>
-    <w:p>
-      <w:pPr>
-        <w:pStyle w:val="Para"/>
-        <w:ind w:left="420"/>
-        <w:rPr>
-          <w:lang w:val="en-ID"/>
-        </w:rPr>
-      </w:pPr>
-      <w:r>
-        <w:rPr>
-          <w:lang w:val="en-ID"/>
-        </w:rPr>
-        <w:t>This study</w:t>
-      </w:r>
-      <w:r>
-        <w:rPr>
-          <w:lang w:val="en-ID"/>
-        </w:rPr>
-        <w:t xml:space="preserve"> </w:t>
-      </w:r>
-      <w:r>
-        <w:rPr>
-          <w:lang w:val="en-ID"/>
-        </w:rPr>
-        <w:t>recommends</w:t>
-      </w:r>
-      <w:r>
-        <w:rPr>
-          <w:lang w:val="en-ID"/>
-        </w:rPr>
-        <w:t xml:space="preserve"> </w:t>
-      </w:r>
-      <w:r>
-        <w:rPr>
-          <w:lang w:val="en-ID"/>
-        </w:rPr>
+      </w:pPr>
+      <w:r>
+        <w:t xml:space="preserve">By not addressing dataset </w:t>
+      </w:r>
+      <w:r>
+        <w:t xml:space="preserve">homogeneity/ </w:t>
+      </w:r>
+      <w:r>
+        <w:t xml:space="preserve">imbalance and </w:t>
+      </w:r>
+      <w:r>
+        <w:t xml:space="preserve">how </w:t>
+      </w:r>
+      <w:r>
+        <w:t>small sample sizes</w:t>
+      </w:r>
+      <w:r>
+        <w:t xml:space="preserve"> is</w:t>
+      </w:r>
+      <w:r>
+        <w:t xml:space="preserve">, </w:t>
+      </w:r>
+      <w:r>
         <w:t xml:space="preserve">the </w:t>
       </w:r>
       <w:r>
-        <w:rPr>
-          <w:lang w:val="en-ID"/>
-        </w:rPr>
-        <w:t>documentation</w:t>
-      </w:r>
-      <w:r>
-        <w:rPr>
-          <w:lang w:val="en-ID"/>
-        </w:rPr>
-        <w:t xml:space="preserve"> of dataset </w:t>
-      </w:r>
-      <w:r>
-        <w:rPr>
-          <w:lang w:val="en-ID"/>
-        </w:rPr>
-        <w:t>characteristics</w:t>
-      </w:r>
-      <w:r>
-        <w:rPr>
-          <w:lang w:val="en-ID"/>
-        </w:rPr>
-        <w:t xml:space="preserve"> into Responsible AI </w:t>
-      </w:r>
-      <w:r>
-        <w:rPr>
-          <w:lang w:val="en-ID"/>
-        </w:rPr>
-        <w:t xml:space="preserve">(XAI) </w:t>
-      </w:r>
-      <w:r>
-        <w:rPr>
-          <w:lang w:val="en-ID"/>
-        </w:rPr>
-        <w:t xml:space="preserve">practices. </w:t>
-      </w:r>
-    </w:p>
-    <w:p>
-      <w:pPr>
-        <w:pStyle w:val="Para"/>
-        <w:ind w:left="420"/>
-        <w:rPr>
-          <w:lang w:val="en-ID"/>
-        </w:rPr>
-      </w:pPr>
-      <w:r>
-        <w:rPr>
-          <w:lang w:val="en-ID"/>
-        </w:rPr>
-        <w:t xml:space="preserve">By documenting whether </w:t>
-      </w:r>
-      <w:r>
-        <w:rPr>
-          <w:lang w:val="en-ID"/>
-        </w:rPr>
-        <w:t>dataset’s characteristic</w:t>
-      </w:r>
-      <w:r>
-        <w:rPr>
-          <w:lang w:val="en-ID"/>
-        </w:rPr>
-        <w:t xml:space="preserve">, </w:t>
-      </w:r>
-      <w:r>
-        <w:rPr>
-          <w:lang w:val="en-ID"/>
-        </w:rPr>
-        <w:t xml:space="preserve">will gain more trust from the </w:t>
-      </w:r>
-      <w:r>
-        <w:rPr>
-          <w:lang w:val="en-ID"/>
-        </w:rPr>
-        <w:t xml:space="preserve">stakeholders about </w:t>
-      </w:r>
-      <w:r>
-        <w:rPr>
-          <w:lang w:val="en-ID"/>
-        </w:rPr>
-        <w:t xml:space="preserve">the </w:t>
-      </w:r>
-      <w:r>
-        <w:rPr>
-          <w:lang w:val="en-ID"/>
-        </w:rPr>
-        <w:t>AI systems.</w:t>
-      </w:r>
-    </w:p>
-    <w:p>
-      <w:pPr>
-        <w:pStyle w:val="Para"/>
-        <w:rPr>
-          <w:lang w:val="en-ID"/>
-        </w:rPr>
-      </w:pPr>
-    </w:p>
-    <w:p>
-      <w:pPr>
-        <w:pStyle w:val="Para"/>
-        <w:rPr>
-          <w:lang w:val="en-ID"/>
-        </w:rPr>
-      </w:pPr>
-      <w:r>
-        <w:rPr>
-          <w:b/>
-          <w:bCs/>
-          <w:lang w:val="en-ID"/>
-        </w:rPr>
-        <w:t xml:space="preserve">Broader Impact on </w:t>
-      </w:r>
-      <w:r>
-        <w:rPr>
-          <w:b/>
-          <w:bCs/>
-          <w:lang w:val="en-ID"/>
-        </w:rPr>
-        <w:t>X</w:t>
-      </w:r>
-      <w:r>
-        <w:rPr>
-          <w:b/>
-          <w:bCs/>
-          <w:lang w:val="en-ID"/>
-        </w:rPr>
-        <w:t>AI</w:t>
-      </w:r>
-    </w:p>
-    <w:p>
-      <w:pPr>
-        <w:pStyle w:val="Para"/>
-        <w:rPr>
-          <w:lang w:val="en-ID"/>
-        </w:rPr>
-      </w:pPr>
-      <w:r>
-        <w:rPr>
-          <w:lang w:val="en-ID"/>
-        </w:rPr>
-        <w:t>These insights have immediate and long-term effects on Responsible AI. In the short term, they highlight the need for evaluations of model fairness</w:t>
-      </w:r>
-      <w:r>
-        <w:rPr>
-          <w:lang w:val="en-ID"/>
-        </w:rPr>
-        <w:t xml:space="preserve">. </w:t>
-      </w:r>
-      <w:r>
-        <w:rPr>
-          <w:lang w:val="en-ID"/>
-        </w:rPr>
-        <w:t>In the long term, integrating dataset composition analysis into Responsible AI frameworks can enhance trust in AI systems, more ethical and accountable AI practices across industries.</w:t>
-      </w:r>
-    </w:p>
-    <w:p>
-      <w:pPr>
-        <w:pStyle w:val="Para"/>
-        <w:rPr>
-          <w:lang w:val="en-ID"/>
-        </w:rPr>
-      </w:pPr>
+        <w:t xml:space="preserve">biases can go undetected, </w:t>
+      </w:r>
+      <w:r>
+        <w:t xml:space="preserve">and then </w:t>
+      </w:r>
+      <w:r>
+        <w:t xml:space="preserve">leading to </w:t>
+      </w:r>
+      <w:r>
+        <w:t>discriminative result</w:t>
+      </w:r>
+      <w:r>
+        <w:t xml:space="preserve"> in critical decision-making processes.</w:t>
+      </w:r>
     </w:p>
     <w:p>
       <w:pPr>
@@ -9013,6 +7740,7 @@
           <w:b/>
           <w:bCs/>
         </w:rPr>
+        <w:lastRenderedPageBreak/>
         <w:t>6.2</w:t>
       </w:r>
       <w:r>
@@ -9035,15 +7763,16 @@
         <w:pStyle w:val="Para"/>
       </w:pPr>
       <w:r>
-        <w:t>Because</w:t>
-      </w:r>
-      <w:r>
-        <w:t xml:space="preserve"> this research work has revealed how dataset composition imbalance affects the </w:t>
-      </w:r>
-      <w:r>
-        <w:lastRenderedPageBreak/>
-        <w:t>performance of AI models and fairness, there are many areas that future research should focus on to improve AI transparency and fairness.</w:t>
-      </w:r>
+        <w:t>There</w:t>
+      </w:r>
+      <w:r>
+        <w:t xml:space="preserve"> are many areas that future research should focus on to improve AI transparency and fairness.</w:t>
+      </w:r>
+    </w:p>
+    <w:p>
+      <w:pPr>
+        <w:pStyle w:val="Para"/>
+      </w:pPr>
     </w:p>
     <w:p>
       <w:pPr>
@@ -9054,19 +7783,13 @@
         </w:numPr>
       </w:pPr>
       <w:r>
-        <w:t>Bias Mitigation Techniques:</w:t>
-      </w:r>
-      <w:r>
-        <w:t xml:space="preserve"> </w:t>
-      </w:r>
-    </w:p>
-    <w:p>
-      <w:pPr>
-        <w:pStyle w:val="Para"/>
-        <w:ind w:left="720"/>
-      </w:pPr>
-      <w:r>
-        <w:t xml:space="preserve">One of the major recommendations is to explore and develop bias mitigation techniques in more detail, for example, </w:t>
+        <w:t>One of the rec</w:t>
+      </w:r>
+      <w:r>
+        <w:t>o</w:t>
+      </w:r>
+      <w:r>
+        <w:t xml:space="preserve">mmendations is to explore and develop bias mitigation techniques in more detail, for example, </w:t>
       </w:r>
       <w:r>
         <w:t xml:space="preserve">Synthetic Minority Over-sampling Technique (SMOTE), </w:t>
@@ -9101,24 +7824,6 @@
         </w:numPr>
       </w:pPr>
       <w:r>
-        <w:t xml:space="preserve">Exploring </w:t>
-      </w:r>
-      <w:r>
-        <w:t xml:space="preserve">Other </w:t>
-      </w:r>
-      <w:r>
-        <w:t>Model</w:t>
-      </w:r>
-      <w:r>
-        <w:t>s</w:t>
-      </w:r>
-    </w:p>
-    <w:p>
-      <w:pPr>
-        <w:pStyle w:val="Para"/>
-        <w:ind w:left="720"/>
-      </w:pPr>
-      <w:r>
         <w:t>This study was performed using logistic regression</w:t>
       </w:r>
       <w:r>
@@ -9161,90 +7866,100 @@
           <w:ilvl w:val="0"/>
           <w:numId w:val="37"/>
         </w:numPr>
-      </w:pPr>
-      <w:r>
-        <w:t xml:space="preserve">Explore the </w:t>
-      </w:r>
-      <w:r>
-        <w:t xml:space="preserve">Impact of </w:t>
-      </w:r>
-      <w:r>
-        <w:t xml:space="preserve">other </w:t>
-      </w:r>
-      <w:r>
-        <w:t xml:space="preserve">Dataset </w:t>
-      </w:r>
-      <w:r>
-        <w:t>Characteristics</w:t>
+        <w:rPr>
+          <w:b/>
+          <w:bCs/>
+        </w:rPr>
+      </w:pPr>
+      <w:r>
+        <w:t>To</w:t>
+      </w:r>
+      <w:r>
+        <w:t xml:space="preserve"> investigate how the differences in the dataset’s </w:t>
+      </w:r>
+      <w:r>
+        <w:t>characteristics such as</w:t>
+      </w:r>
+      <w:r>
+        <w:t xml:space="preserve"> </w:t>
+      </w:r>
+      <w:r>
+        <w:t>data sparsity, feature noise, multivariate normality, correlation between features</w:t>
+      </w:r>
+      <w:r>
+        <w:t xml:space="preserve"> </w:t>
+      </w:r>
+      <w:r>
+        <w:t>etc.</w:t>
+      </w:r>
+      <w:r>
+        <w:t xml:space="preserve"> could influence bias and fairness of the Model’s predictions.</w:t>
       </w:r>
     </w:p>
     <w:p>
       <w:pPr>
         <w:pStyle w:val="Para"/>
-        <w:ind w:left="720"/>
-      </w:pPr>
-      <w:r>
-        <w:t>To</w:t>
-      </w:r>
-      <w:r>
-        <w:t xml:space="preserve"> investigate how the differences in the dataset’s </w:t>
-      </w:r>
-      <w:r>
-        <w:t>characteristics such as</w:t>
-      </w:r>
-      <w:r>
-        <w:t xml:space="preserve"> </w:t>
-      </w:r>
-      <w:r>
-        <w:t>data sparsity, feature noise, multivariate normality, correlation between features</w:t>
-      </w:r>
-      <w:r>
-        <w:t xml:space="preserve"> </w:t>
-      </w:r>
-      <w:r>
-        <w:t>etc.</w:t>
-      </w:r>
-      <w:r>
-        <w:t xml:space="preserve"> could influence bias and fairness of the Model’s predictions.</w:t>
-      </w:r>
+      </w:pPr>
     </w:p>
     <w:p>
       <w:pPr>
         <w:pStyle w:val="Para"/>
       </w:pPr>
-    </w:p>
-    <w:p>
-      <w:pPr>
-        <w:pStyle w:val="Para"/>
-      </w:pPr>
-      <w:r>
-        <w:t>F</w:t>
-      </w:r>
-      <w:r>
-        <w:t xml:space="preserve">uture research can continue to </w:t>
-      </w:r>
-      <w:r>
-        <w:t>explore the</w:t>
-      </w:r>
-      <w:r>
-        <w:t xml:space="preserve"> findings of this study, </w:t>
-      </w:r>
-      <w:r>
-        <w:t>for</w:t>
-      </w:r>
-      <w:r>
-        <w:t xml:space="preserve"> development of more transparent</w:t>
-      </w:r>
-      <w:r>
-        <w:t xml:space="preserve"> </w:t>
-      </w:r>
-      <w:r>
-        <w:t>and fair AI systems.</w:t>
-      </w:r>
-    </w:p>
-    <w:p>
-      <w:pPr>
-        <w:pStyle w:val="Para"/>
+      <w:r>
+        <w:t>Future research can continue to explore the findings of this study, for development of more transparent and fair AI systems.</w:t>
+      </w:r>
+    </w:p>
+    <w:p>
+      <w:pPr>
+        <w:pStyle w:val="FigureCaption"/>
+        <w:rPr>
+          <w:b w:val="0"/>
+          <w:bCs w:val="0"/>
+        </w:rPr>
+      </w:pPr>
+      <w:r>
+        <w:rPr>
+          <w:b w:val="0"/>
+          <w:bCs w:val="0"/>
+        </w:rPr>
+        <w:t xml:space="preserve">The results of this research show that documenting dataset composition increased the AI model transparency and fairness. </w:t>
+      </w:r>
+    </w:p>
+    <w:p>
+      <w:pPr>
+        <w:pStyle w:val="FigureCaption"/>
+        <w:rPr>
+          <w:b w:val="0"/>
+          <w:bCs w:val="0"/>
+        </w:rPr>
+      </w:pPr>
+      <w:r>
+        <w:rPr>
+          <w:b w:val="0"/>
+          <w:bCs w:val="0"/>
+        </w:rPr>
+        <w:t>When dataset homogeneity composition (whether balanced or imbalanced) is documented and understood, it gave clean insights to the stakeholders about potential biases in the system to be considered.</w:t>
+      </w:r>
+    </w:p>
+    <w:p>
+      <w:pPr>
+        <w:pStyle w:val="FigureCaption"/>
+        <w:rPr>
+          <w:b w:val="0"/>
+          <w:bCs w:val="0"/>
+        </w:rPr>
+      </w:pPr>
+      <w:r>
+        <w:rPr>
+          <w:b w:val="0"/>
+          <w:bCs w:val="0"/>
+        </w:rPr>
+        <w:t xml:space="preserve">Without proper documentation, these biases can go unnoticed, and stakeholders may believe that the model is performing very good. </w:t>
+      </w:r>
+    </w:p>
+    <w:p>
+      <w:pPr>
+        <w:pStyle w:val="FigureCaption"/>
       </w:pPr>
     </w:p>
     <w:p>
@@ -9367,6 +8082,71 @@
           <w:rFonts w:ascii="Times New Roman" w:hAnsi="Times New Roman" w:cs="Times New Roman"/>
           <w:sz w:val="24"/>
           <w:szCs w:val="24"/>
+          <w:lang w:eastAsia="it-IT"/>
+          <w14:ligatures w14:val="standard"/>
+        </w:rPr>
+      </w:pPr>
+    </w:p>
+    <w:p>
+      <w:pPr>
+        <w:pStyle w:val="AckPara"/>
+        <w:spacing w:line="360" w:lineRule="auto"/>
+        <w:rPr>
+          <w:rFonts w:ascii="Times New Roman" w:hAnsi="Times New Roman" w:cs="Times New Roman"/>
+          <w:sz w:val="24"/>
+          <w:szCs w:val="24"/>
+          <w:lang w:eastAsia="it-IT"/>
+          <w14:ligatures w14:val="standard"/>
+        </w:rPr>
+      </w:pPr>
+    </w:p>
+    <w:p>
+      <w:pPr>
+        <w:pStyle w:val="AckPara"/>
+        <w:spacing w:line="360" w:lineRule="auto"/>
+        <w:rPr>
+          <w:rFonts w:ascii="Times New Roman" w:hAnsi="Times New Roman" w:cs="Times New Roman"/>
+          <w:sz w:val="24"/>
+          <w:szCs w:val="24"/>
+          <w:lang w:eastAsia="it-IT"/>
+          <w14:ligatures w14:val="standard"/>
+        </w:rPr>
+      </w:pPr>
+    </w:p>
+    <w:p>
+      <w:pPr>
+        <w:pStyle w:val="AckPara"/>
+        <w:spacing w:line="360" w:lineRule="auto"/>
+        <w:rPr>
+          <w:rFonts w:ascii="Times New Roman" w:hAnsi="Times New Roman" w:cs="Times New Roman"/>
+          <w:sz w:val="24"/>
+          <w:szCs w:val="24"/>
+          <w:lang w:eastAsia="it-IT"/>
+          <w14:ligatures w14:val="standard"/>
+        </w:rPr>
+      </w:pPr>
+    </w:p>
+    <w:p>
+      <w:pPr>
+        <w:pStyle w:val="AckPara"/>
+        <w:spacing w:line="360" w:lineRule="auto"/>
+        <w:rPr>
+          <w:rFonts w:ascii="Times New Roman" w:hAnsi="Times New Roman" w:cs="Times New Roman"/>
+          <w:sz w:val="24"/>
+          <w:szCs w:val="24"/>
+          <w:lang w:eastAsia="it-IT"/>
+          <w14:ligatures w14:val="standard"/>
+        </w:rPr>
+      </w:pPr>
+    </w:p>
+    <w:p>
+      <w:pPr>
+        <w:pStyle w:val="AckPara"/>
+        <w:spacing w:line="360" w:lineRule="auto"/>
+        <w:rPr>
+          <w:rFonts w:ascii="Times New Roman" w:hAnsi="Times New Roman" w:cs="Times New Roman"/>
+          <w:sz w:val="24"/>
+          <w:szCs w:val="24"/>
           <w14:ligatures w14:val="standard"/>
         </w:rPr>
       </w:pPr>
@@ -9377,6 +8157,7 @@
         <w:spacing w:line="360" w:lineRule="auto"/>
       </w:pPr>
       <w:r>
+        <w:lastRenderedPageBreak/>
         <w:t>REFERENCES</w:t>
       </w:r>
     </w:p>
@@ -9410,7 +8191,6 @@
         <w:tab/>
       </w:r>
       <w:proofErr w:type="spellStart"/>
-      <w:proofErr w:type="gramStart"/>
       <w:r>
         <w:rPr>
           <w:rFonts w:ascii="Times New Roman" w:hAnsi="Times New Roman" w:cs="Times New Roman"/>
@@ -9428,17 +8208,7 @@
           <w:szCs w:val="24"/>
           <w14:ligatures w14:val="standard"/>
         </w:rPr>
-        <w:t>.</w:t>
-      </w:r>
-      <w:proofErr w:type="gramEnd"/>
-      <w:r>
-        <w:rPr>
-          <w:rFonts w:ascii="Times New Roman" w:hAnsi="Times New Roman" w:cs="Times New Roman"/>
-          <w:sz w:val="24"/>
-          <w:szCs w:val="24"/>
-          <w14:ligatures w14:val="standard"/>
-        </w:rPr>
-        <w:t xml:space="preserve"> 2019. </w:t>
+        <w:t xml:space="preserve">. 2019. </w:t>
       </w:r>
       <w:r>
         <w:rPr>
@@ -9669,17 +8439,7 @@
           <w:szCs w:val="24"/>
           <w14:ligatures w14:val="standard"/>
         </w:rPr>
-        <w:t xml:space="preserve">. </w:t>
-      </w:r>
-      <w:r>
-        <w:rPr>
-          <w:rFonts w:ascii="Times New Roman" w:hAnsi="Times New Roman" w:cs="Times New Roman"/>
-          <w:sz w:val="24"/>
-          <w:szCs w:val="24"/>
-          <w14:ligatures w14:val="standard"/>
-        </w:rPr>
-        <w:lastRenderedPageBreak/>
-        <w:t>Journal of Big Data. 6, 27 (2019). https://doi.org/10.1186/s40537-019-0192-5</w:t>
+        <w:t>. Journal of Big Data. 6, 27 (2019). https://doi.org/10.1186/s40537-019-0192-5</w:t>
       </w:r>
     </w:p>
     <w:p>
@@ -10222,7 +8982,6 @@
         </w:rPr>
         <w:t>[</w:t>
       </w:r>
-      <w:proofErr w:type="gramStart"/>
       <w:r>
         <w:rPr>
           <w:rFonts w:ascii="Times New Roman" w:hAnsi="Times New Roman" w:cs="Times New Roman"/>
@@ -10248,17 +9007,7 @@
           <w:szCs w:val="24"/>
           <w14:ligatures w14:val="standard"/>
         </w:rPr>
-        <w:t>National</w:t>
-      </w:r>
-      <w:proofErr w:type="gramEnd"/>
-      <w:r>
-        <w:rPr>
-          <w:rFonts w:ascii="Times New Roman" w:hAnsi="Times New Roman" w:cs="Times New Roman"/>
-          <w:sz w:val="24"/>
-          <w:szCs w:val="24"/>
-          <w14:ligatures w14:val="standard"/>
-        </w:rPr>
-        <w:t xml:space="preserve"> Institute of Standards and Technology (NIST). 2021. </w:t>
+        <w:t xml:space="preserve">National Institute of Standards and Technology (NIST). 2021. </w:t>
       </w:r>
       <w:r>
         <w:rPr>
@@ -10269,7 +9018,96 @@
           <w:szCs w:val="24"/>
           <w14:ligatures w14:val="standard"/>
         </w:rPr>
-        <w:t xml:space="preserve">Four Principles of </w:t>
+        <w:t>Four Principles of Explainable Artificial Intelligence.</w:t>
+      </w:r>
+      <w:r>
+        <w:rPr>
+          <w:rFonts w:ascii="Times New Roman" w:hAnsi="Times New Roman" w:cs="Times New Roman"/>
+          <w:sz w:val="24"/>
+          <w:szCs w:val="24"/>
+          <w14:ligatures w14:val="standard"/>
+        </w:rPr>
+        <w:t xml:space="preserve"> NIST Internal Report 8312, 1–23. Available at: https://nvlpubs.nist.gov/nistpubs/ir/2021/NIST.IR.8312.pdf. </w:t>
+      </w:r>
+    </w:p>
+    <w:p>
+      <w:pPr>
+        <w:pStyle w:val="Bibentry"/>
+        <w:spacing w:line="360" w:lineRule="auto"/>
+        <w:rPr>
+          <w:rFonts w:ascii="Times New Roman" w:hAnsi="Times New Roman" w:cs="Times New Roman"/>
+          <w:sz w:val="24"/>
+          <w:szCs w:val="24"/>
+          <w14:ligatures w14:val="standard"/>
+        </w:rPr>
+      </w:pPr>
+      <w:r>
+        <w:rPr>
+          <w:rFonts w:ascii="Times New Roman" w:hAnsi="Times New Roman" w:cs="Times New Roman"/>
+          <w:sz w:val="24"/>
+          <w:szCs w:val="24"/>
+          <w14:ligatures w14:val="standard"/>
+        </w:rPr>
+        <w:t>[</w:t>
+      </w:r>
+      <w:r>
+        <w:rPr>
+          <w:rFonts w:ascii="Times New Roman" w:hAnsi="Times New Roman" w:cs="Times New Roman"/>
+          <w:sz w:val="24"/>
+          <w:szCs w:val="24"/>
+          <w14:ligatures w14:val="standard"/>
+        </w:rPr>
+        <w:t>1</w:t>
+      </w:r>
+      <w:r>
+        <w:rPr>
+          <w:rFonts w:ascii="Times New Roman" w:hAnsi="Times New Roman" w:cs="Times New Roman"/>
+          <w:sz w:val="24"/>
+          <w:szCs w:val="24"/>
+          <w14:ligatures w14:val="standard"/>
+        </w:rPr>
+        <w:t>1</w:t>
+      </w:r>
+      <w:r>
+        <w:rPr>
+          <w:rFonts w:ascii="Times New Roman" w:hAnsi="Times New Roman" w:cs="Times New Roman"/>
+          <w:sz w:val="24"/>
+          <w:szCs w:val="24"/>
+          <w14:ligatures w14:val="standard"/>
+        </w:rPr>
+        <w:t>]</w:t>
+      </w:r>
+      <w:r>
+        <w:t xml:space="preserve"> </w:t>
+      </w:r>
+      <w:r>
+        <w:rPr>
+          <w:rFonts w:ascii="Times New Roman" w:hAnsi="Times New Roman" w:cs="Times New Roman"/>
+          <w:sz w:val="24"/>
+          <w:szCs w:val="24"/>
+          <w14:ligatures w14:val="standard"/>
+        </w:rPr>
+        <w:t xml:space="preserve">Oreski, D., Oreski, S., and </w:t>
+      </w:r>
+      <w:proofErr w:type="spellStart"/>
+      <w:r>
+        <w:rPr>
+          <w:rFonts w:ascii="Times New Roman" w:hAnsi="Times New Roman" w:cs="Times New Roman"/>
+          <w:sz w:val="24"/>
+          <w:szCs w:val="24"/>
+          <w14:ligatures w14:val="standard"/>
+        </w:rPr>
+        <w:t>Klicek</w:t>
+      </w:r>
+      <w:proofErr w:type="spellEnd"/>
+      <w:r>
+        <w:rPr>
+          <w:rFonts w:ascii="Times New Roman" w:hAnsi="Times New Roman" w:cs="Times New Roman"/>
+          <w:sz w:val="24"/>
+          <w:szCs w:val="24"/>
+          <w14:ligatures w14:val="standard"/>
+        </w:rPr>
+        <w:t xml:space="preserve">, B. 2017. </w:t>
       </w:r>
       <w:r>
         <w:rPr>
@@ -10280,16 +9118,16 @@
           <w:szCs w:val="24"/>
           <w14:ligatures w14:val="standard"/>
         </w:rPr>
-        <w:t>Explainable Artificial Intelligence.</w:t>
-      </w:r>
-      <w:r>
-        <w:rPr>
-          <w:rFonts w:ascii="Times New Roman" w:hAnsi="Times New Roman" w:cs="Times New Roman"/>
-          <w:sz w:val="24"/>
-          <w:szCs w:val="24"/>
-          <w14:ligatures w14:val="standard"/>
-        </w:rPr>
-        <w:t xml:space="preserve"> NIST Internal Report 8312, 1–23. Available at: https://nvlpubs.nist.gov/nistpubs/ir/2021/NIST.IR.8312.pdf. </w:t>
+        <w:t>Effects of dataset characteristics on the performance of feature selection techniques.</w:t>
+      </w:r>
+      <w:r>
+        <w:rPr>
+          <w:rFonts w:ascii="Times New Roman" w:hAnsi="Times New Roman" w:cs="Times New Roman"/>
+          <w:sz w:val="24"/>
+          <w:szCs w:val="24"/>
+          <w14:ligatures w14:val="standard"/>
+        </w:rPr>
+        <w:t xml:space="preserve"> Applied Soft Computing 52, 109-119. DOI: https://doi.org/10.1016/j.asoc.2016.12.023.</w:t>
       </w:r>
     </w:p>
     <w:p>
@@ -10310,25 +9148,16 @@
           <w:szCs w:val="24"/>
           <w14:ligatures w14:val="standard"/>
         </w:rPr>
-        <w:t>[</w:t>
-      </w:r>
-      <w:r>
-        <w:rPr>
-          <w:rFonts w:ascii="Times New Roman" w:hAnsi="Times New Roman" w:cs="Times New Roman"/>
-          <w:sz w:val="24"/>
-          <w:szCs w:val="24"/>
-          <w14:ligatures w14:val="standard"/>
-        </w:rPr>
-        <w:t>1</w:t>
-      </w:r>
-      <w:r>
-        <w:rPr>
-          <w:rFonts w:ascii="Times New Roman" w:hAnsi="Times New Roman" w:cs="Times New Roman"/>
-          <w:sz w:val="24"/>
-          <w:szCs w:val="24"/>
-          <w14:ligatures w14:val="standard"/>
-        </w:rPr>
-        <w:t>1</w:t>
+        <w:t>[1</w:t>
+      </w:r>
+      <w:r>
+        <w:rPr>
+          <w:rFonts w:ascii="Times New Roman" w:hAnsi="Times New Roman" w:cs="Times New Roman"/>
+          <w:sz w:val="24"/>
+          <w:szCs w:val="24"/>
+          <w14:ligatures w14:val="standard"/>
+        </w:rPr>
+        <w:t>2</w:t>
       </w:r>
       <w:r>
         <w:rPr>
@@ -10340,36 +9169,13 @@
         <w:t>]</w:t>
       </w:r>
       <w:r>
-        <w:t xml:space="preserve"> </w:t>
-      </w:r>
-      <w:r>
-        <w:rPr>
-          <w:rFonts w:ascii="Times New Roman" w:hAnsi="Times New Roman" w:cs="Times New Roman"/>
-          <w:sz w:val="24"/>
-          <w:szCs w:val="24"/>
-          <w14:ligatures w14:val="standard"/>
-        </w:rPr>
-        <w:t xml:space="preserve">Oreski, D., Oreski, S., and </w:t>
-      </w:r>
-      <w:proofErr w:type="spellStart"/>
-      <w:r>
-        <w:rPr>
-          <w:rFonts w:ascii="Times New Roman" w:hAnsi="Times New Roman" w:cs="Times New Roman"/>
-          <w:sz w:val="24"/>
-          <w:szCs w:val="24"/>
-          <w14:ligatures w14:val="standard"/>
-        </w:rPr>
-        <w:t>Klicek</w:t>
-      </w:r>
-      <w:proofErr w:type="spellEnd"/>
-      <w:r>
-        <w:rPr>
-          <w:rFonts w:ascii="Times New Roman" w:hAnsi="Times New Roman" w:cs="Times New Roman"/>
-          <w:sz w:val="24"/>
-          <w:szCs w:val="24"/>
-          <w14:ligatures w14:val="standard"/>
-        </w:rPr>
-        <w:t xml:space="preserve">, B. 2017. </w:t>
+        <w:rPr>
+          <w:rFonts w:ascii="Times New Roman" w:hAnsi="Times New Roman" w:cs="Times New Roman"/>
+          <w:sz w:val="24"/>
+          <w:szCs w:val="24"/>
+          <w14:ligatures w14:val="standard"/>
+        </w:rPr>
+        <w:t>Prashant. 2019</w:t>
       </w:r>
       <w:r>
         <w:rPr>
@@ -10380,16 +9186,7 @@
           <w:szCs w:val="24"/>
           <w14:ligatures w14:val="standard"/>
         </w:rPr>
-        <w:t>Effects of dataset characteristics on the performance of feature selection techniques.</w:t>
-      </w:r>
-      <w:r>
-        <w:rPr>
-          <w:rFonts w:ascii="Times New Roman" w:hAnsi="Times New Roman" w:cs="Times New Roman"/>
-          <w:sz w:val="24"/>
-          <w:szCs w:val="24"/>
-          <w14:ligatures w14:val="standard"/>
-        </w:rPr>
-        <w:t xml:space="preserve"> Applied Soft Computing 52, 109-119. DOI: https://doi.org/10.1016/j.asoc.2016.12.023.</w:t>
+        <w:t>. Explain Your Model Predictions with LIME. Retrieved from https://www.kaggle.com/code/prashant111/explain-your-model-predictions-with-lime/notebook.</w:t>
       </w:r>
     </w:p>
     <w:p>
@@ -10398,6 +9195,7 @@
         <w:spacing w:line="360" w:lineRule="auto"/>
         <w:rPr>
           <w:rFonts w:ascii="Times New Roman" w:hAnsi="Times New Roman" w:cs="Times New Roman"/>
+          <w:vanish/>
           <w:sz w:val="24"/>
           <w:szCs w:val="24"/>
           <w14:ligatures w14:val="standard"/>
@@ -10412,7 +9210,6 @@
         </w:rPr>
         <w:t>[</w:t>
       </w:r>
-      <w:proofErr w:type="gramStart"/>
       <w:r>
         <w:rPr>
           <w:rFonts w:ascii="Times New Roman" w:hAnsi="Times New Roman" w:cs="Times New Roman"/>
@@ -10429,7 +9226,7 @@
           <w:szCs w:val="24"/>
           <w14:ligatures w14:val="standard"/>
         </w:rPr>
-        <w:t>2</w:t>
+        <w:t>3</w:t>
       </w:r>
       <w:r>
         <w:rPr>
@@ -10447,96 +9244,7 @@
           <w:szCs w:val="24"/>
           <w14:ligatures w14:val="standard"/>
         </w:rPr>
-        <w:t>Prashant</w:t>
-      </w:r>
-      <w:proofErr w:type="gramEnd"/>
-      <w:r>
-        <w:rPr>
-          <w:rFonts w:ascii="Times New Roman" w:hAnsi="Times New Roman" w:cs="Times New Roman"/>
-          <w:sz w:val="24"/>
-          <w:szCs w:val="24"/>
-          <w14:ligatures w14:val="standard"/>
-        </w:rPr>
-        <w:t>. 2019</w:t>
-      </w:r>
-      <w:r>
-        <w:rPr>
-          <w:rFonts w:ascii="Times New Roman" w:hAnsi="Times New Roman" w:cs="Times New Roman"/>
-          <w:i/>
-          <w:iCs/>
-          <w:sz w:val="24"/>
-          <w:szCs w:val="24"/>
-          <w14:ligatures w14:val="standard"/>
-        </w:rPr>
-        <w:t>. Explain Your Model Predictions with LIME. Retrieved from https://www.kaggle.com/code/prashant111/explain-your-model-predictions-with-lime/notebook.</w:t>
-      </w:r>
-    </w:p>
-    <w:p>
-      <w:pPr>
-        <w:pStyle w:val="Bibentry"/>
-        <w:spacing w:line="360" w:lineRule="auto"/>
-        <w:rPr>
-          <w:rFonts w:ascii="Times New Roman" w:hAnsi="Times New Roman" w:cs="Times New Roman"/>
-          <w:sz w:val="24"/>
-          <w:szCs w:val="24"/>
-          <w14:ligatures w14:val="standard"/>
-        </w:rPr>
-      </w:pPr>
-      <w:r>
-        <w:rPr>
-          <w:rFonts w:ascii="Times New Roman" w:hAnsi="Times New Roman" w:cs="Times New Roman"/>
-          <w:sz w:val="24"/>
-          <w:szCs w:val="24"/>
-          <w14:ligatures w14:val="standard"/>
-        </w:rPr>
-        <w:t>[</w:t>
-      </w:r>
-      <w:proofErr w:type="gramStart"/>
-      <w:r>
-        <w:rPr>
-          <w:rFonts w:ascii="Times New Roman" w:hAnsi="Times New Roman" w:cs="Times New Roman"/>
-          <w:sz w:val="24"/>
-          <w:szCs w:val="24"/>
-          <w14:ligatures w14:val="standard"/>
-        </w:rPr>
-        <w:t>1</w:t>
-      </w:r>
-      <w:r>
-        <w:rPr>
-          <w:rFonts w:ascii="Times New Roman" w:hAnsi="Times New Roman" w:cs="Times New Roman"/>
-          <w:sz w:val="24"/>
-          <w:szCs w:val="24"/>
-          <w14:ligatures w14:val="standard"/>
-        </w:rPr>
-        <w:t>3</w:t>
-      </w:r>
-      <w:r>
-        <w:rPr>
-          <w:rFonts w:ascii="Times New Roman" w:hAnsi="Times New Roman" w:cs="Times New Roman"/>
-          <w:sz w:val="24"/>
-          <w:szCs w:val="24"/>
-          <w14:ligatures w14:val="standard"/>
-        </w:rPr>
-        <w:t>]</w:t>
-      </w:r>
-      <w:r>
-        <w:rPr>
-          <w:rFonts w:ascii="Times New Roman" w:hAnsi="Times New Roman" w:cs="Times New Roman"/>
-          <w:sz w:val="24"/>
-          <w:szCs w:val="24"/>
-          <w14:ligatures w14:val="standard"/>
-        </w:rPr>
-        <w:t>The</w:t>
-      </w:r>
-      <w:proofErr w:type="gramEnd"/>
-      <w:r>
-        <w:rPr>
-          <w:rFonts w:ascii="Times New Roman" w:hAnsi="Times New Roman" w:cs="Times New Roman"/>
-          <w:sz w:val="24"/>
-          <w:szCs w:val="24"/>
-          <w14:ligatures w14:val="standard"/>
-        </w:rPr>
-        <w:t xml:space="preserve"> Conference Board. </w:t>
+        <w:t xml:space="preserve">The Conference Board. </w:t>
       </w:r>
       <w:r>
         <w:rPr>
@@ -10589,38 +9297,10 @@
         </w:rPr>
         <w:t>.</w:t>
       </w:r>
-    </w:p>
-    <w:p>
-      <w:pPr>
-        <w:pStyle w:val="Bibentry"/>
-        <w:spacing w:line="360" w:lineRule="auto"/>
-        <w:rPr>
-          <w:rFonts w:ascii="Times New Roman" w:hAnsi="Times New Roman" w:cs="Times New Roman"/>
-          <w:sz w:val="24"/>
-          <w:szCs w:val="24"/>
-          <w:lang w:val="en-ID"/>
-          <w14:ligatures w14:val="standard"/>
-        </w:rPr>
-      </w:pPr>
-    </w:p>
-    <w:p>
-      <w:pPr>
-        <w:pStyle w:val="MetadataHead"/>
-        <w:spacing w:line="360" w:lineRule="auto"/>
+      <w:r>
         <w:rPr>
           <w:rFonts w:ascii="Times New Roman" w:hAnsi="Times New Roman" w:cs="Times New Roman"/>
           <w:vanish/>
-          <w:color w:val="auto"/>
-          <w:sz w:val="24"/>
-          <w:szCs w:val="24"/>
-          <w14:ligatures w14:val="standard"/>
-        </w:rPr>
-      </w:pPr>
-      <w:r>
-        <w:rPr>
-          <w:rFonts w:ascii="Times New Roman" w:hAnsi="Times New Roman" w:cs="Times New Roman"/>
-          <w:vanish/>
-          <w:color w:val="auto"/>
           <w:sz w:val="24"/>
           <w:szCs w:val="24"/>
           <w14:ligatures w14:val="standard"/>
@@ -11097,7 +9777,6 @@
             </w:rPr>
           </w:pPr>
           <w:proofErr w:type="spellStart"/>
-          <w:proofErr w:type="gramStart"/>
           <w:r>
             <w:rPr>
               <w:rFonts w:ascii="Linux Biolinum" w:hAnsi="Linux Biolinum" w:cs="Linux Biolinum"/>
@@ -11105,7 +9784,6 @@
             <w:t>H.Purwadi</w:t>
           </w:r>
           <w:proofErr w:type="spellEnd"/>
-          <w:proofErr w:type="gramEnd"/>
         </w:p>
       </w:tc>
     </w:tr>
@@ -11235,7 +9913,6 @@
             </w:rPr>
           </w:pPr>
           <w:proofErr w:type="spellStart"/>
-          <w:proofErr w:type="gramStart"/>
           <w:r>
             <w:rPr>
               <w:rFonts w:ascii="Linux Biolinum" w:hAnsi="Linux Biolinum" w:cs="Linux Biolinum"/>
@@ -11243,7 +9920,6 @@
             <w:t>H.Purwadi</w:t>
           </w:r>
           <w:proofErr w:type="spellEnd"/>
-          <w:proofErr w:type="gramEnd"/>
         </w:p>
       </w:tc>
     </w:tr>
@@ -15460,7 +14136,6 @@
   <w:style w:type="character" w:default="1" w:styleId="DefaultParagraphFont">
     <w:name w:val="Default Paragraph Font"/>
     <w:uiPriority w:val="1"/>
-    <w:semiHidden/>
     <w:unhideWhenUsed/>
   </w:style>
   <w:style w:type="table" w:default="1" w:styleId="TableNormal">

--- a/202370140_XAI.docx
+++ b/202370140_XAI.docx
@@ -1746,7 +1746,15 @@
         <w:t xml:space="preserve">studied </w:t>
       </w:r>
       <w:r>
-        <w:t xml:space="preserve">by Miao, Y., Cao, H., and Tang, M. (2022) focuses on the technique to evaluate the impact that imbalanced binary data on the performance of machine learning models. In their investigation, they investigated how the imbalance ratio (IR) influences the performance and stability of the model. </w:t>
+        <w:t xml:space="preserve">by Miao, Y., Cao, H., and </w:t>
+      </w:r>
+      <w:proofErr w:type="gramStart"/>
+      <w:r>
+        <w:t>Tang,</w:t>
+      </w:r>
+      <w:proofErr w:type="gramEnd"/>
+      <w:r>
+        <w:t xml:space="preserve"> M. (2022) focuses on the technique to evaluate the impact that imbalanced binary data on the performance of machine learning models. In their investigation, they investigated how the imbalance ratio (IR) influences the performance and stability of the model. </w:t>
       </w:r>
     </w:p>
     <w:p>
@@ -2228,6 +2236,7 @@
         <w:t>​ L(</w:t>
       </w:r>
       <w:proofErr w:type="spellStart"/>
+      <w:proofErr w:type="gramStart"/>
       <w:r>
         <w:rPr>
           <w:rFonts w:ascii="Times New Roman" w:hAnsi="Times New Roman" w:cs="Times New Roman"/>
@@ -2239,6 +2248,7 @@
         <w:t>f,g</w:t>
       </w:r>
       <w:proofErr w:type="spellEnd"/>
+      <w:proofErr w:type="gramEnd"/>
       <w:r>
         <w:rPr>
           <w:rFonts w:ascii="Times New Roman" w:hAnsi="Times New Roman" w:cs="Times New Roman"/>
@@ -2437,10 +2447,18 @@
       </w:r>
       <w:r>
         <w:tab/>
-        <w:t xml:space="preserve">    </w:t>
-      </w:r>
-      <w:r>
-        <w:t>(2)</w:t>
+        <w:t xml:space="preserve"> </w:t>
+      </w:r>
+      <w:proofErr w:type="gramStart"/>
+      <w:r>
+        <w:t xml:space="preserve">   </w:t>
+      </w:r>
+      <w:r>
+        <w:t>(</w:t>
+      </w:r>
+      <w:proofErr w:type="gramEnd"/>
+      <w:r>
+        <w:t>2)</w:t>
       </w:r>
     </w:p>
     <w:p>
@@ -7095,7 +7113,21 @@
         <w:rPr>
           <w:lang w:val="en-ID"/>
         </w:rPr>
-        <w:t>Models trained on imbalanced datasets are lead to bias, favouring majority class only This bias becomes obvious when the size of the dataset increase.</w:t>
+        <w:t xml:space="preserve">Models trained on imbalanced datasets are </w:t>
+      </w:r>
+      <w:proofErr w:type="gramStart"/>
+      <w:r>
+        <w:rPr>
+          <w:lang w:val="en-ID"/>
+        </w:rPr>
+        <w:t>lead</w:t>
+      </w:r>
+      <w:proofErr w:type="gramEnd"/>
+      <w:r>
+        <w:rPr>
+          <w:lang w:val="en-ID"/>
+        </w:rPr>
+        <w:t xml:space="preserve"> to bias, favouring majority class only This bias becomes obvious when the size of the dataset increase.</w:t>
       </w:r>
     </w:p>
     <w:p>
@@ -8191,6 +8223,7 @@
         <w:tab/>
       </w:r>
       <w:proofErr w:type="spellStart"/>
+      <w:proofErr w:type="gramStart"/>
       <w:r>
         <w:rPr>
           <w:rFonts w:ascii="Times New Roman" w:hAnsi="Times New Roman" w:cs="Times New Roman"/>
@@ -8208,7 +8241,17 @@
           <w:szCs w:val="24"/>
           <w14:ligatures w14:val="standard"/>
         </w:rPr>
-        <w:t xml:space="preserve">. 2019. </w:t>
+        <w:t>.</w:t>
+      </w:r>
+      <w:proofErr w:type="gramEnd"/>
+      <w:r>
+        <w:rPr>
+          <w:rFonts w:ascii="Times New Roman" w:hAnsi="Times New Roman" w:cs="Times New Roman"/>
+          <w:sz w:val="24"/>
+          <w:szCs w:val="24"/>
+          <w14:ligatures w14:val="standard"/>
+        </w:rPr>
+        <w:t xml:space="preserve"> 2019. </w:t>
       </w:r>
       <w:r>
         <w:rPr>
@@ -8982,6 +9025,7 @@
         </w:rPr>
         <w:t>[</w:t>
       </w:r>
+      <w:proofErr w:type="gramStart"/>
       <w:r>
         <w:rPr>
           <w:rFonts w:ascii="Times New Roman" w:hAnsi="Times New Roman" w:cs="Times New Roman"/>
@@ -9007,7 +9051,17 @@
           <w:szCs w:val="24"/>
           <w14:ligatures w14:val="standard"/>
         </w:rPr>
-        <w:t xml:space="preserve">National Institute of Standards and Technology (NIST). 2021. </w:t>
+        <w:t>National</w:t>
+      </w:r>
+      <w:proofErr w:type="gramEnd"/>
+      <w:r>
+        <w:rPr>
+          <w:rFonts w:ascii="Times New Roman" w:hAnsi="Times New Roman" w:cs="Times New Roman"/>
+          <w:sz w:val="24"/>
+          <w:szCs w:val="24"/>
+          <w14:ligatures w14:val="standard"/>
+        </w:rPr>
+        <w:t xml:space="preserve"> Institute of Standards and Technology (NIST). 2021. </w:t>
       </w:r>
       <w:r>
         <w:rPr>
@@ -9148,7 +9202,17 @@
           <w:szCs w:val="24"/>
           <w14:ligatures w14:val="standard"/>
         </w:rPr>
-        <w:t>[1</w:t>
+        <w:t>[</w:t>
+      </w:r>
+      <w:proofErr w:type="gramStart"/>
+      <w:r>
+        <w:rPr>
+          <w:rFonts w:ascii="Times New Roman" w:hAnsi="Times New Roman" w:cs="Times New Roman"/>
+          <w:sz w:val="24"/>
+          <w:szCs w:val="24"/>
+          <w14:ligatures w14:val="standard"/>
+        </w:rPr>
+        <w:t>1</w:t>
       </w:r>
       <w:r>
         <w:rPr>
@@ -9175,7 +9239,17 @@
           <w:szCs w:val="24"/>
           <w14:ligatures w14:val="standard"/>
         </w:rPr>
-        <w:t>Prashant. 2019</w:t>
+        <w:t>Prashant</w:t>
+      </w:r>
+      <w:proofErr w:type="gramEnd"/>
+      <w:r>
+        <w:rPr>
+          <w:rFonts w:ascii="Times New Roman" w:hAnsi="Times New Roman" w:cs="Times New Roman"/>
+          <w:sz w:val="24"/>
+          <w:szCs w:val="24"/>
+          <w14:ligatures w14:val="standard"/>
+        </w:rPr>
+        <w:t>. 2019</w:t>
       </w:r>
       <w:r>
         <w:rPr>
@@ -9210,6 +9284,7 @@
         </w:rPr>
         <w:t>[</w:t>
       </w:r>
+      <w:proofErr w:type="gramStart"/>
       <w:r>
         <w:rPr>
           <w:rFonts w:ascii="Times New Roman" w:hAnsi="Times New Roman" w:cs="Times New Roman"/>
@@ -9244,7 +9319,17 @@
           <w:szCs w:val="24"/>
           <w14:ligatures w14:val="standard"/>
         </w:rPr>
-        <w:t xml:space="preserve">The Conference Board. </w:t>
+        <w:t>The</w:t>
+      </w:r>
+      <w:proofErr w:type="gramEnd"/>
+      <w:r>
+        <w:rPr>
+          <w:rFonts w:ascii="Times New Roman" w:hAnsi="Times New Roman" w:cs="Times New Roman"/>
+          <w:sz w:val="24"/>
+          <w:szCs w:val="24"/>
+          <w14:ligatures w14:val="standard"/>
+        </w:rPr>
+        <w:t xml:space="preserve"> Conference Board. </w:t>
       </w:r>
       <w:r>
         <w:rPr>
@@ -9685,24 +9770,14 @@
               <w:rFonts w:ascii="Linux Biolinum" w:hAnsi="Linux Biolinum" w:cs="Linux Biolinum"/>
             </w:rPr>
           </w:pPr>
+          <w:proofErr w:type="spellStart"/>
           <w:r>
             <w:rPr>
               <w:rFonts w:ascii="Linux Biolinum" w:hAnsi="Linux Biolinum" w:cs="Linux Biolinum"/>
             </w:rPr>
             <w:t>Purwadi</w:t>
           </w:r>
-          <w:r>
-            <w:rPr>
-              <w:rFonts w:ascii="Linux Biolinum" w:hAnsi="Linux Biolinum" w:cs="Linux Biolinum"/>
-            </w:rPr>
-            <w:t>’</w:t>
-          </w:r>
-          <w:r>
-            <w:rPr>
-              <w:rFonts w:ascii="Linux Biolinum" w:hAnsi="Linux Biolinum" w:cs="Linux Biolinum"/>
-            </w:rPr>
-            <w:t>4</w:t>
-          </w:r>
+          <w:proofErr w:type="spellEnd"/>
           <w:r>
             <w:rPr>
               <w:rFonts w:ascii="Linux Biolinum" w:hAnsi="Linux Biolinum" w:cs="Linux Biolinum"/>
@@ -9777,6 +9852,7 @@
             </w:rPr>
           </w:pPr>
           <w:proofErr w:type="spellStart"/>
+          <w:proofErr w:type="gramStart"/>
           <w:r>
             <w:rPr>
               <w:rFonts w:ascii="Linux Biolinum" w:hAnsi="Linux Biolinum" w:cs="Linux Biolinum"/>
@@ -9784,6 +9860,7 @@
             <w:t>H.Purwadi</w:t>
           </w:r>
           <w:proofErr w:type="spellEnd"/>
+          <w:proofErr w:type="gramEnd"/>
         </w:p>
       </w:tc>
     </w:tr>
@@ -9913,6 +9990,7 @@
             </w:rPr>
           </w:pPr>
           <w:proofErr w:type="spellStart"/>
+          <w:proofErr w:type="gramStart"/>
           <w:r>
             <w:rPr>
               <w:rFonts w:ascii="Linux Biolinum" w:hAnsi="Linux Biolinum" w:cs="Linux Biolinum"/>
@@ -9920,6 +9998,7 @@
             <w:t>H.Purwadi</w:t>
           </w:r>
           <w:proofErr w:type="spellEnd"/>
+          <w:proofErr w:type="gramEnd"/>
         </w:p>
       </w:tc>
     </w:tr>
